--- a/docs/Akilli_Degisken_Uretimi.docx
+++ b/docs/Akilli_Degisken_Uretimi.docx
@@ -6,7 +6,7 @@
       <w:pPr>
         <w:pStyle w:val="Heading1"/>
         <w:pBdr>
-          <w:bottom w:val="single" w:color="D51115" w:sz="8" w:space="6"/>
+          <w:bottom w:val="single" w:color="D51115" w:sz="4" w:space="6"/>
         </w:pBdr>
         <w:spacing w:after="320" w:before="0"/>
       </w:pPr>
@@ -59,28 +59,31 @@
             <w:tcW w:type="dxa" w:w="9638"/>
             <w:tcBorders>
               <w:top w:val="none" w:color="FFFFFF" w:sz="0"/>
-              <w:left w:val="single" w:color="595959" w:sz="12"/>
+              <w:left w:val="none" w:color="FFFFFF" w:sz="0"/>
               <w:bottom w:val="none" w:color="FFFFFF" w:sz="0"/>
-              <w:right w:val="single" w:color="595959" w:sz="12"/>
-            </w:tcBorders>
+              <w:right w:val="none" w:color="FFFFFF" w:sz="0"/>
+            </w:tcBorders>
+            <w:shd w:fill="F4F4F4" w:color="auto" w:val="clear"/>
             <w:tcMar>
-              <w:top w:type="dxa" w:w="120"/>
-              <w:left w:type="dxa" w:w="300"/>
-              <w:bottom w:type="dxa" w:w="120"/>
-              <w:right w:type="dxa" w:w="300"/>
+              <w:top w:type="dxa" w:w="160"/>
+              <w:left w:type="dxa" w:w="360"/>
+              <w:bottom w:type="dxa" w:w="160"/>
+              <w:right w:type="dxa" w:w="360"/>
             </w:tcMar>
           </w:tcPr>
           <w:p>
             <w:pPr>
-              <w:spacing w:after="0" w:before="0" w:line="276"/>
+              <w:spacing w:after="0" w:before="0" w:line="288"/>
               <w:jc w:val="center"/>
             </w:pPr>
             <w:r>
               <w:rPr>
                 <w:rFonts w:ascii="Calibri" w:cs="Calibri" w:eastAsia="Calibri" w:hAnsi="Calibri"/>
-                <w:color w:val="262626"/>
-                <w:sz w:val="22"/>
-                <w:szCs w:val="22"/>
+                <w:i/>
+                <w:iCs/>
+                <w:color w:val="262626"/>
+                <w:sz w:val="23"/>
+                <w:szCs w:val="23"/>
               </w:rPr>
               <w:t xml:space="preserve">Veri seti ve değişken sözlüğünden hedefi daha iyi açıklayan yeni değişkenleri yapay zekâ desteğiyle üretip model üzerinde test ederek değişken üretim sürecini hızlandırmak ve her değişkenin katkısını kanıta dayalı kılmak. Aynı altyapı sonraki adımda uçtan uca Analitik Modelleme Platformu'na genişletilecektir.</w:t>
             </w:r>
@@ -90,13 +93,29 @@
     </w:tbl>
     <w:p>
       <w:pPr>
+        <w:spacing w:after="100" w:before="200"/>
+      </w:pPr>
+      <w:r>
+        <w:rPr>
+          <w:rFonts w:ascii="Calibri" w:cs="Calibri" w:eastAsia="Calibri" w:hAnsi="Calibri"/>
+          <w:i/>
+          <w:iCs/>
+          <w:color w:val="595959"/>
+          <w:sz w:val="22"/>
+          <w:szCs w:val="22"/>
+        </w:rPr>
+        <w:t xml:space="preserve">Proje İşleyişi</w:t>
+      </w:r>
+    </w:p>
+    <w:p>
+      <w:pPr>
         <w:spacing w:after="120" w:before="160"/>
         <w:jc w:val="center"/>
       </w:pPr>
       <w:r>
         <w:drawing>
           <wp:inline distT="0" distB="0" distL="0" distR="0">
-            <wp:extent cx="6096000" cy="3962400"/>
+            <wp:extent cx="6096000" cy="3352800"/>
             <wp:effectExtent t="0" r="0" b="0" l="0"/>
             <wp:docPr id="1" name="" descr="" title=""/>
             <wp:cNvGraphicFramePr>
@@ -121,7 +140,7 @@
                   <pic:spPr bwMode="auto">
                     <a:xfrm>
                       <a:off x="0" y="0"/>
-                      <a:ext cx="6096000" cy="3962400"/>
+                      <a:ext cx="6096000" cy="3352800"/>
                     </a:xfrm>
                     <a:prstGeom prst="rect">
                       <a:avLst/>
@@ -136,6 +155,186 @@
     </w:p>
     <w:p>
       <w:pPr>
+        <w:pStyle w:val="ListParagraph"/>
+        <w:numPr>
+          <w:ilvl w:val="0"/>
+          <w:numId w:val="2"/>
+        </w:numPr>
+        <w:spacing w:after="80" w:before="0" w:line="276"/>
+      </w:pPr>
+      <w:r>
+        <w:rPr>
+          <w:rFonts w:ascii="Calibri" w:cs="Calibri" w:eastAsia="Calibri" w:hAnsi="Calibri"/>
+          <w:b/>
+          <w:bCs/>
+          <w:color w:val="262626"/>
+          <w:sz w:val="21"/>
+          <w:szCs w:val="21"/>
+        </w:rPr>
+        <w:t xml:space="preserve">Veri ve Sözlük Hazırlığı:</w:t>
+      </w:r>
+      <w:r>
+        <w:rPr>
+          <w:rFonts w:ascii="Calibri" w:cs="Calibri" w:eastAsia="Calibri" w:hAnsi="Calibri"/>
+          <w:color w:val="262626"/>
+          <w:sz w:val="21"/>
+          <w:szCs w:val="21"/>
+        </w:rPr>
+        <w:t xml:space="preserve"> Veri seti ve değişken sözlüğü seçilir; eksik açıklamalar için yapay zekâ öneri sunar; hedef, kimlik ve dönem tanımlanır.</w:t>
+      </w:r>
+    </w:p>
+    <w:p>
+      <w:pPr>
+        <w:pStyle w:val="ListParagraph"/>
+        <w:numPr>
+          <w:ilvl w:val="0"/>
+          <w:numId w:val="2"/>
+        </w:numPr>
+        <w:spacing w:after="80" w:before="0" w:line="276"/>
+      </w:pPr>
+      <w:r>
+        <w:rPr>
+          <w:rFonts w:ascii="Calibri" w:cs="Calibri" w:eastAsia="Calibri" w:hAnsi="Calibri"/>
+          <w:b/>
+          <w:bCs/>
+          <w:color w:val="262626"/>
+          <w:sz w:val="21"/>
+          <w:szCs w:val="21"/>
+        </w:rPr>
+        <w:t xml:space="preserve">Bölme ve Baz Set:</w:t>
+      </w:r>
+      <w:r>
+        <w:rPr>
+          <w:rFonts w:ascii="Calibri" w:cs="Calibri" w:eastAsia="Calibri" w:hAnsi="Calibri"/>
+          <w:color w:val="262626"/>
+          <w:sz w:val="21"/>
+          <w:szCs w:val="21"/>
+        </w:rPr>
+        <w:t xml:space="preserve"> Sızıntıyı önleyen eğitim / validasyon / test ayrımı sabitlenir; mevcut değişkenlerin gücü (IV) ve stabilitesi (PSI) ölçülür.</w:t>
+      </w:r>
+    </w:p>
+    <w:p>
+      <w:pPr>
+        <w:pStyle w:val="ListParagraph"/>
+        <w:numPr>
+          <w:ilvl w:val="0"/>
+          <w:numId w:val="2"/>
+        </w:numPr>
+        <w:spacing w:after="80" w:before="0" w:line="276"/>
+      </w:pPr>
+      <w:r>
+        <w:rPr>
+          <w:rFonts w:ascii="Calibri" w:cs="Calibri" w:eastAsia="Calibri" w:hAnsi="Calibri"/>
+          <w:b/>
+          <w:bCs/>
+          <w:color w:val="262626"/>
+          <w:sz w:val="21"/>
+          <w:szCs w:val="21"/>
+        </w:rPr>
+        <w:t xml:space="preserve">Kural Tabanlı Üretim:</w:t>
+      </w:r>
+      <w:r>
+        <w:rPr>
+          <w:rFonts w:ascii="Calibri" w:cs="Calibri" w:eastAsia="Calibri" w:hAnsi="Calibri"/>
+          <w:color w:val="262626"/>
+          <w:sz w:val="21"/>
+          <w:szCs w:val="21"/>
+        </w:rPr>
+        <w:t xml:space="preserve"> Yapay zekâ klasik dönüşümleri (fark, oran, log, sıralama, uç değer kırpma) önerir; onaydan sonra Python hesaplar.</w:t>
+      </w:r>
+    </w:p>
+    <w:p>
+      <w:pPr>
+        <w:pStyle w:val="ListParagraph"/>
+        <w:numPr>
+          <w:ilvl w:val="0"/>
+          <w:numId w:val="2"/>
+        </w:numPr>
+        <w:spacing w:after="80" w:before="0" w:line="276"/>
+      </w:pPr>
+      <w:r>
+        <w:rPr>
+          <w:rFonts w:ascii="Calibri" w:cs="Calibri" w:eastAsia="Calibri" w:hAnsi="Calibri"/>
+          <w:b/>
+          <w:bCs/>
+          <w:color w:val="262626"/>
+          <w:sz w:val="21"/>
+          <w:szCs w:val="21"/>
+        </w:rPr>
+        <w:t xml:space="preserve">AI Değişken Keşfi:</w:t>
+      </w:r>
+      <w:r>
+        <w:rPr>
+          <w:rFonts w:ascii="Calibri" w:cs="Calibri" w:eastAsia="Calibri" w:hAnsi="Calibri"/>
+          <w:color w:val="262626"/>
+          <w:sz w:val="21"/>
+          <w:szCs w:val="21"/>
+        </w:rPr>
+        <w:t xml:space="preserve"> Yapay zekâ kısıtlı bir formül diliyle yeni değişken hipotezleri üretir; kod yazmaz, her formül denetimden geçer.</w:t>
+      </w:r>
+    </w:p>
+    <w:p>
+      <w:pPr>
+        <w:pStyle w:val="ListParagraph"/>
+        <w:numPr>
+          <w:ilvl w:val="0"/>
+          <w:numId w:val="2"/>
+        </w:numPr>
+        <w:spacing w:after="80" w:before="0" w:line="276"/>
+      </w:pPr>
+      <w:r>
+        <w:rPr>
+          <w:rFonts w:ascii="Calibri" w:cs="Calibri" w:eastAsia="Calibri" w:hAnsi="Calibri"/>
+          <w:b/>
+          <w:bCs/>
+          <w:color w:val="262626"/>
+          <w:sz w:val="21"/>
+          <w:szCs w:val="21"/>
+        </w:rPr>
+        <w:t xml:space="preserve">Kalite, Seçim ve Model Testi:</w:t>
+      </w:r>
+      <w:r>
+        <w:rPr>
+          <w:rFonts w:ascii="Calibri" w:cs="Calibri" w:eastAsia="Calibri" w:hAnsi="Calibri"/>
+          <w:color w:val="262626"/>
+          <w:sz w:val="21"/>
+          <w:szCs w:val="21"/>
+        </w:rPr>
+        <w:t xml:space="preserve"> Zayıf ve sızıntı şüpheli değişkenler elenir; base ve enriched modeller 5 seed ile karşılaştırılır; her değişken kataloğa yazılır.</w:t>
+      </w:r>
+    </w:p>
+    <w:p>
+      <w:pPr>
+        <w:pStyle w:val="ListParagraph"/>
+        <w:numPr>
+          <w:ilvl w:val="0"/>
+          <w:numId w:val="2"/>
+        </w:numPr>
+        <w:spacing w:after="80" w:before="0" w:line="276"/>
+      </w:pPr>
+      <w:r>
+        <w:rPr>
+          <w:rFonts w:ascii="Calibri" w:cs="Calibri" w:eastAsia="Calibri" w:hAnsi="Calibri"/>
+          <w:b/>
+          <w:bCs/>
+          <w:color w:val="262626"/>
+          <w:sz w:val="21"/>
+          <w:szCs w:val="21"/>
+        </w:rPr>
+        <w:t xml:space="preserve">Sonraki Adım:</w:t>
+      </w:r>
+      <w:r>
+        <w:rPr>
+          <w:rFonts w:ascii="Calibri" w:cs="Calibri" w:eastAsia="Calibri" w:hAnsi="Calibri"/>
+          <w:color w:val="262626"/>
+          <w:sz w:val="21"/>
+          <w:szCs w:val="21"/>
+        </w:rPr>
+        <w:t xml:space="preserve"> Aynı altyapı, ham veriden final modele uzanan Analitik Modelleme Platformu'na genişletilir.</w:t>
+      </w:r>
+    </w:p>
+    <w:p>
+      <w:pPr>
         <w:spacing w:after="140" w:before="0" w:line="276"/>
         <w:rPr>
           <w:color w:val="595959"/>
@@ -162,7 +361,7 @@
       <w:pPr>
         <w:pStyle w:val="Heading1"/>
         <w:pBdr>
-          <w:bottom w:val="single" w:color="D51115" w:sz="8" w:space="6"/>
+          <w:bottom w:val="single" w:color="D51115" w:sz="4" w:space="6"/>
         </w:pBdr>
         <w:spacing w:after="320" w:before="0"/>
       </w:pPr>
@@ -218,17 +417,14 @@
           </w:tcPr>
           <w:p>
             <w:pPr>
-              <w:pBdr>
-                <w:bottom w:val="single" w:color="D51115" w:sz="6" w:space="3"/>
-              </w:pBdr>
-              <w:spacing w:after="60" w:before="0"/>
+              <w:spacing w:after="80" w:before="0"/>
             </w:pPr>
             <w:r>
               <w:rPr>
                 <w:rFonts w:ascii="Calibri" w:cs="Calibri" w:eastAsia="Calibri" w:hAnsi="Calibri"/>
                 <w:b/>
                 <w:bCs/>
-                <w:color w:val="262626"/>
+                <w:color w:val="D51115"/>
                 <w:sz w:val="23"/>
                 <w:szCs w:val="23"/>
               </w:rPr>
@@ -240,7 +436,7 @@
               <w:pStyle w:val="ListParagraph"/>
               <w:numPr>
                 <w:ilvl w:val="0"/>
-                <w:numId w:val="2"/>
+                <w:numId w:val="3"/>
               </w:numPr>
               <w:spacing w:after="40" w:before="60" w:line="264"/>
             </w:pPr>
@@ -259,7 +455,7 @@
               <w:pStyle w:val="ListParagraph"/>
               <w:numPr>
                 <w:ilvl w:val="0"/>
-                <w:numId w:val="2"/>
+                <w:numId w:val="3"/>
               </w:numPr>
               <w:spacing w:after="40" w:before="60" w:line="264"/>
             </w:pPr>
@@ -278,7 +474,7 @@
               <w:pStyle w:val="ListParagraph"/>
               <w:numPr>
                 <w:ilvl w:val="0"/>
-                <w:numId w:val="2"/>
+                <w:numId w:val="3"/>
               </w:numPr>
               <w:spacing w:after="40" w:before="60" w:line="264"/>
             </w:pPr>
@@ -324,17 +520,14 @@
           </w:tcPr>
           <w:p>
             <w:pPr>
-              <w:pBdr>
-                <w:bottom w:val="single" w:color="D51115" w:sz="6" w:space="3"/>
-              </w:pBdr>
-              <w:spacing w:after="60" w:before="0"/>
+              <w:spacing w:after="80" w:before="0"/>
             </w:pPr>
             <w:r>
               <w:rPr>
                 <w:rFonts w:ascii="Calibri" w:cs="Calibri" w:eastAsia="Calibri" w:hAnsi="Calibri"/>
                 <w:b/>
                 <w:bCs/>
-                <w:color w:val="262626"/>
+                <w:color w:val="D51115"/>
                 <w:sz w:val="23"/>
                 <w:szCs w:val="23"/>
               </w:rPr>
@@ -346,7 +539,7 @@
               <w:pStyle w:val="ListParagraph"/>
               <w:numPr>
                 <w:ilvl w:val="0"/>
-                <w:numId w:val="2"/>
+                <w:numId w:val="3"/>
               </w:numPr>
               <w:spacing w:after="40" w:before="60" w:line="264"/>
             </w:pPr>
@@ -365,7 +558,7 @@
               <w:pStyle w:val="ListParagraph"/>
               <w:numPr>
                 <w:ilvl w:val="0"/>
-                <w:numId w:val="2"/>
+                <w:numId w:val="3"/>
               </w:numPr>
               <w:spacing w:after="40" w:before="60" w:line="264"/>
             </w:pPr>
@@ -384,7 +577,7 @@
               <w:pStyle w:val="ListParagraph"/>
               <w:numPr>
                 <w:ilvl w:val="0"/>
-                <w:numId w:val="2"/>
+                <w:numId w:val="3"/>
               </w:numPr>
               <w:spacing w:after="40" w:before="60" w:line="264"/>
             </w:pPr>
@@ -464,17 +657,14 @@
           </w:tcPr>
           <w:p>
             <w:pPr>
-              <w:pBdr>
-                <w:bottom w:val="single" w:color="D51115" w:sz="6" w:space="3"/>
-              </w:pBdr>
-              <w:spacing w:after="60" w:before="0"/>
+              <w:spacing w:after="80" w:before="0"/>
             </w:pPr>
             <w:r>
               <w:rPr>
                 <w:rFonts w:ascii="Calibri" w:cs="Calibri" w:eastAsia="Calibri" w:hAnsi="Calibri"/>
                 <w:b/>
                 <w:bCs/>
-                <w:color w:val="262626"/>
+                <w:color w:val="D51115"/>
                 <w:sz w:val="23"/>
                 <w:szCs w:val="23"/>
               </w:rPr>
@@ -486,7 +676,7 @@
               <w:pStyle w:val="ListParagraph"/>
               <w:numPr>
                 <w:ilvl w:val="0"/>
-                <w:numId w:val="2"/>
+                <w:numId w:val="3"/>
               </w:numPr>
               <w:spacing w:after="40" w:before="60" w:line="264"/>
             </w:pPr>
@@ -505,7 +695,7 @@
               <w:pStyle w:val="ListParagraph"/>
               <w:numPr>
                 <w:ilvl w:val="0"/>
-                <w:numId w:val="2"/>
+                <w:numId w:val="3"/>
               </w:numPr>
               <w:spacing w:after="40" w:before="60" w:line="264"/>
             </w:pPr>
@@ -524,7 +714,7 @@
               <w:pStyle w:val="ListParagraph"/>
               <w:numPr>
                 <w:ilvl w:val="0"/>
-                <w:numId w:val="2"/>
+                <w:numId w:val="3"/>
               </w:numPr>
               <w:spacing w:after="40" w:before="60" w:line="264"/>
             </w:pPr>
@@ -570,17 +760,14 @@
           </w:tcPr>
           <w:p>
             <w:pPr>
-              <w:pBdr>
-                <w:bottom w:val="single" w:color="D51115" w:sz="6" w:space="3"/>
-              </w:pBdr>
-              <w:spacing w:after="60" w:before="0"/>
+              <w:spacing w:after="80" w:before="0"/>
             </w:pPr>
             <w:r>
               <w:rPr>
                 <w:rFonts w:ascii="Calibri" w:cs="Calibri" w:eastAsia="Calibri" w:hAnsi="Calibri"/>
                 <w:b/>
                 <w:bCs/>
-                <w:color w:val="262626"/>
+                <w:color w:val="D51115"/>
                 <w:sz w:val="23"/>
                 <w:szCs w:val="23"/>
               </w:rPr>
@@ -592,7 +779,7 @@
               <w:pStyle w:val="ListParagraph"/>
               <w:numPr>
                 <w:ilvl w:val="0"/>
-                <w:numId w:val="2"/>
+                <w:numId w:val="3"/>
               </w:numPr>
               <w:spacing w:after="40" w:before="60" w:line="264"/>
             </w:pPr>
@@ -611,7 +798,7 @@
               <w:pStyle w:val="ListParagraph"/>
               <w:numPr>
                 <w:ilvl w:val="0"/>
-                <w:numId w:val="2"/>
+                <w:numId w:val="3"/>
               </w:numPr>
               <w:spacing w:after="40" w:before="60" w:line="264"/>
             </w:pPr>
@@ -630,7 +817,7 @@
               <w:pStyle w:val="ListParagraph"/>
               <w:numPr>
                 <w:ilvl w:val="0"/>
-                <w:numId w:val="2"/>
+                <w:numId w:val="3"/>
               </w:numPr>
               <w:spacing w:after="40" w:before="60" w:line="264"/>
             </w:pPr>
@@ -649,13 +836,29 @@
     </w:tbl>
     <w:p>
       <w:pPr>
+        <w:spacing w:after="100" w:before="200"/>
+      </w:pPr>
+      <w:r>
+        <w:rPr>
+          <w:rFonts w:ascii="Calibri" w:cs="Calibri" w:eastAsia="Calibri" w:hAnsi="Calibri"/>
+          <w:i/>
+          <w:iCs/>
+          <w:color w:val="595959"/>
+          <w:sz w:val="22"/>
+          <w:szCs w:val="22"/>
+        </w:rPr>
+        <w:t xml:space="preserve">Proje Metodolojisi</w:t>
+      </w:r>
+    </w:p>
+    <w:p>
+      <w:pPr>
         <w:spacing w:after="120" w:before="160"/>
         <w:jc w:val="center"/>
       </w:pPr>
       <w:r>
         <w:drawing>
           <wp:inline distT="0" distB="0" distL="0" distR="0">
-            <wp:extent cx="6096000" cy="2647950"/>
+            <wp:extent cx="6096000" cy="1990725"/>
             <wp:effectExtent t="0" r="0" b="0" l="0"/>
             <wp:docPr id="1" name="" descr="" title=""/>
             <wp:cNvGraphicFramePr>
@@ -680,7 +883,7 @@
                   <pic:spPr bwMode="auto">
                     <a:xfrm>
                       <a:off x="0" y="0"/>
-                      <a:ext cx="6096000" cy="2647950"/>
+                      <a:ext cx="6096000" cy="1990725"/>
                     </a:xfrm>
                     <a:prstGeom prst="rect">
                       <a:avLst/>
@@ -721,7 +924,7 @@
       <w:pPr>
         <w:pStyle w:val="Heading1"/>
         <w:pBdr>
-          <w:bottom w:val="single" w:color="D51115" w:sz="8" w:space="6"/>
+          <w:bottom w:val="single" w:color="D51115" w:sz="4" w:space="6"/>
         </w:pBdr>
         <w:spacing w:after="320" w:before="0"/>
       </w:pPr>
@@ -777,10 +980,10 @@
           <w:tcPr>
             <w:tcW w:type="dxa" w:w="4626"/>
             <w:tcBorders>
-              <w:top w:val="single" w:color="BFBFBF" w:sz="4"/>
-              <w:left w:val="single" w:color="BFBFBF" w:sz="4"/>
-              <w:bottom w:val="single" w:color="BFBFBF" w:sz="4"/>
-              <w:right w:val="single" w:color="BFBFBF" w:sz="4"/>
+              <w:top w:val="none" w:color="FFFFFF" w:sz="0"/>
+              <w:left w:val="none" w:color="FFFFFF" w:sz="0"/>
+              <w:bottom w:val="single" w:color="D9D9D9" w:sz="4"/>
+              <w:right w:val="none" w:color="FFFFFF" w:sz="0"/>
             </w:tcBorders>
             <w:shd w:fill="FBE9E9" w:color="auto" w:val="clear"/>
             <w:tcMar>
@@ -812,10 +1015,10 @@
           <w:tcPr>
             <w:tcW w:type="dxa" w:w="2506"/>
             <w:tcBorders>
-              <w:top w:val="single" w:color="BFBFBF" w:sz="4"/>
-              <w:left w:val="single" w:color="BFBFBF" w:sz="4"/>
-              <w:bottom w:val="single" w:color="BFBFBF" w:sz="4"/>
-              <w:right w:val="single" w:color="BFBFBF" w:sz="4"/>
+              <w:top w:val="none" w:color="FFFFFF" w:sz="0"/>
+              <w:left w:val="none" w:color="FFFFFF" w:sz="0"/>
+              <w:bottom w:val="single" w:color="D9D9D9" w:sz="4"/>
+              <w:right w:val="none" w:color="FFFFFF" w:sz="0"/>
             </w:tcBorders>
             <w:shd w:fill="FBE9E9" w:color="auto" w:val="clear"/>
             <w:tcMar>
@@ -847,10 +1050,10 @@
           <w:tcPr>
             <w:tcW w:type="dxa" w:w="2506"/>
             <w:tcBorders>
-              <w:top w:val="single" w:color="BFBFBF" w:sz="4"/>
-              <w:left w:val="single" w:color="BFBFBF" w:sz="4"/>
-              <w:bottom w:val="single" w:color="BFBFBF" w:sz="4"/>
-              <w:right w:val="single" w:color="BFBFBF" w:sz="4"/>
+              <w:top w:val="none" w:color="FFFFFF" w:sz="0"/>
+              <w:left w:val="none" w:color="FFFFFF" w:sz="0"/>
+              <w:bottom w:val="single" w:color="D9D9D9" w:sz="4"/>
+              <w:right w:val="none" w:color="FFFFFF" w:sz="0"/>
             </w:tcBorders>
             <w:shd w:fill="FBE9E9" w:color="auto" w:val="clear"/>
             <w:tcMar>
@@ -888,10 +1091,10 @@
           <w:tcPr>
             <w:tcW w:type="dxa" w:w="4626"/>
             <w:tcBorders>
-              <w:top w:val="single" w:color="BFBFBF" w:sz="4"/>
-              <w:left w:val="single" w:color="BFBFBF" w:sz="4"/>
-              <w:bottom w:val="single" w:color="BFBFBF" w:sz="4"/>
-              <w:right w:val="single" w:color="BFBFBF" w:sz="4"/>
+              <w:top w:val="single" w:color="D9D9D9" w:sz="4"/>
+              <w:left w:val="none" w:color="FFFFFF" w:sz="0"/>
+              <w:bottom w:val="single" w:color="D9D9D9" w:sz="4"/>
+              <w:right w:val="none" w:color="FFFFFF" w:sz="0"/>
             </w:tcBorders>
             <w:tcMar>
               <w:top w:type="dxa" w:w="80"/>
@@ -920,10 +1123,10 @@
           <w:tcPr>
             <w:tcW w:type="dxa" w:w="2506"/>
             <w:tcBorders>
-              <w:top w:val="single" w:color="BFBFBF" w:sz="4"/>
-              <w:left w:val="single" w:color="BFBFBF" w:sz="4"/>
-              <w:bottom w:val="single" w:color="BFBFBF" w:sz="4"/>
-              <w:right w:val="single" w:color="BFBFBF" w:sz="4"/>
+              <w:top w:val="single" w:color="D9D9D9" w:sz="4"/>
+              <w:left w:val="none" w:color="FFFFFF" w:sz="0"/>
+              <w:bottom w:val="single" w:color="D9D9D9" w:sz="4"/>
+              <w:right w:val="none" w:color="FFFFFF" w:sz="0"/>
             </w:tcBorders>
             <w:tcMar>
               <w:top w:type="dxa" w:w="80"/>
@@ -952,10 +1155,10 @@
           <w:tcPr>
             <w:tcW w:type="dxa" w:w="2506"/>
             <w:tcBorders>
-              <w:top w:val="single" w:color="BFBFBF" w:sz="4"/>
-              <w:left w:val="single" w:color="BFBFBF" w:sz="4"/>
-              <w:bottom w:val="single" w:color="BFBFBF" w:sz="4"/>
-              <w:right w:val="single" w:color="BFBFBF" w:sz="4"/>
+              <w:top w:val="single" w:color="D9D9D9" w:sz="4"/>
+              <w:left w:val="none" w:color="FFFFFF" w:sz="0"/>
+              <w:bottom w:val="single" w:color="D9D9D9" w:sz="4"/>
+              <w:right w:val="none" w:color="FFFFFF" w:sz="0"/>
             </w:tcBorders>
             <w:tcMar>
               <w:top w:type="dxa" w:w="80"/>
@@ -990,10 +1193,10 @@
           <w:tcPr>
             <w:tcW w:type="dxa" w:w="4626"/>
             <w:tcBorders>
-              <w:top w:val="single" w:color="BFBFBF" w:sz="4"/>
-              <w:left w:val="single" w:color="BFBFBF" w:sz="4"/>
-              <w:bottom w:val="single" w:color="BFBFBF" w:sz="4"/>
-              <w:right w:val="single" w:color="BFBFBF" w:sz="4"/>
+              <w:top w:val="single" w:color="D9D9D9" w:sz="4"/>
+              <w:left w:val="none" w:color="FFFFFF" w:sz="0"/>
+              <w:bottom w:val="single" w:color="D9D9D9" w:sz="4"/>
+              <w:right w:val="none" w:color="FFFFFF" w:sz="0"/>
             </w:tcBorders>
             <w:tcMar>
               <w:top w:type="dxa" w:w="80"/>
@@ -1022,10 +1225,10 @@
           <w:tcPr>
             <w:tcW w:type="dxa" w:w="2506"/>
             <w:tcBorders>
-              <w:top w:val="single" w:color="BFBFBF" w:sz="4"/>
-              <w:left w:val="single" w:color="BFBFBF" w:sz="4"/>
-              <w:bottom w:val="single" w:color="BFBFBF" w:sz="4"/>
-              <w:right w:val="single" w:color="BFBFBF" w:sz="4"/>
+              <w:top w:val="single" w:color="D9D9D9" w:sz="4"/>
+              <w:left w:val="none" w:color="FFFFFF" w:sz="0"/>
+              <w:bottom w:val="single" w:color="D9D9D9" w:sz="4"/>
+              <w:right w:val="none" w:color="FFFFFF" w:sz="0"/>
             </w:tcBorders>
             <w:tcMar>
               <w:top w:type="dxa" w:w="80"/>
@@ -1054,10 +1257,10 @@
           <w:tcPr>
             <w:tcW w:type="dxa" w:w="2506"/>
             <w:tcBorders>
-              <w:top w:val="single" w:color="BFBFBF" w:sz="4"/>
-              <w:left w:val="single" w:color="BFBFBF" w:sz="4"/>
-              <w:bottom w:val="single" w:color="BFBFBF" w:sz="4"/>
-              <w:right w:val="single" w:color="BFBFBF" w:sz="4"/>
+              <w:top w:val="single" w:color="D9D9D9" w:sz="4"/>
+              <w:left w:val="none" w:color="FFFFFF" w:sz="0"/>
+              <w:bottom w:val="single" w:color="D9D9D9" w:sz="4"/>
+              <w:right w:val="none" w:color="FFFFFF" w:sz="0"/>
             </w:tcBorders>
             <w:tcMar>
               <w:top w:type="dxa" w:w="80"/>
@@ -1092,10 +1295,10 @@
           <w:tcPr>
             <w:tcW w:type="dxa" w:w="4626"/>
             <w:tcBorders>
-              <w:top w:val="single" w:color="BFBFBF" w:sz="4"/>
-              <w:left w:val="single" w:color="BFBFBF" w:sz="4"/>
-              <w:bottom w:val="single" w:color="BFBFBF" w:sz="4"/>
-              <w:right w:val="single" w:color="BFBFBF" w:sz="4"/>
+              <w:top w:val="single" w:color="D9D9D9" w:sz="4"/>
+              <w:left w:val="none" w:color="FFFFFF" w:sz="0"/>
+              <w:bottom w:val="single" w:color="D9D9D9" w:sz="4"/>
+              <w:right w:val="none" w:color="FFFFFF" w:sz="0"/>
             </w:tcBorders>
             <w:tcMar>
               <w:top w:type="dxa" w:w="80"/>
@@ -1124,10 +1327,10 @@
           <w:tcPr>
             <w:tcW w:type="dxa" w:w="2506"/>
             <w:tcBorders>
-              <w:top w:val="single" w:color="BFBFBF" w:sz="4"/>
-              <w:left w:val="single" w:color="BFBFBF" w:sz="4"/>
-              <w:bottom w:val="single" w:color="BFBFBF" w:sz="4"/>
-              <w:right w:val="single" w:color="BFBFBF" w:sz="4"/>
+              <w:top w:val="single" w:color="D9D9D9" w:sz="4"/>
+              <w:left w:val="none" w:color="FFFFFF" w:sz="0"/>
+              <w:bottom w:val="single" w:color="D9D9D9" w:sz="4"/>
+              <w:right w:val="none" w:color="FFFFFF" w:sz="0"/>
             </w:tcBorders>
             <w:tcMar>
               <w:top w:type="dxa" w:w="80"/>
@@ -1156,10 +1359,10 @@
           <w:tcPr>
             <w:tcW w:type="dxa" w:w="2506"/>
             <w:tcBorders>
-              <w:top w:val="single" w:color="BFBFBF" w:sz="4"/>
-              <w:left w:val="single" w:color="BFBFBF" w:sz="4"/>
-              <w:bottom w:val="single" w:color="BFBFBF" w:sz="4"/>
-              <w:right w:val="single" w:color="BFBFBF" w:sz="4"/>
+              <w:top w:val="single" w:color="D9D9D9" w:sz="4"/>
+              <w:left w:val="none" w:color="FFFFFF" w:sz="0"/>
+              <w:bottom w:val="single" w:color="D9D9D9" w:sz="4"/>
+              <w:right w:val="none" w:color="FFFFFF" w:sz="0"/>
             </w:tcBorders>
             <w:tcMar>
               <w:top w:type="dxa" w:w="80"/>
@@ -1194,10 +1397,10 @@
           <w:tcPr>
             <w:tcW w:type="dxa" w:w="4626"/>
             <w:tcBorders>
-              <w:top w:val="single" w:color="BFBFBF" w:sz="4"/>
-              <w:left w:val="single" w:color="BFBFBF" w:sz="4"/>
-              <w:bottom w:val="single" w:color="BFBFBF" w:sz="4"/>
-              <w:right w:val="single" w:color="BFBFBF" w:sz="4"/>
+              <w:top w:val="single" w:color="D9D9D9" w:sz="4"/>
+              <w:left w:val="none" w:color="FFFFFF" w:sz="0"/>
+              <w:bottom w:val="single" w:color="D9D9D9" w:sz="4"/>
+              <w:right w:val="none" w:color="FFFFFF" w:sz="0"/>
             </w:tcBorders>
             <w:tcMar>
               <w:top w:type="dxa" w:w="80"/>
@@ -1226,10 +1429,10 @@
           <w:tcPr>
             <w:tcW w:type="dxa" w:w="2506"/>
             <w:tcBorders>
-              <w:top w:val="single" w:color="BFBFBF" w:sz="4"/>
-              <w:left w:val="single" w:color="BFBFBF" w:sz="4"/>
-              <w:bottom w:val="single" w:color="BFBFBF" w:sz="4"/>
-              <w:right w:val="single" w:color="BFBFBF" w:sz="4"/>
+              <w:top w:val="single" w:color="D9D9D9" w:sz="4"/>
+              <w:left w:val="none" w:color="FFFFFF" w:sz="0"/>
+              <w:bottom w:val="single" w:color="D9D9D9" w:sz="4"/>
+              <w:right w:val="none" w:color="FFFFFF" w:sz="0"/>
             </w:tcBorders>
             <w:tcMar>
               <w:top w:type="dxa" w:w="80"/>
@@ -1258,10 +1461,10 @@
           <w:tcPr>
             <w:tcW w:type="dxa" w:w="2506"/>
             <w:tcBorders>
-              <w:top w:val="single" w:color="BFBFBF" w:sz="4"/>
-              <w:left w:val="single" w:color="BFBFBF" w:sz="4"/>
-              <w:bottom w:val="single" w:color="BFBFBF" w:sz="4"/>
-              <w:right w:val="single" w:color="BFBFBF" w:sz="4"/>
+              <w:top w:val="single" w:color="D9D9D9" w:sz="4"/>
+              <w:left w:val="none" w:color="FFFFFF" w:sz="0"/>
+              <w:bottom w:val="single" w:color="D9D9D9" w:sz="4"/>
+              <w:right w:val="none" w:color="FFFFFF" w:sz="0"/>
             </w:tcBorders>
             <w:tcMar>
               <w:top w:type="dxa" w:w="80"/>
@@ -1316,7 +1519,7 @@
         <w:pStyle w:val="ListParagraph"/>
         <w:numPr>
           <w:ilvl w:val="0"/>
-          <w:numId w:val="2"/>
+          <w:numId w:val="3"/>
         </w:numPr>
         <w:spacing w:after="80" w:before="0" w:line="276"/>
       </w:pPr>
@@ -1335,7 +1538,7 @@
         <w:pStyle w:val="ListParagraph"/>
         <w:numPr>
           <w:ilvl w:val="0"/>
-          <w:numId w:val="2"/>
+          <w:numId w:val="3"/>
         </w:numPr>
         <w:spacing w:after="80" w:before="0" w:line="276"/>
       </w:pPr>
@@ -1372,7 +1575,7 @@
         <w:pStyle w:val="ListParagraph"/>
         <w:numPr>
           <w:ilvl w:val="0"/>
-          <w:numId w:val="2"/>
+          <w:numId w:val="3"/>
         </w:numPr>
         <w:spacing w:after="80" w:before="0" w:line="276"/>
       </w:pPr>
@@ -1402,7 +1605,7 @@
         <w:pStyle w:val="ListParagraph"/>
         <w:numPr>
           <w:ilvl w:val="0"/>
-          <w:numId w:val="2"/>
+          <w:numId w:val="3"/>
         </w:numPr>
         <w:spacing w:after="80" w:before="0" w:line="276"/>
       </w:pPr>
@@ -1432,7 +1635,7 @@
         <w:pStyle w:val="ListParagraph"/>
         <w:numPr>
           <w:ilvl w:val="0"/>
-          <w:numId w:val="2"/>
+          <w:numId w:val="3"/>
         </w:numPr>
         <w:spacing w:after="80" w:before="0" w:line="276"/>
       </w:pPr>
@@ -1526,7 +1729,7 @@
       <w:pPr>
         <w:pStyle w:val="Heading1"/>
         <w:pBdr>
-          <w:bottom w:val="single" w:color="D51115" w:sz="8" w:space="6"/>
+          <w:bottom w:val="single" w:color="D51115" w:sz="4" w:space="6"/>
         </w:pBdr>
         <w:spacing w:after="320" w:before="0"/>
       </w:pPr>
@@ -1681,7 +1884,7 @@
               <w:pStyle w:val="ListParagraph"/>
               <w:numPr>
                 <w:ilvl w:val="0"/>
-                <w:numId w:val="2"/>
+                <w:numId w:val="3"/>
               </w:numPr>
               <w:spacing w:after="80" w:before="0" w:line="276"/>
             </w:pPr>
@@ -1700,7 +1903,7 @@
               <w:pStyle w:val="ListParagraph"/>
               <w:numPr>
                 <w:ilvl w:val="0"/>
-                <w:numId w:val="2"/>
+                <w:numId w:val="3"/>
               </w:numPr>
               <w:spacing w:after="80" w:before="0" w:line="276"/>
             </w:pPr>
@@ -1719,7 +1922,7 @@
               <w:pStyle w:val="ListParagraph"/>
               <w:numPr>
                 <w:ilvl w:val="0"/>
-                <w:numId w:val="2"/>
+                <w:numId w:val="3"/>
               </w:numPr>
               <w:spacing w:after="80" w:before="0" w:line="276"/>
             </w:pPr>
@@ -1738,7 +1941,7 @@
               <w:pStyle w:val="ListParagraph"/>
               <w:numPr>
                 <w:ilvl w:val="0"/>
-                <w:numId w:val="2"/>
+                <w:numId w:val="3"/>
               </w:numPr>
               <w:spacing w:after="80" w:before="0" w:line="276"/>
             </w:pPr>
@@ -1774,7 +1977,7 @@
               <w:pStyle w:val="ListParagraph"/>
               <w:numPr>
                 <w:ilvl w:val="0"/>
-                <w:numId w:val="2"/>
+                <w:numId w:val="3"/>
               </w:numPr>
               <w:spacing w:after="80" w:before="0" w:line="276"/>
             </w:pPr>
@@ -1804,7 +2007,7 @@
               <w:pStyle w:val="ListParagraph"/>
               <w:numPr>
                 <w:ilvl w:val="0"/>
-                <w:numId w:val="2"/>
+                <w:numId w:val="3"/>
               </w:numPr>
               <w:spacing w:after="80" w:before="0" w:line="276"/>
             </w:pPr>
@@ -1834,7 +2037,7 @@
               <w:pStyle w:val="ListParagraph"/>
               <w:numPr>
                 <w:ilvl w:val="0"/>
-                <w:numId w:val="2"/>
+                <w:numId w:val="3"/>
               </w:numPr>
               <w:spacing w:after="80" w:before="0" w:line="276"/>
             </w:pPr>
@@ -1864,7 +2067,7 @@
               <w:pStyle w:val="ListParagraph"/>
               <w:numPr>
                 <w:ilvl w:val="0"/>
-                <w:numId w:val="2"/>
+                <w:numId w:val="3"/>
               </w:numPr>
               <w:spacing w:after="80" w:before="0" w:line="276"/>
             </w:pPr>
@@ -1894,7 +2097,7 @@
               <w:pStyle w:val="ListParagraph"/>
               <w:numPr>
                 <w:ilvl w:val="0"/>
-                <w:numId w:val="2"/>
+                <w:numId w:val="3"/>
               </w:numPr>
               <w:spacing w:after="80" w:before="0" w:line="276"/>
             </w:pPr>
@@ -1924,7 +2127,7 @@
               <w:pStyle w:val="ListParagraph"/>
               <w:numPr>
                 <w:ilvl w:val="0"/>
-                <w:numId w:val="2"/>
+                <w:numId w:val="3"/>
               </w:numPr>
               <w:spacing w:after="80" w:before="0" w:line="276"/>
             </w:pPr>
@@ -2096,7 +2299,7 @@
               <w:pStyle w:val="ListParagraph"/>
               <w:numPr>
                 <w:ilvl w:val="0"/>
-                <w:numId w:val="2"/>
+                <w:numId w:val="3"/>
               </w:numPr>
               <w:spacing w:after="80" w:before="0" w:line="276"/>
             </w:pPr>
@@ -2126,7 +2329,7 @@
               <w:pStyle w:val="ListParagraph"/>
               <w:numPr>
                 <w:ilvl w:val="0"/>
-                <w:numId w:val="2"/>
+                <w:numId w:val="3"/>
               </w:numPr>
               <w:spacing w:after="80" w:before="0" w:line="276"/>
             </w:pPr>
@@ -2156,7 +2359,7 @@
               <w:pStyle w:val="ListParagraph"/>
               <w:numPr>
                 <w:ilvl w:val="0"/>
-                <w:numId w:val="2"/>
+                <w:numId w:val="3"/>
               </w:numPr>
               <w:spacing w:after="80" w:before="0" w:line="276"/>
             </w:pPr>
@@ -2186,7 +2389,7 @@
               <w:pStyle w:val="ListParagraph"/>
               <w:numPr>
                 <w:ilvl w:val="0"/>
-                <w:numId w:val="2"/>
+                <w:numId w:val="3"/>
               </w:numPr>
               <w:spacing w:after="80" w:before="0" w:line="276"/>
             </w:pPr>
@@ -2216,7 +2419,7 @@
               <w:pStyle w:val="ListParagraph"/>
               <w:numPr>
                 <w:ilvl w:val="0"/>
-                <w:numId w:val="2"/>
+                <w:numId w:val="3"/>
               </w:numPr>
               <w:spacing w:after="80" w:before="0" w:line="276"/>
             </w:pPr>
@@ -2263,7 +2466,7 @@
               <w:pStyle w:val="ListParagraph"/>
               <w:numPr>
                 <w:ilvl w:val="0"/>
-                <w:numId w:val="2"/>
+                <w:numId w:val="3"/>
               </w:numPr>
               <w:spacing w:after="80" w:before="0" w:line="276"/>
             </w:pPr>
@@ -2282,7 +2485,7 @@
               <w:pStyle w:val="ListParagraph"/>
               <w:numPr>
                 <w:ilvl w:val="0"/>
-                <w:numId w:val="2"/>
+                <w:numId w:val="3"/>
               </w:numPr>
               <w:spacing w:after="80" w:before="0" w:line="276"/>
             </w:pPr>
@@ -2301,7 +2504,7 @@
               <w:pStyle w:val="ListParagraph"/>
               <w:numPr>
                 <w:ilvl w:val="0"/>
-                <w:numId w:val="2"/>
+                <w:numId w:val="3"/>
               </w:numPr>
               <w:spacing w:after="80" w:before="0" w:line="276"/>
             </w:pPr>
@@ -2320,7 +2523,7 @@
               <w:pStyle w:val="ListParagraph"/>
               <w:numPr>
                 <w:ilvl w:val="0"/>
-                <w:numId w:val="2"/>
+                <w:numId w:val="3"/>
               </w:numPr>
               <w:spacing w:after="80" w:before="0" w:line="276"/>
             </w:pPr>
@@ -2464,7 +2667,7 @@
               <w:pStyle w:val="ListParagraph"/>
               <w:numPr>
                 <w:ilvl w:val="0"/>
-                <w:numId w:val="2"/>
+                <w:numId w:val="3"/>
               </w:numPr>
               <w:spacing w:after="80" w:before="0" w:line="276"/>
             </w:pPr>
@@ -2494,7 +2697,7 @@
               <w:pStyle w:val="ListParagraph"/>
               <w:numPr>
                 <w:ilvl w:val="0"/>
-                <w:numId w:val="2"/>
+                <w:numId w:val="3"/>
               </w:numPr>
               <w:spacing w:after="80" w:before="0" w:line="276"/>
             </w:pPr>
@@ -2524,7 +2727,7 @@
               <w:pStyle w:val="ListParagraph"/>
               <w:numPr>
                 <w:ilvl w:val="0"/>
-                <w:numId w:val="2"/>
+                <w:numId w:val="3"/>
               </w:numPr>
               <w:spacing w:after="80" w:before="0" w:line="276"/>
             </w:pPr>
@@ -2554,7 +2757,7 @@
               <w:pStyle w:val="ListParagraph"/>
               <w:numPr>
                 <w:ilvl w:val="0"/>
-                <w:numId w:val="2"/>
+                <w:numId w:val="3"/>
               </w:numPr>
               <w:spacing w:after="80" w:before="0" w:line="276"/>
             </w:pPr>
@@ -2584,7 +2787,7 @@
               <w:pStyle w:val="ListParagraph"/>
               <w:numPr>
                 <w:ilvl w:val="0"/>
-                <w:numId w:val="2"/>
+                <w:numId w:val="3"/>
               </w:numPr>
               <w:spacing w:after="80" w:before="0" w:line="276"/>
             </w:pPr>
@@ -2614,7 +2817,7 @@
               <w:pStyle w:val="ListParagraph"/>
               <w:numPr>
                 <w:ilvl w:val="0"/>
-                <w:numId w:val="2"/>
+                <w:numId w:val="3"/>
               </w:numPr>
               <w:spacing w:after="80" w:before="0" w:line="276"/>
             </w:pPr>
@@ -2656,7 +2859,7 @@
       <w:pPr>
         <w:pStyle w:val="Heading1"/>
         <w:pBdr>
-          <w:bottom w:val="single" w:color="D51115" w:sz="8" w:space="6"/>
+          <w:bottom w:val="single" w:color="D51115" w:sz="4" w:space="6"/>
         </w:pBdr>
         <w:spacing w:after="320" w:before="0"/>
       </w:pPr>
@@ -2684,6 +2887,218 @@
           <w:szCs w:val="21"/>
         </w:rPr>
         <w:t xml:space="preserve">Değişken üretimi iki üretim adımı ve üç kapıdan oluşur. Her adım önce planını gösterir; kullanıcı onaylamadan hiçbir değişken üretilmez.</w:t>
+      </w:r>
+    </w:p>
+    <w:p>
+      <w:pPr>
+        <w:pStyle w:val="ListParagraph"/>
+        <w:numPr>
+          <w:ilvl w:val="0"/>
+          <w:numId w:val="4"/>
+        </w:numPr>
+        <w:spacing w:after="80" w:before="0" w:line="276"/>
+      </w:pPr>
+      <w:r>
+        <w:rPr>
+          <w:rFonts w:ascii="Calibri" w:cs="Calibri" w:eastAsia="Calibri" w:hAnsi="Calibri"/>
+          <w:b/>
+          <w:bCs/>
+          <w:color w:val="262626"/>
+          <w:sz w:val="21"/>
+          <w:szCs w:val="21"/>
+        </w:rPr>
+        <w:t xml:space="preserve">Kural tabanlı üretim:</w:t>
+      </w:r>
+      <w:r>
+        <w:rPr>
+          <w:rFonts w:ascii="Calibri" w:cs="Calibri" w:eastAsia="Calibri" w:hAnsi="Calibri"/>
+          <w:color w:val="262626"/>
+          <w:sz w:val="21"/>
+          <w:szCs w:val="21"/>
+        </w:rPr>
+        <w:t xml:space="preserve"> Yapay zekâ sözlük açıklamalarını okuyup hangi kolon grubuna hangi klasik dönüşümün uygulanacağını önerir. Seçenekler kapalı bir listeyle sınırlıdır: fark, oran, log, sıralama (rank) ve uç değer kırpma (winsorize); en fazla 12 dönüşüm ailesi önerilir. Kullanıcı planın tümünü ya da bir kısmını onaylar; hesabı Python yapar. Kırpma eşikleri ve sıralama referansı yalnızca eğitim satırlarından öğrenilir.</w:t>
+      </w:r>
+    </w:p>
+    <w:p>
+      <w:pPr>
+        <w:pStyle w:val="ListParagraph"/>
+        <w:numPr>
+          <w:ilvl w:val="0"/>
+          <w:numId w:val="4"/>
+        </w:numPr>
+        <w:spacing w:after="80" w:before="0" w:line="276"/>
+      </w:pPr>
+      <w:r>
+        <w:rPr>
+          <w:rFonts w:ascii="Calibri" w:cs="Calibri" w:eastAsia="Calibri" w:hAnsi="Calibri"/>
+          <w:b/>
+          <w:bCs/>
+          <w:color w:val="262626"/>
+          <w:sz w:val="21"/>
+          <w:szCs w:val="21"/>
+        </w:rPr>
+        <w:t xml:space="preserve">AI değişken keşfi:</w:t>
+      </w:r>
+      <w:r>
+        <w:rPr>
+          <w:rFonts w:ascii="Calibri" w:cs="Calibri" w:eastAsia="Calibri" w:hAnsi="Calibri"/>
+          <w:color w:val="262626"/>
+          <w:sz w:val="21"/>
+          <w:szCs w:val="21"/>
+        </w:rPr>
+        <w:t xml:space="preserve"> Yapay zekâ, en az iki kolonu birleştiren en fazla 10 yeni değişken hipotezi yazar. Bunu Python koduyla değil kısıtlı bir formül diliyle yapar (dört işlem, log1p, abs, sqrt, rank, clip, fark). Her formül söz dizimi ağacı düzeyinde denetlenir, kolon adları gerçek şemayla karşılaştırılır ve kendi yürütücüyle hesaplanır; eval kullanılmaz. Tek değişken analizinde (SFA) en güçlü çıkan değişkenler yapay zekâya bağlam olarak verilir.</w:t>
+      </w:r>
+    </w:p>
+    <w:p>
+      <w:pPr>
+        <w:pStyle w:val="ListParagraph"/>
+        <w:numPr>
+          <w:ilvl w:val="0"/>
+          <w:numId w:val="4"/>
+        </w:numPr>
+        <w:spacing w:after="80" w:before="0" w:line="276"/>
+      </w:pPr>
+      <w:r>
+        <w:rPr>
+          <w:rFonts w:ascii="Calibri" w:cs="Calibri" w:eastAsia="Calibri" w:hAnsi="Calibri"/>
+          <w:b/>
+          <w:bCs/>
+          <w:color w:val="262626"/>
+          <w:sz w:val="21"/>
+          <w:szCs w:val="21"/>
+        </w:rPr>
+        <w:t xml:space="preserve">Kalite kapısı:</w:t>
+      </w:r>
+      <w:r>
+        <w:rPr>
+          <w:rFonts w:ascii="Calibri" w:cs="Calibri" w:eastAsia="Calibri" w:hAnsi="Calibri"/>
+          <w:color w:val="262626"/>
+          <w:sz w:val="21"/>
+          <w:szCs w:val="21"/>
+        </w:rPr>
+        <w:t xml:space="preserve"> Boş oranı %50'nin üstünde olanlar, sabit değer taşıyanlar ve hedefle korelasyonu 0,95'i aşanlar (sızıntı şüphesi) elenir.</w:t>
+      </w:r>
+    </w:p>
+    <w:p>
+      <w:pPr>
+        <w:pStyle w:val="ListParagraph"/>
+        <w:numPr>
+          <w:ilvl w:val="0"/>
+          <w:numId w:val="4"/>
+        </w:numPr>
+        <w:spacing w:after="80" w:before="0" w:line="276"/>
+      </w:pPr>
+      <w:r>
+        <w:rPr>
+          <w:rFonts w:ascii="Calibri" w:cs="Calibri" w:eastAsia="Calibri" w:hAnsi="Calibri"/>
+          <w:b/>
+          <w:bCs/>
+          <w:color w:val="262626"/>
+          <w:sz w:val="21"/>
+          <w:szCs w:val="21"/>
+        </w:rPr>
+        <w:t xml:space="preserve">Seçim hattı:</w:t>
+      </w:r>
+      <w:r>
+        <w:rPr>
+          <w:rFonts w:ascii="Calibri" w:cs="Calibri" w:eastAsia="Calibri" w:hAnsi="Calibri"/>
+          <w:color w:val="262626"/>
+          <w:sz w:val="21"/>
+          <w:szCs w:val="21"/>
+        </w:rPr>
+        <w:t xml:space="preserve"> Yarı sabit olanlar, birbirine çok benzeyenler (|r| &gt; 0,95 olan çiftte IV'si düşük olan) ve model önemi çok düşük olanlar elenir. Hepsi yalnızca eğitim satırlarında hesaplanır; elenen her değişkenin hangi adımda ve neden elendiği tabloda kalır.</w:t>
+      </w:r>
+    </w:p>
+    <w:p>
+      <w:pPr>
+        <w:pStyle w:val="ListParagraph"/>
+        <w:numPr>
+          <w:ilvl w:val="0"/>
+          <w:numId w:val="4"/>
+        </w:numPr>
+        <w:spacing w:after="80" w:before="0" w:line="276"/>
+      </w:pPr>
+      <w:r>
+        <w:rPr>
+          <w:rFonts w:ascii="Calibri" w:cs="Calibri" w:eastAsia="Calibri" w:hAnsi="Calibri"/>
+          <w:b/>
+          <w:bCs/>
+          <w:color w:val="262626"/>
+          <w:sz w:val="21"/>
+          <w:szCs w:val="21"/>
+        </w:rPr>
+        <w:t xml:space="preserve">Model karşılaştırması:</w:t>
+      </w:r>
+      <w:r>
+        <w:rPr>
+          <w:rFonts w:ascii="Calibri" w:cs="Calibri" w:eastAsia="Calibri" w:hAnsi="Calibri"/>
+          <w:color w:val="262626"/>
+          <w:sz w:val="21"/>
+          <w:szCs w:val="21"/>
+        </w:rPr>
+        <w:t xml:space="preserve"> Aynı bölme ve aynı algoritmayla (gradient boosting, erken durdurma açık; eksik değerler modele bırakılır) base ve enriched modeller eğitilir. Ölçüm 5 seed ile tekrarlanır; AUC, Gini ve KS farkı ortalama, standart sapma ve %95 güven aralığıyla raporlanır. Karşılaştırma yalnızca eğitim satırlarında yapılır; test ve OOT satırları bu adıma girmez.</w:t>
+      </w:r>
+    </w:p>
+    <w:p>
+      <w:pPr>
+        <w:pStyle w:val="ListParagraph"/>
+        <w:numPr>
+          <w:ilvl w:val="0"/>
+          <w:numId w:val="4"/>
+        </w:numPr>
+        <w:spacing w:after="80" w:before="0" w:line="276"/>
+      </w:pPr>
+      <w:r>
+        <w:rPr>
+          <w:rFonts w:ascii="Calibri" w:cs="Calibri" w:eastAsia="Calibri" w:hAnsi="Calibri"/>
+          <w:b/>
+          <w:bCs/>
+          <w:color w:val="262626"/>
+          <w:sz w:val="21"/>
+          <w:szCs w:val="21"/>
+        </w:rPr>
+        <w:t xml:space="preserve">Değişken kütüğü ve üretim kodu:</w:t>
+      </w:r>
+      <w:r>
+        <w:rPr>
+          <w:rFonts w:ascii="Calibri" w:cs="Calibri" w:eastAsia="Calibri" w:hAnsi="Calibri"/>
+          <w:color w:val="262626"/>
+          <w:sz w:val="21"/>
+          <w:szCs w:val="21"/>
+        </w:rPr>
+        <w:t xml:space="preserve"> Her değişkenin formülü, kaynak kolonları, gerekçesi, kalite ve seçim sonucu ve model katkısı tek tabloda tutulur. Tüm üretimin çalıştırılabilir Python kodu tek dosyaya yazılır; sonuç başka bir ortamda yeniden üretilebilir.</w:t>
+      </w:r>
+    </w:p>
+    <w:p>
+      <w:pPr>
+        <w:pStyle w:val="Heading2"/>
+        <w:keepNext/>
+        <w:spacing w:after="100" w:before="280"/>
+      </w:pPr>
+      <w:r>
+        <w:rPr>
+          <w:rFonts w:ascii="Calibri" w:cs="Calibri" w:eastAsia="Calibri" w:hAnsi="Calibri"/>
+          <w:b/>
+          <w:bCs/>
+          <w:color w:val="262626"/>
+          <w:sz w:val="24"/>
+          <w:szCs w:val="24"/>
+        </w:rPr>
+        <w:t xml:space="preserve">Üretimi çevreleyen güvence katmanı</w:t>
+      </w:r>
+    </w:p>
+    <w:p>
+      <w:pPr>
+        <w:spacing w:after="140" w:before="0" w:line="276"/>
+      </w:pPr>
+      <w:r>
+        <w:rPr>
+          <w:rFonts w:ascii="Calibri" w:cs="Calibri" w:eastAsia="Calibri" w:hAnsi="Calibri"/>
+          <w:color w:val="262626"/>
+          <w:sz w:val="21"/>
+          <w:szCs w:val="21"/>
+        </w:rPr>
+        <w:t xml:space="preserve">Bir değişkenin gerçekten işe yaradığını söyleyebilmek için üretimden önce ve sonra şu unsurların kurulu olması gerekir; bugünkü yapı bunların hepsini aynı akışta kurar.</w:t>
       </w:r>
     </w:p>
     <w:p>
@@ -2704,16 +3119,16 @@
           <w:sz w:val="21"/>
           <w:szCs w:val="21"/>
         </w:rPr>
-        <w:t xml:space="preserve">Kural tabanlı üretim:</w:t>
-      </w:r>
-      <w:r>
-        <w:rPr>
-          <w:rFonts w:ascii="Calibri" w:cs="Calibri" w:eastAsia="Calibri" w:hAnsi="Calibri"/>
-          <w:color w:val="262626"/>
-          <w:sz w:val="21"/>
-          <w:szCs w:val="21"/>
-        </w:rPr>
-        <w:t xml:space="preserve"> Yapay zekâ sözlük açıklamalarını okuyup hangi kolon grubuna hangi klasik dönüşümün uygulanacağını önerir. Seçenekler kapalı bir listeyle sınırlıdır: fark, oran, log, sıralama (rank) ve uç değer kırpma (winsorize); en fazla 12 dönüşüm ailesi önerilir. Kullanıcı planın tümünü ya da bir kısmını onaylar; hesabı Python yapar. Kırpma eşikleri ve sıralama referansı yalnızca eğitim satırlarından öğrenilir.</w:t>
+        <w:t xml:space="preserve">Veri sözleşmesi:</w:t>
+      </w:r>
+      <w:r>
+        <w:rPr>
+          <w:rFonts w:ascii="Calibri" w:cs="Calibri" w:eastAsia="Calibri" w:hAnsi="Calibri"/>
+          <w:color w:val="262626"/>
+          <w:sz w:val="21"/>
+          <w:szCs w:val="21"/>
+        </w:rPr>
+        <w:t xml:space="preserve"> Hedef, kimlik ve dönem iki kez korunur; ne bir dönüşüme girer ne de yeni bir değişkenin adı olabilir.</w:t>
       </w:r>
     </w:p>
     <w:p>
@@ -2734,16 +3149,16 @@
           <w:sz w:val="21"/>
           <w:szCs w:val="21"/>
         </w:rPr>
-        <w:t xml:space="preserve">AI değişken keşfi:</w:t>
-      </w:r>
-      <w:r>
-        <w:rPr>
-          <w:rFonts w:ascii="Calibri" w:cs="Calibri" w:eastAsia="Calibri" w:hAnsi="Calibri"/>
-          <w:color w:val="262626"/>
-          <w:sz w:val="21"/>
-          <w:szCs w:val="21"/>
-        </w:rPr>
-        <w:t xml:space="preserve"> Yapay zekâ, en az iki kolonu birleştiren en fazla 10 yeni değişken hipotezi yazar. Bunu Python koduyla değil kısıtlı bir formül diliyle yapar (dört işlem, log1p, abs, sqrt, rank, clip, fark). Her formül söz dizimi ağacı düzeyinde denetlenir, kolon adları gerçek şemayla karşılaştırılır ve kendi yürütücüyle hesaplanır; eval kullanılmaz. Tek değişken analizinde (SFA) en güçlü çıkan değişkenler yapay zekâya bağlam olarak verilir.</w:t>
+        <w:t xml:space="preserve">Sözlük:</w:t>
+      </w:r>
+      <w:r>
+        <w:rPr>
+          <w:rFonts w:ascii="Calibri" w:cs="Calibri" w:eastAsia="Calibri" w:hAnsi="Calibri"/>
+          <w:color w:val="262626"/>
+          <w:sz w:val="21"/>
+          <w:szCs w:val="21"/>
+        </w:rPr>
+        <w:t xml:space="preserve"> Eksik açıklamalar için yapay zekâ öneri sunar, kullanıcı onaylar. Kurumsal sözlük tablosu hiçbir koşulda değiştirilmez; oturuma özel bir kopya üzerinde çalışılır.</w:t>
       </w:r>
     </w:p>
     <w:p>
@@ -2764,16 +3179,16 @@
           <w:sz w:val="21"/>
           <w:szCs w:val="21"/>
         </w:rPr>
-        <w:t xml:space="preserve">Kalite kapısı:</w:t>
-      </w:r>
-      <w:r>
-        <w:rPr>
-          <w:rFonts w:ascii="Calibri" w:cs="Calibri" w:eastAsia="Calibri" w:hAnsi="Calibri"/>
-          <w:color w:val="262626"/>
-          <w:sz w:val="21"/>
-          <w:szCs w:val="21"/>
-        </w:rPr>
-        <w:t xml:space="preserve"> Boş oranı %50'nin üstünde olanlar, sabit değer taşıyanlar ve hedefle korelasyonu 0,95'i aşanlar (sızıntı şüphesi) elenir.</w:t>
+        <w:t xml:space="preserve">Tip ve kalite kontrolü:</w:t>
+      </w:r>
+      <w:r>
+        <w:rPr>
+          <w:rFonts w:ascii="Calibri" w:cs="Calibri" w:eastAsia="Calibri" w:hAnsi="Calibri"/>
+          <w:color w:val="262626"/>
+          <w:sz w:val="21"/>
+          <w:szCs w:val="21"/>
+        </w:rPr>
+        <w:t xml:space="preserve"> Metin olarak gelen tutarlar, sayı olarak gelen tarihler ve kodlar yalnızca verinin izin verdiği dönüşümlerle düzeltilir; tek değerli kolonlar süreç dışı bırakılır.</w:t>
       </w:r>
     </w:p>
     <w:p>
@@ -2794,16 +3209,16 @@
           <w:sz w:val="21"/>
           <w:szCs w:val="21"/>
         </w:rPr>
-        <w:t xml:space="preserve">Seçim hattı:</w:t>
-      </w:r>
-      <w:r>
-        <w:rPr>
-          <w:rFonts w:ascii="Calibri" w:cs="Calibri" w:eastAsia="Calibri" w:hAnsi="Calibri"/>
-          <w:color w:val="262626"/>
-          <w:sz w:val="21"/>
-          <w:szCs w:val="21"/>
-        </w:rPr>
-        <w:t xml:space="preserve"> Yarı sabit olanlar, birbirine çok benzeyenler (|r| &gt; 0,95 olan çiftte IV'si düşük olan) ve model önemi çok düşük olanlar elenir. Hepsi yalnızca eğitim satırlarında hesaplanır; elenen her değişkenin hangi adımda ve neden elendiği tabloda kalır.</w:t>
+        <w:t xml:space="preserve">Referans çizgisi:</w:t>
+      </w:r>
+      <w:r>
+        <w:rPr>
+          <w:rFonts w:ascii="Calibri" w:cs="Calibri" w:eastAsia="Calibri" w:hAnsi="Calibri"/>
+          <w:color w:val="262626"/>
+          <w:sz w:val="21"/>
+          <w:szCs w:val="21"/>
+        </w:rPr>
+        <w:t xml:space="preserve"> Mevcut değişkenlerin tek değişken gücü (IV, C-değeri) ve zaman içindeki stabilitesi (PSI) ölçülür; yeni değişkenler bu çizgiyle karşılaştırılır.</w:t>
       </w:r>
     </w:p>
     <w:p>
@@ -2824,16 +3239,16 @@
           <w:sz w:val="21"/>
           <w:szCs w:val="21"/>
         </w:rPr>
-        <w:t xml:space="preserve">Model karşılaştırması:</w:t>
-      </w:r>
-      <w:r>
-        <w:rPr>
-          <w:rFonts w:ascii="Calibri" w:cs="Calibri" w:eastAsia="Calibri" w:hAnsi="Calibri"/>
-          <w:color w:val="262626"/>
-          <w:sz w:val="21"/>
-          <w:szCs w:val="21"/>
-        </w:rPr>
-        <w:t xml:space="preserve"> Aynı bölme ve aynı algoritmayla (gradient boosting, erken durdurma açık; eksik değerler modele bırakılır) base ve enriched modeller eğitilir. Ölçüm 5 seed ile tekrarlanır; AUC, Gini ve KS farkı ortalama, standart sapma ve %95 güven aralığıyla raporlanır. Karşılaştırma yalnızca eğitim satırlarında yapılır; test ve OOT satırları bu adıma girmez.</w:t>
+        <w:t xml:space="preserve">Belge:</w:t>
+      </w:r>
+      <w:r>
+        <w:rPr>
+          <w:rFonts w:ascii="Calibri" w:cs="Calibri" w:eastAsia="Calibri" w:hAnsi="Calibri"/>
+          <w:color w:val="262626"/>
+          <w:sz w:val="21"/>
+          <w:szCs w:val="21"/>
+        </w:rPr>
+        <w:t xml:space="preserve"> Her değişken kütüğe, tüm çalışma Model Risk'e gidecek Teknik Model Dokümanı'na yazılır. Dokümandaki her sayı koddan gelir; yapay zekâ tek bir metrik yazmaz. Doküman Word, değişken listesi Excel olarak ek paket gerektirmeden indirilir.</w:t>
       </w:r>
     </w:p>
     <w:p>
@@ -2854,218 +3269,6 @@
           <w:sz w:val="21"/>
           <w:szCs w:val="21"/>
         </w:rPr>
-        <w:t xml:space="preserve">Değişken kütüğü ve üretim kodu:</w:t>
-      </w:r>
-      <w:r>
-        <w:rPr>
-          <w:rFonts w:ascii="Calibri" w:cs="Calibri" w:eastAsia="Calibri" w:hAnsi="Calibri"/>
-          <w:color w:val="262626"/>
-          <w:sz w:val="21"/>
-          <w:szCs w:val="21"/>
-        </w:rPr>
-        <w:t xml:space="preserve"> Her değişkenin formülü, kaynak kolonları, gerekçesi, kalite ve seçim sonucu ve model katkısı tek tabloda tutulur. Tüm üretimin çalıştırılabilir Python kodu tek dosyaya yazılır; sonuç başka bir ortamda yeniden üretilebilir.</w:t>
-      </w:r>
-    </w:p>
-    <w:p>
-      <w:pPr>
-        <w:pStyle w:val="Heading2"/>
-        <w:keepNext/>
-        <w:spacing w:after="100" w:before="280"/>
-      </w:pPr>
-      <w:r>
-        <w:rPr>
-          <w:rFonts w:ascii="Calibri" w:cs="Calibri" w:eastAsia="Calibri" w:hAnsi="Calibri"/>
-          <w:b/>
-          <w:bCs/>
-          <w:color w:val="262626"/>
-          <w:sz w:val="24"/>
-          <w:szCs w:val="24"/>
-        </w:rPr>
-        <w:t xml:space="preserve">Üretimi çevreleyen güvence katmanı</w:t>
-      </w:r>
-    </w:p>
-    <w:p>
-      <w:pPr>
-        <w:spacing w:after="140" w:before="0" w:line="276"/>
-      </w:pPr>
-      <w:r>
-        <w:rPr>
-          <w:rFonts w:ascii="Calibri" w:cs="Calibri" w:eastAsia="Calibri" w:hAnsi="Calibri"/>
-          <w:color w:val="262626"/>
-          <w:sz w:val="21"/>
-          <w:szCs w:val="21"/>
-        </w:rPr>
-        <w:t xml:space="preserve">Bir değişkenin gerçekten işe yaradığını söyleyebilmek için üretimden önce ve sonra şu unsurların kurulu olması gerekir; bugünkü yapı bunların hepsini aynı akışta kurar.</w:t>
-      </w:r>
-    </w:p>
-    <w:p>
-      <w:pPr>
-        <w:pStyle w:val="ListParagraph"/>
-        <w:numPr>
-          <w:ilvl w:val="0"/>
-          <w:numId w:val="2"/>
-        </w:numPr>
-        <w:spacing w:after="80" w:before="0" w:line="276"/>
-      </w:pPr>
-      <w:r>
-        <w:rPr>
-          <w:rFonts w:ascii="Calibri" w:cs="Calibri" w:eastAsia="Calibri" w:hAnsi="Calibri"/>
-          <w:b/>
-          <w:bCs/>
-          <w:color w:val="262626"/>
-          <w:sz w:val="21"/>
-          <w:szCs w:val="21"/>
-        </w:rPr>
-        <w:t xml:space="preserve">Veri sözleşmesi:</w:t>
-      </w:r>
-      <w:r>
-        <w:rPr>
-          <w:rFonts w:ascii="Calibri" w:cs="Calibri" w:eastAsia="Calibri" w:hAnsi="Calibri"/>
-          <w:color w:val="262626"/>
-          <w:sz w:val="21"/>
-          <w:szCs w:val="21"/>
-        </w:rPr>
-        <w:t xml:space="preserve"> Hedef, kimlik ve dönem iki kez korunur; ne bir dönüşüme girer ne de yeni bir değişkenin adı olabilir.</w:t>
-      </w:r>
-    </w:p>
-    <w:p>
-      <w:pPr>
-        <w:pStyle w:val="ListParagraph"/>
-        <w:numPr>
-          <w:ilvl w:val="0"/>
-          <w:numId w:val="2"/>
-        </w:numPr>
-        <w:spacing w:after="80" w:before="0" w:line="276"/>
-      </w:pPr>
-      <w:r>
-        <w:rPr>
-          <w:rFonts w:ascii="Calibri" w:cs="Calibri" w:eastAsia="Calibri" w:hAnsi="Calibri"/>
-          <w:b/>
-          <w:bCs/>
-          <w:color w:val="262626"/>
-          <w:sz w:val="21"/>
-          <w:szCs w:val="21"/>
-        </w:rPr>
-        <w:t xml:space="preserve">Sözlük:</w:t>
-      </w:r>
-      <w:r>
-        <w:rPr>
-          <w:rFonts w:ascii="Calibri" w:cs="Calibri" w:eastAsia="Calibri" w:hAnsi="Calibri"/>
-          <w:color w:val="262626"/>
-          <w:sz w:val="21"/>
-          <w:szCs w:val="21"/>
-        </w:rPr>
-        <w:t xml:space="preserve"> Eksik açıklamalar için yapay zekâ öneri sunar, kullanıcı onaylar. Kurumsal sözlük tablosu hiçbir koşulda değiştirilmez; oturuma özel bir kopya üzerinde çalışılır.</w:t>
-      </w:r>
-    </w:p>
-    <w:p>
-      <w:pPr>
-        <w:pStyle w:val="ListParagraph"/>
-        <w:numPr>
-          <w:ilvl w:val="0"/>
-          <w:numId w:val="2"/>
-        </w:numPr>
-        <w:spacing w:after="80" w:before="0" w:line="276"/>
-      </w:pPr>
-      <w:r>
-        <w:rPr>
-          <w:rFonts w:ascii="Calibri" w:cs="Calibri" w:eastAsia="Calibri" w:hAnsi="Calibri"/>
-          <w:b/>
-          <w:bCs/>
-          <w:color w:val="262626"/>
-          <w:sz w:val="21"/>
-          <w:szCs w:val="21"/>
-        </w:rPr>
-        <w:t xml:space="preserve">Tip ve kalite kontrolü:</w:t>
-      </w:r>
-      <w:r>
-        <w:rPr>
-          <w:rFonts w:ascii="Calibri" w:cs="Calibri" w:eastAsia="Calibri" w:hAnsi="Calibri"/>
-          <w:color w:val="262626"/>
-          <w:sz w:val="21"/>
-          <w:szCs w:val="21"/>
-        </w:rPr>
-        <w:t xml:space="preserve"> Metin olarak gelen tutarlar, sayı olarak gelen tarihler ve kodlar yalnızca verinin izin verdiği dönüşümlerle düzeltilir; tek değerli kolonlar süreç dışı bırakılır.</w:t>
-      </w:r>
-    </w:p>
-    <w:p>
-      <w:pPr>
-        <w:pStyle w:val="ListParagraph"/>
-        <w:numPr>
-          <w:ilvl w:val="0"/>
-          <w:numId w:val="2"/>
-        </w:numPr>
-        <w:spacing w:after="80" w:before="0" w:line="276"/>
-      </w:pPr>
-      <w:r>
-        <w:rPr>
-          <w:rFonts w:ascii="Calibri" w:cs="Calibri" w:eastAsia="Calibri" w:hAnsi="Calibri"/>
-          <w:b/>
-          <w:bCs/>
-          <w:color w:val="262626"/>
-          <w:sz w:val="21"/>
-          <w:szCs w:val="21"/>
-        </w:rPr>
-        <w:t xml:space="preserve">Referans çizgisi:</w:t>
-      </w:r>
-      <w:r>
-        <w:rPr>
-          <w:rFonts w:ascii="Calibri" w:cs="Calibri" w:eastAsia="Calibri" w:hAnsi="Calibri"/>
-          <w:color w:val="262626"/>
-          <w:sz w:val="21"/>
-          <w:szCs w:val="21"/>
-        </w:rPr>
-        <w:t xml:space="preserve"> Mevcut değişkenlerin tek değişken gücü (IV, C-değeri) ve zaman içindeki stabilitesi (PSI) ölçülür; yeni değişkenler bu çizgiyle karşılaştırılır.</w:t>
-      </w:r>
-    </w:p>
-    <w:p>
-      <w:pPr>
-        <w:pStyle w:val="ListParagraph"/>
-        <w:numPr>
-          <w:ilvl w:val="0"/>
-          <w:numId w:val="2"/>
-        </w:numPr>
-        <w:spacing w:after="80" w:before="0" w:line="276"/>
-      </w:pPr>
-      <w:r>
-        <w:rPr>
-          <w:rFonts w:ascii="Calibri" w:cs="Calibri" w:eastAsia="Calibri" w:hAnsi="Calibri"/>
-          <w:b/>
-          <w:bCs/>
-          <w:color w:val="262626"/>
-          <w:sz w:val="21"/>
-          <w:szCs w:val="21"/>
-        </w:rPr>
-        <w:t xml:space="preserve">Belge:</w:t>
-      </w:r>
-      <w:r>
-        <w:rPr>
-          <w:rFonts w:ascii="Calibri" w:cs="Calibri" w:eastAsia="Calibri" w:hAnsi="Calibri"/>
-          <w:color w:val="262626"/>
-          <w:sz w:val="21"/>
-          <w:szCs w:val="21"/>
-        </w:rPr>
-        <w:t xml:space="preserve"> Her değişken kütüğe, tüm çalışma Model Risk'e gidecek Teknik Model Dokümanı'na yazılır. Dokümandaki her sayı koddan gelir; yapay zekâ tek bir metrik yazmaz. Doküman Word, değişken listesi Excel olarak ek paket gerektirmeden indirilir.</w:t>
-      </w:r>
-    </w:p>
-    <w:p>
-      <w:pPr>
-        <w:pStyle w:val="ListParagraph"/>
-        <w:numPr>
-          <w:ilvl w:val="0"/>
-          <w:numId w:val="2"/>
-        </w:numPr>
-        <w:spacing w:after="80" w:before="0" w:line="276"/>
-      </w:pPr>
-      <w:r>
-        <w:rPr>
-          <w:rFonts w:ascii="Calibri" w:cs="Calibri" w:eastAsia="Calibri" w:hAnsi="Calibri"/>
-          <w:b/>
-          <w:bCs/>
-          <w:color w:val="262626"/>
-          <w:sz w:val="21"/>
-          <w:szCs w:val="21"/>
-        </w:rPr>
         <w:t xml:space="preserve">Veri güvenliği:</w:t>
       </w:r>
       <w:r>
@@ -3087,7 +3290,7 @@
       <w:pPr>
         <w:pStyle w:val="Heading1"/>
         <w:pBdr>
-          <w:bottom w:val="single" w:color="D51115" w:sz="8" w:space="6"/>
+          <w:bottom w:val="single" w:color="D51115" w:sz="4" w:space="6"/>
         </w:pBdr>
         <w:spacing w:after="320" w:before="0"/>
       </w:pPr>
@@ -3143,10 +3346,10 @@
           <w:tcPr>
             <w:tcW w:type="dxa" w:w="2602"/>
             <w:tcBorders>
-              <w:top w:val="single" w:color="BFBFBF" w:sz="4"/>
-              <w:left w:val="single" w:color="BFBFBF" w:sz="4"/>
-              <w:bottom w:val="single" w:color="BFBFBF" w:sz="4"/>
-              <w:right w:val="single" w:color="BFBFBF" w:sz="4"/>
+              <w:top w:val="none" w:color="FFFFFF" w:sz="0"/>
+              <w:left w:val="none" w:color="FFFFFF" w:sz="0"/>
+              <w:bottom w:val="single" w:color="D9D9D9" w:sz="4"/>
+              <w:right w:val="none" w:color="FFFFFF" w:sz="0"/>
             </w:tcBorders>
             <w:shd w:fill="FBE9E9" w:color="auto" w:val="clear"/>
             <w:tcMar>
@@ -3178,10 +3381,10 @@
           <w:tcPr>
             <w:tcW w:type="dxa" w:w="3662"/>
             <w:tcBorders>
-              <w:top w:val="single" w:color="BFBFBF" w:sz="4"/>
-              <w:left w:val="single" w:color="BFBFBF" w:sz="4"/>
-              <w:bottom w:val="single" w:color="BFBFBF" w:sz="4"/>
-              <w:right w:val="single" w:color="BFBFBF" w:sz="4"/>
+              <w:top w:val="none" w:color="FFFFFF" w:sz="0"/>
+              <w:left w:val="none" w:color="FFFFFF" w:sz="0"/>
+              <w:bottom w:val="single" w:color="D9D9D9" w:sz="4"/>
+              <w:right w:val="none" w:color="FFFFFF" w:sz="0"/>
             </w:tcBorders>
             <w:shd w:fill="FBE9E9" w:color="auto" w:val="clear"/>
             <w:tcMar>
@@ -3213,10 +3416,10 @@
           <w:tcPr>
             <w:tcW w:type="dxa" w:w="3374"/>
             <w:tcBorders>
-              <w:top w:val="single" w:color="BFBFBF" w:sz="4"/>
-              <w:left w:val="single" w:color="BFBFBF" w:sz="4"/>
-              <w:bottom w:val="single" w:color="BFBFBF" w:sz="4"/>
-              <w:right w:val="single" w:color="BFBFBF" w:sz="4"/>
+              <w:top w:val="none" w:color="FFFFFF" w:sz="0"/>
+              <w:left w:val="none" w:color="FFFFFF" w:sz="0"/>
+              <w:bottom w:val="single" w:color="D9D9D9" w:sz="4"/>
+              <w:right w:val="none" w:color="FFFFFF" w:sz="0"/>
             </w:tcBorders>
             <w:shd w:fill="FBE9E9" w:color="auto" w:val="clear"/>
             <w:tcMar>
@@ -3254,10 +3457,10 @@
           <w:tcPr>
             <w:tcW w:type="dxa" w:w="2602"/>
             <w:tcBorders>
-              <w:top w:val="single" w:color="BFBFBF" w:sz="4"/>
-              <w:left w:val="single" w:color="BFBFBF" w:sz="4"/>
-              <w:bottom w:val="single" w:color="BFBFBF" w:sz="4"/>
-              <w:right w:val="single" w:color="BFBFBF" w:sz="4"/>
+              <w:top w:val="single" w:color="D9D9D9" w:sz="4"/>
+              <w:left w:val="none" w:color="FFFFFF" w:sz="0"/>
+              <w:bottom w:val="single" w:color="D9D9D9" w:sz="4"/>
+              <w:right w:val="none" w:color="FFFFFF" w:sz="0"/>
             </w:tcBorders>
             <w:tcMar>
               <w:top w:type="dxa" w:w="80"/>
@@ -3286,10 +3489,10 @@
           <w:tcPr>
             <w:tcW w:type="dxa" w:w="3662"/>
             <w:tcBorders>
-              <w:top w:val="single" w:color="BFBFBF" w:sz="4"/>
-              <w:left w:val="single" w:color="BFBFBF" w:sz="4"/>
-              <w:bottom w:val="single" w:color="BFBFBF" w:sz="4"/>
-              <w:right w:val="single" w:color="BFBFBF" w:sz="4"/>
+              <w:top w:val="single" w:color="D9D9D9" w:sz="4"/>
+              <w:left w:val="none" w:color="FFFFFF" w:sz="0"/>
+              <w:bottom w:val="single" w:color="D9D9D9" w:sz="4"/>
+              <w:right w:val="none" w:color="FFFFFF" w:sz="0"/>
             </w:tcBorders>
             <w:tcMar>
               <w:top w:type="dxa" w:w="80"/>
@@ -3318,10 +3521,10 @@
           <w:tcPr>
             <w:tcW w:type="dxa" w:w="3374"/>
             <w:tcBorders>
-              <w:top w:val="single" w:color="BFBFBF" w:sz="4"/>
-              <w:left w:val="single" w:color="BFBFBF" w:sz="4"/>
-              <w:bottom w:val="single" w:color="BFBFBF" w:sz="4"/>
-              <w:right w:val="single" w:color="BFBFBF" w:sz="4"/>
+              <w:top w:val="single" w:color="D9D9D9" w:sz="4"/>
+              <w:left w:val="none" w:color="FFFFFF" w:sz="0"/>
+              <w:bottom w:val="single" w:color="D9D9D9" w:sz="4"/>
+              <w:right w:val="none" w:color="FFFFFF" w:sz="0"/>
             </w:tcBorders>
             <w:tcMar>
               <w:top w:type="dxa" w:w="80"/>
@@ -3356,10 +3559,10 @@
           <w:tcPr>
             <w:tcW w:type="dxa" w:w="2602"/>
             <w:tcBorders>
-              <w:top w:val="single" w:color="BFBFBF" w:sz="4"/>
-              <w:left w:val="single" w:color="BFBFBF" w:sz="4"/>
-              <w:bottom w:val="single" w:color="BFBFBF" w:sz="4"/>
-              <w:right w:val="single" w:color="BFBFBF" w:sz="4"/>
+              <w:top w:val="single" w:color="D9D9D9" w:sz="4"/>
+              <w:left w:val="none" w:color="FFFFFF" w:sz="0"/>
+              <w:bottom w:val="single" w:color="D9D9D9" w:sz="4"/>
+              <w:right w:val="none" w:color="FFFFFF" w:sz="0"/>
             </w:tcBorders>
             <w:tcMar>
               <w:top w:type="dxa" w:w="80"/>
@@ -3388,10 +3591,10 @@
           <w:tcPr>
             <w:tcW w:type="dxa" w:w="3662"/>
             <w:tcBorders>
-              <w:top w:val="single" w:color="BFBFBF" w:sz="4"/>
-              <w:left w:val="single" w:color="BFBFBF" w:sz="4"/>
-              <w:bottom w:val="single" w:color="BFBFBF" w:sz="4"/>
-              <w:right w:val="single" w:color="BFBFBF" w:sz="4"/>
+              <w:top w:val="single" w:color="D9D9D9" w:sz="4"/>
+              <w:left w:val="none" w:color="FFFFFF" w:sz="0"/>
+              <w:bottom w:val="single" w:color="D9D9D9" w:sz="4"/>
+              <w:right w:val="none" w:color="FFFFFF" w:sz="0"/>
             </w:tcBorders>
             <w:tcMar>
               <w:top w:type="dxa" w:w="80"/>
@@ -3420,10 +3623,10 @@
           <w:tcPr>
             <w:tcW w:type="dxa" w:w="3374"/>
             <w:tcBorders>
-              <w:top w:val="single" w:color="BFBFBF" w:sz="4"/>
-              <w:left w:val="single" w:color="BFBFBF" w:sz="4"/>
-              <w:bottom w:val="single" w:color="BFBFBF" w:sz="4"/>
-              <w:right w:val="single" w:color="BFBFBF" w:sz="4"/>
+              <w:top w:val="single" w:color="D9D9D9" w:sz="4"/>
+              <w:left w:val="none" w:color="FFFFFF" w:sz="0"/>
+              <w:bottom w:val="single" w:color="D9D9D9" w:sz="4"/>
+              <w:right w:val="none" w:color="FFFFFF" w:sz="0"/>
             </w:tcBorders>
             <w:tcMar>
               <w:top w:type="dxa" w:w="80"/>
@@ -3458,10 +3661,10 @@
           <w:tcPr>
             <w:tcW w:type="dxa" w:w="2602"/>
             <w:tcBorders>
-              <w:top w:val="single" w:color="BFBFBF" w:sz="4"/>
-              <w:left w:val="single" w:color="BFBFBF" w:sz="4"/>
-              <w:bottom w:val="single" w:color="BFBFBF" w:sz="4"/>
-              <w:right w:val="single" w:color="BFBFBF" w:sz="4"/>
+              <w:top w:val="single" w:color="D9D9D9" w:sz="4"/>
+              <w:left w:val="none" w:color="FFFFFF" w:sz="0"/>
+              <w:bottom w:val="single" w:color="D9D9D9" w:sz="4"/>
+              <w:right w:val="none" w:color="FFFFFF" w:sz="0"/>
             </w:tcBorders>
             <w:tcMar>
               <w:top w:type="dxa" w:w="80"/>
@@ -3492,10 +3695,10 @@
           <w:tcPr>
             <w:tcW w:type="dxa" w:w="3662"/>
             <w:tcBorders>
-              <w:top w:val="single" w:color="BFBFBF" w:sz="4"/>
-              <w:left w:val="single" w:color="BFBFBF" w:sz="4"/>
-              <w:bottom w:val="single" w:color="BFBFBF" w:sz="4"/>
-              <w:right w:val="single" w:color="BFBFBF" w:sz="4"/>
+              <w:top w:val="single" w:color="D9D9D9" w:sz="4"/>
+              <w:left w:val="none" w:color="FFFFFF" w:sz="0"/>
+              <w:bottom w:val="single" w:color="D9D9D9" w:sz="4"/>
+              <w:right w:val="none" w:color="FFFFFF" w:sz="0"/>
             </w:tcBorders>
             <w:tcMar>
               <w:top w:type="dxa" w:w="80"/>
@@ -3526,10 +3729,10 @@
           <w:tcPr>
             <w:tcW w:type="dxa" w:w="3374"/>
             <w:tcBorders>
-              <w:top w:val="single" w:color="BFBFBF" w:sz="4"/>
-              <w:left w:val="single" w:color="BFBFBF" w:sz="4"/>
-              <w:bottom w:val="single" w:color="BFBFBF" w:sz="4"/>
-              <w:right w:val="single" w:color="BFBFBF" w:sz="4"/>
+              <w:top w:val="single" w:color="D9D9D9" w:sz="4"/>
+              <w:left w:val="none" w:color="FFFFFF" w:sz="0"/>
+              <w:bottom w:val="single" w:color="D9D9D9" w:sz="4"/>
+              <w:right w:val="none" w:color="FFFFFF" w:sz="0"/>
             </w:tcBorders>
             <w:tcMar>
               <w:top w:type="dxa" w:w="80"/>
@@ -3566,10 +3769,10 @@
           <w:tcPr>
             <w:tcW w:type="dxa" w:w="2602"/>
             <w:tcBorders>
-              <w:top w:val="single" w:color="BFBFBF" w:sz="4"/>
-              <w:left w:val="single" w:color="BFBFBF" w:sz="4"/>
-              <w:bottom w:val="single" w:color="BFBFBF" w:sz="4"/>
-              <w:right w:val="single" w:color="BFBFBF" w:sz="4"/>
+              <w:top w:val="single" w:color="D9D9D9" w:sz="4"/>
+              <w:left w:val="none" w:color="FFFFFF" w:sz="0"/>
+              <w:bottom w:val="single" w:color="D9D9D9" w:sz="4"/>
+              <w:right w:val="none" w:color="FFFFFF" w:sz="0"/>
             </w:tcBorders>
             <w:tcMar>
               <w:top w:type="dxa" w:w="80"/>
@@ -3598,10 +3801,10 @@
           <w:tcPr>
             <w:tcW w:type="dxa" w:w="3662"/>
             <w:tcBorders>
-              <w:top w:val="single" w:color="BFBFBF" w:sz="4"/>
-              <w:left w:val="single" w:color="BFBFBF" w:sz="4"/>
-              <w:bottom w:val="single" w:color="BFBFBF" w:sz="4"/>
-              <w:right w:val="single" w:color="BFBFBF" w:sz="4"/>
+              <w:top w:val="single" w:color="D9D9D9" w:sz="4"/>
+              <w:left w:val="none" w:color="FFFFFF" w:sz="0"/>
+              <w:bottom w:val="single" w:color="D9D9D9" w:sz="4"/>
+              <w:right w:val="none" w:color="FFFFFF" w:sz="0"/>
             </w:tcBorders>
             <w:tcMar>
               <w:top w:type="dxa" w:w="80"/>
@@ -3630,10 +3833,10 @@
           <w:tcPr>
             <w:tcW w:type="dxa" w:w="3374"/>
             <w:tcBorders>
-              <w:top w:val="single" w:color="BFBFBF" w:sz="4"/>
-              <w:left w:val="single" w:color="BFBFBF" w:sz="4"/>
-              <w:bottom w:val="single" w:color="BFBFBF" w:sz="4"/>
-              <w:right w:val="single" w:color="BFBFBF" w:sz="4"/>
+              <w:top w:val="single" w:color="D9D9D9" w:sz="4"/>
+              <w:left w:val="none" w:color="FFFFFF" w:sz="0"/>
+              <w:bottom w:val="single" w:color="D9D9D9" w:sz="4"/>
+              <w:right w:val="none" w:color="FFFFFF" w:sz="0"/>
             </w:tcBorders>
             <w:tcMar>
               <w:top w:type="dxa" w:w="80"/>
@@ -3668,10 +3871,10 @@
           <w:tcPr>
             <w:tcW w:type="dxa" w:w="2602"/>
             <w:tcBorders>
-              <w:top w:val="single" w:color="BFBFBF" w:sz="4"/>
-              <w:left w:val="single" w:color="BFBFBF" w:sz="4"/>
-              <w:bottom w:val="single" w:color="BFBFBF" w:sz="4"/>
-              <w:right w:val="single" w:color="BFBFBF" w:sz="4"/>
+              <w:top w:val="single" w:color="D9D9D9" w:sz="4"/>
+              <w:left w:val="none" w:color="FFFFFF" w:sz="0"/>
+              <w:bottom w:val="single" w:color="D9D9D9" w:sz="4"/>
+              <w:right w:val="none" w:color="FFFFFF" w:sz="0"/>
             </w:tcBorders>
             <w:tcMar>
               <w:top w:type="dxa" w:w="80"/>
@@ -3700,10 +3903,10 @@
           <w:tcPr>
             <w:tcW w:type="dxa" w:w="3662"/>
             <w:tcBorders>
-              <w:top w:val="single" w:color="BFBFBF" w:sz="4"/>
-              <w:left w:val="single" w:color="BFBFBF" w:sz="4"/>
-              <w:bottom w:val="single" w:color="BFBFBF" w:sz="4"/>
-              <w:right w:val="single" w:color="BFBFBF" w:sz="4"/>
+              <w:top w:val="single" w:color="D9D9D9" w:sz="4"/>
+              <w:left w:val="none" w:color="FFFFFF" w:sz="0"/>
+              <w:bottom w:val="single" w:color="D9D9D9" w:sz="4"/>
+              <w:right w:val="none" w:color="FFFFFF" w:sz="0"/>
             </w:tcBorders>
             <w:tcMar>
               <w:top w:type="dxa" w:w="80"/>
@@ -3732,10 +3935,10 @@
           <w:tcPr>
             <w:tcW w:type="dxa" w:w="3374"/>
             <w:tcBorders>
-              <w:top w:val="single" w:color="BFBFBF" w:sz="4"/>
-              <w:left w:val="single" w:color="BFBFBF" w:sz="4"/>
-              <w:bottom w:val="single" w:color="BFBFBF" w:sz="4"/>
-              <w:right w:val="single" w:color="BFBFBF" w:sz="4"/>
+              <w:top w:val="single" w:color="D9D9D9" w:sz="4"/>
+              <w:left w:val="none" w:color="FFFFFF" w:sz="0"/>
+              <w:bottom w:val="single" w:color="D9D9D9" w:sz="4"/>
+              <w:right w:val="none" w:color="FFFFFF" w:sz="0"/>
             </w:tcBorders>
             <w:tcMar>
               <w:top w:type="dxa" w:w="80"/>
@@ -3804,7 +4007,7 @@
         <w:pStyle w:val="ListParagraph"/>
         <w:numPr>
           <w:ilvl w:val="0"/>
-          <w:numId w:val="4"/>
+          <w:numId w:val="5"/>
         </w:numPr>
         <w:spacing w:after="80" w:before="0" w:line="276"/>
       </w:pPr>
@@ -3834,7 +4037,7 @@
         <w:pStyle w:val="ListParagraph"/>
         <w:numPr>
           <w:ilvl w:val="0"/>
-          <w:numId w:val="4"/>
+          <w:numId w:val="5"/>
         </w:numPr>
         <w:spacing w:after="80" w:before="0" w:line="276"/>
       </w:pPr>
@@ -3864,7 +4067,7 @@
         <w:pStyle w:val="ListParagraph"/>
         <w:numPr>
           <w:ilvl w:val="0"/>
-          <w:numId w:val="4"/>
+          <w:numId w:val="5"/>
         </w:numPr>
         <w:spacing w:after="80" w:before="0" w:line="276"/>
       </w:pPr>
@@ -3894,7 +4097,7 @@
         <w:pStyle w:val="ListParagraph"/>
         <w:numPr>
           <w:ilvl w:val="0"/>
-          <w:numId w:val="4"/>
+          <w:numId w:val="5"/>
         </w:numPr>
         <w:spacing w:after="80" w:before="0" w:line="276"/>
       </w:pPr>
@@ -3924,7 +4127,7 @@
         <w:pStyle w:val="ListParagraph"/>
         <w:numPr>
           <w:ilvl w:val="0"/>
-          <w:numId w:val="4"/>
+          <w:numId w:val="5"/>
         </w:numPr>
         <w:spacing w:after="80" w:before="0" w:line="276"/>
       </w:pPr>
@@ -3954,7 +4157,7 @@
         <w:pStyle w:val="ListParagraph"/>
         <w:numPr>
           <w:ilvl w:val="0"/>
-          <w:numId w:val="4"/>
+          <w:numId w:val="5"/>
         </w:numPr>
         <w:spacing w:after="80" w:before="0" w:line="276"/>
       </w:pPr>
@@ -3984,7 +4187,7 @@
         <w:pStyle w:val="ListParagraph"/>
         <w:numPr>
           <w:ilvl w:val="0"/>
-          <w:numId w:val="4"/>
+          <w:numId w:val="5"/>
         </w:numPr>
         <w:spacing w:after="80" w:before="0" w:line="276"/>
       </w:pPr>
@@ -4014,7 +4217,7 @@
         <w:pStyle w:val="ListParagraph"/>
         <w:numPr>
           <w:ilvl w:val="0"/>
-          <w:numId w:val="4"/>
+          <w:numId w:val="5"/>
         </w:numPr>
         <w:spacing w:after="80" w:before="0" w:line="276"/>
       </w:pPr>
@@ -4287,20 +4490,37 @@
     <w:lvl w:ilvl="0" w15:tentative="1">
       <w:start w:val="1"/>
       <w:numFmt w:val="bullet"/>
-      <w:lvlText w:val="☐"/>
+      <w:lvlText w:val="•"/>
       <w:lvlJc w:val="left"/>
       <w:pPr>
         <w:ind w:left="440" w:hanging="300"/>
       </w:pPr>
       <w:rPr>
-        <w:rFonts w:ascii="Segoe UI Symbol" w:cs="Segoe UI Symbol" w:eastAsia="Segoe UI Symbol" w:hAnsi="Segoe UI Symbol"/>
+        <w:rFonts w:ascii="Calibri" w:cs="Calibri" w:eastAsia="Calibri" w:hAnsi="Calibri"/>
         <w:b/>
         <w:bCs/>
-        <w:color w:val="595959"/>
+        <w:color w:val="D51115"/>
       </w:rPr>
     </w:lvl>
   </w:abstractNum>
   <w:abstractNum w:abstractNumId="4" w15:restartNumberingAfterBreak="0">
+    <w:multiLevelType w:val="hybridMultilevel"/>
+    <w:lvl w:ilvl="0" w15:tentative="1">
+      <w:start w:val="1"/>
+      <w:numFmt w:val="decimalZero"/>
+      <w:lvlText w:val="%1"/>
+      <w:lvlJc w:val="left"/>
+      <w:pPr>
+        <w:ind w:left="440" w:hanging="300"/>
+      </w:pPr>
+      <w:rPr>
+        <w:b/>
+        <w:bCs/>
+        <w:color w:val="D51115"/>
+      </w:rPr>
+    </w:lvl>
+  </w:abstractNum>
+  <w:abstractNum w:abstractNumId="5" w15:restartNumberingAfterBreak="0">
     <w:multiLevelType w:val="hybridMultilevel"/>
     <w:lvl w:ilvl="0" w15:tentative="1">
       <w:start w:val="1"/>
@@ -4324,18 +4544,24 @@
     </w:lvlOverride>
   </w:num>
   <w:num w:numId="2">
+    <w:abstractNumId w:val="5"/>
+    <w:lvlOverride w:ilvl="0">
+      <w:startOverride w:val="1"/>
+    </w:lvlOverride>
+  </w:num>
+  <w:num w:numId="3">
     <w:abstractNumId w:val="2"/>
     <w:lvlOverride w:ilvl="0">
       <w:startOverride w:val="1"/>
     </w:lvlOverride>
   </w:num>
-  <w:num w:numId="3">
+  <w:num w:numId="4">
     <w:abstractNumId w:val="4"/>
     <w:lvlOverride w:ilvl="0">
       <w:startOverride w:val="1"/>
     </w:lvlOverride>
   </w:num>
-  <w:num w:numId="4">
+  <w:num w:numId="5">
     <w:abstractNumId w:val="3"/>
     <w:lvlOverride w:ilvl="0">
       <w:startOverride w:val="1"/>

--- a/docs/Akilli_Degisken_Uretimi.docx
+++ b/docs/Akilli_Degisken_Uretimi.docx
@@ -24,16 +24,18 @@
     </w:p>
     <w:p>
       <w:pPr>
-        <w:spacing w:after="100" w:before="200"/>
-      </w:pPr>
-      <w:r>
-        <w:rPr>
-          <w:rFonts w:ascii="Calibri" w:cs="Calibri" w:eastAsia="Calibri" w:hAnsi="Calibri"/>
-          <w:i/>
-          <w:iCs/>
-          <w:color w:val="595959"/>
-          <w:sz w:val="22"/>
-          <w:szCs w:val="22"/>
+        <w:pStyle w:val="Heading2"/>
+        <w:keepNext/>
+        <w:spacing w:after="100" w:before="240"/>
+      </w:pPr>
+      <w:r>
+        <w:rPr>
+          <w:rFonts w:ascii="Calibri" w:cs="Calibri" w:eastAsia="Calibri" w:hAnsi="Calibri"/>
+          <w:b/>
+          <w:bCs/>
+          <w:color w:val="D51115"/>
+          <w:sz w:val="24"/>
+          <w:szCs w:val="24"/>
         </w:rPr>
         <w:t xml:space="preserve">Projenin Amacı</w:t>
       </w:r>
@@ -79,11 +81,9 @@
             <w:r>
               <w:rPr>
                 <w:rFonts w:ascii="Calibri" w:cs="Calibri" w:eastAsia="Calibri" w:hAnsi="Calibri"/>
-                <w:i/>
-                <w:iCs/>
-                <w:color w:val="262626"/>
-                <w:sz w:val="23"/>
-                <w:szCs w:val="23"/>
+                <w:color w:val="262626"/>
+                <w:sz w:val="22"/>
+                <w:szCs w:val="22"/>
               </w:rPr>
               <w:t xml:space="preserve">Veri seti ve değişken sözlüğünden hedefi daha iyi açıklayan yeni değişkenleri yapay zekâ desteğiyle üretip model üzerinde test ederek değişken üretim sürecini hızlandırmak ve her değişkenin katkısını kanıta dayalı kılmak. Aynı altyapı sonraki adımda uçtan uca Analitik Modelleme Platformu'na genişletilecektir.</w:t>
             </w:r>
@@ -93,16 +93,18 @@
     </w:tbl>
     <w:p>
       <w:pPr>
-        <w:spacing w:after="100" w:before="200"/>
-      </w:pPr>
-      <w:r>
-        <w:rPr>
-          <w:rFonts w:ascii="Calibri" w:cs="Calibri" w:eastAsia="Calibri" w:hAnsi="Calibri"/>
-          <w:i/>
-          <w:iCs/>
-          <w:color w:val="595959"/>
-          <w:sz w:val="22"/>
-          <w:szCs w:val="22"/>
+        <w:pStyle w:val="Heading2"/>
+        <w:keepNext/>
+        <w:spacing w:after="100" w:before="240"/>
+      </w:pPr>
+      <w:r>
+        <w:rPr>
+          <w:rFonts w:ascii="Calibri" w:cs="Calibri" w:eastAsia="Calibri" w:hAnsi="Calibri"/>
+          <w:b/>
+          <w:bCs/>
+          <w:color w:val="D51115"/>
+          <w:sz w:val="24"/>
+          <w:szCs w:val="24"/>
         </w:rPr>
         <w:t xml:space="preserve">Proje İşleyişi</w:t>
       </w:r>
@@ -374,7 +376,7 @@
           <w:sz w:val="40"/>
           <w:szCs w:val="40"/>
         </w:rPr>
-        <w:t xml:space="preserve">Akıllı Değişken Üretimi — Yönetim Özeti</w:t>
+        <w:t xml:space="preserve">Akıllı Değişken Üretimi: Yönetim Özeti</w:t>
       </w:r>
     </w:p>
     <w:tbl>
@@ -836,16 +838,18 @@
     </w:tbl>
     <w:p>
       <w:pPr>
-        <w:spacing w:after="100" w:before="200"/>
-      </w:pPr>
-      <w:r>
-        <w:rPr>
-          <w:rFonts w:ascii="Calibri" w:cs="Calibri" w:eastAsia="Calibri" w:hAnsi="Calibri"/>
-          <w:i/>
-          <w:iCs/>
-          <w:color w:val="595959"/>
-          <w:sz w:val="22"/>
-          <w:szCs w:val="22"/>
+        <w:pStyle w:val="Heading2"/>
+        <w:keepNext/>
+        <w:spacing w:after="100" w:before="240"/>
+      </w:pPr>
+      <w:r>
+        <w:rPr>
+          <w:rFonts w:ascii="Calibri" w:cs="Calibri" w:eastAsia="Calibri" w:hAnsi="Calibri"/>
+          <w:b/>
+          <w:bCs/>
+          <w:color w:val="D51115"/>
+          <w:sz w:val="24"/>
+          <w:szCs w:val="24"/>
         </w:rPr>
         <w:t xml:space="preserve">Proje Metodolojisi</w:t>
       </w:r>
@@ -1845,7 +1849,7 @@
                 <w:sz w:val="26"/>
                 <w:szCs w:val="26"/>
               </w:rPr>
-              <w:t xml:space="preserve">İlk PoC — Bireysel Deep Agent</w:t>
+              <w:t xml:space="preserve">İlk PoC: Bireysel Deep Agent</w:t>
             </w:r>
           </w:p>
           <w:p>
@@ -2260,7 +2264,7 @@
                 <w:sz w:val="26"/>
                 <w:szCs w:val="26"/>
               </w:rPr>
-              <w:t xml:space="preserve">İlk Yapı — Hafızalı Keşif Akışı</w:t>
+              <w:t xml:space="preserve">İlk Yapı: Hafızalı Keşif Akışı</w:t>
             </w:r>
           </w:p>
           <w:p>
@@ -2645,7 +2649,7 @@
                 <w:sz w:val="26"/>
                 <w:szCs w:val="26"/>
               </w:rPr>
-              <w:t xml:space="preserve">Bugünkü Yapı — Akıllı Değişken Üretimi</w:t>
+              <w:t xml:space="preserve">Bugünkü Yapı: Akıllı Değişken Üretimi</w:t>
             </w:r>
           </w:p>
           <w:p>
@@ -2872,7 +2876,7 @@
           <w:sz w:val="40"/>
           <w:szCs w:val="40"/>
         </w:rPr>
-        <w:t xml:space="preserve">Bugünkü Yapıda Değişken Üretimi — İşleyiş Ayrıntısı</w:t>
+        <w:t xml:space="preserve">Bugünkü Yapıda Değişken Üretimi: İşleyiş Ayrıntısı</w:t>
       </w:r>
     </w:p>
     <w:p>
@@ -4050,7 +4054,7 @@
           <w:sz w:val="21"/>
           <w:szCs w:val="21"/>
         </w:rPr>
-        <w:t xml:space="preserve">Faz 2–5'in Spark'a taşınması:</w:t>
+        <w:t xml:space="preserve">Faz 2-5'in Spark'a taşınması:</w:t>
       </w:r>
       <w:r>
         <w:rPr>

--- a/docs/Akilli_Degisken_Uretimi.docx
+++ b/docs/Akilli_Degisken_Uretimi.docx
@@ -5,19 +5,16 @@
     <w:p>
       <w:pPr>
         <w:pStyle w:val="Heading1"/>
-        <w:pBdr>
-          <w:bottom w:val="single" w:color="D51115" w:sz="4" w:space="6"/>
-        </w:pBdr>
         <w:spacing w:after="320" w:before="0"/>
       </w:pPr>
       <w:r>
         <w:rPr>
           <w:rFonts w:ascii="Calibri" w:cs="Calibri" w:eastAsia="Calibri" w:hAnsi="Calibri"/>
-          <w:b w:val="false"/>
-          <w:bCs w:val="false"/>
+          <w:b/>
+          <w:bCs/>
           <w:color w:val="D51115"/>
-          <w:sz w:val="40"/>
-          <w:szCs w:val="40"/>
+          <w:sz w:val="34"/>
+          <w:szCs w:val="34"/>
         </w:rPr>
         <w:t xml:space="preserve">Akıllı Değişken Üretimi</w:t>
       </w:r>
@@ -362,19 +359,16 @@
     <w:p>
       <w:pPr>
         <w:pStyle w:val="Heading1"/>
-        <w:pBdr>
-          <w:bottom w:val="single" w:color="D51115" w:sz="4" w:space="6"/>
-        </w:pBdr>
         <w:spacing w:after="320" w:before="0"/>
       </w:pPr>
       <w:r>
         <w:rPr>
           <w:rFonts w:ascii="Calibri" w:cs="Calibri" w:eastAsia="Calibri" w:hAnsi="Calibri"/>
-          <w:b w:val="false"/>
-          <w:bCs w:val="false"/>
+          <w:b/>
+          <w:bCs/>
           <w:color w:val="D51115"/>
-          <w:sz w:val="40"/>
-          <w:szCs w:val="40"/>
+          <w:sz w:val="34"/>
+          <w:szCs w:val="34"/>
         </w:rPr>
         <w:t xml:space="preserve">Akıllı Değişken Üretimi: Yönetim Özeti</w:t>
       </w:r>
@@ -427,8 +421,8 @@
                 <w:b/>
                 <w:bCs/>
                 <w:color w:val="D51115"/>
-                <w:sz w:val="23"/>
-                <w:szCs w:val="23"/>
+                <w:sz w:val="24"/>
+                <w:szCs w:val="24"/>
               </w:rPr>
               <w:t xml:space="preserve">Üretim ve Verimlilik Hızı</w:t>
             </w:r>
@@ -468,7 +462,7 @@
                 <w:sz w:val="20"/>
                 <w:szCs w:val="20"/>
               </w:rPr>
-              <w:t xml:space="preserve">Aynı akış yeni bir veri seti ve sözlükle kod değiştirmeden çalışır; ham tablodan başlayan çalışmalar için birleştirme ve sözlük üretimi de yapay zekâ destekli.</w:t>
+              <w:t xml:space="preserve">Aynı akış yeni bir veri seti ve sözlükle kod değiştirmeden çalışır; ham tablodan başlayan çalışmalar için birleştirme ve sözlük üretimi de yapay zekâ desteklidir.</w:t>
             </w:r>
           </w:p>
           <w:p>
@@ -530,8 +524,8 @@
                 <w:b/>
                 <w:bCs/>
                 <w:color w:val="D51115"/>
-                <w:sz w:val="23"/>
-                <w:szCs w:val="23"/>
+                <w:sz w:val="24"/>
+                <w:szCs w:val="24"/>
               </w:rPr>
               <w:t xml:space="preserve">Model Performansını Artırmak</w:t>
             </w:r>
@@ -571,7 +565,7 @@
                 <w:sz w:val="20"/>
                 <w:szCs w:val="20"/>
               </w:rPr>
-              <w:t xml:space="preserve">Bölme baştan sabitlenir; zamansal bölmede son dönem test (OOT) olarak ayrılır, eşik, sıralama, IV ve önem hesapları yalnızca eğitim satırlarından yapılır (sızıntı kapalı).</w:t>
+              <w:t xml:space="preserve">Bölme baştan sabitlenir; zamansal bölmede son dönem test (OOT) olarak ayrılır; eşik, sıralama, IV ve önem hesapları yalnızca eğitim satırlarından yapılır.</w:t>
             </w:r>
           </w:p>
           <w:p>
@@ -667,8 +661,8 @@
                 <w:b/>
                 <w:bCs/>
                 <w:color w:val="D51115"/>
-                <w:sz w:val="23"/>
-                <w:szCs w:val="23"/>
+                <w:sz w:val="24"/>
+                <w:szCs w:val="24"/>
               </w:rPr>
               <w:t xml:space="preserve">ROI / ROE</w:t>
             </w:r>
@@ -689,7 +683,7 @@
                 <w:sz w:val="20"/>
                 <w:szCs w:val="20"/>
               </w:rPr>
-              <w:t xml:space="preserve">Daha iyi ayrışan risk modeli; aynı onay oranında daha düşük batak, aynı batak oranında daha yüksek onay demektir.</w:t>
+              <w:t xml:space="preserve">Daha iyi ayrışan bir risk modeli, aynı onay oranında daha düşük batak, aynı batak oranında daha yüksek onay demektir.</w:t>
             </w:r>
           </w:p>
           <w:p>
@@ -770,8 +764,8 @@
                 <w:b/>
                 <w:bCs/>
                 <w:color w:val="D51115"/>
-                <w:sz w:val="23"/>
-                <w:szCs w:val="23"/>
+                <w:sz w:val="24"/>
+                <w:szCs w:val="24"/>
               </w:rPr>
               <w:t xml:space="preserve">Denemelerin Rakam Çıktıları</w:t>
             </w:r>
@@ -830,7 +824,7 @@
                 <w:sz w:val="20"/>
                 <w:szCs w:val="20"/>
               </w:rPr>
-              <w:t xml:space="preserve">Bu sonuç bugünkü yapının tasarımını belirledi; bugünkü yapının gerçek veri sonucu sunum öncesinde koşulacaktır.</w:t>
+              <w:t xml:space="preserve">Bu sonuç bugünkü yapının tasarımını belirledi; yeni yapının gerçek veri sonucu sunum öncesinde alınacaktır.</w:t>
             </w:r>
           </w:p>
         </w:tc>
@@ -927,19 +921,16 @@
     <w:p>
       <w:pPr>
         <w:pStyle w:val="Heading1"/>
-        <w:pBdr>
-          <w:bottom w:val="single" w:color="D51115" w:sz="4" w:space="6"/>
-        </w:pBdr>
         <w:spacing w:after="320" w:before="0"/>
       </w:pPr>
       <w:r>
         <w:rPr>
           <w:rFonts w:ascii="Calibri" w:cs="Calibri" w:eastAsia="Calibri" w:hAnsi="Calibri"/>
-          <w:b w:val="false"/>
-          <w:bCs w:val="false"/>
+          <w:b/>
+          <w:bCs/>
           <w:color w:val="D51115"/>
-          <w:sz w:val="40"/>
-          <w:szCs w:val="40"/>
+          <w:sz w:val="34"/>
+          <w:szCs w:val="34"/>
         </w:rPr>
         <w:t xml:space="preserve">Denemelerin Rakam Çıktıları</w:t>
       </w:r>
@@ -1511,7 +1502,7 @@
           <w:rFonts w:ascii="Calibri" w:cs="Calibri" w:eastAsia="Calibri" w:hAnsi="Calibri"/>
           <w:b/>
           <w:bCs/>
-          <w:color w:val="262626"/>
+          <w:color w:val="D51115"/>
           <w:sz w:val="24"/>
           <w:szCs w:val="24"/>
         </w:rPr>
@@ -1567,7 +1558,7 @@
           <w:rFonts w:ascii="Calibri" w:cs="Calibri" w:eastAsia="Calibri" w:hAnsi="Calibri"/>
           <w:b/>
           <w:bCs/>
-          <w:color w:val="262626"/>
+          <w:color w:val="D51115"/>
           <w:sz w:val="24"/>
           <w:szCs w:val="24"/>
         </w:rPr>
@@ -1675,7 +1666,7 @@
           <w:rFonts w:ascii="Calibri" w:cs="Calibri" w:eastAsia="Calibri" w:hAnsi="Calibri"/>
           <w:b/>
           <w:bCs/>
-          <w:color w:val="262626"/>
+          <w:color w:val="D51115"/>
           <w:sz w:val="24"/>
           <w:szCs w:val="24"/>
         </w:rPr>
@@ -1732,19 +1723,16 @@
     <w:p>
       <w:pPr>
         <w:pStyle w:val="Heading1"/>
-        <w:pBdr>
-          <w:bottom w:val="single" w:color="D51115" w:sz="4" w:space="6"/>
-        </w:pBdr>
         <w:spacing w:after="320" w:before="0"/>
       </w:pPr>
       <w:r>
         <w:rPr>
           <w:rFonts w:ascii="Calibri" w:cs="Calibri" w:eastAsia="Calibri" w:hAnsi="Calibri"/>
-          <w:b w:val="false"/>
-          <w:bCs w:val="false"/>
+          <w:b/>
+          <w:bCs/>
           <w:color w:val="D51115"/>
-          <w:sz w:val="40"/>
-          <w:szCs w:val="40"/>
+          <w:sz w:val="34"/>
+          <w:szCs w:val="34"/>
         </w:rPr>
         <w:t xml:space="preserve">Geçmiş Denemeler ve Çıkarılan Dersler</w:t>
       </w:r>
@@ -1845,9 +1833,9 @@
                 <w:rFonts w:ascii="Calibri" w:cs="Calibri" w:eastAsia="Calibri" w:hAnsi="Calibri"/>
                 <w:b/>
                 <w:bCs/>
-                <w:color w:val="262626"/>
-                <w:sz w:val="26"/>
-                <w:szCs w:val="26"/>
+                <w:color w:val="D51115"/>
+                <w:sz w:val="24"/>
+                <w:szCs w:val="24"/>
               </w:rPr>
               <w:t xml:space="preserve">İlk PoC: Bireysel Deep Agent</w:t>
             </w:r>
@@ -1899,7 +1887,7 @@
                 <w:sz w:val="21"/>
                 <w:szCs w:val="21"/>
               </w:rPr>
-              <w:t xml:space="preserve">langgraph ve deepagents ile kurulmuş bir ajan, Qwen 27B modelini "otonom kredi riski analisti" olarak çalıştırıyordu; yapay zekâ kendi pandas kodunu yazıyor, çalıştırıyor ve çıktısını okuyordu.</w:t>
+              <w:t xml:space="preserve">Ajan, langgraph ve deepagents kütüphaneleriyle kurulmuştu ve Qwen 27B modelini "otonom kredi riski analisti" olarak çalıştırıyordu; yapay zekâ kendi pandas kodunu yazıyor, çalıştırıyor ve çıktısını okuyordu.</w:t>
             </w:r>
           </w:p>
           <w:p>
@@ -2153,7 +2141,7 @@
                 <w:sz w:val="21"/>
                 <w:szCs w:val="21"/>
               </w:rPr>
-              <w:t xml:space="preserve"> langgraph ve deepagents kurulumu Teknoloji Mimarisi tarafından reddedildi; akışın Dataiku'nun kendi yetkinlikleriyle yeniden kurulması gerekti.</w:t>
+              <w:t xml:space="preserve"> Teknoloji Mimarisi, langgraph ve deepagents kurulumunu reddetti; akışın Dataiku'nun kendi yetkinlikleriyle yeniden kurulması gerekti.</w:t>
             </w:r>
           </w:p>
         </w:tc>
@@ -2260,9 +2248,9 @@
                 <w:rFonts w:ascii="Calibri" w:cs="Calibri" w:eastAsia="Calibri" w:hAnsi="Calibri"/>
                 <w:b/>
                 <w:bCs/>
-                <w:color w:val="262626"/>
-                <w:sz w:val="26"/>
-                <w:szCs w:val="26"/>
+                <w:color w:val="D51115"/>
+                <w:sz w:val="24"/>
+                <w:szCs w:val="24"/>
               </w:rPr>
               <w:t xml:space="preserve">İlk Yapı: Hafızalı Keşif Akışı</w:t>
             </w:r>
@@ -2278,7 +2266,7 @@
                 <w:sz w:val="21"/>
                 <w:szCs w:val="21"/>
               </w:rPr>
-              <w:t xml:space="preserve">Ajan, yasaklı kütüphaneler olmadan Dataiku LLM Mesh üzerinde yeniden kuruldu ve roller ters çevrildi: yapay zekâ kod yazmaz, değişken önerir; hesabı ve ölçümü kod yapar. Akış Dataiku'daki TARGET_FEATURE_DISCOVERY bölgesinde durmaktadır.</w:t>
+              <w:t xml:space="preserve">Akış, kurumda onaylanmayan kütüphaneler olmadan Dataiku LLM Mesh üzerinde yeniden kuruldu ve roller ters çevrildi: yapay zekâ kod yazmaz, değişken önerir; hesabı ve ölçümü kod yapar. Akış Dataiku'daki TARGET_FEATURE_DISCOVERY bölgesinde durmaktadır.</w:t>
             </w:r>
           </w:p>
           <w:p>
@@ -2645,9 +2633,9 @@
                 <w:rFonts w:ascii="Calibri" w:cs="Calibri" w:eastAsia="Calibri" w:hAnsi="Calibri"/>
                 <w:b/>
                 <w:bCs/>
-                <w:color w:val="262626"/>
-                <w:sz w:val="26"/>
-                <w:szCs w:val="26"/>
+                <w:color w:val="D51115"/>
+                <w:sz w:val="24"/>
+                <w:szCs w:val="24"/>
               </w:rPr>
               <w:t xml:space="preserve">Bugünkü Yapı: Akıllı Değişken Üretimi</w:t>
             </w:r>
@@ -2783,7 +2771,7 @@
                 <w:sz w:val="21"/>
                 <w:szCs w:val="21"/>
               </w:rPr>
-              <w:t xml:space="preserve"> Aynı bölme ve algoritmayla base modele karşı 5 seed; güven aralığı sıfırı içeriyorsa "katkı ayırt edilemiyor" denir.</w:t>
+              <w:t xml:space="preserve"> Değişken, aynı bölme ve algoritmayla base modele karşı 5 seed ile test edilir; güven aralığı sıfırı içeriyorsa "katkı ayırt edilemiyor" denir.</w:t>
             </w:r>
           </w:p>
           <w:p>
@@ -2862,19 +2850,16 @@
     <w:p>
       <w:pPr>
         <w:pStyle w:val="Heading1"/>
-        <w:pBdr>
-          <w:bottom w:val="single" w:color="D51115" w:sz="4" w:space="6"/>
-        </w:pBdr>
         <w:spacing w:after="320" w:before="0"/>
       </w:pPr>
       <w:r>
         <w:rPr>
           <w:rFonts w:ascii="Calibri" w:cs="Calibri" w:eastAsia="Calibri" w:hAnsi="Calibri"/>
-          <w:b w:val="false"/>
-          <w:bCs w:val="false"/>
+          <w:b/>
+          <w:bCs/>
           <w:color w:val="D51115"/>
-          <w:sz w:val="40"/>
-          <w:szCs w:val="40"/>
+          <w:sz w:val="34"/>
+          <w:szCs w:val="34"/>
         </w:rPr>
         <w:t xml:space="preserve">Bugünkü Yapıda Değişken Üretimi: İşleyiş Ayrıntısı</w:t>
       </w:r>
@@ -2950,7 +2935,7 @@
           <w:sz w:val="21"/>
           <w:szCs w:val="21"/>
         </w:rPr>
-        <w:t xml:space="preserve"> Yapay zekâ, en az iki kolonu birleştiren en fazla 10 yeni değişken hipotezi yazar. Bunu Python koduyla değil kısıtlı bir formül diliyle yapar (dört işlem, log1p, abs, sqrt, rank, clip, fark). Her formül söz dizimi ağacı düzeyinde denetlenir, kolon adları gerçek şemayla karşılaştırılır ve kendi yürütücüyle hesaplanır; eval kullanılmaz. Tek değişken analizinde (SFA) en güçlü çıkan değişkenler yapay zekâya bağlam olarak verilir.</w:t>
+        <w:t xml:space="preserve"> Yapay zekâ, en az iki kolonu birleştiren en fazla 10 yeni değişken hipotezi yazar. Bunu Python koduyla değil kısıtlı bir formül diliyle yapar (dört işlem, log1p, abs, sqrt, rank, clip, fark). Her formül söz dizimi ağacı düzeyinde denetlenir, kolon adları gerçek şemayla karşılaştırılır ve platformun kendi yürütücüsüyle hesaplanır; eval kullanılmaz. Tek değişken analizinde (SFA) en güçlü çıkan değişkenler yapay zekâya bağlam olarak verilir.</w:t>
       </w:r>
     </w:p>
     <w:p>
@@ -3084,7 +3069,7 @@
           <w:rFonts w:ascii="Calibri" w:cs="Calibri" w:eastAsia="Calibri" w:hAnsi="Calibri"/>
           <w:b/>
           <w:bCs/>
-          <w:color w:val="262626"/>
+          <w:color w:val="D51115"/>
           <w:sz w:val="24"/>
           <w:szCs w:val="24"/>
         </w:rPr>
@@ -3293,19 +3278,16 @@
     <w:p>
       <w:pPr>
         <w:pStyle w:val="Heading1"/>
-        <w:pBdr>
-          <w:bottom w:val="single" w:color="D51115" w:sz="4" w:space="6"/>
-        </w:pBdr>
         <w:spacing w:after="320" w:before="0"/>
       </w:pPr>
       <w:r>
         <w:rPr>
           <w:rFonts w:ascii="Calibri" w:cs="Calibri" w:eastAsia="Calibri" w:hAnsi="Calibri"/>
-          <w:b w:val="false"/>
-          <w:bCs w:val="false"/>
+          <w:b/>
+          <w:bCs/>
           <w:color w:val="D51115"/>
-          <w:sz w:val="40"/>
-          <w:szCs w:val="40"/>
+          <w:sz w:val="34"/>
+          <w:szCs w:val="34"/>
         </w:rPr>
         <w:t xml:space="preserve">Sonraki Adım: Analitik Modelleme Platformu</w:t>
       </w:r>
@@ -3999,7 +3981,7 @@
           <w:rFonts w:ascii="Calibri" w:cs="Calibri" w:eastAsia="Calibri" w:hAnsi="Calibri"/>
           <w:b/>
           <w:bCs/>
-          <w:color w:val="262626"/>
+          <w:color w:val="D51115"/>
           <w:sz w:val="24"/>
           <w:szCs w:val="24"/>
         </w:rPr>

--- a/docs/Akilli_Degisken_Uretimi.docx
+++ b/docs/Akilli_Degisken_Uretimi.docx
@@ -115,6 +115,753 @@
         <w:drawing>
           <wp:inline distT="0" distB="0" distL="0" distR="0">
             <wp:extent cx="6096000" cy="3352800"/>
+            <wp:effectExtent t="0" r="0" b="0" l="0"/>
+            <wp:docPr id="1" name="" descr="" title=""/>
+            <wp:cNvGraphicFramePr>
+              <a:graphicFrameLocks xmlns:a="http://schemas.openxmlformats.org/drawingml/2006/main" noChangeAspect="1"/>
+            </wp:cNvGraphicFramePr>
+            <a:graphic xmlns:a="http://schemas.openxmlformats.org/drawingml/2006/main">
+              <a:graphicData uri="http://schemas.openxmlformats.org/drawingml/2006/picture">
+                <pic:pic xmlns:pic="http://schemas.openxmlformats.org/drawingml/2006/picture">
+                  <pic:nvPicPr>
+                    <pic:cNvPr id="0" name="" descr=""/>
+                    <pic:cNvPicPr>
+                      <a:picLocks noChangeAspect="1" noChangeArrowheads="1"/>
+                    </pic:cNvPicPr>
+                  </pic:nvPicPr>
+                  <pic:blipFill>
+                    <a:blip r:embed="rId8" cstate="none"/>
+                    <a:srcRect/>
+                    <a:stretch>
+                      <a:fillRect/>
+                    </a:stretch>
+                  </pic:blipFill>
+                  <pic:spPr bwMode="auto">
+                    <a:xfrm>
+                      <a:off x="0" y="0"/>
+                      <a:ext cx="6096000" cy="3352800"/>
+                    </a:xfrm>
+                    <a:prstGeom prst="rect">
+                      <a:avLst/>
+                    </a:prstGeom>
+                  </pic:spPr>
+                </pic:pic>
+              </a:graphicData>
+            </a:graphic>
+          </wp:inline>
+        </w:drawing>
+      </w:r>
+    </w:p>
+    <w:p>
+      <w:pPr>
+        <w:pStyle w:val="ListParagraph"/>
+        <w:numPr>
+          <w:ilvl w:val="0"/>
+          <w:numId w:val="2"/>
+        </w:numPr>
+        <w:spacing w:after="80" w:before="0" w:line="276"/>
+      </w:pPr>
+      <w:r>
+        <w:rPr>
+          <w:rFonts w:ascii="Calibri" w:cs="Calibri" w:eastAsia="Calibri" w:hAnsi="Calibri"/>
+          <w:b/>
+          <w:bCs/>
+          <w:color w:val="262626"/>
+          <w:sz w:val="21"/>
+          <w:szCs w:val="21"/>
+        </w:rPr>
+        <w:t xml:space="preserve">Veri ve Sözlük Hazırlığı:</w:t>
+      </w:r>
+      <w:r>
+        <w:rPr>
+          <w:rFonts w:ascii="Calibri" w:cs="Calibri" w:eastAsia="Calibri" w:hAnsi="Calibri"/>
+          <w:color w:val="262626"/>
+          <w:sz w:val="21"/>
+          <w:szCs w:val="21"/>
+        </w:rPr>
+        <w:t xml:space="preserve"> Veri seti ve değişken sözlüğü seçilir; eksik açıklamalar için yapay zekâ öneri sunar; hedef, kimlik ve dönem tanımlanır.</w:t>
+      </w:r>
+    </w:p>
+    <w:p>
+      <w:pPr>
+        <w:pStyle w:val="ListParagraph"/>
+        <w:numPr>
+          <w:ilvl w:val="0"/>
+          <w:numId w:val="2"/>
+        </w:numPr>
+        <w:spacing w:after="80" w:before="0" w:line="276"/>
+      </w:pPr>
+      <w:r>
+        <w:rPr>
+          <w:rFonts w:ascii="Calibri" w:cs="Calibri" w:eastAsia="Calibri" w:hAnsi="Calibri"/>
+          <w:b/>
+          <w:bCs/>
+          <w:color w:val="262626"/>
+          <w:sz w:val="21"/>
+          <w:szCs w:val="21"/>
+        </w:rPr>
+        <w:t xml:space="preserve">Bölme ve Baz Set:</w:t>
+      </w:r>
+      <w:r>
+        <w:rPr>
+          <w:rFonts w:ascii="Calibri" w:cs="Calibri" w:eastAsia="Calibri" w:hAnsi="Calibri"/>
+          <w:color w:val="262626"/>
+          <w:sz w:val="21"/>
+          <w:szCs w:val="21"/>
+        </w:rPr>
+        <w:t xml:space="preserve"> Sızıntıyı önleyen eğitim / validasyon / test ayrımı sabitlenir; mevcut değişkenlerin gücü (IV) ve stabilitesi (PSI) ölçülür.</w:t>
+      </w:r>
+    </w:p>
+    <w:p>
+      <w:pPr>
+        <w:pStyle w:val="ListParagraph"/>
+        <w:numPr>
+          <w:ilvl w:val="0"/>
+          <w:numId w:val="2"/>
+        </w:numPr>
+        <w:spacing w:after="80" w:before="0" w:line="276"/>
+      </w:pPr>
+      <w:r>
+        <w:rPr>
+          <w:rFonts w:ascii="Calibri" w:cs="Calibri" w:eastAsia="Calibri" w:hAnsi="Calibri"/>
+          <w:b/>
+          <w:bCs/>
+          <w:color w:val="262626"/>
+          <w:sz w:val="21"/>
+          <w:szCs w:val="21"/>
+        </w:rPr>
+        <w:t xml:space="preserve">Kural Tabanlı Üretim:</w:t>
+      </w:r>
+      <w:r>
+        <w:rPr>
+          <w:rFonts w:ascii="Calibri" w:cs="Calibri" w:eastAsia="Calibri" w:hAnsi="Calibri"/>
+          <w:color w:val="262626"/>
+          <w:sz w:val="21"/>
+          <w:szCs w:val="21"/>
+        </w:rPr>
+        <w:t xml:space="preserve"> Yapay zekâ klasik dönüşümleri (fark, oran, log, sıralama, uç değer kırpma) önerir; onaydan sonra Python hesaplar.</w:t>
+      </w:r>
+    </w:p>
+    <w:p>
+      <w:pPr>
+        <w:pStyle w:val="ListParagraph"/>
+        <w:numPr>
+          <w:ilvl w:val="0"/>
+          <w:numId w:val="2"/>
+        </w:numPr>
+        <w:spacing w:after="80" w:before="0" w:line="276"/>
+      </w:pPr>
+      <w:r>
+        <w:rPr>
+          <w:rFonts w:ascii="Calibri" w:cs="Calibri" w:eastAsia="Calibri" w:hAnsi="Calibri"/>
+          <w:b/>
+          <w:bCs/>
+          <w:color w:val="262626"/>
+          <w:sz w:val="21"/>
+          <w:szCs w:val="21"/>
+        </w:rPr>
+        <w:t xml:space="preserve">AI Değişken Keşfi:</w:t>
+      </w:r>
+      <w:r>
+        <w:rPr>
+          <w:rFonts w:ascii="Calibri" w:cs="Calibri" w:eastAsia="Calibri" w:hAnsi="Calibri"/>
+          <w:color w:val="262626"/>
+          <w:sz w:val="21"/>
+          <w:szCs w:val="21"/>
+        </w:rPr>
+        <w:t xml:space="preserve"> Yapay zekâ kısıtlı bir formül diliyle yeni değişken hipotezleri üretir; kod yazmaz, her formül denetimden geçer.</w:t>
+      </w:r>
+    </w:p>
+    <w:p>
+      <w:pPr>
+        <w:pStyle w:val="ListParagraph"/>
+        <w:numPr>
+          <w:ilvl w:val="0"/>
+          <w:numId w:val="2"/>
+        </w:numPr>
+        <w:spacing w:after="80" w:before="0" w:line="276"/>
+      </w:pPr>
+      <w:r>
+        <w:rPr>
+          <w:rFonts w:ascii="Calibri" w:cs="Calibri" w:eastAsia="Calibri" w:hAnsi="Calibri"/>
+          <w:b/>
+          <w:bCs/>
+          <w:color w:val="262626"/>
+          <w:sz w:val="21"/>
+          <w:szCs w:val="21"/>
+        </w:rPr>
+        <w:t xml:space="preserve">Kalite, Seçim ve Model Testi:</w:t>
+      </w:r>
+      <w:r>
+        <w:rPr>
+          <w:rFonts w:ascii="Calibri" w:cs="Calibri" w:eastAsia="Calibri" w:hAnsi="Calibri"/>
+          <w:color w:val="262626"/>
+          <w:sz w:val="21"/>
+          <w:szCs w:val="21"/>
+        </w:rPr>
+        <w:t xml:space="preserve"> Zayıf ve sızıntı şüpheli değişkenler elenir; base ve enriched modeller 5 seed ile karşılaştırılır; her değişken kataloğa yazılır.</w:t>
+      </w:r>
+    </w:p>
+    <w:p>
+      <w:pPr>
+        <w:pStyle w:val="ListParagraph"/>
+        <w:numPr>
+          <w:ilvl w:val="0"/>
+          <w:numId w:val="2"/>
+        </w:numPr>
+        <w:spacing w:after="80" w:before="0" w:line="276"/>
+      </w:pPr>
+      <w:r>
+        <w:rPr>
+          <w:rFonts w:ascii="Calibri" w:cs="Calibri" w:eastAsia="Calibri" w:hAnsi="Calibri"/>
+          <w:b/>
+          <w:bCs/>
+          <w:color w:val="262626"/>
+          <w:sz w:val="21"/>
+          <w:szCs w:val="21"/>
+        </w:rPr>
+        <w:t xml:space="preserve">Sonraki Adım:</w:t>
+      </w:r>
+      <w:r>
+        <w:rPr>
+          <w:rFonts w:ascii="Calibri" w:cs="Calibri" w:eastAsia="Calibri" w:hAnsi="Calibri"/>
+          <w:color w:val="262626"/>
+          <w:sz w:val="21"/>
+          <w:szCs w:val="21"/>
+        </w:rPr>
+        <w:t xml:space="preserve"> Aynı altyapı, ham veriden final modele uzanan Analitik Modelleme Platformu'na genişletilir.</w:t>
+      </w:r>
+    </w:p>
+    <w:p>
+      <w:pPr>
+        <w:spacing w:after="0" w:before="120"/>
+      </w:pPr>
+    </w:p>
+    <w:p>
+      <w:pPr>
+        <w:spacing w:after="140" w:before="0" w:line="276"/>
+        <w:rPr>
+          <w:color w:val="595959"/>
+          <w:sz w:val="20"/>
+          <w:szCs w:val="20"/>
+        </w:rPr>
+      </w:pPr>
+      <w:r>
+        <w:rPr>
+          <w:rFonts w:ascii="Calibri" w:cs="Calibri" w:eastAsia="Calibri" w:hAnsi="Calibri"/>
+          <w:color w:val="595959"/>
+          <w:sz w:val="20"/>
+          <w:szCs w:val="20"/>
+        </w:rPr>
+        <w:t xml:space="preserve">Bugünkü yapıda yapay zekâ yalnızca öneri verir; hesabı ve akışı Python yönetir. Her öneri kolon adlarıyla doğrulanır, kural ve formül denetiminden geçer; kalite, seçim ve model karşılaştırması kapılarını geçmeyen hiçbir değişken modele girmez. Yapı Dataiku üzerinde web uygulaması olarak çalışır; yalnızca kurum ortamındaki paketleri kullanır, ek kütüphane kurulumu gerektirmez.</w:t>
+      </w:r>
+    </w:p>
+    <w:p>
+      <w:r>
+        <w:br w:type="page"/>
+      </w:r>
+    </w:p>
+    <w:p>
+      <w:pPr>
+        <w:pStyle w:val="Heading1"/>
+        <w:spacing w:after="320" w:before="0"/>
+      </w:pPr>
+      <w:r>
+        <w:rPr>
+          <w:rFonts w:ascii="Calibri" w:cs="Calibri" w:eastAsia="Calibri" w:hAnsi="Calibri"/>
+          <w:b/>
+          <w:bCs/>
+          <w:color w:val="D51115"/>
+          <w:sz w:val="34"/>
+          <w:szCs w:val="34"/>
+        </w:rPr>
+        <w:t xml:space="preserve">Akıllı Değişken Üretimi: Yönetim Özeti</w:t>
+      </w:r>
+    </w:p>
+    <w:tbl>
+      <w:tblPr>
+        <w:tblW w:type="dxa" w:w="9638"/>
+        <w:tblBorders>
+          <w:top w:val="single" w:color="auto" w:sz="4"/>
+          <w:left w:val="single" w:color="auto" w:sz="4"/>
+          <w:bottom w:val="single" w:color="auto" w:sz="4"/>
+          <w:right w:val="single" w:color="auto" w:sz="4"/>
+          <w:insideH w:val="single" w:color="auto" w:sz="4"/>
+          <w:insideV w:val="single" w:color="auto" w:sz="4"/>
+        </w:tblBorders>
+      </w:tblPr>
+      <w:tblGrid>
+        <w:gridCol w:w="4699"/>
+        <w:gridCol w:w="240"/>
+        <w:gridCol w:w="4699"/>
+      </w:tblGrid>
+      <w:tr>
+        <w:trPr>
+          <w:cantSplit/>
+        </w:trPr>
+        <w:tc>
+          <w:tcPr>
+            <w:tcW w:type="dxa" w:w="4699"/>
+            <w:tcBorders>
+              <w:top w:val="none" w:color="FFFFFF" w:sz="0"/>
+              <w:left w:val="none" w:color="FFFFFF" w:sz="0"/>
+              <w:bottom w:val="none" w:color="FFFFFF" w:sz="0"/>
+              <w:right w:val="none" w:color="FFFFFF" w:sz="0"/>
+            </w:tcBorders>
+            <w:shd w:fill="F4F4F4" w:color="auto" w:val="clear"/>
+            <w:tcMar>
+              <w:top w:type="dxa" w:w="160"/>
+              <w:left w:type="dxa" w:w="200"/>
+              <w:bottom w:type="dxa" w:w="160"/>
+              <w:right w:type="dxa" w:w="200"/>
+            </w:tcMar>
+          </w:tcPr>
+          <w:p>
+            <w:pPr>
+              <w:spacing w:after="80" w:before="0"/>
+            </w:pPr>
+            <w:r>
+              <w:rPr>
+                <w:rFonts w:ascii="Calibri" w:cs="Calibri" w:eastAsia="Calibri" w:hAnsi="Calibri"/>
+                <w:b/>
+                <w:bCs/>
+                <w:color w:val="D51115"/>
+                <w:sz w:val="24"/>
+                <w:szCs w:val="24"/>
+              </w:rPr>
+              <w:t xml:space="preserve">Üretim ve Verimlilik Hızı</w:t>
+            </w:r>
+          </w:p>
+          <w:p>
+            <w:pPr>
+              <w:pStyle w:val="ListParagraph"/>
+              <w:numPr>
+                <w:ilvl w:val="0"/>
+                <w:numId w:val="3"/>
+              </w:numPr>
+              <w:spacing w:after="40" w:before="60" w:line="264"/>
+            </w:pPr>
+            <w:r>
+              <w:rPr>
+                <w:rFonts w:ascii="Calibri" w:cs="Calibri" w:eastAsia="Calibri" w:hAnsi="Calibri"/>
+                <w:color w:val="262626"/>
+                <w:sz w:val="20"/>
+                <w:szCs w:val="20"/>
+              </w:rPr>
+              <w:t xml:space="preserve">Değişken fikri, formülü, hesabı ve ilk testi tek akışta üretilir; analist kod yazmak yerine önerileri değerlendirir.</w:t>
+            </w:r>
+          </w:p>
+          <w:p>
+            <w:pPr>
+              <w:pStyle w:val="ListParagraph"/>
+              <w:numPr>
+                <w:ilvl w:val="0"/>
+                <w:numId w:val="3"/>
+              </w:numPr>
+              <w:spacing w:after="40" w:before="60" w:line="264"/>
+            </w:pPr>
+            <w:r>
+              <w:rPr>
+                <w:rFonts w:ascii="Calibri" w:cs="Calibri" w:eastAsia="Calibri" w:hAnsi="Calibri"/>
+                <w:color w:val="262626"/>
+                <w:sz w:val="20"/>
+                <w:szCs w:val="20"/>
+              </w:rPr>
+              <w:t xml:space="preserve">Aynı akış yeni bir veri seti ve sözlükle kod değiştirmeden çalışır; ham tablodan başlayan çalışmalar için birleştirme ve sözlük üretimi de yapay zekâ desteklidir.</w:t>
+            </w:r>
+          </w:p>
+          <w:p>
+            <w:pPr>
+              <w:pStyle w:val="ListParagraph"/>
+              <w:numPr>
+                <w:ilvl w:val="0"/>
+                <w:numId w:val="3"/>
+              </w:numPr>
+              <w:spacing w:after="40" w:before="60" w:line="264"/>
+            </w:pPr>
+            <w:r>
+              <w:rPr>
+                <w:rFonts w:ascii="Calibri" w:cs="Calibri" w:eastAsia="Calibri" w:hAnsi="Calibri"/>
+                <w:color w:val="262626"/>
+                <w:sz w:val="20"/>
+                <w:szCs w:val="20"/>
+              </w:rPr>
+              <w:t xml:space="preserve">Tam veriye dokunan kurulum işleri (profil, veri seti yazımı, bölme) Spark ile kümede koşar; 135 milyon satırlık gerçek veri için kalan adımların Spark'a taşınması sürmektedir.</w:t>
+            </w:r>
+          </w:p>
+        </w:tc>
+        <w:tc>
+          <w:tcPr>
+            <w:tcW w:type="dxa" w:w="240"/>
+            <w:tcBorders>
+              <w:top w:val="none" w:color="FFFFFF" w:sz="0"/>
+              <w:left w:val="none" w:color="FFFFFF" w:sz="0"/>
+              <w:bottom w:val="none" w:color="FFFFFF" w:sz="0"/>
+              <w:right w:val="none" w:color="FFFFFF" w:sz="0"/>
+            </w:tcBorders>
+          </w:tcPr>
+          <w:p/>
+        </w:tc>
+        <w:tc>
+          <w:tcPr>
+            <w:tcW w:type="dxa" w:w="4699"/>
+            <w:tcBorders>
+              <w:top w:val="none" w:color="FFFFFF" w:sz="0"/>
+              <w:left w:val="none" w:color="FFFFFF" w:sz="0"/>
+              <w:bottom w:val="none" w:color="FFFFFF" w:sz="0"/>
+              <w:right w:val="none" w:color="FFFFFF" w:sz="0"/>
+            </w:tcBorders>
+            <w:shd w:fill="F4F4F4" w:color="auto" w:val="clear"/>
+            <w:tcMar>
+              <w:top w:type="dxa" w:w="160"/>
+              <w:left w:type="dxa" w:w="200"/>
+              <w:bottom w:type="dxa" w:w="160"/>
+              <w:right w:type="dxa" w:w="200"/>
+            </w:tcMar>
+          </w:tcPr>
+          <w:p>
+            <w:pPr>
+              <w:spacing w:after="80" w:before="0"/>
+            </w:pPr>
+            <w:r>
+              <w:rPr>
+                <w:rFonts w:ascii="Calibri" w:cs="Calibri" w:eastAsia="Calibri" w:hAnsi="Calibri"/>
+                <w:b/>
+                <w:bCs/>
+                <w:color w:val="D51115"/>
+                <w:sz w:val="24"/>
+                <w:szCs w:val="24"/>
+              </w:rPr>
+              <w:t xml:space="preserve">Model Performansını Artırmak</w:t>
+            </w:r>
+          </w:p>
+          <w:p>
+            <w:pPr>
+              <w:pStyle w:val="ListParagraph"/>
+              <w:numPr>
+                <w:ilvl w:val="0"/>
+                <w:numId w:val="3"/>
+              </w:numPr>
+              <w:spacing w:after="40" w:before="60" w:line="264"/>
+            </w:pPr>
+            <w:r>
+              <w:rPr>
+                <w:rFonts w:ascii="Calibri" w:cs="Calibri" w:eastAsia="Calibri" w:hAnsi="Calibri"/>
+                <w:color w:val="262626"/>
+                <w:sz w:val="20"/>
+                <w:szCs w:val="20"/>
+              </w:rPr>
+              <w:t xml:space="preserve">Her yeni değişken base modele karşı 5 seed ve %95 güven aralığıyla test edilir; yalnızca katkısı kanıtlanan modele girer.</w:t>
+            </w:r>
+          </w:p>
+          <w:p>
+            <w:pPr>
+              <w:pStyle w:val="ListParagraph"/>
+              <w:numPr>
+                <w:ilvl w:val="0"/>
+                <w:numId w:val="3"/>
+              </w:numPr>
+              <w:spacing w:after="40" w:before="60" w:line="264"/>
+            </w:pPr>
+            <w:r>
+              <w:rPr>
+                <w:rFonts w:ascii="Calibri" w:cs="Calibri" w:eastAsia="Calibri" w:hAnsi="Calibri"/>
+                <w:color w:val="262626"/>
+                <w:sz w:val="20"/>
+                <w:szCs w:val="20"/>
+              </w:rPr>
+              <w:t xml:space="preserve">Bölme baştan sabitlenir; zamansal bölmede son dönem test (OOT) olarak ayrılır; eşik, sıralama, IV ve önem hesapları yalnızca eğitim satırlarından yapılır.</w:t>
+            </w:r>
+          </w:p>
+          <w:p>
+            <w:pPr>
+              <w:pStyle w:val="ListParagraph"/>
+              <w:numPr>
+                <w:ilvl w:val="0"/>
+                <w:numId w:val="3"/>
+              </w:numPr>
+              <w:spacing w:after="40" w:before="60" w:line="264"/>
+            </w:pPr>
+            <w:r>
+              <w:rPr>
+                <w:rFonts w:ascii="Calibri" w:cs="Calibri" w:eastAsia="Calibri" w:hAnsi="Calibri"/>
+                <w:color w:val="262626"/>
+                <w:sz w:val="20"/>
+                <w:szCs w:val="20"/>
+              </w:rPr>
+              <w:t xml:space="preserve">Geleneksel dönüşümler kuralla, iş mantığına dayalı yeni değişkenler yapay zekâ ile üretilir.</w:t>
+            </w:r>
+          </w:p>
+        </w:tc>
+      </w:tr>
+      <w:tr>
+        <w:trPr>
+          <w:trHeight w:val="240" w:hRule="exact"/>
+        </w:trPr>
+        <w:tc>
+          <w:tcPr>
+            <w:tcW w:type="dxa" w:w="240"/>
+            <w:tcBorders>
+              <w:top w:val="none" w:color="FFFFFF" w:sz="0"/>
+              <w:left w:val="none" w:color="FFFFFF" w:sz="0"/>
+              <w:bottom w:val="none" w:color="FFFFFF" w:sz="0"/>
+              <w:right w:val="none" w:color="FFFFFF" w:sz="0"/>
+            </w:tcBorders>
+          </w:tcPr>
+          <w:p/>
+        </w:tc>
+        <w:tc>
+          <w:tcPr>
+            <w:tcW w:type="dxa" w:w="240"/>
+            <w:tcBorders>
+              <w:top w:val="none" w:color="FFFFFF" w:sz="0"/>
+              <w:left w:val="none" w:color="FFFFFF" w:sz="0"/>
+              <w:bottom w:val="none" w:color="FFFFFF" w:sz="0"/>
+              <w:right w:val="none" w:color="FFFFFF" w:sz="0"/>
+            </w:tcBorders>
+          </w:tcPr>
+          <w:p/>
+        </w:tc>
+        <w:tc>
+          <w:tcPr>
+            <w:tcW w:type="dxa" w:w="240"/>
+            <w:tcBorders>
+              <w:top w:val="none" w:color="FFFFFF" w:sz="0"/>
+              <w:left w:val="none" w:color="FFFFFF" w:sz="0"/>
+              <w:bottom w:val="none" w:color="FFFFFF" w:sz="0"/>
+              <w:right w:val="none" w:color="FFFFFF" w:sz="0"/>
+            </w:tcBorders>
+          </w:tcPr>
+          <w:p/>
+        </w:tc>
+      </w:tr>
+      <w:tr>
+        <w:trPr>
+          <w:cantSplit/>
+        </w:trPr>
+        <w:tc>
+          <w:tcPr>
+            <w:tcW w:type="dxa" w:w="4699"/>
+            <w:tcBorders>
+              <w:top w:val="none" w:color="FFFFFF" w:sz="0"/>
+              <w:left w:val="none" w:color="FFFFFF" w:sz="0"/>
+              <w:bottom w:val="none" w:color="FFFFFF" w:sz="0"/>
+              <w:right w:val="none" w:color="FFFFFF" w:sz="0"/>
+            </w:tcBorders>
+            <w:shd w:fill="F4F4F4" w:color="auto" w:val="clear"/>
+            <w:tcMar>
+              <w:top w:type="dxa" w:w="160"/>
+              <w:left w:type="dxa" w:w="200"/>
+              <w:bottom w:type="dxa" w:w="160"/>
+              <w:right w:type="dxa" w:w="200"/>
+            </w:tcMar>
+          </w:tcPr>
+          <w:p>
+            <w:pPr>
+              <w:spacing w:after="80" w:before="0"/>
+            </w:pPr>
+            <w:r>
+              <w:rPr>
+                <w:rFonts w:ascii="Calibri" w:cs="Calibri" w:eastAsia="Calibri" w:hAnsi="Calibri"/>
+                <w:b/>
+                <w:bCs/>
+                <w:color w:val="D51115"/>
+                <w:sz w:val="24"/>
+                <w:szCs w:val="24"/>
+              </w:rPr>
+              <w:t xml:space="preserve">ROI / ROE</w:t>
+            </w:r>
+          </w:p>
+          <w:p>
+            <w:pPr>
+              <w:pStyle w:val="ListParagraph"/>
+              <w:numPr>
+                <w:ilvl w:val="0"/>
+                <w:numId w:val="3"/>
+              </w:numPr>
+              <w:spacing w:after="40" w:before="60" w:line="264"/>
+            </w:pPr>
+            <w:r>
+              <w:rPr>
+                <w:rFonts w:ascii="Calibri" w:cs="Calibri" w:eastAsia="Calibri" w:hAnsi="Calibri"/>
+                <w:color w:val="262626"/>
+                <w:sz w:val="20"/>
+                <w:szCs w:val="20"/>
+              </w:rPr>
+              <w:t xml:space="preserve">Daha iyi ayrışan bir risk modeli, aynı onay oranında daha düşük batak, aynı batak oranında daha yüksek onay demektir.</w:t>
+            </w:r>
+          </w:p>
+          <w:p>
+            <w:pPr>
+              <w:pStyle w:val="ListParagraph"/>
+              <w:numPr>
+                <w:ilvl w:val="0"/>
+                <w:numId w:val="3"/>
+              </w:numPr>
+              <w:spacing w:after="40" w:before="60" w:line="264"/>
+            </w:pPr>
+            <w:r>
+              <w:rPr>
+                <w:rFonts w:ascii="Calibri" w:cs="Calibri" w:eastAsia="Calibri" w:hAnsi="Calibri"/>
+                <w:color w:val="262626"/>
+                <w:sz w:val="20"/>
+                <w:szCs w:val="20"/>
+              </w:rPr>
+              <w:t xml:space="preserve">Kayıp karşılıkları ve risk ağırlıklı sermaye kullanımının olumlu etkilenmesi beklenir; analist zamanı ve validasyon süresi kısalır.</w:t>
+            </w:r>
+          </w:p>
+          <w:p>
+            <w:pPr>
+              <w:pStyle w:val="ListParagraph"/>
+              <w:numPr>
+                <w:ilvl w:val="0"/>
+                <w:numId w:val="3"/>
+              </w:numPr>
+              <w:spacing w:after="40" w:before="60" w:line="264"/>
+            </w:pPr>
+            <w:r>
+              <w:rPr>
+                <w:rFonts w:ascii="Calibri" w:cs="Calibri" w:eastAsia="Calibri" w:hAnsi="Calibri"/>
+                <w:color w:val="262626"/>
+                <w:sz w:val="20"/>
+                <w:szCs w:val="20"/>
+              </w:rPr>
+              <w:t xml:space="preserve">Parasal karşılık, ilk gerçek veri sonucundan sonra portföy büyüklüğü ve karar eşiğiyle hesaplanacaktır.</w:t>
+            </w:r>
+          </w:p>
+        </w:tc>
+        <w:tc>
+          <w:tcPr>
+            <w:tcW w:type="dxa" w:w="240"/>
+            <w:tcBorders>
+              <w:top w:val="none" w:color="FFFFFF" w:sz="0"/>
+              <w:left w:val="none" w:color="FFFFFF" w:sz="0"/>
+              <w:bottom w:val="none" w:color="FFFFFF" w:sz="0"/>
+              <w:right w:val="none" w:color="FFFFFF" w:sz="0"/>
+            </w:tcBorders>
+          </w:tcPr>
+          <w:p/>
+        </w:tc>
+        <w:tc>
+          <w:tcPr>
+            <w:tcW w:type="dxa" w:w="4699"/>
+            <w:tcBorders>
+              <w:top w:val="none" w:color="FFFFFF" w:sz="0"/>
+              <w:left w:val="none" w:color="FFFFFF" w:sz="0"/>
+              <w:bottom w:val="none" w:color="FFFFFF" w:sz="0"/>
+              <w:right w:val="none" w:color="FFFFFF" w:sz="0"/>
+            </w:tcBorders>
+            <w:shd w:fill="F4F4F4" w:color="auto" w:val="clear"/>
+            <w:tcMar>
+              <w:top w:type="dxa" w:w="160"/>
+              <w:left w:type="dxa" w:w="200"/>
+              <w:bottom w:type="dxa" w:w="160"/>
+              <w:right w:type="dxa" w:w="200"/>
+            </w:tcMar>
+          </w:tcPr>
+          <w:p>
+            <w:pPr>
+              <w:spacing w:after="80" w:before="0"/>
+            </w:pPr>
+            <w:r>
+              <w:rPr>
+                <w:rFonts w:ascii="Calibri" w:cs="Calibri" w:eastAsia="Calibri" w:hAnsi="Calibri"/>
+                <w:b/>
+                <w:bCs/>
+                <w:color w:val="D51115"/>
+                <w:sz w:val="24"/>
+                <w:szCs w:val="24"/>
+              </w:rPr>
+              <w:t xml:space="preserve">Denemelerin Rakam Çıktıları</w:t>
+            </w:r>
+          </w:p>
+          <w:p>
+            <w:pPr>
+              <w:pStyle w:val="ListParagraph"/>
+              <w:numPr>
+                <w:ilvl w:val="0"/>
+                <w:numId w:val="3"/>
+              </w:numPr>
+              <w:spacing w:after="40" w:before="60" w:line="264"/>
+            </w:pPr>
+            <w:r>
+              <w:rPr>
+                <w:rFonts w:ascii="Calibri" w:cs="Calibri" w:eastAsia="Calibri" w:hAnsi="Calibri"/>
+                <w:color w:val="262626"/>
+                <w:sz w:val="20"/>
+                <w:szCs w:val="20"/>
+              </w:rPr>
+              <w:t xml:space="preserve">İlk yapıda üretilen 33 yapay zekâ değişkeni modele katkı sağlamadı: CV AUC 0,6128 → 0,6121, fark gürültü bandında.</w:t>
+            </w:r>
+          </w:p>
+          <w:p>
+            <w:pPr>
+              <w:pStyle w:val="ListParagraph"/>
+              <w:numPr>
+                <w:ilvl w:val="0"/>
+                <w:numId w:val="3"/>
+              </w:numPr>
+              <w:spacing w:after="40" w:before="60" w:line="264"/>
+            </w:pPr>
+            <w:r>
+              <w:rPr>
+                <w:rFonts w:ascii="Calibri" w:cs="Calibri" w:eastAsia="Calibri" w:hAnsi="Calibri"/>
+                <w:color w:val="262626"/>
+                <w:sz w:val="20"/>
+                <w:szCs w:val="20"/>
+              </w:rPr>
+              <w:t xml:space="preserve">Sözlük sıkıştırma: 1.040 kolonda 0 → 848 eşleşme, 14 → 270 değişken ailesi.</w:t>
+            </w:r>
+          </w:p>
+          <w:p>
+            <w:pPr>
+              <w:pStyle w:val="ListParagraph"/>
+              <w:numPr>
+                <w:ilvl w:val="0"/>
+                <w:numId w:val="3"/>
+              </w:numPr>
+              <w:spacing w:after="40" w:before="60" w:line="264"/>
+            </w:pPr>
+            <w:r>
+              <w:rPr>
+                <w:rFonts w:ascii="Calibri" w:cs="Calibri" w:eastAsia="Calibri" w:hAnsi="Calibri"/>
+                <w:color w:val="262626"/>
+                <w:sz w:val="20"/>
+                <w:szCs w:val="20"/>
+              </w:rPr>
+              <w:t xml:space="preserve">Bu sonuç bugünkü yapının tasarımını belirledi; yeni yapının gerçek veri sonucu sunum öncesinde alınacaktır.</w:t>
+            </w:r>
+          </w:p>
+        </w:tc>
+      </w:tr>
+    </w:tbl>
+    <w:p>
+      <w:pPr>
+        <w:pStyle w:val="Heading2"/>
+        <w:keepNext/>
+        <w:spacing w:after="100" w:before="240"/>
+      </w:pPr>
+      <w:r>
+        <w:rPr>
+          <w:rFonts w:ascii="Calibri" w:cs="Calibri" w:eastAsia="Calibri" w:hAnsi="Calibri"/>
+          <w:b/>
+          <w:bCs/>
+          <w:color w:val="D51115"/>
+          <w:sz w:val="24"/>
+          <w:szCs w:val="24"/>
+        </w:rPr>
+        <w:t xml:space="preserve">Proje Metodolojisi</w:t>
+      </w:r>
+    </w:p>
+    <w:p>
+      <w:pPr>
+        <w:spacing w:after="120" w:before="160"/>
+        <w:jc w:val="center"/>
+      </w:pPr>
+      <w:r>
+        <w:drawing>
+          <wp:inline distT="0" distB="0" distL="0" distR="0">
+            <wp:extent cx="6096000" cy="2495550"/>
             <wp:effectExtent t="0" r="0" b="0" l="0"/>
             <wp:docPr id="1" name="" descr="" title=""/>
             <wp:cNvGraphicFramePr>
@@ -139,749 +886,7 @@
                   <pic:spPr bwMode="auto">
                     <a:xfrm>
                       <a:off x="0" y="0"/>
-                      <a:ext cx="6096000" cy="3352800"/>
-                    </a:xfrm>
-                    <a:prstGeom prst="rect">
-                      <a:avLst/>
-                    </a:prstGeom>
-                  </pic:spPr>
-                </pic:pic>
-              </a:graphicData>
-            </a:graphic>
-          </wp:inline>
-        </w:drawing>
-      </w:r>
-    </w:p>
-    <w:p>
-      <w:pPr>
-        <w:pStyle w:val="ListParagraph"/>
-        <w:numPr>
-          <w:ilvl w:val="0"/>
-          <w:numId w:val="2"/>
-        </w:numPr>
-        <w:spacing w:after="80" w:before="0" w:line="276"/>
-      </w:pPr>
-      <w:r>
-        <w:rPr>
-          <w:rFonts w:ascii="Calibri" w:cs="Calibri" w:eastAsia="Calibri" w:hAnsi="Calibri"/>
-          <w:b/>
-          <w:bCs/>
-          <w:color w:val="262626"/>
-          <w:sz w:val="21"/>
-          <w:szCs w:val="21"/>
-        </w:rPr>
-        <w:t xml:space="preserve">Veri ve Sözlük Hazırlığı:</w:t>
-      </w:r>
-      <w:r>
-        <w:rPr>
-          <w:rFonts w:ascii="Calibri" w:cs="Calibri" w:eastAsia="Calibri" w:hAnsi="Calibri"/>
-          <w:color w:val="262626"/>
-          <w:sz w:val="21"/>
-          <w:szCs w:val="21"/>
-        </w:rPr>
-        <w:t xml:space="preserve"> Veri seti ve değişken sözlüğü seçilir; eksik açıklamalar için yapay zekâ öneri sunar; hedef, kimlik ve dönem tanımlanır.</w:t>
-      </w:r>
-    </w:p>
-    <w:p>
-      <w:pPr>
-        <w:pStyle w:val="ListParagraph"/>
-        <w:numPr>
-          <w:ilvl w:val="0"/>
-          <w:numId w:val="2"/>
-        </w:numPr>
-        <w:spacing w:after="80" w:before="0" w:line="276"/>
-      </w:pPr>
-      <w:r>
-        <w:rPr>
-          <w:rFonts w:ascii="Calibri" w:cs="Calibri" w:eastAsia="Calibri" w:hAnsi="Calibri"/>
-          <w:b/>
-          <w:bCs/>
-          <w:color w:val="262626"/>
-          <w:sz w:val="21"/>
-          <w:szCs w:val="21"/>
-        </w:rPr>
-        <w:t xml:space="preserve">Bölme ve Baz Set:</w:t>
-      </w:r>
-      <w:r>
-        <w:rPr>
-          <w:rFonts w:ascii="Calibri" w:cs="Calibri" w:eastAsia="Calibri" w:hAnsi="Calibri"/>
-          <w:color w:val="262626"/>
-          <w:sz w:val="21"/>
-          <w:szCs w:val="21"/>
-        </w:rPr>
-        <w:t xml:space="preserve"> Sızıntıyı önleyen eğitim / validasyon / test ayrımı sabitlenir; mevcut değişkenlerin gücü (IV) ve stabilitesi (PSI) ölçülür.</w:t>
-      </w:r>
-    </w:p>
-    <w:p>
-      <w:pPr>
-        <w:pStyle w:val="ListParagraph"/>
-        <w:numPr>
-          <w:ilvl w:val="0"/>
-          <w:numId w:val="2"/>
-        </w:numPr>
-        <w:spacing w:after="80" w:before="0" w:line="276"/>
-      </w:pPr>
-      <w:r>
-        <w:rPr>
-          <w:rFonts w:ascii="Calibri" w:cs="Calibri" w:eastAsia="Calibri" w:hAnsi="Calibri"/>
-          <w:b/>
-          <w:bCs/>
-          <w:color w:val="262626"/>
-          <w:sz w:val="21"/>
-          <w:szCs w:val="21"/>
-        </w:rPr>
-        <w:t xml:space="preserve">Kural Tabanlı Üretim:</w:t>
-      </w:r>
-      <w:r>
-        <w:rPr>
-          <w:rFonts w:ascii="Calibri" w:cs="Calibri" w:eastAsia="Calibri" w:hAnsi="Calibri"/>
-          <w:color w:val="262626"/>
-          <w:sz w:val="21"/>
-          <w:szCs w:val="21"/>
-        </w:rPr>
-        <w:t xml:space="preserve"> Yapay zekâ klasik dönüşümleri (fark, oran, log, sıralama, uç değer kırpma) önerir; onaydan sonra Python hesaplar.</w:t>
-      </w:r>
-    </w:p>
-    <w:p>
-      <w:pPr>
-        <w:pStyle w:val="ListParagraph"/>
-        <w:numPr>
-          <w:ilvl w:val="0"/>
-          <w:numId w:val="2"/>
-        </w:numPr>
-        <w:spacing w:after="80" w:before="0" w:line="276"/>
-      </w:pPr>
-      <w:r>
-        <w:rPr>
-          <w:rFonts w:ascii="Calibri" w:cs="Calibri" w:eastAsia="Calibri" w:hAnsi="Calibri"/>
-          <w:b/>
-          <w:bCs/>
-          <w:color w:val="262626"/>
-          <w:sz w:val="21"/>
-          <w:szCs w:val="21"/>
-        </w:rPr>
-        <w:t xml:space="preserve">AI Değişken Keşfi:</w:t>
-      </w:r>
-      <w:r>
-        <w:rPr>
-          <w:rFonts w:ascii="Calibri" w:cs="Calibri" w:eastAsia="Calibri" w:hAnsi="Calibri"/>
-          <w:color w:val="262626"/>
-          <w:sz w:val="21"/>
-          <w:szCs w:val="21"/>
-        </w:rPr>
-        <w:t xml:space="preserve"> Yapay zekâ kısıtlı bir formül diliyle yeni değişken hipotezleri üretir; kod yazmaz, her formül denetimden geçer.</w:t>
-      </w:r>
-    </w:p>
-    <w:p>
-      <w:pPr>
-        <w:pStyle w:val="ListParagraph"/>
-        <w:numPr>
-          <w:ilvl w:val="0"/>
-          <w:numId w:val="2"/>
-        </w:numPr>
-        <w:spacing w:after="80" w:before="0" w:line="276"/>
-      </w:pPr>
-      <w:r>
-        <w:rPr>
-          <w:rFonts w:ascii="Calibri" w:cs="Calibri" w:eastAsia="Calibri" w:hAnsi="Calibri"/>
-          <w:b/>
-          <w:bCs/>
-          <w:color w:val="262626"/>
-          <w:sz w:val="21"/>
-          <w:szCs w:val="21"/>
-        </w:rPr>
-        <w:t xml:space="preserve">Kalite, Seçim ve Model Testi:</w:t>
-      </w:r>
-      <w:r>
-        <w:rPr>
-          <w:rFonts w:ascii="Calibri" w:cs="Calibri" w:eastAsia="Calibri" w:hAnsi="Calibri"/>
-          <w:color w:val="262626"/>
-          <w:sz w:val="21"/>
-          <w:szCs w:val="21"/>
-        </w:rPr>
-        <w:t xml:space="preserve"> Zayıf ve sızıntı şüpheli değişkenler elenir; base ve enriched modeller 5 seed ile karşılaştırılır; her değişken kataloğa yazılır.</w:t>
-      </w:r>
-    </w:p>
-    <w:p>
-      <w:pPr>
-        <w:pStyle w:val="ListParagraph"/>
-        <w:numPr>
-          <w:ilvl w:val="0"/>
-          <w:numId w:val="2"/>
-        </w:numPr>
-        <w:spacing w:after="80" w:before="0" w:line="276"/>
-      </w:pPr>
-      <w:r>
-        <w:rPr>
-          <w:rFonts w:ascii="Calibri" w:cs="Calibri" w:eastAsia="Calibri" w:hAnsi="Calibri"/>
-          <w:b/>
-          <w:bCs/>
-          <w:color w:val="262626"/>
-          <w:sz w:val="21"/>
-          <w:szCs w:val="21"/>
-        </w:rPr>
-        <w:t xml:space="preserve">Sonraki Adım:</w:t>
-      </w:r>
-      <w:r>
-        <w:rPr>
-          <w:rFonts w:ascii="Calibri" w:cs="Calibri" w:eastAsia="Calibri" w:hAnsi="Calibri"/>
-          <w:color w:val="262626"/>
-          <w:sz w:val="21"/>
-          <w:szCs w:val="21"/>
-        </w:rPr>
-        <w:t xml:space="preserve"> Aynı altyapı, ham veriden final modele uzanan Analitik Modelleme Platformu'na genişletilir.</w:t>
-      </w:r>
-    </w:p>
-    <w:p>
-      <w:pPr>
-        <w:spacing w:after="140" w:before="0" w:line="276"/>
-        <w:rPr>
-          <w:color w:val="595959"/>
-          <w:sz w:val="20"/>
-          <w:szCs w:val="20"/>
-        </w:rPr>
-      </w:pPr>
-      <w:r>
-        <w:rPr>
-          <w:rFonts w:ascii="Calibri" w:cs="Calibri" w:eastAsia="Calibri" w:hAnsi="Calibri"/>
-          <w:color w:val="595959"/>
-          <w:sz w:val="20"/>
-          <w:szCs w:val="20"/>
-        </w:rPr>
-        <w:t xml:space="preserve">Bugünkü yapıda yapay zekâ yalnızca öneri verir; hesabı ve akışı Python yönetir. Her öneri kolon adlarıyla doğrulanır, kural ve formül denetiminden geçer; kalite, seçim ve model karşılaştırması kapılarını geçmeyen hiçbir değişken modele girmez. Yapı Dataiku üzerinde web uygulaması olarak çalışır; yalnızca kurum ortamındaki paketleri kullanır, ek kütüphane kurulumu gerektirmez.</w:t>
-      </w:r>
-    </w:p>
-    <w:p>
-      <w:r>
-        <w:br w:type="page"/>
-      </w:r>
-    </w:p>
-    <w:p>
-      <w:pPr>
-        <w:pStyle w:val="Heading1"/>
-        <w:spacing w:after="320" w:before="0"/>
-      </w:pPr>
-      <w:r>
-        <w:rPr>
-          <w:rFonts w:ascii="Calibri" w:cs="Calibri" w:eastAsia="Calibri" w:hAnsi="Calibri"/>
-          <w:b/>
-          <w:bCs/>
-          <w:color w:val="D51115"/>
-          <w:sz w:val="34"/>
-          <w:szCs w:val="34"/>
-        </w:rPr>
-        <w:t xml:space="preserve">Akıllı Değişken Üretimi: Yönetim Özeti</w:t>
-      </w:r>
-    </w:p>
-    <w:tbl>
-      <w:tblPr>
-        <w:tblW w:type="dxa" w:w="9638"/>
-        <w:tblBorders>
-          <w:top w:val="single" w:color="auto" w:sz="4"/>
-          <w:left w:val="single" w:color="auto" w:sz="4"/>
-          <w:bottom w:val="single" w:color="auto" w:sz="4"/>
-          <w:right w:val="single" w:color="auto" w:sz="4"/>
-          <w:insideH w:val="single" w:color="auto" w:sz="4"/>
-          <w:insideV w:val="single" w:color="auto" w:sz="4"/>
-        </w:tblBorders>
-      </w:tblPr>
-      <w:tblGrid>
-        <w:gridCol w:w="4699"/>
-        <w:gridCol w:w="240"/>
-        <w:gridCol w:w="4699"/>
-      </w:tblGrid>
-      <w:tr>
-        <w:trPr>
-          <w:cantSplit/>
-        </w:trPr>
-        <w:tc>
-          <w:tcPr>
-            <w:tcW w:type="dxa" w:w="4699"/>
-            <w:tcBorders>
-              <w:top w:val="none" w:color="FFFFFF" w:sz="0"/>
-              <w:left w:val="none" w:color="FFFFFF" w:sz="0"/>
-              <w:bottom w:val="none" w:color="FFFFFF" w:sz="0"/>
-              <w:right w:val="none" w:color="FFFFFF" w:sz="0"/>
-            </w:tcBorders>
-            <w:shd w:fill="F4F4F4" w:color="auto" w:val="clear"/>
-            <w:tcMar>
-              <w:top w:type="dxa" w:w="160"/>
-              <w:left w:type="dxa" w:w="200"/>
-              <w:bottom w:type="dxa" w:w="160"/>
-              <w:right w:type="dxa" w:w="200"/>
-            </w:tcMar>
-          </w:tcPr>
-          <w:p>
-            <w:pPr>
-              <w:spacing w:after="80" w:before="0"/>
-            </w:pPr>
-            <w:r>
-              <w:rPr>
-                <w:rFonts w:ascii="Calibri" w:cs="Calibri" w:eastAsia="Calibri" w:hAnsi="Calibri"/>
-                <w:b/>
-                <w:bCs/>
-                <w:color w:val="D51115"/>
-                <w:sz w:val="24"/>
-                <w:szCs w:val="24"/>
-              </w:rPr>
-              <w:t xml:space="preserve">Üretim ve Verimlilik Hızı</w:t>
-            </w:r>
-          </w:p>
-          <w:p>
-            <w:pPr>
-              <w:pStyle w:val="ListParagraph"/>
-              <w:numPr>
-                <w:ilvl w:val="0"/>
-                <w:numId w:val="3"/>
-              </w:numPr>
-              <w:spacing w:after="40" w:before="60" w:line="264"/>
-            </w:pPr>
-            <w:r>
-              <w:rPr>
-                <w:rFonts w:ascii="Calibri" w:cs="Calibri" w:eastAsia="Calibri" w:hAnsi="Calibri"/>
-                <w:color w:val="262626"/>
-                <w:sz w:val="20"/>
-                <w:szCs w:val="20"/>
-              </w:rPr>
-              <w:t xml:space="preserve">Değişken fikri, formülü, hesabı ve ilk testi tek akışta üretilir; analist kod yazmak yerine önerileri değerlendirir.</w:t>
-            </w:r>
-          </w:p>
-          <w:p>
-            <w:pPr>
-              <w:pStyle w:val="ListParagraph"/>
-              <w:numPr>
-                <w:ilvl w:val="0"/>
-                <w:numId w:val="3"/>
-              </w:numPr>
-              <w:spacing w:after="40" w:before="60" w:line="264"/>
-            </w:pPr>
-            <w:r>
-              <w:rPr>
-                <w:rFonts w:ascii="Calibri" w:cs="Calibri" w:eastAsia="Calibri" w:hAnsi="Calibri"/>
-                <w:color w:val="262626"/>
-                <w:sz w:val="20"/>
-                <w:szCs w:val="20"/>
-              </w:rPr>
-              <w:t xml:space="preserve">Aynı akış yeni bir veri seti ve sözlükle kod değiştirmeden çalışır; ham tablodan başlayan çalışmalar için birleştirme ve sözlük üretimi de yapay zekâ desteklidir.</w:t>
-            </w:r>
-          </w:p>
-          <w:p>
-            <w:pPr>
-              <w:pStyle w:val="ListParagraph"/>
-              <w:numPr>
-                <w:ilvl w:val="0"/>
-                <w:numId w:val="3"/>
-              </w:numPr>
-              <w:spacing w:after="40" w:before="60" w:line="264"/>
-            </w:pPr>
-            <w:r>
-              <w:rPr>
-                <w:rFonts w:ascii="Calibri" w:cs="Calibri" w:eastAsia="Calibri" w:hAnsi="Calibri"/>
-                <w:color w:val="262626"/>
-                <w:sz w:val="20"/>
-                <w:szCs w:val="20"/>
-              </w:rPr>
-              <w:t xml:space="preserve">Tam veriye dokunan kurulum işleri (profil, veri seti yazımı, bölme) Spark ile kümede koşar; 135 milyon satırlık gerçek veri için kalan adımların Spark'a taşınması sürmektedir.</w:t>
-            </w:r>
-          </w:p>
-        </w:tc>
-        <w:tc>
-          <w:tcPr>
-            <w:tcW w:type="dxa" w:w="240"/>
-            <w:tcBorders>
-              <w:top w:val="none" w:color="FFFFFF" w:sz="0"/>
-              <w:left w:val="none" w:color="FFFFFF" w:sz="0"/>
-              <w:bottom w:val="none" w:color="FFFFFF" w:sz="0"/>
-              <w:right w:val="none" w:color="FFFFFF" w:sz="0"/>
-            </w:tcBorders>
-          </w:tcPr>
-          <w:p/>
-        </w:tc>
-        <w:tc>
-          <w:tcPr>
-            <w:tcW w:type="dxa" w:w="4699"/>
-            <w:tcBorders>
-              <w:top w:val="none" w:color="FFFFFF" w:sz="0"/>
-              <w:left w:val="none" w:color="FFFFFF" w:sz="0"/>
-              <w:bottom w:val="none" w:color="FFFFFF" w:sz="0"/>
-              <w:right w:val="none" w:color="FFFFFF" w:sz="0"/>
-            </w:tcBorders>
-            <w:shd w:fill="F4F4F4" w:color="auto" w:val="clear"/>
-            <w:tcMar>
-              <w:top w:type="dxa" w:w="160"/>
-              <w:left w:type="dxa" w:w="200"/>
-              <w:bottom w:type="dxa" w:w="160"/>
-              <w:right w:type="dxa" w:w="200"/>
-            </w:tcMar>
-          </w:tcPr>
-          <w:p>
-            <w:pPr>
-              <w:spacing w:after="80" w:before="0"/>
-            </w:pPr>
-            <w:r>
-              <w:rPr>
-                <w:rFonts w:ascii="Calibri" w:cs="Calibri" w:eastAsia="Calibri" w:hAnsi="Calibri"/>
-                <w:b/>
-                <w:bCs/>
-                <w:color w:val="D51115"/>
-                <w:sz w:val="24"/>
-                <w:szCs w:val="24"/>
-              </w:rPr>
-              <w:t xml:space="preserve">Model Performansını Artırmak</w:t>
-            </w:r>
-          </w:p>
-          <w:p>
-            <w:pPr>
-              <w:pStyle w:val="ListParagraph"/>
-              <w:numPr>
-                <w:ilvl w:val="0"/>
-                <w:numId w:val="3"/>
-              </w:numPr>
-              <w:spacing w:after="40" w:before="60" w:line="264"/>
-            </w:pPr>
-            <w:r>
-              <w:rPr>
-                <w:rFonts w:ascii="Calibri" w:cs="Calibri" w:eastAsia="Calibri" w:hAnsi="Calibri"/>
-                <w:color w:val="262626"/>
-                <w:sz w:val="20"/>
-                <w:szCs w:val="20"/>
-              </w:rPr>
-              <w:t xml:space="preserve">Her yeni değişken base modele karşı 5 seed ve %95 güven aralığıyla test edilir; yalnızca katkısı kanıtlanan modele girer.</w:t>
-            </w:r>
-          </w:p>
-          <w:p>
-            <w:pPr>
-              <w:pStyle w:val="ListParagraph"/>
-              <w:numPr>
-                <w:ilvl w:val="0"/>
-                <w:numId w:val="3"/>
-              </w:numPr>
-              <w:spacing w:after="40" w:before="60" w:line="264"/>
-            </w:pPr>
-            <w:r>
-              <w:rPr>
-                <w:rFonts w:ascii="Calibri" w:cs="Calibri" w:eastAsia="Calibri" w:hAnsi="Calibri"/>
-                <w:color w:val="262626"/>
-                <w:sz w:val="20"/>
-                <w:szCs w:val="20"/>
-              </w:rPr>
-              <w:t xml:space="preserve">Bölme baştan sabitlenir; zamansal bölmede son dönem test (OOT) olarak ayrılır; eşik, sıralama, IV ve önem hesapları yalnızca eğitim satırlarından yapılır.</w:t>
-            </w:r>
-          </w:p>
-          <w:p>
-            <w:pPr>
-              <w:pStyle w:val="ListParagraph"/>
-              <w:numPr>
-                <w:ilvl w:val="0"/>
-                <w:numId w:val="3"/>
-              </w:numPr>
-              <w:spacing w:after="40" w:before="60" w:line="264"/>
-            </w:pPr>
-            <w:r>
-              <w:rPr>
-                <w:rFonts w:ascii="Calibri" w:cs="Calibri" w:eastAsia="Calibri" w:hAnsi="Calibri"/>
-                <w:color w:val="262626"/>
-                <w:sz w:val="20"/>
-                <w:szCs w:val="20"/>
-              </w:rPr>
-              <w:t xml:space="preserve">Geleneksel dönüşümler kuralla, iş mantığına dayalı yeni değişkenler yapay zekâ ile üretilir.</w:t>
-            </w:r>
-          </w:p>
-        </w:tc>
-      </w:tr>
-      <w:tr>
-        <w:trPr>
-          <w:trHeight w:val="240" w:hRule="exact"/>
-        </w:trPr>
-        <w:tc>
-          <w:tcPr>
-            <w:tcW w:type="dxa" w:w="240"/>
-            <w:tcBorders>
-              <w:top w:val="none" w:color="FFFFFF" w:sz="0"/>
-              <w:left w:val="none" w:color="FFFFFF" w:sz="0"/>
-              <w:bottom w:val="none" w:color="FFFFFF" w:sz="0"/>
-              <w:right w:val="none" w:color="FFFFFF" w:sz="0"/>
-            </w:tcBorders>
-          </w:tcPr>
-          <w:p/>
-        </w:tc>
-        <w:tc>
-          <w:tcPr>
-            <w:tcW w:type="dxa" w:w="240"/>
-            <w:tcBorders>
-              <w:top w:val="none" w:color="FFFFFF" w:sz="0"/>
-              <w:left w:val="none" w:color="FFFFFF" w:sz="0"/>
-              <w:bottom w:val="none" w:color="FFFFFF" w:sz="0"/>
-              <w:right w:val="none" w:color="FFFFFF" w:sz="0"/>
-            </w:tcBorders>
-          </w:tcPr>
-          <w:p/>
-        </w:tc>
-        <w:tc>
-          <w:tcPr>
-            <w:tcW w:type="dxa" w:w="240"/>
-            <w:tcBorders>
-              <w:top w:val="none" w:color="FFFFFF" w:sz="0"/>
-              <w:left w:val="none" w:color="FFFFFF" w:sz="0"/>
-              <w:bottom w:val="none" w:color="FFFFFF" w:sz="0"/>
-              <w:right w:val="none" w:color="FFFFFF" w:sz="0"/>
-            </w:tcBorders>
-          </w:tcPr>
-          <w:p/>
-        </w:tc>
-      </w:tr>
-      <w:tr>
-        <w:trPr>
-          <w:cantSplit/>
-        </w:trPr>
-        <w:tc>
-          <w:tcPr>
-            <w:tcW w:type="dxa" w:w="4699"/>
-            <w:tcBorders>
-              <w:top w:val="none" w:color="FFFFFF" w:sz="0"/>
-              <w:left w:val="none" w:color="FFFFFF" w:sz="0"/>
-              <w:bottom w:val="none" w:color="FFFFFF" w:sz="0"/>
-              <w:right w:val="none" w:color="FFFFFF" w:sz="0"/>
-            </w:tcBorders>
-            <w:shd w:fill="F4F4F4" w:color="auto" w:val="clear"/>
-            <w:tcMar>
-              <w:top w:type="dxa" w:w="160"/>
-              <w:left w:type="dxa" w:w="200"/>
-              <w:bottom w:type="dxa" w:w="160"/>
-              <w:right w:type="dxa" w:w="200"/>
-            </w:tcMar>
-          </w:tcPr>
-          <w:p>
-            <w:pPr>
-              <w:spacing w:after="80" w:before="0"/>
-            </w:pPr>
-            <w:r>
-              <w:rPr>
-                <w:rFonts w:ascii="Calibri" w:cs="Calibri" w:eastAsia="Calibri" w:hAnsi="Calibri"/>
-                <w:b/>
-                <w:bCs/>
-                <w:color w:val="D51115"/>
-                <w:sz w:val="24"/>
-                <w:szCs w:val="24"/>
-              </w:rPr>
-              <w:t xml:space="preserve">ROI / ROE</w:t>
-            </w:r>
-          </w:p>
-          <w:p>
-            <w:pPr>
-              <w:pStyle w:val="ListParagraph"/>
-              <w:numPr>
-                <w:ilvl w:val="0"/>
-                <w:numId w:val="3"/>
-              </w:numPr>
-              <w:spacing w:after="40" w:before="60" w:line="264"/>
-            </w:pPr>
-            <w:r>
-              <w:rPr>
-                <w:rFonts w:ascii="Calibri" w:cs="Calibri" w:eastAsia="Calibri" w:hAnsi="Calibri"/>
-                <w:color w:val="262626"/>
-                <w:sz w:val="20"/>
-                <w:szCs w:val="20"/>
-              </w:rPr>
-              <w:t xml:space="preserve">Daha iyi ayrışan bir risk modeli, aynı onay oranında daha düşük batak, aynı batak oranında daha yüksek onay demektir.</w:t>
-            </w:r>
-          </w:p>
-          <w:p>
-            <w:pPr>
-              <w:pStyle w:val="ListParagraph"/>
-              <w:numPr>
-                <w:ilvl w:val="0"/>
-                <w:numId w:val="3"/>
-              </w:numPr>
-              <w:spacing w:after="40" w:before="60" w:line="264"/>
-            </w:pPr>
-            <w:r>
-              <w:rPr>
-                <w:rFonts w:ascii="Calibri" w:cs="Calibri" w:eastAsia="Calibri" w:hAnsi="Calibri"/>
-                <w:color w:val="262626"/>
-                <w:sz w:val="20"/>
-                <w:szCs w:val="20"/>
-              </w:rPr>
-              <w:t xml:space="preserve">Kayıp karşılıkları ve risk ağırlıklı sermaye kullanımının olumlu etkilenmesi beklenir; analist zamanı ve validasyon süresi kısalır.</w:t>
-            </w:r>
-          </w:p>
-          <w:p>
-            <w:pPr>
-              <w:pStyle w:val="ListParagraph"/>
-              <w:numPr>
-                <w:ilvl w:val="0"/>
-                <w:numId w:val="3"/>
-              </w:numPr>
-              <w:spacing w:after="40" w:before="60" w:line="264"/>
-            </w:pPr>
-            <w:r>
-              <w:rPr>
-                <w:rFonts w:ascii="Calibri" w:cs="Calibri" w:eastAsia="Calibri" w:hAnsi="Calibri"/>
-                <w:color w:val="262626"/>
-                <w:sz w:val="20"/>
-                <w:szCs w:val="20"/>
-              </w:rPr>
-              <w:t xml:space="preserve">Parasal karşılık, ilk gerçek veri sonucundan sonra portföy büyüklüğü ve karar eşiğiyle hesaplanacaktır.</w:t>
-            </w:r>
-          </w:p>
-        </w:tc>
-        <w:tc>
-          <w:tcPr>
-            <w:tcW w:type="dxa" w:w="240"/>
-            <w:tcBorders>
-              <w:top w:val="none" w:color="FFFFFF" w:sz="0"/>
-              <w:left w:val="none" w:color="FFFFFF" w:sz="0"/>
-              <w:bottom w:val="none" w:color="FFFFFF" w:sz="0"/>
-              <w:right w:val="none" w:color="FFFFFF" w:sz="0"/>
-            </w:tcBorders>
-          </w:tcPr>
-          <w:p/>
-        </w:tc>
-        <w:tc>
-          <w:tcPr>
-            <w:tcW w:type="dxa" w:w="4699"/>
-            <w:tcBorders>
-              <w:top w:val="none" w:color="FFFFFF" w:sz="0"/>
-              <w:left w:val="none" w:color="FFFFFF" w:sz="0"/>
-              <w:bottom w:val="none" w:color="FFFFFF" w:sz="0"/>
-              <w:right w:val="none" w:color="FFFFFF" w:sz="0"/>
-            </w:tcBorders>
-            <w:shd w:fill="F4F4F4" w:color="auto" w:val="clear"/>
-            <w:tcMar>
-              <w:top w:type="dxa" w:w="160"/>
-              <w:left w:type="dxa" w:w="200"/>
-              <w:bottom w:type="dxa" w:w="160"/>
-              <w:right w:type="dxa" w:w="200"/>
-            </w:tcMar>
-          </w:tcPr>
-          <w:p>
-            <w:pPr>
-              <w:spacing w:after="80" w:before="0"/>
-            </w:pPr>
-            <w:r>
-              <w:rPr>
-                <w:rFonts w:ascii="Calibri" w:cs="Calibri" w:eastAsia="Calibri" w:hAnsi="Calibri"/>
-                <w:b/>
-                <w:bCs/>
-                <w:color w:val="D51115"/>
-                <w:sz w:val="24"/>
-                <w:szCs w:val="24"/>
-              </w:rPr>
-              <w:t xml:space="preserve">Denemelerin Rakam Çıktıları</w:t>
-            </w:r>
-          </w:p>
-          <w:p>
-            <w:pPr>
-              <w:pStyle w:val="ListParagraph"/>
-              <w:numPr>
-                <w:ilvl w:val="0"/>
-                <w:numId w:val="3"/>
-              </w:numPr>
-              <w:spacing w:after="40" w:before="60" w:line="264"/>
-            </w:pPr>
-            <w:r>
-              <w:rPr>
-                <w:rFonts w:ascii="Calibri" w:cs="Calibri" w:eastAsia="Calibri" w:hAnsi="Calibri"/>
-                <w:color w:val="262626"/>
-                <w:sz w:val="20"/>
-                <w:szCs w:val="20"/>
-              </w:rPr>
-              <w:t xml:space="preserve">İlk yapıda üretilen 33 yapay zekâ değişkeni modele katkı sağlamadı: CV AUC 0,6128 → 0,6121, fark gürültü bandında.</w:t>
-            </w:r>
-          </w:p>
-          <w:p>
-            <w:pPr>
-              <w:pStyle w:val="ListParagraph"/>
-              <w:numPr>
-                <w:ilvl w:val="0"/>
-                <w:numId w:val="3"/>
-              </w:numPr>
-              <w:spacing w:after="40" w:before="60" w:line="264"/>
-            </w:pPr>
-            <w:r>
-              <w:rPr>
-                <w:rFonts w:ascii="Calibri" w:cs="Calibri" w:eastAsia="Calibri" w:hAnsi="Calibri"/>
-                <w:color w:val="262626"/>
-                <w:sz w:val="20"/>
-                <w:szCs w:val="20"/>
-              </w:rPr>
-              <w:t xml:space="preserve">Sözlük sıkıştırma: 1.040 kolonda 0 → 848 eşleşme, 14 → 270 değişken ailesi.</w:t>
-            </w:r>
-          </w:p>
-          <w:p>
-            <w:pPr>
-              <w:pStyle w:val="ListParagraph"/>
-              <w:numPr>
-                <w:ilvl w:val="0"/>
-                <w:numId w:val="3"/>
-              </w:numPr>
-              <w:spacing w:after="40" w:before="60" w:line="264"/>
-            </w:pPr>
-            <w:r>
-              <w:rPr>
-                <w:rFonts w:ascii="Calibri" w:cs="Calibri" w:eastAsia="Calibri" w:hAnsi="Calibri"/>
-                <w:color w:val="262626"/>
-                <w:sz w:val="20"/>
-                <w:szCs w:val="20"/>
-              </w:rPr>
-              <w:t xml:space="preserve">Bu sonuç bugünkü yapının tasarımını belirledi; yeni yapının gerçek veri sonucu sunum öncesinde alınacaktır.</w:t>
-            </w:r>
-          </w:p>
-        </w:tc>
-      </w:tr>
-    </w:tbl>
-    <w:p>
-      <w:pPr>
-        <w:pStyle w:val="Heading2"/>
-        <w:keepNext/>
-        <w:spacing w:after="100" w:before="240"/>
-      </w:pPr>
-      <w:r>
-        <w:rPr>
-          <w:rFonts w:ascii="Calibri" w:cs="Calibri" w:eastAsia="Calibri" w:hAnsi="Calibri"/>
-          <w:b/>
-          <w:bCs/>
-          <w:color w:val="D51115"/>
-          <w:sz w:val="24"/>
-          <w:szCs w:val="24"/>
-        </w:rPr>
-        <w:t xml:space="preserve">Proje Metodolojisi</w:t>
-      </w:r>
-    </w:p>
-    <w:p>
-      <w:pPr>
-        <w:spacing w:after="120" w:before="160"/>
-        <w:jc w:val="center"/>
-      </w:pPr>
-      <w:r>
-        <w:drawing>
-          <wp:inline distT="0" distB="0" distL="0" distR="0">
-            <wp:extent cx="6096000" cy="1990725"/>
-            <wp:effectExtent t="0" r="0" b="0" l="0"/>
-            <wp:docPr id="1" name="" descr="" title=""/>
-            <wp:cNvGraphicFramePr>
-              <a:graphicFrameLocks xmlns:a="http://schemas.openxmlformats.org/drawingml/2006/main" noChangeAspect="1"/>
-            </wp:cNvGraphicFramePr>
-            <a:graphic xmlns:a="http://schemas.openxmlformats.org/drawingml/2006/main">
-              <a:graphicData uri="http://schemas.openxmlformats.org/drawingml/2006/picture">
-                <pic:pic xmlns:pic="http://schemas.openxmlformats.org/drawingml/2006/picture">
-                  <pic:nvPicPr>
-                    <pic:cNvPr id="0" name="" descr=""/>
-                    <pic:cNvPicPr>
-                      <a:picLocks noChangeAspect="1" noChangeArrowheads="1"/>
-                    </pic:cNvPicPr>
-                  </pic:nvPicPr>
-                  <pic:blipFill>
-                    <a:blip r:embed="rId10" cstate="none"/>
-                    <a:srcRect/>
-                    <a:stretch>
-                      <a:fillRect/>
-                    </a:stretch>
-                  </pic:blipFill>
-                  <pic:spPr bwMode="auto">
-                    <a:xfrm>
-                      <a:off x="0" y="0"/>
-                      <a:ext cx="6096000" cy="1990725"/>
+                      <a:ext cx="6096000" cy="2495550"/>
                     </a:xfrm>
                     <a:prstGeom prst="rect">
                       <a:avLst/>
@@ -1506,7 +1511,7 @@
           <w:sz w:val="24"/>
           <w:szCs w:val="24"/>
         </w:rPr>
-        <w:t xml:space="preserve">Ne gösteriyor?</w:t>
+        <w:t xml:space="preserve">Ne Gösteriyor?</w:t>
       </w:r>
     </w:p>
     <w:p>
@@ -1670,7 +1675,7 @@
           <w:sz w:val="24"/>
           <w:szCs w:val="24"/>
         </w:rPr>
-        <w:t xml:space="preserve">Bu rakamın değeri</w:t>
+        <w:t xml:space="preserve">Bu Rakamın Değeri</w:t>
       </w:r>
     </w:p>
     <w:p>
@@ -1735,6 +1740,426 @@
           <w:szCs w:val="34"/>
         </w:rPr>
         <w:t xml:space="preserve">Geçmiş Denemeler ve Çıkarılan Dersler</w:t>
+      </w:r>
+    </w:p>
+    <w:tbl>
+      <w:tblPr>
+        <w:tblW w:type="dxa" w:w="9638"/>
+        <w:tblBorders>
+          <w:top w:val="single" w:color="auto" w:sz="4"/>
+          <w:left w:val="single" w:color="auto" w:sz="4"/>
+          <w:bottom w:val="single" w:color="auto" w:sz="4"/>
+          <w:right w:val="single" w:color="auto" w:sz="4"/>
+          <w:insideH w:val="single" w:color="auto" w:sz="4"/>
+          <w:insideV w:val="single" w:color="auto" w:sz="4"/>
+        </w:tblBorders>
+      </w:tblPr>
+      <w:tblGrid>
+        <w:gridCol w:w="700"/>
+        <w:gridCol w:w="8938"/>
+      </w:tblGrid>
+      <w:tr>
+        <w:tc>
+          <w:tcPr>
+            <w:tcW w:type="dxa" w:w="700"/>
+            <w:tcBorders>
+              <w:top w:val="none" w:color="FFFFFF" w:sz="0"/>
+              <w:left w:val="none" w:color="FFFFFF" w:sz="0"/>
+              <w:bottom w:val="none" w:color="FFFFFF" w:sz="0"/>
+              <w:right w:val="none" w:color="FFFFFF" w:sz="0"/>
+            </w:tcBorders>
+            <w:tcMar>
+              <w:top w:type="dxa" w:w="40"/>
+              <w:left w:type="dxa" w:w="0"/>
+              <w:bottom w:type="dxa" w:w="0"/>
+              <w:right w:type="dxa" w:w="0"/>
+            </w:tcMar>
+            <w:vAlign w:val="top"/>
+          </w:tcPr>
+          <w:p>
+            <w:r>
+              <w:drawing>
+                <wp:inline distT="0" distB="0" distL="0" distR="0">
+                  <wp:extent cx="381000" cy="381000"/>
+                  <wp:effectExtent t="0" r="0" b="0" l="0"/>
+                  <wp:docPr id="1" name="" descr="" title=""/>
+                  <wp:cNvGraphicFramePr>
+                    <a:graphicFrameLocks xmlns:a="http://schemas.openxmlformats.org/drawingml/2006/main" noChangeAspect="1"/>
+                  </wp:cNvGraphicFramePr>
+                  <a:graphic xmlns:a="http://schemas.openxmlformats.org/drawingml/2006/main">
+                    <a:graphicData uri="http://schemas.openxmlformats.org/drawingml/2006/picture">
+                      <pic:pic xmlns:pic="http://schemas.openxmlformats.org/drawingml/2006/picture">
+                        <pic:nvPicPr>
+                          <pic:cNvPr id="0" name="" descr=""/>
+                          <pic:cNvPicPr>
+                            <a:picLocks noChangeAspect="1" noChangeArrowheads="1"/>
+                          </pic:cNvPicPr>
+                        </pic:nvPicPr>
+                        <pic:blipFill>
+                          <a:blip r:embed="rId10" cstate="none"/>
+                          <a:srcRect/>
+                          <a:stretch>
+                            <a:fillRect/>
+                          </a:stretch>
+                        </pic:blipFill>
+                        <pic:spPr bwMode="auto">
+                          <a:xfrm>
+                            <a:off x="0" y="0"/>
+                            <a:ext cx="381000" cy="381000"/>
+                          </a:xfrm>
+                          <a:prstGeom prst="rect">
+                            <a:avLst/>
+                          </a:prstGeom>
+                        </pic:spPr>
+                      </pic:pic>
+                    </a:graphicData>
+                  </a:graphic>
+                </wp:inline>
+              </w:drawing>
+            </w:r>
+          </w:p>
+        </w:tc>
+        <w:tc>
+          <w:tcPr>
+            <w:tcW w:type="dxa" w:w="8938"/>
+            <w:tcBorders>
+              <w:top w:val="none" w:color="FFFFFF" w:sz="0"/>
+              <w:left w:val="none" w:color="FFFFFF" w:sz="0"/>
+              <w:bottom w:val="none" w:color="FFFFFF" w:sz="0"/>
+              <w:right w:val="none" w:color="FFFFFF" w:sz="0"/>
+            </w:tcBorders>
+          </w:tcPr>
+          <w:p>
+            <w:pPr>
+              <w:spacing w:after="100" w:before="0"/>
+            </w:pPr>
+            <w:r>
+              <w:rPr>
+                <w:rFonts w:ascii="Calibri" w:cs="Calibri" w:eastAsia="Calibri" w:hAnsi="Calibri"/>
+                <w:b/>
+                <w:bCs/>
+                <w:color w:val="D51115"/>
+                <w:sz w:val="24"/>
+                <w:szCs w:val="24"/>
+              </w:rPr>
+              <w:t xml:space="preserve">İlk PoC: Bireysel Deep Agent</w:t>
+            </w:r>
+          </w:p>
+          <w:p>
+            <w:pPr>
+              <w:spacing w:after="140" w:before="0" w:line="276"/>
+            </w:pPr>
+            <w:r>
+              <w:rPr>
+                <w:rFonts w:ascii="Calibri" w:cs="Calibri" w:eastAsia="Calibri" w:hAnsi="Calibri"/>
+                <w:color w:val="262626"/>
+                <w:sz w:val="21"/>
+                <w:szCs w:val="21"/>
+              </w:rPr>
+              <w:t xml:space="preserve">Ekip dışında ayrı bir sandbox projesinde kurulan ilk akış uçtan uca çalışıyor ve çıktı üretiyordu; ancak üretilen değişkenlerin kalitesi ve kurgunun metodolojisi sonuçların modelde kullanılmasına izin vermiyordu.</w:t>
+            </w:r>
+          </w:p>
+          <w:p>
+            <w:pPr>
+              <w:keepNext/>
+              <w:spacing w:after="60" w:before="120"/>
+            </w:pPr>
+            <w:r>
+              <w:rPr>
+                <w:rFonts w:ascii="Calibri" w:cs="Calibri" w:eastAsia="Calibri" w:hAnsi="Calibri"/>
+                <w:b/>
+                <w:bCs/>
+                <w:color w:val="8A0E11"/>
+                <w:sz w:val="21"/>
+                <w:szCs w:val="21"/>
+              </w:rPr>
+              <w:t xml:space="preserve">Nasıl Çalışıyordu?</w:t>
+            </w:r>
+          </w:p>
+          <w:p>
+            <w:pPr>
+              <w:pStyle w:val="ListParagraph"/>
+              <w:numPr>
+                <w:ilvl w:val="0"/>
+                <w:numId w:val="3"/>
+              </w:numPr>
+              <w:spacing w:after="80" w:before="0" w:line="276"/>
+            </w:pPr>
+            <w:r>
+              <w:rPr>
+                <w:rFonts w:ascii="Calibri" w:cs="Calibri" w:eastAsia="Calibri" w:hAnsi="Calibri"/>
+                <w:color w:val="262626"/>
+                <w:sz w:val="21"/>
+                <w:szCs w:val="21"/>
+              </w:rPr>
+              <w:t xml:space="preserve">Ajan, langgraph ve deepagents kütüphaneleriyle kurulmuştu ve Qwen 27B modelini "otonom kredi riski analisti" olarak çalıştırıyordu; yapay zekâ kendi pandas kodunu yazıyor, çalıştırıyor ve çıktısını okuyordu.</w:t>
+            </w:r>
+          </w:p>
+          <w:p>
+            <w:pPr>
+              <w:pStyle w:val="ListParagraph"/>
+              <w:numPr>
+                <w:ilvl w:val="0"/>
+                <w:numId w:val="3"/>
+              </w:numPr>
+              <w:spacing w:after="80" w:before="0" w:line="276"/>
+            </w:pPr>
+            <w:r>
+              <w:rPr>
+                <w:rFonts w:ascii="Calibri" w:cs="Calibri" w:eastAsia="Calibri" w:hAnsi="Calibri"/>
+                <w:color w:val="262626"/>
+                <w:sz w:val="21"/>
+                <w:szCs w:val="21"/>
+              </w:rPr>
+              <w:t xml:space="preserve">Her koşu rastgele bir kolon ailesi ve tema odağıyla başlıyor, her turda kod tarafından farklı bir analiz yöntemi dayatılıyordu.</w:t>
+            </w:r>
+          </w:p>
+          <w:p>
+            <w:pPr>
+              <w:pStyle w:val="ListParagraph"/>
+              <w:numPr>
+                <w:ilvl w:val="0"/>
+                <w:numId w:val="3"/>
+              </w:numPr>
+              <w:spacing w:after="80" w:before="0" w:line="276"/>
+            </w:pPr>
+            <w:r>
+              <w:rPr>
+                <w:rFonts w:ascii="Calibri" w:cs="Calibri" w:eastAsia="Calibri" w:hAnsi="Calibri"/>
+                <w:color w:val="262626"/>
+                <w:sz w:val="21"/>
+                <w:szCs w:val="21"/>
+              </w:rPr>
+              <w:t xml:space="preserve">Prompt'ta sıkı kurallar vardı: her sayı script çıktısından alınmalı, zayıf sinyal etiketlenmeli, sıfır yoğunluklu kolonlarda sahte keşif sayılmamalı, aktivite hacmi etkisi kontrol edilmeli.</w:t>
+            </w:r>
+          </w:p>
+          <w:p>
+            <w:pPr>
+              <w:pStyle w:val="ListParagraph"/>
+              <w:numPr>
+                <w:ilvl w:val="0"/>
+                <w:numId w:val="3"/>
+              </w:numPr>
+              <w:spacing w:after="80" w:before="0" w:line="276"/>
+            </w:pPr>
+            <w:r>
+              <w:rPr>
+                <w:rFonts w:ascii="Calibri" w:cs="Calibri" w:eastAsia="Calibri" w:hAnsi="Calibri"/>
+                <w:color w:val="262626"/>
+                <w:sz w:val="21"/>
+                <w:szCs w:val="21"/>
+              </w:rPr>
+              <w:t xml:space="preserve">Çıktı: her hipotez için bir dosya (H01, H02, …), hipotez tablosu, rapor ve bunlardan derlenen bir features.py.</w:t>
+            </w:r>
+          </w:p>
+          <w:p>
+            <w:pPr>
+              <w:keepNext/>
+              <w:spacing w:after="60" w:before="120"/>
+            </w:pPr>
+            <w:r>
+              <w:rPr>
+                <w:rFonts w:ascii="Calibri" w:cs="Calibri" w:eastAsia="Calibri" w:hAnsi="Calibri"/>
+                <w:b/>
+                <w:bCs/>
+                <w:color w:val="8A0E11"/>
+                <w:sz w:val="21"/>
+                <w:szCs w:val="21"/>
+              </w:rPr>
+              <w:t xml:space="preserve">Ne Yanlıştı?</w:t>
+            </w:r>
+          </w:p>
+          <w:p>
+            <w:pPr>
+              <w:pStyle w:val="ListParagraph"/>
+              <w:numPr>
+                <w:ilvl w:val="0"/>
+                <w:numId w:val="3"/>
+              </w:numPr>
+              <w:spacing w:after="80" w:before="0" w:line="276"/>
+            </w:pPr>
+            <w:r>
+              <w:rPr>
+                <w:rFonts w:ascii="Calibri" w:cs="Calibri" w:eastAsia="Calibri" w:hAnsi="Calibri"/>
+                <w:b/>
+                <w:bCs/>
+                <w:color w:val="262626"/>
+                <w:sz w:val="21"/>
+                <w:szCs w:val="21"/>
+              </w:rPr>
+              <w:t xml:space="preserve">Üretilen kod çalışırken hata veriyordu.</w:t>
+            </w:r>
+            <w:r>
+              <w:rPr>
+                <w:rFonts w:ascii="Calibri" w:cs="Calibri" w:eastAsia="Calibri" w:hAnsi="Calibri"/>
+                <w:color w:val="262626"/>
+                <w:sz w:val="21"/>
+                <w:szCs w:val="21"/>
+              </w:rPr>
+              <w:t xml:space="preserve"> Hipotez dosyalarındaki kodlar doğrudan çalışmadığı için her hipotezin pandas kodu tanımına göre tek tek yeniden kurgulandı.</w:t>
+            </w:r>
+          </w:p>
+          <w:p>
+            <w:pPr>
+              <w:pStyle w:val="ListParagraph"/>
+              <w:numPr>
+                <w:ilvl w:val="0"/>
+                <w:numId w:val="3"/>
+              </w:numPr>
+              <w:spacing w:after="80" w:before="0" w:line="276"/>
+            </w:pPr>
+            <w:r>
+              <w:rPr>
+                <w:rFonts w:ascii="Calibri" w:cs="Calibri" w:eastAsia="Calibri" w:hAnsi="Calibri"/>
+                <w:b/>
+                <w:bCs/>
+                <w:color w:val="262626"/>
+                <w:sz w:val="21"/>
+                <w:szCs w:val="21"/>
+              </w:rPr>
+              <w:t xml:space="preserve">Kod üretiminde token uzunluğu hataları alınıyordu.</w:t>
+            </w:r>
+            <w:r>
+              <w:rPr>
+                <w:rFonts w:ascii="Calibri" w:cs="Calibri" w:eastAsia="Calibri" w:hAnsi="Calibri"/>
+                <w:color w:val="262626"/>
+                <w:sz w:val="21"/>
+                <w:szCs w:val="21"/>
+              </w:rPr>
+              <w:t xml:space="preserve"> ~150 satırlık prompt, sözlük ve tur geçmişiyle birlikte model sınıra takılıyor; üretilen kod ya da çıktı yarıda kalıyordu.</w:t>
+            </w:r>
+          </w:p>
+          <w:p>
+            <w:pPr>
+              <w:pStyle w:val="ListParagraph"/>
+              <w:numPr>
+                <w:ilvl w:val="0"/>
+                <w:numId w:val="3"/>
+              </w:numPr>
+              <w:spacing w:after="80" w:before="0" w:line="276"/>
+            </w:pPr>
+            <w:r>
+              <w:rPr>
+                <w:rFonts w:ascii="Calibri" w:cs="Calibri" w:eastAsia="Calibri" w:hAnsi="Calibri"/>
+                <w:b/>
+                <w:bCs/>
+                <w:color w:val="262626"/>
+                <w:sz w:val="21"/>
+                <w:szCs w:val="21"/>
+              </w:rPr>
+              <w:t xml:space="preserve">Üretilen değişkenler basit ve anlamsızdı.</w:t>
+            </w:r>
+            <w:r>
+              <w:rPr>
+                <w:rFonts w:ascii="Calibri" w:cs="Calibri" w:eastAsia="Calibri" w:hAnsi="Calibri"/>
+                <w:color w:val="262626"/>
+                <w:sz w:val="21"/>
+                <w:szCs w:val="21"/>
+              </w:rPr>
+              <w:t xml:space="preserve"> Çoğu delta, momentum ya da iki pencerenin oranıydı; bir hipotez zaten var olan bir kolonu yeniden "keşfediyordu"; sıfır paydalı oranlar müşterilerin büyük kısmında boş değer üretiyordu.</w:t>
+            </w:r>
+          </w:p>
+          <w:p>
+            <w:pPr>
+              <w:pStyle w:val="ListParagraph"/>
+              <w:numPr>
+                <w:ilvl w:val="0"/>
+                <w:numId w:val="3"/>
+              </w:numPr>
+              <w:spacing w:after="80" w:before="0" w:line="276"/>
+            </w:pPr>
+            <w:r>
+              <w:rPr>
+                <w:rFonts w:ascii="Calibri" w:cs="Calibri" w:eastAsia="Calibri" w:hAnsi="Calibri"/>
+                <w:b/>
+                <w:bCs/>
+                <w:color w:val="262626"/>
+                <w:sz w:val="21"/>
+                <w:szCs w:val="21"/>
+              </w:rPr>
+              <w:t xml:space="preserve">Hipotez metinleri veriyle tutarlı değildi.</w:t>
+            </w:r>
+            <w:r>
+              <w:rPr>
+                <w:rFonts w:ascii="Calibri" w:cs="Calibri" w:eastAsia="Calibri" w:hAnsi="Calibri"/>
+                <w:color w:val="262626"/>
+                <w:sz w:val="21"/>
+                <w:szCs w:val="21"/>
+              </w:rPr>
+              <w:t xml:space="preserve"> Gelen ve giden işlem kolonları (GLN/GDN) ters etiketlenmişti; hipotezler birbiriyle çelişiyordu; stabilite alanı hiçbir dosyada dolmamıştı.</w:t>
+            </w:r>
+          </w:p>
+          <w:p>
+            <w:pPr>
+              <w:pStyle w:val="ListParagraph"/>
+              <w:numPr>
+                <w:ilvl w:val="0"/>
+                <w:numId w:val="3"/>
+              </w:numPr>
+              <w:spacing w:after="80" w:before="0" w:line="276"/>
+            </w:pPr>
+            <w:r>
+              <w:rPr>
+                <w:rFonts w:ascii="Calibri" w:cs="Calibri" w:eastAsia="Calibri" w:hAnsi="Calibri"/>
+                <w:b/>
+                <w:bCs/>
+                <w:color w:val="262626"/>
+                <w:sz w:val="21"/>
+                <w:szCs w:val="21"/>
+              </w:rPr>
+              <w:t xml:space="preserve">Metodoloji eksikti.</w:t>
+            </w:r>
+            <w:r>
+              <w:rPr>
+                <w:rFonts w:ascii="Calibri" w:cs="Calibri" w:eastAsia="Calibri" w:hAnsi="Calibri"/>
+                <w:color w:val="262626"/>
+                <w:sz w:val="21"/>
+                <w:szCs w:val="21"/>
+              </w:rPr>
+              <w:t xml:space="preserve"> Prompt hedefin FPD olduğunu söylemiyordu; eğitim/test ayrımı, sızıntı kontrolü ve minimum segment büyüklüğü kuralı yoktu; %50 hedef oranlı dengeli örneklem lift yorumlarını yanıltıyordu.</w:t>
+            </w:r>
+          </w:p>
+          <w:p>
+            <w:pPr>
+              <w:pStyle w:val="ListParagraph"/>
+              <w:numPr>
+                <w:ilvl w:val="0"/>
+                <w:numId w:val="3"/>
+              </w:numPr>
+              <w:spacing w:after="80" w:before="0" w:line="276"/>
+            </w:pPr>
+            <w:r>
+              <w:rPr>
+                <w:rFonts w:ascii="Calibri" w:cs="Calibri" w:eastAsia="Calibri" w:hAnsi="Calibri"/>
+                <w:b/>
+                <w:bCs/>
+                <w:color w:val="262626"/>
+                <w:sz w:val="21"/>
+                <w:szCs w:val="21"/>
+              </w:rPr>
+              <w:t xml:space="preserve">Kurum ortamında çalışamıyordu.</w:t>
+            </w:r>
+            <w:r>
+              <w:rPr>
+                <w:rFonts w:ascii="Calibri" w:cs="Calibri" w:eastAsia="Calibri" w:hAnsi="Calibri"/>
+                <w:color w:val="262626"/>
+                <w:sz w:val="21"/>
+                <w:szCs w:val="21"/>
+              </w:rPr>
+              <w:t xml:space="preserve"> Teknoloji Mimarisi, langgraph ve deepagents kurulumunu reddetti; akışın Dataiku'nun kendi yetkinlikleriyle yeniden kurulması gerekti.</w:t>
+            </w:r>
+          </w:p>
+        </w:tc>
+      </w:tr>
+    </w:tbl>
+    <w:p>
+      <w:pPr>
+        <w:spacing w:after="200" w:before="0"/>
+      </w:pPr>
+    </w:p>
+    <w:p>
+      <w:r>
+        <w:br w:type="page"/>
       </w:r>
     </w:p>
     <w:tbl>
@@ -1837,7 +2262,7 @@
                 <w:sz w:val="24"/>
                 <w:szCs w:val="24"/>
               </w:rPr>
-              <w:t xml:space="preserve">İlk PoC: Bireysel Deep Agent</w:t>
+              <w:t xml:space="preserve">İlk Yapı: Hafızalı Keşif Akışı</w:t>
             </w:r>
           </w:p>
           <w:p>
@@ -1851,7 +2276,7 @@
                 <w:sz w:val="21"/>
                 <w:szCs w:val="21"/>
               </w:rPr>
-              <w:t xml:space="preserve">Ekip dışında ayrı bir sandbox projesinde kurulan ilk akış uçtan uca çalışıyor ve çıktı üretiyordu; ancak üretilen değişkenlerin kalitesi ve kurgunun metodolojisi sonuçların modelde kullanılmasına izin vermiyordu.</w:t>
+              <w:t xml:space="preserve">Akış, kurumda onaylanmayan kütüphaneler olmadan Dataiku LLM Mesh üzerinde yeniden kuruldu ve roller ters çevrildi: yapay zekâ kod yazmaz, değişken önerir; hesabı ve ölçümü kod yapar. Akış Dataiku'daki TARGET_FEATURE_DISCOVERY bölgesinde durmaktadır.</w:t>
             </w:r>
           </w:p>
           <w:p>
@@ -1868,7 +2293,7 @@
                 <w:sz w:val="21"/>
                 <w:szCs w:val="21"/>
               </w:rPr>
-              <w:t xml:space="preserve">Nasıl çalışıyordu?</w:t>
+              <w:t xml:space="preserve">Ne Yapıldı?</w:t>
             </w:r>
           </w:p>
           <w:p>
@@ -1883,11 +2308,22 @@
             <w:r>
               <w:rPr>
                 <w:rFonts w:ascii="Calibri" w:cs="Calibri" w:eastAsia="Calibri" w:hAnsi="Calibri"/>
-                <w:color w:val="262626"/>
-                <w:sz w:val="21"/>
-                <w:szCs w:val="21"/>
-              </w:rPr>
-              <w:t xml:space="preserve">Ajan, langgraph ve deepagents kütüphaneleriyle kurulmuştu ve Qwen 27B modelini "otonom kredi riski analisti" olarak çalıştırıyordu; yapay zekâ kendi pandas kodunu yazıyor, çalıştırıyor ve çıktısını okuyordu.</w:t>
+                <w:b/>
+                <w:bCs/>
+                <w:color w:val="262626"/>
+                <w:sz w:val="21"/>
+                <w:szCs w:val="21"/>
+              </w:rPr>
+              <w:t xml:space="preserve">Daha iyi sözlük:</w:t>
+            </w:r>
+            <w:r>
+              <w:rPr>
+                <w:rFonts w:ascii="Calibri" w:cs="Calibri" w:eastAsia="Calibri" w:hAnsi="Calibri"/>
+                <w:color w:val="262626"/>
+                <w:sz w:val="21"/>
+                <w:szCs w:val="21"/>
+              </w:rPr>
+              <w:t xml:space="preserve"> 1.040 kolon açıklaması, yapay zekânın okuyabileceği kompakt bir haritaya çevrildi; 848 kolon eşleşti, 270 aile çıktı.</w:t>
             </w:r>
           </w:p>
           <w:p>
@@ -1902,11 +2338,22 @@
             <w:r>
               <w:rPr>
                 <w:rFonts w:ascii="Calibri" w:cs="Calibri" w:eastAsia="Calibri" w:hAnsi="Calibri"/>
-                <w:color w:val="262626"/>
-                <w:sz w:val="21"/>
-                <w:szCs w:val="21"/>
-              </w:rPr>
-              <w:t xml:space="preserve">Her koşu rastgele bir kolon ailesi ve tema odağıyla başlıyor, her turda kod tarafından farklı bir analiz yöntemi dayatılıyordu.</w:t>
+                <w:b/>
+                <w:bCs/>
+                <w:color w:val="262626"/>
+                <w:sz w:val="21"/>
+                <w:szCs w:val="21"/>
+              </w:rPr>
+              <w:t xml:space="preserve">Veri sözleşmesi:</w:t>
+            </w:r>
+            <w:r>
+              <w:rPr>
+                <w:rFonts w:ascii="Calibri" w:cs="Calibri" w:eastAsia="Calibri" w:hAnsi="Calibri"/>
+                <w:color w:val="262626"/>
+                <w:sz w:val="21"/>
+                <w:szCs w:val="21"/>
+              </w:rPr>
+              <w:t xml:space="preserve"> Hedef, kimlik, dönem, doğrulama oranı ve kabul eşikleri tek bir meta dosyasında sabitlendi; %80/%20 tabakalı bölme bir kez dondurulup her koşuda aynı kullanıldı.</w:t>
             </w:r>
           </w:p>
           <w:p>
@@ -1921,11 +2368,22 @@
             <w:r>
               <w:rPr>
                 <w:rFonts w:ascii="Calibri" w:cs="Calibri" w:eastAsia="Calibri" w:hAnsi="Calibri"/>
-                <w:color w:val="262626"/>
-                <w:sz w:val="21"/>
-                <w:szCs w:val="21"/>
-              </w:rPr>
-              <w:t xml:space="preserve">Prompt'ta sıkı kurallar vardı: her sayı script çıktısından alınmalı, zayıf sinyal etiketlenmeli, sıfır yoğunluklu kolonlarda sahte keşif sayılmamalı, aktivite hacmi etkisi kontrol edilmeli.</w:t>
+                <w:b/>
+                <w:bCs/>
+                <w:color w:val="262626"/>
+                <w:sz w:val="21"/>
+                <w:szCs w:val="21"/>
+              </w:rPr>
+              <w:t xml:space="preserve">Hafıza:</w:t>
+            </w:r>
+            <w:r>
+              <w:rPr>
+                <w:rFonts w:ascii="Calibri" w:cs="Calibri" w:eastAsia="Calibri" w:hAnsi="Calibri"/>
+                <w:color w:val="262626"/>
+                <w:sz w:val="21"/>
+                <w:szCs w:val="21"/>
+              </w:rPr>
+              <w:t xml:space="preserve"> Kabul edilen değişkenler formül, gerekçe ve istatistikleriyle kayda; reddedilenler gerekçesiyle ayrı bir arşive yazıldı.</w:t>
             </w:r>
           </w:p>
           <w:p>
@@ -1940,28 +2398,22 @@
             <w:r>
               <w:rPr>
                 <w:rFonts w:ascii="Calibri" w:cs="Calibri" w:eastAsia="Calibri" w:hAnsi="Calibri"/>
-                <w:color w:val="262626"/>
-                <w:sz w:val="21"/>
-                <w:szCs w:val="21"/>
-              </w:rPr>
-              <w:t xml:space="preserve">Çıktı: her hipotez için bir dosya (H01, H02, …), hipotez tablosu, rapor ve bunlardan derlenen bir features.py.</w:t>
-            </w:r>
-          </w:p>
-          <w:p>
-            <w:pPr>
-              <w:keepNext/>
-              <w:spacing w:after="60" w:before="120"/>
-            </w:pPr>
-            <w:r>
-              <w:rPr>
-                <w:rFonts w:ascii="Calibri" w:cs="Calibri" w:eastAsia="Calibri" w:hAnsi="Calibri"/>
                 <w:b/>
                 <w:bCs/>
-                <w:color w:val="8A0E11"/>
-                <w:sz w:val="21"/>
-                <w:szCs w:val="21"/>
-              </w:rPr>
-              <w:t xml:space="preserve">Ne yanlıştı?</w:t>
+                <w:color w:val="262626"/>
+                <w:sz w:val="21"/>
+                <w:szCs w:val="21"/>
+              </w:rPr>
+              <w:t xml:space="preserve">Keşif döngüsü:</w:t>
+            </w:r>
+            <w:r>
+              <w:rPr>
+                <w:rFonts w:ascii="Calibri" w:cs="Calibri" w:eastAsia="Calibri" w:hAnsi="Calibri"/>
+                <w:color w:val="262626"/>
+                <w:sz w:val="21"/>
+                <w:szCs w:val="21"/>
+              </w:rPr>
+              <w:t xml:space="preserve"> Her turda 6 hipotez ve formül önerildi; kod formülü gerçek kolonlara karşı doğrulayıp decile, lift ve oran farkıyla ölçtü. Yaklaşık 22 tur sonunda 33 değişken birikti; kabul oranı düşünce üretim durduruldu.</w:t>
             </w:r>
           </w:p>
           <w:p>
@@ -1982,16 +2434,33 @@
                 <w:sz w:val="21"/>
                 <w:szCs w:val="21"/>
               </w:rPr>
-              <w:t xml:space="preserve">Üretilen kod çalışırken hata veriyordu.</w:t>
-            </w:r>
-            <w:r>
-              <w:rPr>
-                <w:rFonts w:ascii="Calibri" w:cs="Calibri" w:eastAsia="Calibri" w:hAnsi="Calibri"/>
-                <w:color w:val="262626"/>
-                <w:sz w:val="21"/>
-                <w:szCs w:val="21"/>
-              </w:rPr>
-              <w:t xml:space="preserve"> Hipotez dosyalarındaki kodlar doğrudan çalışmadığı için her hipotezin pandas kodu tanımına göre tek tek yeniden kurgulandı.</w:t>
+              <w:t xml:space="preserve">Kanıt:</w:t>
+            </w:r>
+            <w:r>
+              <w:rPr>
+                <w:rFonts w:ascii="Calibri" w:cs="Calibri" w:eastAsia="Calibri" w:hAnsi="Calibri"/>
+                <w:color w:val="262626"/>
+                <w:sz w:val="21"/>
+                <w:szCs w:val="21"/>
+              </w:rPr>
+              <w:t xml:space="preserve"> Kabul edilen değişkenler veri setine eklendi ve base ile enriched modeller aynı ayarlarla karşılaştırıldı.</w:t>
+            </w:r>
+          </w:p>
+          <w:p>
+            <w:pPr>
+              <w:keepNext/>
+              <w:spacing w:after="60" w:before="120"/>
+            </w:pPr>
+            <w:r>
+              <w:rPr>
+                <w:rFonts w:ascii="Calibri" w:cs="Calibri" w:eastAsia="Calibri" w:hAnsi="Calibri"/>
+                <w:b/>
+                <w:bCs/>
+                <w:color w:val="8A0E11"/>
+                <w:sz w:val="21"/>
+                <w:szCs w:val="21"/>
+              </w:rPr>
+              <w:t xml:space="preserve">Neden Yetmedi?</w:t>
             </w:r>
           </w:p>
           <w:p>
@@ -2006,22 +2475,11 @@
             <w:r>
               <w:rPr>
                 <w:rFonts w:ascii="Calibri" w:cs="Calibri" w:eastAsia="Calibri" w:hAnsi="Calibri"/>
-                <w:b/>
-                <w:bCs/>
-                <w:color w:val="262626"/>
-                <w:sz w:val="21"/>
-                <w:szCs w:val="21"/>
-              </w:rPr>
-              <w:t xml:space="preserve">Kod üretiminde token uzunluğu hataları alınıyordu.</w:t>
-            </w:r>
-            <w:r>
-              <w:rPr>
-                <w:rFonts w:ascii="Calibri" w:cs="Calibri" w:eastAsia="Calibri" w:hAnsi="Calibri"/>
-                <w:color w:val="262626"/>
-                <w:sz w:val="21"/>
-                <w:szCs w:val="21"/>
-              </w:rPr>
-              <w:t xml:space="preserve"> ~150 satırlık prompt, sözlük ve tur geçmişiyle birlikte model sınıra takılıyor; üretilen kod ya da çıktı yarıda kalıyordu.</w:t>
+                <w:color w:val="262626"/>
+                <w:sz w:val="21"/>
+                <w:szCs w:val="21"/>
+              </w:rPr>
+              <w:t xml:space="preserve">Yapay zekâ, veri setinde eksik olan geleneksel değişkenleri (delta, trend, momentum, pencere oranı) üretiyordu; bunların kuralla ve deterministik üretilmesi gerekiyordu.</w:t>
             </w:r>
           </w:p>
           <w:p>
@@ -2036,22 +2494,11 @@
             <w:r>
               <w:rPr>
                 <w:rFonts w:ascii="Calibri" w:cs="Calibri" w:eastAsia="Calibri" w:hAnsi="Calibri"/>
-                <w:b/>
-                <w:bCs/>
-                <w:color w:val="262626"/>
-                <w:sz w:val="21"/>
-                <w:szCs w:val="21"/>
-              </w:rPr>
-              <w:t xml:space="preserve">Üretilen değişkenler basit ve anlamsızdı.</w:t>
-            </w:r>
-            <w:r>
-              <w:rPr>
-                <w:rFonts w:ascii="Calibri" w:cs="Calibri" w:eastAsia="Calibri" w:hAnsi="Calibri"/>
-                <w:color w:val="262626"/>
-                <w:sz w:val="21"/>
-                <w:szCs w:val="21"/>
-              </w:rPr>
-              <w:t xml:space="preserve"> Çoğu delta, momentum ya da iki pencerenin oranıydı; bir hipotez zaten var olan bir kolonu yeniden "keşfediyordu"; sıfır paydalı oranlar müşterilerin büyük kısmında boş değer üretiyordu.</w:t>
+                <w:color w:val="262626"/>
+                <w:sz w:val="21"/>
+                <w:szCs w:val="21"/>
+              </w:rPr>
+              <w:t xml:space="preserve">Kabul kriteri modele artımlı katkıya bakmıyordu; 33 değişkenden 32'si elemeyi geçti ama modele katkı sağlamadı.</w:t>
             </w:r>
           </w:p>
           <w:p>
@@ -2066,22 +2513,11 @@
             <w:r>
               <w:rPr>
                 <w:rFonts w:ascii="Calibri" w:cs="Calibri" w:eastAsia="Calibri" w:hAnsi="Calibri"/>
-                <w:b/>
-                <w:bCs/>
-                <w:color w:val="262626"/>
-                <w:sz w:val="21"/>
-                <w:szCs w:val="21"/>
-              </w:rPr>
-              <w:t xml:space="preserve">Hipotez metinleri veriyle tutarlı değildi.</w:t>
-            </w:r>
-            <w:r>
-              <w:rPr>
-                <w:rFonts w:ascii="Calibri" w:cs="Calibri" w:eastAsia="Calibri" w:hAnsi="Calibri"/>
-                <w:color w:val="262626"/>
-                <w:sz w:val="21"/>
-                <w:szCs w:val="21"/>
-              </w:rPr>
-              <w:t xml:space="preserve"> Gelen ve giden işlem kolonları (GLN/GDN) ters etiketlenmişti; hipotezler birbiriyle çelişiyordu; stabilite alanı hiçbir dosyada dolmamıştı.</w:t>
+                <w:color w:val="262626"/>
+                <w:sz w:val="21"/>
+                <w:szCs w:val="21"/>
+              </w:rPr>
+              <w:t xml:space="preserve">Dosya adları, hedef ve eşikler projeye özeldi; her adım notebook ve recipe'lerden elle tetikleniyordu. Başka bir ekip başka bir veri setiyle kullanamazdı.</w:t>
             </w:r>
           </w:p>
           <w:p>
@@ -2096,52 +2532,11 @@
             <w:r>
               <w:rPr>
                 <w:rFonts w:ascii="Calibri" w:cs="Calibri" w:eastAsia="Calibri" w:hAnsi="Calibri"/>
-                <w:b/>
-                <w:bCs/>
-                <w:color w:val="262626"/>
-                <w:sz w:val="21"/>
-                <w:szCs w:val="21"/>
-              </w:rPr>
-              <w:t xml:space="preserve">Metodoloji eksikti.</w:t>
-            </w:r>
-            <w:r>
-              <w:rPr>
-                <w:rFonts w:ascii="Calibri" w:cs="Calibri" w:eastAsia="Calibri" w:hAnsi="Calibri"/>
-                <w:color w:val="262626"/>
-                <w:sz w:val="21"/>
-                <w:szCs w:val="21"/>
-              </w:rPr>
-              <w:t xml:space="preserve"> Prompt hedefin FPD olduğunu söylemiyordu; eğitim/test ayrımı, sızıntı kontrolü ve minimum segment büyüklüğü kuralı yoktu; %50 hedef oranlı dengeli örneklem lift yorumlarını yanıltıyordu.</w:t>
-            </w:r>
-          </w:p>
-          <w:p>
-            <w:pPr>
-              <w:pStyle w:val="ListParagraph"/>
-              <w:numPr>
-                <w:ilvl w:val="0"/>
-                <w:numId w:val="3"/>
-              </w:numPr>
-              <w:spacing w:after="80" w:before="0" w:line="276"/>
-            </w:pPr>
-            <w:r>
-              <w:rPr>
-                <w:rFonts w:ascii="Calibri" w:cs="Calibri" w:eastAsia="Calibri" w:hAnsi="Calibri"/>
-                <w:b/>
-                <w:bCs/>
-                <w:color w:val="262626"/>
-                <w:sz w:val="21"/>
-                <w:szCs w:val="21"/>
-              </w:rPr>
-              <w:t xml:space="preserve">Kurum ortamında çalışamıyordu.</w:t>
-            </w:r>
-            <w:r>
-              <w:rPr>
-                <w:rFonts w:ascii="Calibri" w:cs="Calibri" w:eastAsia="Calibri" w:hAnsi="Calibri"/>
-                <w:color w:val="262626"/>
-                <w:sz w:val="21"/>
-                <w:szCs w:val="21"/>
-              </w:rPr>
-              <w:t xml:space="preserve"> Teknoloji Mimarisi, langgraph ve deepagents kurulumunu reddetti; akışın Dataiku'nun kendi yetkinlikleriyle yeniden kurulması gerekti.</w:t>
+                <w:color w:val="262626"/>
+                <w:sz w:val="21"/>
+                <w:szCs w:val="21"/>
+              </w:rPr>
+              <w:t xml:space="preserve">Tip kontrolü, zamansal (OOT) bölme, IV, PSI ve Model Risk'e gidecek dokümantasyon akışın içinde değildi.</w:t>
             </w:r>
           </w:p>
         </w:tc>
@@ -2252,7 +2647,7 @@
                 <w:sz w:val="24"/>
                 <w:szCs w:val="24"/>
               </w:rPr>
-              <w:t xml:space="preserve">İlk Yapı: Hafızalı Keşif Akışı</w:t>
+              <w:t xml:space="preserve">Bugünkü Yapı: Akıllı Değişken Üretimi</w:t>
             </w:r>
           </w:p>
           <w:p>
@@ -2266,24 +2661,7 @@
                 <w:sz w:val="21"/>
                 <w:szCs w:val="21"/>
               </w:rPr>
-              <w:t xml:space="preserve">Akış, kurumda onaylanmayan kütüphaneler olmadan Dataiku LLM Mesh üzerinde yeniden kuruldu ve roller ters çevrildi: yapay zekâ kod yazmaz, değişken önerir; hesabı ve ölçümü kod yapar. Akış Dataiku'daki TARGET_FEATURE_DISCOVERY bölgesinde durmaktadır.</w:t>
-            </w:r>
-          </w:p>
-          <w:p>
-            <w:pPr>
-              <w:keepNext/>
-              <w:spacing w:after="60" w:before="120"/>
-            </w:pPr>
-            <w:r>
-              <w:rPr>
-                <w:rFonts w:ascii="Calibri" w:cs="Calibri" w:eastAsia="Calibri" w:hAnsi="Calibri"/>
-                <w:b/>
-                <w:bCs/>
-                <w:color w:val="8A0E11"/>
-                <w:sz w:val="21"/>
-                <w:szCs w:val="21"/>
-              </w:rPr>
-              <w:t xml:space="preserve">Ne yapıldı?</w:t>
+              <w:t xml:space="preserve">İlk iki aşamanın dersleri tek bir sistemde toplandı. Aşağıdaki kurallar bugünkü tasarımın omurgasıdır.</w:t>
             </w:r>
           </w:p>
           <w:p>
@@ -2304,16 +2682,16 @@
                 <w:sz w:val="21"/>
                 <w:szCs w:val="21"/>
               </w:rPr>
-              <w:t xml:space="preserve">Daha iyi sözlük:</w:t>
-            </w:r>
-            <w:r>
-              <w:rPr>
-                <w:rFonts w:ascii="Calibri" w:cs="Calibri" w:eastAsia="Calibri" w:hAnsi="Calibri"/>
-                <w:color w:val="262626"/>
-                <w:sz w:val="21"/>
-                <w:szCs w:val="21"/>
-              </w:rPr>
-              <w:t xml:space="preserve"> 1.040 kolon açıklaması, yapay zekânın okuyabileceği kompakt bir haritaya çevrildi; 848 kolon eşleşti, 270 aile çıktı.</w:t>
+              <w:t xml:space="preserve">Yapay zekâ kod yazmaz.</w:t>
+            </w:r>
+            <w:r>
+              <w:rPr>
+                <w:rFonts w:ascii="Calibri" w:cs="Calibri" w:eastAsia="Calibri" w:hAnsi="Calibri"/>
+                <w:color w:val="262626"/>
+                <w:sz w:val="21"/>
+                <w:szCs w:val="21"/>
+              </w:rPr>
+              <w:t xml:space="preserve"> Kapalı bir dönüşüm listesinden seçer ya da kısıtlı bir formül dilinde yazar; Python denetler, hesaplar ve çalışır kodu kendisi üretir.</w:t>
             </w:r>
           </w:p>
           <w:p>
@@ -2334,16 +2712,16 @@
                 <w:sz w:val="21"/>
                 <w:szCs w:val="21"/>
               </w:rPr>
-              <w:t xml:space="preserve">Veri sözleşmesi:</w:t>
-            </w:r>
-            <w:r>
-              <w:rPr>
-                <w:rFonts w:ascii="Calibri" w:cs="Calibri" w:eastAsia="Calibri" w:hAnsi="Calibri"/>
-                <w:color w:val="262626"/>
-                <w:sz w:val="21"/>
-                <w:szCs w:val="21"/>
-              </w:rPr>
-              <w:t xml:space="preserve"> Hedef, kimlik, dönem, doğrulama oranı ve kabul eşikleri tek bir meta dosyasında sabitlendi; %80/%20 tabakalı bölme bir kez dondurulup her koşuda aynı kullanıldı.</w:t>
+              <w:t xml:space="preserve">Akışı Python yönetir.</w:t>
+            </w:r>
+            <w:r>
+              <w:rPr>
+                <w:rFonts w:ascii="Calibri" w:cs="Calibri" w:eastAsia="Calibri" w:hAnsi="Calibri"/>
+                <w:color w:val="262626"/>
+                <w:sz w:val="21"/>
+                <w:szCs w:val="21"/>
+              </w:rPr>
+              <w:t xml:space="preserve"> Adımlar, geçişler ve onaylar deterministiktir; yapay zekâ hiçbir adımı ilerletemez. (Akışı sohbet üzerinden yapay zekâya yönettirme denemesi, çalışmamış adımların "tamamlandı" sayılması nedeniyle bırakıldı.)</w:t>
             </w:r>
           </w:p>
           <w:p>
@@ -2364,16 +2742,16 @@
                 <w:sz w:val="21"/>
                 <w:szCs w:val="21"/>
               </w:rPr>
-              <w:t xml:space="preserve">Hafıza:</w:t>
-            </w:r>
-            <w:r>
-              <w:rPr>
-                <w:rFonts w:ascii="Calibri" w:cs="Calibri" w:eastAsia="Calibri" w:hAnsi="Calibri"/>
-                <w:color w:val="262626"/>
-                <w:sz w:val="21"/>
-                <w:szCs w:val="21"/>
-              </w:rPr>
-              <w:t xml:space="preserve"> Kabul edilen değişkenler formül, gerekçe ve istatistikleriyle kayda; reddedilenler gerekçesiyle ayrı bir arşive yazıldı.</w:t>
+              <w:t xml:space="preserve">Geleneksel ve AI üretimi ayrıdır.</w:t>
+            </w:r>
+            <w:r>
+              <w:rPr>
+                <w:rFonts w:ascii="Calibri" w:cs="Calibri" w:eastAsia="Calibri" w:hAnsi="Calibri"/>
+                <w:color w:val="262626"/>
+                <w:sz w:val="21"/>
+                <w:szCs w:val="21"/>
+              </w:rPr>
+              <w:t xml:space="preserve"> Fark, oran, log, sıralama ve uç değer kırpma kural tabanlı adımda; birden çok kolonu birleştiren yeni değişkenler yapay zekâ keşfinde üretilir.</w:t>
             </w:r>
           </w:p>
           <w:p>
@@ -2394,16 +2772,16 @@
                 <w:sz w:val="21"/>
                 <w:szCs w:val="21"/>
               </w:rPr>
-              <w:t xml:space="preserve">Keşif döngüsü:</w:t>
-            </w:r>
-            <w:r>
-              <w:rPr>
-                <w:rFonts w:ascii="Calibri" w:cs="Calibri" w:eastAsia="Calibri" w:hAnsi="Calibri"/>
-                <w:color w:val="262626"/>
-                <w:sz w:val="21"/>
-                <w:szCs w:val="21"/>
-              </w:rPr>
-              <w:t xml:space="preserve"> Her turda 6 hipotez ve formül önerildi; kod formülü gerçek kolonlara karşı doğrulayıp decile, lift ve oran farkıyla ölçtü. Yaklaşık 22 tur sonunda 33 değişken birikti; kabul oranı düşünce üretim durduruldu.</w:t>
+              <w:t xml:space="preserve">Kabul kararı model testine bağlıdır.</w:t>
+            </w:r>
+            <w:r>
+              <w:rPr>
+                <w:rFonts w:ascii="Calibri" w:cs="Calibri" w:eastAsia="Calibri" w:hAnsi="Calibri"/>
+                <w:color w:val="262626"/>
+                <w:sz w:val="21"/>
+                <w:szCs w:val="21"/>
+              </w:rPr>
+              <w:t xml:space="preserve"> Değişken, aynı bölme ve algoritmayla base modele karşı 5 seed ile test edilir; güven aralığı sıfırı içeriyorsa "katkı ayırt edilemiyor" denir.</w:t>
             </w:r>
           </w:p>
           <w:p>
@@ -2424,33 +2802,16 @@
                 <w:sz w:val="21"/>
                 <w:szCs w:val="21"/>
               </w:rPr>
-              <w:t xml:space="preserve">Kanıt:</w:t>
-            </w:r>
-            <w:r>
-              <w:rPr>
-                <w:rFonts w:ascii="Calibri" w:cs="Calibri" w:eastAsia="Calibri" w:hAnsi="Calibri"/>
-                <w:color w:val="262626"/>
-                <w:sz w:val="21"/>
-                <w:szCs w:val="21"/>
-              </w:rPr>
-              <w:t xml:space="preserve"> Kabul edilen değişkenler veri setine eklendi ve base ile enriched modeller aynı ayarlarla karşılaştırıldı.</w:t>
-            </w:r>
-          </w:p>
-          <w:p>
-            <w:pPr>
-              <w:keepNext/>
-              <w:spacing w:after="60" w:before="120"/>
-            </w:pPr>
-            <w:r>
-              <w:rPr>
-                <w:rFonts w:ascii="Calibri" w:cs="Calibri" w:eastAsia="Calibri" w:hAnsi="Calibri"/>
-                <w:b/>
-                <w:bCs/>
-                <w:color w:val="8A0E11"/>
-                <w:sz w:val="21"/>
-                <w:szCs w:val="21"/>
-              </w:rPr>
-              <w:t xml:space="preserve">Neden yetmedi?</w:t>
+              <w:t xml:space="preserve">Bölme baştan sabittir.</w:t>
+            </w:r>
+            <w:r>
+              <w:rPr>
+                <w:rFonts w:ascii="Calibri" w:cs="Calibri" w:eastAsia="Calibri" w:hAnsi="Calibri"/>
+                <w:color w:val="262626"/>
+                <w:sz w:val="21"/>
+                <w:szCs w:val="21"/>
+              </w:rPr>
+              <w:t xml:space="preserve"> Tüm öğrenmeler yalnızca eğitim satırlarından yapılır; zamansal bölmede son dönem test (OOT) olarak ayrılır, rastgele bölmede aynı müşterinin kayıtları bir arada tutulur.</w:t>
             </w:r>
           </w:p>
           <w:p>
@@ -2465,357 +2826,6 @@
             <w:r>
               <w:rPr>
                 <w:rFonts w:ascii="Calibri" w:cs="Calibri" w:eastAsia="Calibri" w:hAnsi="Calibri"/>
-                <w:color w:val="262626"/>
-                <w:sz w:val="21"/>
-                <w:szCs w:val="21"/>
-              </w:rPr>
-              <w:t xml:space="preserve">Yapay zekâ, veri setinde eksik olan geleneksel değişkenleri (delta, trend, momentum, pencere oranı) üretiyordu; bunların kuralla ve deterministik üretilmesi gerekiyordu.</w:t>
-            </w:r>
-          </w:p>
-          <w:p>
-            <w:pPr>
-              <w:pStyle w:val="ListParagraph"/>
-              <w:numPr>
-                <w:ilvl w:val="0"/>
-                <w:numId w:val="3"/>
-              </w:numPr>
-              <w:spacing w:after="80" w:before="0" w:line="276"/>
-            </w:pPr>
-            <w:r>
-              <w:rPr>
-                <w:rFonts w:ascii="Calibri" w:cs="Calibri" w:eastAsia="Calibri" w:hAnsi="Calibri"/>
-                <w:color w:val="262626"/>
-                <w:sz w:val="21"/>
-                <w:szCs w:val="21"/>
-              </w:rPr>
-              <w:t xml:space="preserve">Kabul kriteri modele artımlı katkıya bakmıyordu; 33 değişkenden 32'si elemeyi geçti ama modele katkı sağlamadı.</w:t>
-            </w:r>
-          </w:p>
-          <w:p>
-            <w:pPr>
-              <w:pStyle w:val="ListParagraph"/>
-              <w:numPr>
-                <w:ilvl w:val="0"/>
-                <w:numId w:val="3"/>
-              </w:numPr>
-              <w:spacing w:after="80" w:before="0" w:line="276"/>
-            </w:pPr>
-            <w:r>
-              <w:rPr>
-                <w:rFonts w:ascii="Calibri" w:cs="Calibri" w:eastAsia="Calibri" w:hAnsi="Calibri"/>
-                <w:color w:val="262626"/>
-                <w:sz w:val="21"/>
-                <w:szCs w:val="21"/>
-              </w:rPr>
-              <w:t xml:space="preserve">Dosya adları, hedef ve eşikler projeye özeldi; her adım notebook ve recipe'lerden elle tetikleniyordu. Başka bir ekip başka bir veri setiyle kullanamazdı.</w:t>
-            </w:r>
-          </w:p>
-          <w:p>
-            <w:pPr>
-              <w:pStyle w:val="ListParagraph"/>
-              <w:numPr>
-                <w:ilvl w:val="0"/>
-                <w:numId w:val="3"/>
-              </w:numPr>
-              <w:spacing w:after="80" w:before="0" w:line="276"/>
-            </w:pPr>
-            <w:r>
-              <w:rPr>
-                <w:rFonts w:ascii="Calibri" w:cs="Calibri" w:eastAsia="Calibri" w:hAnsi="Calibri"/>
-                <w:color w:val="262626"/>
-                <w:sz w:val="21"/>
-                <w:szCs w:val="21"/>
-              </w:rPr>
-              <w:t xml:space="preserve">Tip kontrolü, zamansal (OOT) bölme, IV, PSI ve Model Risk'e gidecek dokümantasyon akışın içinde değildi.</w:t>
-            </w:r>
-          </w:p>
-        </w:tc>
-      </w:tr>
-    </w:tbl>
-    <w:p>
-      <w:pPr>
-        <w:spacing w:after="200" w:before="0"/>
-      </w:pPr>
-    </w:p>
-    <w:tbl>
-      <w:tblPr>
-        <w:tblW w:type="dxa" w:w="9638"/>
-        <w:tblBorders>
-          <w:top w:val="single" w:color="auto" w:sz="4"/>
-          <w:left w:val="single" w:color="auto" w:sz="4"/>
-          <w:bottom w:val="single" w:color="auto" w:sz="4"/>
-          <w:right w:val="single" w:color="auto" w:sz="4"/>
-          <w:insideH w:val="single" w:color="auto" w:sz="4"/>
-          <w:insideV w:val="single" w:color="auto" w:sz="4"/>
-        </w:tblBorders>
-      </w:tblPr>
-      <w:tblGrid>
-        <w:gridCol w:w="700"/>
-        <w:gridCol w:w="8938"/>
-      </w:tblGrid>
-      <w:tr>
-        <w:tc>
-          <w:tcPr>
-            <w:tcW w:type="dxa" w:w="700"/>
-            <w:tcBorders>
-              <w:top w:val="none" w:color="FFFFFF" w:sz="0"/>
-              <w:left w:val="none" w:color="FFFFFF" w:sz="0"/>
-              <w:bottom w:val="none" w:color="FFFFFF" w:sz="0"/>
-              <w:right w:val="none" w:color="FFFFFF" w:sz="0"/>
-            </w:tcBorders>
-            <w:tcMar>
-              <w:top w:type="dxa" w:w="40"/>
-              <w:left w:type="dxa" w:w="0"/>
-              <w:bottom w:type="dxa" w:w="0"/>
-              <w:right w:type="dxa" w:w="0"/>
-            </w:tcMar>
-            <w:vAlign w:val="top"/>
-          </w:tcPr>
-          <w:p>
-            <w:r>
-              <w:drawing>
-                <wp:inline distT="0" distB="0" distL="0" distR="0">
-                  <wp:extent cx="381000" cy="381000"/>
-                  <wp:effectExtent t="0" r="0" b="0" l="0"/>
-                  <wp:docPr id="1" name="" descr="" title=""/>
-                  <wp:cNvGraphicFramePr>
-                    <a:graphicFrameLocks xmlns:a="http://schemas.openxmlformats.org/drawingml/2006/main" noChangeAspect="1"/>
-                  </wp:cNvGraphicFramePr>
-                  <a:graphic xmlns:a="http://schemas.openxmlformats.org/drawingml/2006/main">
-                    <a:graphicData uri="http://schemas.openxmlformats.org/drawingml/2006/picture">
-                      <pic:pic xmlns:pic="http://schemas.openxmlformats.org/drawingml/2006/picture">
-                        <pic:nvPicPr>
-                          <pic:cNvPr id="0" name="" descr=""/>
-                          <pic:cNvPicPr>
-                            <a:picLocks noChangeAspect="1" noChangeArrowheads="1"/>
-                          </pic:cNvPicPr>
-                        </pic:nvPicPr>
-                        <pic:blipFill>
-                          <a:blip r:embed="rId13" cstate="none"/>
-                          <a:srcRect/>
-                          <a:stretch>
-                            <a:fillRect/>
-                          </a:stretch>
-                        </pic:blipFill>
-                        <pic:spPr bwMode="auto">
-                          <a:xfrm>
-                            <a:off x="0" y="0"/>
-                            <a:ext cx="381000" cy="381000"/>
-                          </a:xfrm>
-                          <a:prstGeom prst="rect">
-                            <a:avLst/>
-                          </a:prstGeom>
-                        </pic:spPr>
-                      </pic:pic>
-                    </a:graphicData>
-                  </a:graphic>
-                </wp:inline>
-              </w:drawing>
-            </w:r>
-          </w:p>
-        </w:tc>
-        <w:tc>
-          <w:tcPr>
-            <w:tcW w:type="dxa" w:w="8938"/>
-            <w:tcBorders>
-              <w:top w:val="none" w:color="FFFFFF" w:sz="0"/>
-              <w:left w:val="none" w:color="FFFFFF" w:sz="0"/>
-              <w:bottom w:val="none" w:color="FFFFFF" w:sz="0"/>
-              <w:right w:val="none" w:color="FFFFFF" w:sz="0"/>
-            </w:tcBorders>
-          </w:tcPr>
-          <w:p>
-            <w:pPr>
-              <w:spacing w:after="100" w:before="0"/>
-            </w:pPr>
-            <w:r>
-              <w:rPr>
-                <w:rFonts w:ascii="Calibri" w:cs="Calibri" w:eastAsia="Calibri" w:hAnsi="Calibri"/>
-                <w:b/>
-                <w:bCs/>
-                <w:color w:val="D51115"/>
-                <w:sz w:val="24"/>
-                <w:szCs w:val="24"/>
-              </w:rPr>
-              <w:t xml:space="preserve">Bugünkü Yapı: Akıllı Değişken Üretimi</w:t>
-            </w:r>
-          </w:p>
-          <w:p>
-            <w:pPr>
-              <w:spacing w:after="140" w:before="0" w:line="276"/>
-            </w:pPr>
-            <w:r>
-              <w:rPr>
-                <w:rFonts w:ascii="Calibri" w:cs="Calibri" w:eastAsia="Calibri" w:hAnsi="Calibri"/>
-                <w:color w:val="262626"/>
-                <w:sz w:val="21"/>
-                <w:szCs w:val="21"/>
-              </w:rPr>
-              <w:t xml:space="preserve">İlk iki aşamanın dersleri tek bir sistemde toplandı. Aşağıdaki kurallar bugünkü tasarımın omurgasıdır.</w:t>
-            </w:r>
-          </w:p>
-          <w:p>
-            <w:pPr>
-              <w:pStyle w:val="ListParagraph"/>
-              <w:numPr>
-                <w:ilvl w:val="0"/>
-                <w:numId w:val="3"/>
-              </w:numPr>
-              <w:spacing w:after="80" w:before="0" w:line="276"/>
-            </w:pPr>
-            <w:r>
-              <w:rPr>
-                <w:rFonts w:ascii="Calibri" w:cs="Calibri" w:eastAsia="Calibri" w:hAnsi="Calibri"/>
-                <w:b/>
-                <w:bCs/>
-                <w:color w:val="262626"/>
-                <w:sz w:val="21"/>
-                <w:szCs w:val="21"/>
-              </w:rPr>
-              <w:t xml:space="preserve">Yapay zekâ kod yazmaz.</w:t>
-            </w:r>
-            <w:r>
-              <w:rPr>
-                <w:rFonts w:ascii="Calibri" w:cs="Calibri" w:eastAsia="Calibri" w:hAnsi="Calibri"/>
-                <w:color w:val="262626"/>
-                <w:sz w:val="21"/>
-                <w:szCs w:val="21"/>
-              </w:rPr>
-              <w:t xml:space="preserve"> Kapalı bir dönüşüm listesinden seçer ya da kısıtlı bir formül dilinde yazar; Python denetler, hesaplar ve çalışır kodu kendisi üretir.</w:t>
-            </w:r>
-          </w:p>
-          <w:p>
-            <w:pPr>
-              <w:pStyle w:val="ListParagraph"/>
-              <w:numPr>
-                <w:ilvl w:val="0"/>
-                <w:numId w:val="3"/>
-              </w:numPr>
-              <w:spacing w:after="80" w:before="0" w:line="276"/>
-            </w:pPr>
-            <w:r>
-              <w:rPr>
-                <w:rFonts w:ascii="Calibri" w:cs="Calibri" w:eastAsia="Calibri" w:hAnsi="Calibri"/>
-                <w:b/>
-                <w:bCs/>
-                <w:color w:val="262626"/>
-                <w:sz w:val="21"/>
-                <w:szCs w:val="21"/>
-              </w:rPr>
-              <w:t xml:space="preserve">Akışı Python yönetir.</w:t>
-            </w:r>
-            <w:r>
-              <w:rPr>
-                <w:rFonts w:ascii="Calibri" w:cs="Calibri" w:eastAsia="Calibri" w:hAnsi="Calibri"/>
-                <w:color w:val="262626"/>
-                <w:sz w:val="21"/>
-                <w:szCs w:val="21"/>
-              </w:rPr>
-              <w:t xml:space="preserve"> Adımlar, geçişler ve onaylar deterministiktir; yapay zekâ hiçbir adımı ilerletemez. (Akışı sohbet üzerinden yapay zekâya yönettirme denemesi, çalışmamış adımların "tamamlandı" sayılması nedeniyle bırakıldı.)</w:t>
-            </w:r>
-          </w:p>
-          <w:p>
-            <w:pPr>
-              <w:pStyle w:val="ListParagraph"/>
-              <w:numPr>
-                <w:ilvl w:val="0"/>
-                <w:numId w:val="3"/>
-              </w:numPr>
-              <w:spacing w:after="80" w:before="0" w:line="276"/>
-            </w:pPr>
-            <w:r>
-              <w:rPr>
-                <w:rFonts w:ascii="Calibri" w:cs="Calibri" w:eastAsia="Calibri" w:hAnsi="Calibri"/>
-                <w:b/>
-                <w:bCs/>
-                <w:color w:val="262626"/>
-                <w:sz w:val="21"/>
-                <w:szCs w:val="21"/>
-              </w:rPr>
-              <w:t xml:space="preserve">Geleneksel ve AI üretimi ayrıdır.</w:t>
-            </w:r>
-            <w:r>
-              <w:rPr>
-                <w:rFonts w:ascii="Calibri" w:cs="Calibri" w:eastAsia="Calibri" w:hAnsi="Calibri"/>
-                <w:color w:val="262626"/>
-                <w:sz w:val="21"/>
-                <w:szCs w:val="21"/>
-              </w:rPr>
-              <w:t xml:space="preserve"> Fark, oran, log, sıralama ve uç değer kırpma kural tabanlı adımda; birden çok kolonu birleştiren yeni değişkenler yapay zekâ keşfinde üretilir.</w:t>
-            </w:r>
-          </w:p>
-          <w:p>
-            <w:pPr>
-              <w:pStyle w:val="ListParagraph"/>
-              <w:numPr>
-                <w:ilvl w:val="0"/>
-                <w:numId w:val="3"/>
-              </w:numPr>
-              <w:spacing w:after="80" w:before="0" w:line="276"/>
-            </w:pPr>
-            <w:r>
-              <w:rPr>
-                <w:rFonts w:ascii="Calibri" w:cs="Calibri" w:eastAsia="Calibri" w:hAnsi="Calibri"/>
-                <w:b/>
-                <w:bCs/>
-                <w:color w:val="262626"/>
-                <w:sz w:val="21"/>
-                <w:szCs w:val="21"/>
-              </w:rPr>
-              <w:t xml:space="preserve">Kabul kararı model testine bağlıdır.</w:t>
-            </w:r>
-            <w:r>
-              <w:rPr>
-                <w:rFonts w:ascii="Calibri" w:cs="Calibri" w:eastAsia="Calibri" w:hAnsi="Calibri"/>
-                <w:color w:val="262626"/>
-                <w:sz w:val="21"/>
-                <w:szCs w:val="21"/>
-              </w:rPr>
-              <w:t xml:space="preserve"> Değişken, aynı bölme ve algoritmayla base modele karşı 5 seed ile test edilir; güven aralığı sıfırı içeriyorsa "katkı ayırt edilemiyor" denir.</w:t>
-            </w:r>
-          </w:p>
-          <w:p>
-            <w:pPr>
-              <w:pStyle w:val="ListParagraph"/>
-              <w:numPr>
-                <w:ilvl w:val="0"/>
-                <w:numId w:val="3"/>
-              </w:numPr>
-              <w:spacing w:after="80" w:before="0" w:line="276"/>
-            </w:pPr>
-            <w:r>
-              <w:rPr>
-                <w:rFonts w:ascii="Calibri" w:cs="Calibri" w:eastAsia="Calibri" w:hAnsi="Calibri"/>
-                <w:b/>
-                <w:bCs/>
-                <w:color w:val="262626"/>
-                <w:sz w:val="21"/>
-                <w:szCs w:val="21"/>
-              </w:rPr>
-              <w:t xml:space="preserve">Bölme baştan sabittir.</w:t>
-            </w:r>
-            <w:r>
-              <w:rPr>
-                <w:rFonts w:ascii="Calibri" w:cs="Calibri" w:eastAsia="Calibri" w:hAnsi="Calibri"/>
-                <w:color w:val="262626"/>
-                <w:sz w:val="21"/>
-                <w:szCs w:val="21"/>
-              </w:rPr>
-              <w:t xml:space="preserve"> Tüm öğrenmeler yalnızca eğitim satırlarından yapılır; zamansal bölmede son dönem test (OOT) olarak ayrılır, rastgele bölmede aynı müşterinin kayıtları bir arada tutulur.</w:t>
-            </w:r>
-          </w:p>
-          <w:p>
-            <w:pPr>
-              <w:pStyle w:val="ListParagraph"/>
-              <w:numPr>
-                <w:ilvl w:val="0"/>
-                <w:numId w:val="3"/>
-              </w:numPr>
-              <w:spacing w:after="80" w:before="0" w:line="276"/>
-            </w:pPr>
-            <w:r>
-              <w:rPr>
-                <w:rFonts w:ascii="Calibri" w:cs="Calibri" w:eastAsia="Calibri" w:hAnsi="Calibri"/>
                 <w:b/>
                 <w:bCs/>
                 <w:color w:val="262626"/>
@@ -2896,7 +2906,7 @@
           <w:sz w:val="21"/>
           <w:szCs w:val="21"/>
         </w:rPr>
-        <w:t xml:space="preserve">Kural tabanlı üretim:</w:t>
+        <w:t xml:space="preserve">Kural Tabanlı Üretim:</w:t>
       </w:r>
       <w:r>
         <w:rPr>
@@ -2926,7 +2936,7 @@
           <w:sz w:val="21"/>
           <w:szCs w:val="21"/>
         </w:rPr>
-        <w:t xml:space="preserve">AI değişken keşfi:</w:t>
+        <w:t xml:space="preserve">AI Değişken Keşfi:</w:t>
       </w:r>
       <w:r>
         <w:rPr>
@@ -2956,7 +2966,7 @@
           <w:sz w:val="21"/>
           <w:szCs w:val="21"/>
         </w:rPr>
-        <w:t xml:space="preserve">Kalite kapısı:</w:t>
+        <w:t xml:space="preserve">Kalite Kapısı:</w:t>
       </w:r>
       <w:r>
         <w:rPr>
@@ -2986,7 +2996,7 @@
           <w:sz w:val="21"/>
           <w:szCs w:val="21"/>
         </w:rPr>
-        <w:t xml:space="preserve">Seçim hattı:</w:t>
+        <w:t xml:space="preserve">Seçim Hattı:</w:t>
       </w:r>
       <w:r>
         <w:rPr>
@@ -3016,7 +3026,7 @@
           <w:sz w:val="21"/>
           <w:szCs w:val="21"/>
         </w:rPr>
-        <w:t xml:space="preserve">Model karşılaştırması:</w:t>
+        <w:t xml:space="preserve">Model Karşılaştırması:</w:t>
       </w:r>
       <w:r>
         <w:rPr>
@@ -3046,7 +3056,7 @@
           <w:sz w:val="21"/>
           <w:szCs w:val="21"/>
         </w:rPr>
-        <w:t xml:space="preserve">Değişken kütüğü ve üretim kodu:</w:t>
+        <w:t xml:space="preserve">Değişken Kütüğü ve Üretim Kodu:</w:t>
       </w:r>
       <w:r>
         <w:rPr>
@@ -3073,7 +3083,7 @@
           <w:sz w:val="24"/>
           <w:szCs w:val="24"/>
         </w:rPr>
-        <w:t xml:space="preserve">Üretimi çevreleyen güvence katmanı</w:t>
+        <w:t xml:space="preserve">Üretimi Çevreleyen Güvence Katmanı</w:t>
       </w:r>
     </w:p>
     <w:p>
@@ -3985,7 +3995,7 @@
           <w:sz w:val="24"/>
           <w:szCs w:val="24"/>
         </w:rPr>
-        <w:t xml:space="preserve">Açık işler</w:t>
+        <w:t xml:space="preserve">Açık İşler</w:t>
       </w:r>
     </w:p>
     <w:p>
@@ -4229,10 +4239,9 @@
       </w:r>
     </w:p>
     <w:sectPr>
-      <w:headerReference w:type="default" r:id="rId7"/>
-      <w:footerReference w:type="default" r:id="rId8"/>
+      <w:footerReference w:type="default" r:id="rId7"/>
       <w:pgSz w:w="11906" w:h="16838" w:orient="portrait"/>
-      <w:pgMar w:top="1250" w:right="1134" w:bottom="1250" w:left="1134" w:header="560" w:footer="560" w:gutter="0"/>
+      <w:pgMar w:top="1000" w:right="1134" w:bottom="1100" w:left="1134" w:header="500" w:footer="560" w:gutter="0"/>
       <w:pgNumType/>
       <w:docGrid w:linePitch="360"/>
     </w:sectPr>
@@ -4287,15 +4296,6 @@
     <w:pPr>
       <w:jc w:val="right"/>
     </w:pPr>
-    <w:r>
-      <w:rPr>
-        <w:rFonts w:ascii="Calibri" w:cs="Calibri" w:eastAsia="Calibri" w:hAnsi="Calibri"/>
-        <w:color w:val="595959"/>
-        <w:sz w:val="16"/>
-        <w:szCs w:val="16"/>
-      </w:rPr>
-      <w:t xml:space="preserve">Bireysel Krediler Analitik ve Tahsis    </w:t>
-    </w:r>
     <w:r>
       <w:rPr>
         <w:rFonts w:ascii="Calibri" w:cs="Calibri" w:eastAsia="Calibri" w:hAnsi="Calibri"/>
@@ -4347,25 +4347,6 @@
     </w:p>
   </w:footnote>
 </w:footnotes>
-</file>
-
-<file path=word/header1.xml><?xml version="1.0" encoding="utf-8"?>
-<w:hdr xmlns:wpc="http://schemas.microsoft.com/office/word/2010/wordprocessingCanvas" xmlns:mc="http://schemas.openxmlformats.org/markup-compatibility/2006" xmlns:o="urn:schemas-microsoft-com:office:office" xmlns:r="http://schemas.openxmlformats.org/officeDocument/2006/relationships" xmlns:m="http://schemas.openxmlformats.org/officeDocument/2006/math" xmlns:v="urn:schemas-microsoft-com:vml" xmlns:wp14="http://schemas.microsoft.com/office/word/2010/wordprocessingDrawing" xmlns:wp="http://schemas.openxmlformats.org/drawingml/2006/wordprocessingDrawing" xmlns:w10="urn:schemas-microsoft-com:office:word" xmlns:w="http://schemas.openxmlformats.org/wordprocessingml/2006/main" xmlns:w14="http://schemas.microsoft.com/office/word/2010/wordml" xmlns:w15="http://schemas.microsoft.com/office/word/2012/wordml" xmlns:wpg="http://schemas.microsoft.com/office/word/2010/wordprocessingGroup" xmlns:wpi="http://schemas.microsoft.com/office/word/2010/wordprocessingInk" xmlns:wne="http://schemas.microsoft.com/office/word/2006/wordml" xmlns:wps="http://schemas.microsoft.com/office/word/2010/wordprocessingShape" xmlns:cx="http://schemas.microsoft.com/office/drawing/2014/chartex" xmlns:cx1="http://schemas.microsoft.com/office/drawing/2015/9/8/chartex" xmlns:cx2="http://schemas.microsoft.com/office/drawing/2015/10/21/chartex" xmlns:cx3="http://schemas.microsoft.com/office/drawing/2016/5/9/chartex" xmlns:cx4="http://schemas.microsoft.com/office/drawing/2016/5/10/chartex" xmlns:cx5="http://schemas.microsoft.com/office/drawing/2016/5/11/chartex" xmlns:cx6="http://schemas.microsoft.com/office/drawing/2016/5/12/chartex" xmlns:cx7="http://schemas.microsoft.com/office/drawing/2016/5/13/chartex" xmlns:cx8="http://schemas.microsoft.com/office/drawing/2016/5/14/chartex" xmlns:w16cid="http://schemas.microsoft.com/office/word/2016/wordml/cid" xmlns:w16se="http://schemas.microsoft.com/office/word/2015/wordml/symex">
-  <w:p>
-    <w:pPr>
-      <w:jc w:val="right"/>
-    </w:pPr>
-    <w:r>
-      <w:rPr>
-        <w:rFonts w:ascii="Calibri" w:cs="Calibri" w:eastAsia="Calibri" w:hAnsi="Calibri"/>
-        <w:color w:val="595959"/>
-        <w:sz w:val="16"/>
-        <w:szCs w:val="16"/>
-      </w:rPr>
-      <w:t xml:space="preserve">Akıllı Değişken Üretimi  ·  28 Eylül 2026</w:t>
-    </w:r>
-  </w:p>
-</w:hdr>
 </file>
 
 <file path=word/numbering.xml><?xml version="1.0" encoding="utf-8"?>

--- a/docs/Akilli_Degisken_Uretimi.docx
+++ b/docs/Akilli_Degisken_Uretimi.docx
@@ -82,7 +82,7 @@
                 <w:sz w:val="22"/>
                 <w:szCs w:val="22"/>
               </w:rPr>
-              <w:t xml:space="preserve">Veri seti ve değişken sözlüğünden hedefi daha iyi açıklayan yeni değişkenleri yapay zekâ desteğiyle üretip model üzerinde test ederek değişken üretim sürecini hızlandırmak ve her değişkenin katkısını kanıta dayalı kılmak. Aynı altyapı sonraki adımda uçtan uca Analitik Modelleme Platformu'na genişletilecektir.</w:t>
+              <w:t xml:space="preserve">Kredi risk modellerinde kullanılan değişkenlerin üretimini yapay zekâ desteğiyle hızlandırmak ve her yeni değişkenin modele gerçekten katkı sağlayıp sağlamadığını ölçerek karar vermek. Aynı altyapı sonraki adımda uçtan uca Analitik Modelleme Platformu'na genişletilecektir.</w:t>
             </w:r>
           </w:p>
         </w:tc>
@@ -170,7 +170,7 @@
           <w:sz w:val="21"/>
           <w:szCs w:val="21"/>
         </w:rPr>
-        <w:t xml:space="preserve">Veri ve Sözlük Hazırlığı:</w:t>
+        <w:t xml:space="preserve">Veri Hazırlığı:</w:t>
       </w:r>
       <w:r>
         <w:rPr>
@@ -179,7 +179,7 @@
           <w:sz w:val="21"/>
           <w:szCs w:val="21"/>
         </w:rPr>
-        <w:t xml:space="preserve"> Veri seti ve değişken sözlüğü seçilir; eksik açıklamalar için yapay zekâ öneri sunar; hedef, kimlik ve dönem tanımlanır.</w:t>
+        <w:t xml:space="preserve"> Çalışılacak veri ve değişken açıklamaları seçilir. Eksik açıklamaları yapay zekâ tamamlar, analist onaylar.</w:t>
       </w:r>
     </w:p>
     <w:p>
@@ -200,7 +200,7 @@
           <w:sz w:val="21"/>
           <w:szCs w:val="21"/>
         </w:rPr>
-        <w:t xml:space="preserve">Bölme ve Baz Set:</w:t>
+        <w:t xml:space="preserve">Ölçüm Zemini:</w:t>
       </w:r>
       <w:r>
         <w:rPr>
@@ -209,7 +209,7 @@
           <w:sz w:val="21"/>
           <w:szCs w:val="21"/>
         </w:rPr>
-        <w:t xml:space="preserve"> Sızıntıyı önleyen eğitim / validasyon / test ayrımı sabitlenir; mevcut değişkenlerin gücü (IV) ve stabilitesi (PSI) ölçülür.</w:t>
+        <w:t xml:space="preserve"> Mevcut değişkenlerin gücü ölçülür. Yeni değişkenler bu ölçüye göre değerlendirilir.</w:t>
       </w:r>
     </w:p>
     <w:p>
@@ -230,7 +230,7 @@
           <w:sz w:val="21"/>
           <w:szCs w:val="21"/>
         </w:rPr>
-        <w:t xml:space="preserve">Kural Tabanlı Üretim:</w:t>
+        <w:t xml:space="preserve">Standart Değişkenler:</w:t>
       </w:r>
       <w:r>
         <w:rPr>
@@ -239,7 +239,7 @@
           <w:sz w:val="21"/>
           <w:szCs w:val="21"/>
         </w:rPr>
-        <w:t xml:space="preserve"> Yapay zekâ klasik dönüşümleri (fark, oran, log, sıralama, uç değer kırpma) önerir; onaydan sonra Python hesaplar.</w:t>
+        <w:t xml:space="preserve"> Değişim, oran ve trend gibi bilinen değişkenler kurallarla, otomatik olarak üretilir.</w:t>
       </w:r>
     </w:p>
     <w:p>
@@ -260,7 +260,7 @@
           <w:sz w:val="21"/>
           <w:szCs w:val="21"/>
         </w:rPr>
-        <w:t xml:space="preserve">AI Değişken Keşfi:</w:t>
+        <w:t xml:space="preserve">Yapay Zekâ ile Yeni Değişkenler:</w:t>
       </w:r>
       <w:r>
         <w:rPr>
@@ -269,7 +269,7 @@
           <w:sz w:val="21"/>
           <w:szCs w:val="21"/>
         </w:rPr>
-        <w:t xml:space="preserve"> Yapay zekâ kısıtlı bir formül diliyle yeni değişken hipotezleri üretir; kod yazmaz, her formül denetimden geçer.</w:t>
+        <w:t xml:space="preserve"> Yapay zekâ, iş bilgisine dayalı yeni değişken fikirleri önerir. Her öneri kontrol edilerek hesaplanır.</w:t>
       </w:r>
     </w:p>
     <w:p>
@@ -290,7 +290,7 @@
           <w:sz w:val="21"/>
           <w:szCs w:val="21"/>
         </w:rPr>
-        <w:t xml:space="preserve">Kalite, Seçim ve Model Testi:</w:t>
+        <w:t xml:space="preserve">Test ve Seçim:</w:t>
       </w:r>
       <w:r>
         <w:rPr>
@@ -299,7 +299,7 @@
           <w:sz w:val="21"/>
           <w:szCs w:val="21"/>
         </w:rPr>
-        <w:t xml:space="preserve"> Zayıf ve sızıntı şüpheli değişkenler elenir; base ve enriched modeller 5 seed ile karşılaştırılır; her değişken kataloğa yazılır.</w:t>
+        <w:t xml:space="preserve"> Yeni değişkenlerin modeli iyileştirip iyileştirmediği ölçülür. Yalnızca katkı sağlayanlar kullanılır ve kayıt altına alınır.</w:t>
       </w:r>
     </w:p>
     <w:p>
@@ -329,7 +329,7 @@
           <w:sz w:val="21"/>
           <w:szCs w:val="21"/>
         </w:rPr>
-        <w:t xml:space="preserve"> Aynı altyapı, ham veriden final modele uzanan Analitik Modelleme Platformu'na genişletilir.</w:t>
+        <w:t xml:space="preserve"> Aynı altyapı, veriden final modele kadar tüm süreci yöneten Analitik Modelleme Platformu'na genişletilir.</w:t>
       </w:r>
     </w:p>
     <w:p>
@@ -353,7 +353,7 @@
           <w:sz w:val="20"/>
           <w:szCs w:val="20"/>
         </w:rPr>
-        <w:t xml:space="preserve">Bugünkü yapıda yapay zekâ yalnızca öneri verir; hesabı ve akışı Python yönetir. Her öneri kolon adlarıyla doğrulanır, kural ve formül denetiminden geçer; kalite, seçim ve model karşılaştırması kapılarını geçmeyen hiçbir değişken modele girmez. Yapı Dataiku üzerinde web uygulaması olarak çalışır; yalnızca kurum ortamındaki paketleri kullanır, ek kütüphane kurulumu gerektirmez.</w:t>
+        <w:t xml:space="preserve">Yapay zekâ yalnızca öneri verir; hesaplama ve karar sistemdedir. Analistin onaylamadığı hiçbir değişken üretilmez, katkısı ölçülmeyen hiçbir değişken modele girmez.</w:t>
       </w:r>
     </w:p>
     <w:p>
@@ -448,7 +448,7 @@
                 <w:sz w:val="20"/>
                 <w:szCs w:val="20"/>
               </w:rPr>
-              <w:t xml:space="preserve">Değişken fikri, formülü, hesabı ve ilk testi tek akışta üretilir; analist kod yazmak yerine önerileri değerlendirir.</w:t>
+              <w:t xml:space="preserve">Günler süren manuel değişken tasarımı, tek bir akışta ve kısa sürede tamamlanır.</w:t>
             </w:r>
           </w:p>
           <w:p>
@@ -467,7 +467,7 @@
                 <w:sz w:val="20"/>
                 <w:szCs w:val="20"/>
               </w:rPr>
-              <w:t xml:space="preserve">Aynı akış yeni bir veri seti ve sözlükle kod değiştirmeden çalışır; ham tablodan başlayan çalışmalar için birleştirme ve sözlük üretimi de yapay zekâ desteklidir.</w:t>
+              <w:t xml:space="preserve">Analist kod yazmak yerine sistemin önerilerini değerlendirir ve onaylar.</w:t>
             </w:r>
           </w:p>
           <w:p>
@@ -486,7 +486,7 @@
                 <w:sz w:val="20"/>
                 <w:szCs w:val="20"/>
               </w:rPr>
-              <w:t xml:space="preserve">Tam veriye dokunan kurulum işleri (profil, veri seti yazımı, bölme) Spark ile kümede koşar; 135 milyon satırlık gerçek veri için kalan adımların Spark'a taşınması sürmektedir.</w:t>
+              <w:t xml:space="preserve">Aynı yapı farklı veri setleri ve modeller için yeniden kurulmadan kullanılır.</w:t>
             </w:r>
           </w:p>
         </w:tc>
@@ -551,7 +551,7 @@
                 <w:sz w:val="20"/>
                 <w:szCs w:val="20"/>
               </w:rPr>
-              <w:t xml:space="preserve">Her yeni değişken base modele karşı 5 seed ve %95 güven aralığıyla test edilir; yalnızca katkısı kanıtlanan modele girer.</w:t>
+              <w:t xml:space="preserve">Her yeni değişkenin modele katkısı ayrı ayrı ölçülür.</w:t>
             </w:r>
           </w:p>
           <w:p>
@@ -570,7 +570,7 @@
                 <w:sz w:val="20"/>
                 <w:szCs w:val="20"/>
               </w:rPr>
-              <w:t xml:space="preserve">Bölme baştan sabitlenir; zamansal bölmede son dönem test (OOT) olarak ayrılır; eşik, sıralama, IV ve önem hesapları yalnızca eğitim satırlarından yapılır.</w:t>
+              <w:t xml:space="preserve">Yalnızca modeli gerçekten iyileştiren değişkenler kullanılır; etkisiz olanlar elenir.</w:t>
             </w:r>
           </w:p>
           <w:p>
@@ -589,7 +589,7 @@
                 <w:sz w:val="20"/>
                 <w:szCs w:val="20"/>
               </w:rPr>
-              <w:t xml:space="preserve">Geleneksel dönüşümler kuralla, iş mantığına dayalı yeni değişkenler yapay zekâ ile üretilir.</w:t>
+              <w:t xml:space="preserve">Bilinen değişkenler otomatik üretilir; yapay zekâ yeni ve farklı fikirlere odaklanır.</w:t>
             </w:r>
           </w:p>
         </w:tc>
@@ -688,7 +688,7 @@
                 <w:sz w:val="20"/>
                 <w:szCs w:val="20"/>
               </w:rPr>
-              <w:t xml:space="preserve">Daha iyi ayrışan bir risk modeli, aynı onay oranında daha düşük batak, aynı batak oranında daha yüksek onay demektir.</w:t>
+              <w:t xml:space="preserve">Riski daha iyi ayırt eden model, aynı onay oranında daha az kayıp, aynı kayıpta daha fazla onay demektir.</w:t>
             </w:r>
           </w:p>
           <w:p>
@@ -707,7 +707,7 @@
                 <w:sz w:val="20"/>
                 <w:szCs w:val="20"/>
               </w:rPr>
-              <w:t xml:space="preserve">Kayıp karşılıkları ve risk ağırlıklı sermaye kullanımının olumlu etkilenmesi beklenir; analist zamanı ve validasyon süresi kısalır.</w:t>
+              <w:t xml:space="preserve">Bunun kredi kayıplarına ve sermaye kullanımına olumlu yansıması beklenir.</w:t>
             </w:r>
           </w:p>
           <w:p>
@@ -726,7 +726,7 @@
                 <w:sz w:val="20"/>
                 <w:szCs w:val="20"/>
               </w:rPr>
-              <w:t xml:space="preserve">Parasal karşılık, ilk gerçek veri sonucundan sonra portföy büyüklüğü ve karar eşiğiyle hesaplanacaktır.</w:t>
+              <w:t xml:space="preserve">Parasal karşılık, gerçek veri sonucu alındıktan sonra hesaplanacaktır.</w:t>
             </w:r>
           </w:p>
         </w:tc>
@@ -791,7 +791,7 @@
                 <w:sz w:val="20"/>
                 <w:szCs w:val="20"/>
               </w:rPr>
-              <w:t xml:space="preserve">İlk yapıda üretilen 33 yapay zekâ değişkeni modele katkı sağlamadı: CV AUC 0,6128 → 0,6121, fark gürültü bandında.</w:t>
+              <w:t xml:space="preserve">İlk denemede yapay zekânın ürettiği 33 değişken modele katkı sağlamadı.</w:t>
             </w:r>
           </w:p>
           <w:p>
@@ -810,7 +810,7 @@
                 <w:sz w:val="20"/>
                 <w:szCs w:val="20"/>
               </w:rPr>
-              <w:t xml:space="preserve">Sözlük sıkıştırma: 1.040 kolonda 0 → 848 eşleşme, 14 → 270 değişken ailesi.</w:t>
+              <w:t xml:space="preserve">Bu sonuç, yöntemin nerede eksik kaldığını gösterdi ve bugünkü yapının tasarımını belirledi.</w:t>
             </w:r>
           </w:p>
           <w:p>
@@ -829,7 +829,7 @@
                 <w:sz w:val="20"/>
                 <w:szCs w:val="20"/>
               </w:rPr>
-              <w:t xml:space="preserve">Bu sonuç bugünkü yapının tasarımını belirledi; yeni yapının gerçek veri sonucu sunum öncesinde alınacaktır.</w:t>
+              <w:t xml:space="preserve">Bugünkü yapının gerçek veri sonucu sunum öncesinde alınacaktır.</w:t>
             </w:r>
           </w:p>
         </w:tc>
@@ -915,7 +915,7 @@
           <w:sz w:val="20"/>
           <w:szCs w:val="20"/>
         </w:rPr>
-        <w:t xml:space="preserve">Üç aşamanın her biri bir öncekinin gösterdiği eksikten doğmuştur. İlk PoC yapay zekânın kendi kodunu yazıp çalıştırdığı bir ajandı; ilk yapı hesabı koda verip sözlük, hafıza ve model testi ekledi; bugünkü yapı geleneksel üretimi yapay zekâdan ayırıp her değişkeni base modele karşı ölçen uçtan uca bir çerçeve kurdu.</w:t>
+        <w:t xml:space="preserve">Proje üç aşamada bugünkü hâline geldi. Her aşama, bir öncekinde görülen eksikleri gidermek için kuruldu.</w:t>
       </w:r>
     </w:p>
     <w:p>
@@ -951,7 +951,7 @@
           <w:sz w:val="21"/>
           <w:szCs w:val="21"/>
         </w:rPr>
-        <w:t xml:space="preserve">Elde bulunan tek model sonucu ilk yapıya aittir (10 Eylül 2026). Karşılaştırma HAVALE_EFT_NTT verisiyle, 10.000 müşteri ve 1.042 kolon üzerinde, 8.000 eğitim / 2.000 doğrulama satırı, LightGBM, 5 seed ve 3 katlı çapraz doğrulama ile yapılmıştır.</w:t>
+        <w:t xml:space="preserve">İlk yapıyla yapılan denemede (Eylül 2026, 10.000 müşterilik havale/EFT işlem verisi) mevcut model ile yapay zekâ değişkenleri eklenmiş model karşılaştırıldı. Tabloda modelin riskli ve risksiz müşteriyi ayırma gücü gösterilmektedir; değer ne kadar yüksekse model o kadar iyidir.</w:t>
       </w:r>
     </w:p>
     <w:tbl>
@@ -967,9 +967,9 @@
         </w:tblBorders>
       </w:tblPr>
       <w:tblGrid>
-        <w:gridCol w:w="4626"/>
-        <w:gridCol w:w="2506"/>
-        <w:gridCol w:w="2506"/>
+        <w:gridCol w:w="5012"/>
+        <w:gridCol w:w="2313"/>
+        <w:gridCol w:w="2313"/>
       </w:tblGrid>
       <w:tr>
         <w:trPr>
@@ -978,7 +978,7 @@
         </w:trPr>
         <w:tc>
           <w:tcPr>
-            <w:tcW w:type="dxa" w:w="4626"/>
+            <w:tcW w:type="dxa" w:w="5012"/>
             <w:tcBorders>
               <w:top w:val="none" w:color="FFFFFF" w:sz="0"/>
               <w:left w:val="none" w:color="FFFFFF" w:sz="0"/>
@@ -1007,13 +1007,13 @@
                 <w:sz w:val="20"/>
                 <w:szCs w:val="20"/>
               </w:rPr>
-              <w:t xml:space="preserve">Kurulum</w:t>
-            </w:r>
-          </w:p>
-        </w:tc>
-        <w:tc>
-          <w:tcPr>
-            <w:tcW w:type="dxa" w:w="2506"/>
+              <w:t xml:space="preserve">Model</w:t>
+            </w:r>
+          </w:p>
+        </w:tc>
+        <w:tc>
+          <w:tcPr>
+            <w:tcW w:type="dxa" w:w="2313"/>
             <w:tcBorders>
               <w:top w:val="none" w:color="FFFFFF" w:sz="0"/>
               <w:left w:val="none" w:color="FFFFFF" w:sz="0"/>
@@ -1042,13 +1042,13 @@
                 <w:sz w:val="20"/>
                 <w:szCs w:val="20"/>
               </w:rPr>
-              <w:t xml:space="preserve">Kolon (eleme sonrası)</w:t>
-            </w:r>
-          </w:p>
-        </w:tc>
-        <w:tc>
-          <w:tcPr>
-            <w:tcW w:type="dxa" w:w="2506"/>
+              <w:t xml:space="preserve">Değişken Sayısı</w:t>
+            </w:r>
+          </w:p>
+        </w:tc>
+        <w:tc>
+          <w:tcPr>
+            <w:tcW w:type="dxa" w:w="2313"/>
             <w:tcBorders>
               <w:top w:val="none" w:color="FFFFFF" w:sz="0"/>
               <w:left w:val="none" w:color="FFFFFF" w:sz="0"/>
@@ -1077,7 +1077,7 @@
                 <w:sz w:val="20"/>
                 <w:szCs w:val="20"/>
               </w:rPr>
-              <w:t xml:space="preserve">CV AUC</w:t>
+              <w:t xml:space="preserve">Ayırma Gücü</w:t>
             </w:r>
           </w:p>
         </w:tc>
@@ -1089,7 +1089,7 @@
         </w:trPr>
         <w:tc>
           <w:tcPr>
-            <w:tcW w:type="dxa" w:w="4626"/>
+            <w:tcW w:type="dxa" w:w="5012"/>
             <w:tcBorders>
               <w:top w:val="single" w:color="D9D9D9" w:sz="4"/>
               <w:left w:val="none" w:color="FFFFFF" w:sz="0"/>
@@ -1115,13 +1115,13 @@
                 <w:sz w:val="20"/>
                 <w:szCs w:val="20"/>
               </w:rPr>
-              <w:t xml:space="preserve">Base (mevcut değişkenler)</w:t>
-            </w:r>
-          </w:p>
-        </w:tc>
-        <w:tc>
-          <w:tcPr>
-            <w:tcW w:type="dxa" w:w="2506"/>
+              <w:t xml:space="preserve">Mevcut model</w:t>
+            </w:r>
+          </w:p>
+        </w:tc>
+        <w:tc>
+          <w:tcPr>
+            <w:tcW w:type="dxa" w:w="2313"/>
             <w:tcBorders>
               <w:top w:val="single" w:color="D9D9D9" w:sz="4"/>
               <w:left w:val="none" w:color="FFFFFF" w:sz="0"/>
@@ -1153,7 +1153,7 @@
         </w:tc>
         <w:tc>
           <w:tcPr>
-            <w:tcW w:type="dxa" w:w="2506"/>
+            <w:tcW w:type="dxa" w:w="2313"/>
             <w:tcBorders>
               <w:top w:val="single" w:color="D9D9D9" w:sz="4"/>
               <w:left w:val="none" w:color="FFFFFF" w:sz="0"/>
@@ -1191,7 +1191,7 @@
         </w:trPr>
         <w:tc>
           <w:tcPr>
-            <w:tcW w:type="dxa" w:w="4626"/>
+            <w:tcW w:type="dxa" w:w="5012"/>
             <w:tcBorders>
               <w:top w:val="single" w:color="D9D9D9" w:sz="4"/>
               <w:left w:val="none" w:color="FFFFFF" w:sz="0"/>
@@ -1217,13 +1217,13 @@
                 <w:sz w:val="20"/>
                 <w:szCs w:val="20"/>
               </w:rPr>
-              <w:t xml:space="preserve">Enriched (mevcut + yapay zekâ)</w:t>
-            </w:r>
-          </w:p>
-        </w:tc>
-        <w:tc>
-          <w:tcPr>
-            <w:tcW w:type="dxa" w:w="2506"/>
+              <w:t xml:space="preserve">Mevcut model + yapay zekâ değişkenleri</w:t>
+            </w:r>
+          </w:p>
+        </w:tc>
+        <w:tc>
+          <w:tcPr>
+            <w:tcW w:type="dxa" w:w="2313"/>
             <w:tcBorders>
               <w:top w:val="single" w:color="D9D9D9" w:sz="4"/>
               <w:left w:val="none" w:color="FFFFFF" w:sz="0"/>
@@ -1255,7 +1255,7 @@
         </w:tc>
         <w:tc>
           <w:tcPr>
-            <w:tcW w:type="dxa" w:w="2506"/>
+            <w:tcW w:type="dxa" w:w="2313"/>
             <w:tcBorders>
               <w:top w:val="single" w:color="D9D9D9" w:sz="4"/>
               <w:left w:val="none" w:color="FFFFFF" w:sz="0"/>
@@ -1286,210 +1286,6 @@
           </w:p>
         </w:tc>
       </w:tr>
-      <w:tr>
-        <w:trPr>
-          <w:cantSplit/>
-          <w:tblHeader w:val="false"/>
-        </w:trPr>
-        <w:tc>
-          <w:tcPr>
-            <w:tcW w:type="dxa" w:w="4626"/>
-            <w:tcBorders>
-              <w:top w:val="single" w:color="D9D9D9" w:sz="4"/>
-              <w:left w:val="none" w:color="FFFFFF" w:sz="0"/>
-              <w:bottom w:val="single" w:color="D9D9D9" w:sz="4"/>
-              <w:right w:val="none" w:color="FFFFFF" w:sz="0"/>
-            </w:tcBorders>
-            <w:tcMar>
-              <w:top w:type="dxa" w:w="80"/>
-              <w:left w:type="dxa" w:w="110"/>
-              <w:bottom w:type="dxa" w:w="80"/>
-              <w:right w:type="dxa" w:w="110"/>
-            </w:tcMar>
-          </w:tcPr>
-          <w:p>
-            <w:pPr>
-              <w:spacing w:after="0" w:before="0" w:line="264"/>
-              <w:jc w:val="left"/>
-            </w:pPr>
-            <w:r>
-              <w:rPr>
-                <w:rFonts w:ascii="Calibri" w:cs="Calibri" w:eastAsia="Calibri" w:hAnsi="Calibri"/>
-                <w:color w:val="262626"/>
-                <w:sz w:val="20"/>
-                <w:szCs w:val="20"/>
-              </w:rPr>
-              <w:t xml:space="preserve">Yalnızca 33 yapay zekâ değişkeni</w:t>
-            </w:r>
-          </w:p>
-        </w:tc>
-        <w:tc>
-          <w:tcPr>
-            <w:tcW w:type="dxa" w:w="2506"/>
-            <w:tcBorders>
-              <w:top w:val="single" w:color="D9D9D9" w:sz="4"/>
-              <w:left w:val="none" w:color="FFFFFF" w:sz="0"/>
-              <w:bottom w:val="single" w:color="D9D9D9" w:sz="4"/>
-              <w:right w:val="none" w:color="FFFFFF" w:sz="0"/>
-            </w:tcBorders>
-            <w:tcMar>
-              <w:top w:type="dxa" w:w="80"/>
-              <w:left w:type="dxa" w:w="110"/>
-              <w:bottom w:type="dxa" w:w="80"/>
-              <w:right w:type="dxa" w:w="110"/>
-            </w:tcMar>
-          </w:tcPr>
-          <w:p>
-            <w:pPr>
-              <w:spacing w:after="0" w:before="0" w:line="264"/>
-              <w:jc w:val="right"/>
-            </w:pPr>
-            <w:r>
-              <w:rPr>
-                <w:rFonts w:ascii="Calibri" w:cs="Calibri" w:eastAsia="Calibri" w:hAnsi="Calibri"/>
-                <w:color w:val="262626"/>
-                <w:sz w:val="20"/>
-                <w:szCs w:val="20"/>
-              </w:rPr>
-              <w:t xml:space="preserve">33</w:t>
-            </w:r>
-          </w:p>
-        </w:tc>
-        <w:tc>
-          <w:tcPr>
-            <w:tcW w:type="dxa" w:w="2506"/>
-            <w:tcBorders>
-              <w:top w:val="single" w:color="D9D9D9" w:sz="4"/>
-              <w:left w:val="none" w:color="FFFFFF" w:sz="0"/>
-              <w:bottom w:val="single" w:color="D9D9D9" w:sz="4"/>
-              <w:right w:val="none" w:color="FFFFFF" w:sz="0"/>
-            </w:tcBorders>
-            <w:tcMar>
-              <w:top w:type="dxa" w:w="80"/>
-              <w:left w:type="dxa" w:w="110"/>
-              <w:bottom w:type="dxa" w:w="80"/>
-              <w:right w:type="dxa" w:w="110"/>
-            </w:tcMar>
-          </w:tcPr>
-          <w:p>
-            <w:pPr>
-              <w:spacing w:after="0" w:before="0" w:line="264"/>
-              <w:jc w:val="right"/>
-            </w:pPr>
-            <w:r>
-              <w:rPr>
-                <w:rFonts w:ascii="Calibri" w:cs="Calibri" w:eastAsia="Calibri" w:hAnsi="Calibri"/>
-                <w:color w:val="262626"/>
-                <w:sz w:val="20"/>
-                <w:szCs w:val="20"/>
-              </w:rPr>
-              <w:t xml:space="preserve">0,5679</w:t>
-            </w:r>
-          </w:p>
-        </w:tc>
-      </w:tr>
-      <w:tr>
-        <w:trPr>
-          <w:cantSplit/>
-          <w:tblHeader w:val="false"/>
-        </w:trPr>
-        <w:tc>
-          <w:tcPr>
-            <w:tcW w:type="dxa" w:w="4626"/>
-            <w:tcBorders>
-              <w:top w:val="single" w:color="D9D9D9" w:sz="4"/>
-              <w:left w:val="none" w:color="FFFFFF" w:sz="0"/>
-              <w:bottom w:val="single" w:color="D9D9D9" w:sz="4"/>
-              <w:right w:val="none" w:color="FFFFFF" w:sz="0"/>
-            </w:tcBorders>
-            <w:tcMar>
-              <w:top w:type="dxa" w:w="80"/>
-              <w:left w:type="dxa" w:w="110"/>
-              <w:bottom w:type="dxa" w:w="80"/>
-              <w:right w:type="dxa" w:w="110"/>
-            </w:tcMar>
-          </w:tcPr>
-          <w:p>
-            <w:pPr>
-              <w:spacing w:after="0" w:before="0" w:line="264"/>
-              <w:jc w:val="left"/>
-            </w:pPr>
-            <w:r>
-              <w:rPr>
-                <w:rFonts w:ascii="Calibri" w:cs="Calibri" w:eastAsia="Calibri" w:hAnsi="Calibri"/>
-                <w:color w:val="262626"/>
-                <w:sz w:val="20"/>
-                <w:szCs w:val="20"/>
-              </w:rPr>
-              <w:t xml:space="preserve">Rastgele seçilmiş 33 mevcut değişken</w:t>
-            </w:r>
-          </w:p>
-        </w:tc>
-        <w:tc>
-          <w:tcPr>
-            <w:tcW w:type="dxa" w:w="2506"/>
-            <w:tcBorders>
-              <w:top w:val="single" w:color="D9D9D9" w:sz="4"/>
-              <w:left w:val="none" w:color="FFFFFF" w:sz="0"/>
-              <w:bottom w:val="single" w:color="D9D9D9" w:sz="4"/>
-              <w:right w:val="none" w:color="FFFFFF" w:sz="0"/>
-            </w:tcBorders>
-            <w:tcMar>
-              <w:top w:type="dxa" w:w="80"/>
-              <w:left w:type="dxa" w:w="110"/>
-              <w:bottom w:type="dxa" w:w="80"/>
-              <w:right w:type="dxa" w:w="110"/>
-            </w:tcMar>
-          </w:tcPr>
-          <w:p>
-            <w:pPr>
-              <w:spacing w:after="0" w:before="0" w:line="264"/>
-              <w:jc w:val="right"/>
-            </w:pPr>
-            <w:r>
-              <w:rPr>
-                <w:rFonts w:ascii="Calibri" w:cs="Calibri" w:eastAsia="Calibri" w:hAnsi="Calibri"/>
-                <w:color w:val="262626"/>
-                <w:sz w:val="20"/>
-                <w:szCs w:val="20"/>
-              </w:rPr>
-              <w:t xml:space="preserve">33</w:t>
-            </w:r>
-          </w:p>
-        </w:tc>
-        <w:tc>
-          <w:tcPr>
-            <w:tcW w:type="dxa" w:w="2506"/>
-            <w:tcBorders>
-              <w:top w:val="single" w:color="D9D9D9" w:sz="4"/>
-              <w:left w:val="none" w:color="FFFFFF" w:sz="0"/>
-              <w:bottom w:val="single" w:color="D9D9D9" w:sz="4"/>
-              <w:right w:val="none" w:color="FFFFFF" w:sz="0"/>
-            </w:tcBorders>
-            <w:tcMar>
-              <w:top w:type="dxa" w:w="80"/>
-              <w:left w:type="dxa" w:w="110"/>
-              <w:bottom w:type="dxa" w:w="80"/>
-              <w:right w:type="dxa" w:w="110"/>
-            </w:tcMar>
-          </w:tcPr>
-          <w:p>
-            <w:pPr>
-              <w:spacing w:after="0" w:before="0" w:line="264"/>
-              <w:jc w:val="right"/>
-            </w:pPr>
-            <w:r>
-              <w:rPr>
-                <w:rFonts w:ascii="Calibri" w:cs="Calibri" w:eastAsia="Calibri" w:hAnsi="Calibri"/>
-                <w:color w:val="262626"/>
-                <w:sz w:val="20"/>
-                <w:szCs w:val="20"/>
-              </w:rPr>
-              <w:t xml:space="preserve">0,5946</w:t>
-            </w:r>
-          </w:p>
-        </w:tc>
-      </w:tr>
     </w:tbl>
     <w:p>
       <w:pPr>
@@ -1530,7 +1326,7 @@
           <w:sz w:val="21"/>
           <w:szCs w:val="21"/>
         </w:rPr>
-        <w:t xml:space="preserve">Eşli karşılaştırmada fark −0,0012 (çapraz doğrulama) ve −0,0010 (doğrulama seti) çıkmış; %95 güven aralığı [−0,0076, +0,0061] sıfırı kapsamıştır. Ölçülebilir bir katkı yoktur.</w:t>
+        <w:t xml:space="preserve">Yapay zekânın ürettiği değişkenler eklendiğinde modelin başarısı değişmedi. Aradaki fark ölçüm hatası sınırları içinde kaldı.</w:t>
       </w:r>
     </w:p>
     <w:p>
@@ -1549,7 +1345,7 @@
           <w:sz w:val="21"/>
           <w:szCs w:val="21"/>
         </w:rPr>
-        <w:t xml:space="preserve">Yapay zekâ değişkenleri teknik olarak geçerli formüllerdi: 33 değişkenden 32'si elemeyi geçti, en güçlüsü 279 kolon içinde 13. sırada yer aldı. Ancak tek başlarına, rastgele seçilmiş 33 mevcut kolondan daha zayıf kaldılar.</w:t>
+        <w:t xml:space="preserve">Değişkenler teknik olarak doğru hesaplanıyordu, ancak modele yeni bir bilgi katmıyordu.</w:t>
       </w:r>
     </w:p>
     <w:p>
@@ -1588,7 +1384,7 @@
           <w:sz w:val="21"/>
           <w:szCs w:val="21"/>
         </w:rPr>
-        <w:t xml:space="preserve">Yapay zekâ, veri setinde eksik olan geleneksel değişkenleri üretiyordu.</w:t>
+        <w:t xml:space="preserve">Yapay zekâ zamanını basit değişkenlere harcadı.</w:t>
       </w:r>
       <w:r>
         <w:rPr>
@@ -1597,7 +1393,7 @@
           <w:sz w:val="21"/>
           <w:szCs w:val="21"/>
         </w:rPr>
-        <w:t xml:space="preserve"> Delta, trend, momentum ve pencere oranları veri setinde yoktu; sınırlı öneri hakkı bunlara harcanıyor, iş mantığına dayalı yeni değişkenlere sıra gelmiyordu.</w:t>
+        <w:t xml:space="preserve"> Kuralla kolayca üretilebilecek değişim ve oran gibi değişkenleri üretti; asıl beklenen yeni ve iş bilgisine dayalı fikirlere sıra gelmedi.</w:t>
       </w:r>
     </w:p>
     <w:p>
@@ -1618,7 +1414,7 @@
           <w:sz w:val="21"/>
           <w:szCs w:val="21"/>
         </w:rPr>
-        <w:t xml:space="preserve">Kabul kriteri modele katkıya bakmıyordu.</w:t>
+        <w:t xml:space="preserve">Değişkenlerin modele katkısı ölçülmeden kabul ediliyordu.</w:t>
       </w:r>
       <w:r>
         <w:rPr>
@@ -1627,37 +1423,7 @@
           <w:sz w:val="21"/>
           <w:szCs w:val="21"/>
         </w:rPr>
-        <w:t xml:space="preserve"> Bir hipotez, tek başına lift ve oran farkı eşiğini geçip mevcut değişkenlere benzemiyorsa kabul ediliyordu; base modele artımlı katkı ölçülmüyordu.</w:t>
-      </w:r>
-    </w:p>
-    <w:p>
-      <w:pPr>
-        <w:pStyle w:val="ListParagraph"/>
-        <w:numPr>
-          <w:ilvl w:val="0"/>
-          <w:numId w:val="3"/>
-        </w:numPr>
-        <w:spacing w:after="80" w:before="0" w:line="276"/>
-      </w:pPr>
-      <w:r>
-        <w:rPr>
-          <w:rFonts w:ascii="Calibri" w:cs="Calibri" w:eastAsia="Calibri" w:hAnsi="Calibri"/>
-          <w:b/>
-          <w:bCs/>
-          <w:color w:val="262626"/>
-          <w:sz w:val="21"/>
-          <w:szCs w:val="21"/>
-        </w:rPr>
-        <w:t xml:space="preserve">Tekrar kontrolü isme bağlıydı.</w:t>
-      </w:r>
-      <w:r>
-        <w:rPr>
-          <w:rFonts w:ascii="Calibri" w:cs="Calibri" w:eastAsia="Calibri" w:hAnsi="Calibri"/>
-          <w:color w:val="262626"/>
-          <w:sz w:val="21"/>
-          <w:szCs w:val="21"/>
-        </w:rPr>
-        <w:t xml:space="preserve"> Aynı mantık farklı bir adla yeniden üretilebiliyordu.</w:t>
+        <w:t xml:space="preserve"> Tek başına anlamlı görünen bir değişken, modele katkısına bakılmadan listeye alınıyordu.</w:t>
       </w:r>
     </w:p>
     <w:p>
@@ -1675,7 +1441,7 @@
           <w:sz w:val="24"/>
           <w:szCs w:val="24"/>
         </w:rPr>
-        <w:t xml:space="preserve">Bu Rakamın Değeri</w:t>
+        <w:t xml:space="preserve">Bu Sonucun Değeri</w:t>
       </w:r>
     </w:p>
     <w:p>
@@ -1689,7 +1455,7 @@
           <w:sz w:val="21"/>
           <w:szCs w:val="21"/>
         </w:rPr>
-        <w:t xml:space="preserve">Yöntem katkı sağlamadı, ancak ölçüm çalıştı: katkısız değişkenler rakamla yakalandı ve karar buna göre verildi. Bugünkü yapıda bu ölçüm akışın standart adımıdır; geleneksel üretim yapay zekâdan ayrılmış, kabul kararı model testine bağlanmıştır. Sözlük sıkıştırmada ise 1.040 kolon için eski yöntemin bulamadığı eşleşme 848'e, 14 kaba aile 270 değişken ailesine çıkmış; yapay zekânın gerçek kolon adlarından geçerli formül ürettiği saha testinde doğrulanmıştır.</w:t>
+        <w:t xml:space="preserve">Deneme istenen sonucu vermedi, ancak ölçüm doğru çalıştı: etkisiz değişkenler rakamla tespit edildi ve karar buna göre verildi. Bugünkü yapıda bu ölçüm her çalışmanın standart adımıdır.</w:t>
       </w:r>
     </w:p>
     <w:p>
@@ -1708,7 +1474,7 @@
           <w:sz w:val="21"/>
           <w:szCs w:val="21"/>
         </w:rPr>
-        <w:t xml:space="preserve">Bugünkü yapının kendi rakamı henüz yoktur.</w:t>
+        <w:t xml:space="preserve">Bugünkü yapının kendi sonucu henüz yoktur.</w:t>
       </w:r>
       <w:r>
         <w:rPr>
@@ -1717,7 +1483,7 @@
           <w:sz w:val="21"/>
           <w:szCs w:val="21"/>
         </w:rPr>
-        <w:t xml:space="preserve"> Base ve enriched karşılaştırması akışın içinde hazırdır ancak gerçek veride henüz koşulmamıştır. Sunum öncesinde FPD verisiyle bir koşu yapılması planlanmaktadır.</w:t>
+        <w:t xml:space="preserve"> Karşılaştırma sistemde hazırdır; gerçek veriyle sonucun sunum öncesinde alınması planlanmaktadır.</w:t>
       </w:r>
     </w:p>
     <w:p>
@@ -1842,7 +1608,7 @@
                 <w:sz w:val="24"/>
                 <w:szCs w:val="24"/>
               </w:rPr>
-              <w:t xml:space="preserve">İlk PoC: Bireysel Deep Agent</w:t>
+              <w:t xml:space="preserve">İlk Deneme: Kendi Kodunu Yazan Yapay Zekâ</w:t>
             </w:r>
           </w:p>
           <w:p>
@@ -1856,7 +1622,7 @@
                 <w:sz w:val="21"/>
                 <w:szCs w:val="21"/>
               </w:rPr>
-              <w:t xml:space="preserve">Ekip dışında ayrı bir sandbox projesinde kurulan ilk akış uçtan uca çalışıyor ve çıktı üretiyordu; ancak üretilen değişkenlerin kalitesi ve kurgunun metodolojisi sonuçların modelde kullanılmasına izin vermiyordu.</w:t>
+              <w:t xml:space="preserve">İlk denemede yapay zekâ, veriyi kendisi inceleyip değişken fikri üreten ve bunları test etmek için kendi kodunu yazan bir asistan olarak kurgulandı.</w:t>
             </w:r>
           </w:p>
           <w:p>
@@ -1873,7 +1639,7 @@
                 <w:sz w:val="21"/>
                 <w:szCs w:val="21"/>
               </w:rPr>
-              <w:t xml:space="preserve">Nasıl Çalışıyordu?</w:t>
+              <w:t xml:space="preserve">Neden Yetmedi?</w:t>
             </w:r>
           </w:p>
           <w:p>
@@ -1892,7 +1658,7 @@
                 <w:sz w:val="21"/>
                 <w:szCs w:val="21"/>
               </w:rPr>
-              <w:t xml:space="preserve">Ajan, langgraph ve deepagents kütüphaneleriyle kurulmuştu ve Qwen 27B modelini "otonom kredi riski analisti" olarak çalıştırıyordu; yapay zekâ kendi pandas kodunu yazıyor, çalıştırıyor ve çıktısını okuyordu.</w:t>
+              <w:t xml:space="preserve">Yapay zekânın yazdığı kodlar sık sık hata verdi; her öneri elle yeniden düzenlenmek zorunda kaldı.</w:t>
             </w:r>
           </w:p>
           <w:p>
@@ -1911,7 +1677,7 @@
                 <w:sz w:val="21"/>
                 <w:szCs w:val="21"/>
               </w:rPr>
-              <w:t xml:space="preserve">Her koşu rastgele bir kolon ailesi ve tema odağıyla başlıyor, her turda kod tarafından farklı bir analiz yöntemi dayatılıyordu.</w:t>
+              <w:t xml:space="preserve">Üretilen değişkenler çoğunlukla basit ve bilinen türdendi; bazıları veride zaten vardı.</w:t>
             </w:r>
           </w:p>
           <w:p>
@@ -1930,7 +1696,7 @@
                 <w:sz w:val="21"/>
                 <w:szCs w:val="21"/>
               </w:rPr>
-              <w:t xml:space="preserve">Prompt'ta sıkı kurallar vardı: her sayı script çıktısından alınmalı, zayıf sinyal etiketlenmeli, sıfır yoğunluklu kolonlarda sahte keşif sayılmamalı, aktivite hacmi etkisi kontrol edilmeli.</w:t>
+              <w:t xml:space="preserve">Öneri açıklamaları veriyle çelişebiliyordu; sonuçların güvenilirliği sınırlıydı.</w:t>
             </w:r>
           </w:p>
           <w:p>
@@ -1949,204 +1715,7 @@
                 <w:sz w:val="21"/>
                 <w:szCs w:val="21"/>
               </w:rPr>
-              <w:t xml:space="preserve">Çıktı: her hipotez için bir dosya (H01, H02, …), hipotez tablosu, rapor ve bunlardan derlenen bir features.py.</w:t>
-            </w:r>
-          </w:p>
-          <w:p>
-            <w:pPr>
-              <w:keepNext/>
-              <w:spacing w:after="60" w:before="120"/>
-            </w:pPr>
-            <w:r>
-              <w:rPr>
-                <w:rFonts w:ascii="Calibri" w:cs="Calibri" w:eastAsia="Calibri" w:hAnsi="Calibri"/>
-                <w:b/>
-                <w:bCs/>
-                <w:color w:val="8A0E11"/>
-                <w:sz w:val="21"/>
-                <w:szCs w:val="21"/>
-              </w:rPr>
-              <w:t xml:space="preserve">Ne Yanlıştı?</w:t>
-            </w:r>
-          </w:p>
-          <w:p>
-            <w:pPr>
-              <w:pStyle w:val="ListParagraph"/>
-              <w:numPr>
-                <w:ilvl w:val="0"/>
-                <w:numId w:val="3"/>
-              </w:numPr>
-              <w:spacing w:after="80" w:before="0" w:line="276"/>
-            </w:pPr>
-            <w:r>
-              <w:rPr>
-                <w:rFonts w:ascii="Calibri" w:cs="Calibri" w:eastAsia="Calibri" w:hAnsi="Calibri"/>
-                <w:b/>
-                <w:bCs/>
-                <w:color w:val="262626"/>
-                <w:sz w:val="21"/>
-                <w:szCs w:val="21"/>
-              </w:rPr>
-              <w:t xml:space="preserve">Üretilen kod çalışırken hata veriyordu.</w:t>
-            </w:r>
-            <w:r>
-              <w:rPr>
-                <w:rFonts w:ascii="Calibri" w:cs="Calibri" w:eastAsia="Calibri" w:hAnsi="Calibri"/>
-                <w:color w:val="262626"/>
-                <w:sz w:val="21"/>
-                <w:szCs w:val="21"/>
-              </w:rPr>
-              <w:t xml:space="preserve"> Hipotez dosyalarındaki kodlar doğrudan çalışmadığı için her hipotezin pandas kodu tanımına göre tek tek yeniden kurgulandı.</w:t>
-            </w:r>
-          </w:p>
-          <w:p>
-            <w:pPr>
-              <w:pStyle w:val="ListParagraph"/>
-              <w:numPr>
-                <w:ilvl w:val="0"/>
-                <w:numId w:val="3"/>
-              </w:numPr>
-              <w:spacing w:after="80" w:before="0" w:line="276"/>
-            </w:pPr>
-            <w:r>
-              <w:rPr>
-                <w:rFonts w:ascii="Calibri" w:cs="Calibri" w:eastAsia="Calibri" w:hAnsi="Calibri"/>
-                <w:b/>
-                <w:bCs/>
-                <w:color w:val="262626"/>
-                <w:sz w:val="21"/>
-                <w:szCs w:val="21"/>
-              </w:rPr>
-              <w:t xml:space="preserve">Kod üretiminde token uzunluğu hataları alınıyordu.</w:t>
-            </w:r>
-            <w:r>
-              <w:rPr>
-                <w:rFonts w:ascii="Calibri" w:cs="Calibri" w:eastAsia="Calibri" w:hAnsi="Calibri"/>
-                <w:color w:val="262626"/>
-                <w:sz w:val="21"/>
-                <w:szCs w:val="21"/>
-              </w:rPr>
-              <w:t xml:space="preserve"> ~150 satırlık prompt, sözlük ve tur geçmişiyle birlikte model sınıra takılıyor; üretilen kod ya da çıktı yarıda kalıyordu.</w:t>
-            </w:r>
-          </w:p>
-          <w:p>
-            <w:pPr>
-              <w:pStyle w:val="ListParagraph"/>
-              <w:numPr>
-                <w:ilvl w:val="0"/>
-                <w:numId w:val="3"/>
-              </w:numPr>
-              <w:spacing w:after="80" w:before="0" w:line="276"/>
-            </w:pPr>
-            <w:r>
-              <w:rPr>
-                <w:rFonts w:ascii="Calibri" w:cs="Calibri" w:eastAsia="Calibri" w:hAnsi="Calibri"/>
-                <w:b/>
-                <w:bCs/>
-                <w:color w:val="262626"/>
-                <w:sz w:val="21"/>
-                <w:szCs w:val="21"/>
-              </w:rPr>
-              <w:t xml:space="preserve">Üretilen değişkenler basit ve anlamsızdı.</w:t>
-            </w:r>
-            <w:r>
-              <w:rPr>
-                <w:rFonts w:ascii="Calibri" w:cs="Calibri" w:eastAsia="Calibri" w:hAnsi="Calibri"/>
-                <w:color w:val="262626"/>
-                <w:sz w:val="21"/>
-                <w:szCs w:val="21"/>
-              </w:rPr>
-              <w:t xml:space="preserve"> Çoğu delta, momentum ya da iki pencerenin oranıydı; bir hipotez zaten var olan bir kolonu yeniden "keşfediyordu"; sıfır paydalı oranlar müşterilerin büyük kısmında boş değer üretiyordu.</w:t>
-            </w:r>
-          </w:p>
-          <w:p>
-            <w:pPr>
-              <w:pStyle w:val="ListParagraph"/>
-              <w:numPr>
-                <w:ilvl w:val="0"/>
-                <w:numId w:val="3"/>
-              </w:numPr>
-              <w:spacing w:after="80" w:before="0" w:line="276"/>
-            </w:pPr>
-            <w:r>
-              <w:rPr>
-                <w:rFonts w:ascii="Calibri" w:cs="Calibri" w:eastAsia="Calibri" w:hAnsi="Calibri"/>
-                <w:b/>
-                <w:bCs/>
-                <w:color w:val="262626"/>
-                <w:sz w:val="21"/>
-                <w:szCs w:val="21"/>
-              </w:rPr>
-              <w:t xml:space="preserve">Hipotez metinleri veriyle tutarlı değildi.</w:t>
-            </w:r>
-            <w:r>
-              <w:rPr>
-                <w:rFonts w:ascii="Calibri" w:cs="Calibri" w:eastAsia="Calibri" w:hAnsi="Calibri"/>
-                <w:color w:val="262626"/>
-                <w:sz w:val="21"/>
-                <w:szCs w:val="21"/>
-              </w:rPr>
-              <w:t xml:space="preserve"> Gelen ve giden işlem kolonları (GLN/GDN) ters etiketlenmişti; hipotezler birbiriyle çelişiyordu; stabilite alanı hiçbir dosyada dolmamıştı.</w:t>
-            </w:r>
-          </w:p>
-          <w:p>
-            <w:pPr>
-              <w:pStyle w:val="ListParagraph"/>
-              <w:numPr>
-                <w:ilvl w:val="0"/>
-                <w:numId w:val="3"/>
-              </w:numPr>
-              <w:spacing w:after="80" w:before="0" w:line="276"/>
-            </w:pPr>
-            <w:r>
-              <w:rPr>
-                <w:rFonts w:ascii="Calibri" w:cs="Calibri" w:eastAsia="Calibri" w:hAnsi="Calibri"/>
-                <w:b/>
-                <w:bCs/>
-                <w:color w:val="262626"/>
-                <w:sz w:val="21"/>
-                <w:szCs w:val="21"/>
-              </w:rPr>
-              <w:t xml:space="preserve">Metodoloji eksikti.</w:t>
-            </w:r>
-            <w:r>
-              <w:rPr>
-                <w:rFonts w:ascii="Calibri" w:cs="Calibri" w:eastAsia="Calibri" w:hAnsi="Calibri"/>
-                <w:color w:val="262626"/>
-                <w:sz w:val="21"/>
-                <w:szCs w:val="21"/>
-              </w:rPr>
-              <w:t xml:space="preserve"> Prompt hedefin FPD olduğunu söylemiyordu; eğitim/test ayrımı, sızıntı kontrolü ve minimum segment büyüklüğü kuralı yoktu; %50 hedef oranlı dengeli örneklem lift yorumlarını yanıltıyordu.</w:t>
-            </w:r>
-          </w:p>
-          <w:p>
-            <w:pPr>
-              <w:pStyle w:val="ListParagraph"/>
-              <w:numPr>
-                <w:ilvl w:val="0"/>
-                <w:numId w:val="3"/>
-              </w:numPr>
-              <w:spacing w:after="80" w:before="0" w:line="276"/>
-            </w:pPr>
-            <w:r>
-              <w:rPr>
-                <w:rFonts w:ascii="Calibri" w:cs="Calibri" w:eastAsia="Calibri" w:hAnsi="Calibri"/>
-                <w:b/>
-                <w:bCs/>
-                <w:color w:val="262626"/>
-                <w:sz w:val="21"/>
-                <w:szCs w:val="21"/>
-              </w:rPr>
-              <w:t xml:space="preserve">Kurum ortamında çalışamıyordu.</w:t>
-            </w:r>
-            <w:r>
-              <w:rPr>
-                <w:rFonts w:ascii="Calibri" w:cs="Calibri" w:eastAsia="Calibri" w:hAnsi="Calibri"/>
-                <w:color w:val="262626"/>
-                <w:sz w:val="21"/>
-                <w:szCs w:val="21"/>
-              </w:rPr>
-              <w:t xml:space="preserve"> Teknoloji Mimarisi, langgraph ve deepagents kurulumunu reddetti; akışın Dataiku'nun kendi yetkinlikleriyle yeniden kurulması gerekti.</w:t>
+              <w:t xml:space="preserve">Kullanılan yazılım kütüphaneleri kurum ortamında onaylanmadığı için yapı kullanılamadı.</w:t>
             </w:r>
           </w:p>
         </w:tc>
@@ -2156,11 +1725,6 @@
       <w:pPr>
         <w:spacing w:after="200" w:before="0"/>
       </w:pPr>
-    </w:p>
-    <w:p>
-      <w:r>
-        <w:br w:type="page"/>
-      </w:r>
     </w:p>
     <w:tbl>
       <w:tblPr>
@@ -2262,7 +1826,7 @@
                 <w:sz w:val="24"/>
                 <w:szCs w:val="24"/>
               </w:rPr>
-              <w:t xml:space="preserve">İlk Yapı: Hafızalı Keşif Akışı</w:t>
+              <w:t xml:space="preserve">İlk Yapı: Hesabı Sisteme Veren Akış</w:t>
             </w:r>
           </w:p>
           <w:p>
@@ -2276,7 +1840,7 @@
                 <w:sz w:val="21"/>
                 <w:szCs w:val="21"/>
               </w:rPr>
-              <w:t xml:space="preserve">Akış, kurumda onaylanmayan kütüphaneler olmadan Dataiku LLM Mesh üzerinde yeniden kuruldu ve roller ters çevrildi: yapay zekâ kod yazmaz, değişken önerir; hesabı ve ölçümü kod yapar. Akış Dataiku'daki TARGET_FEATURE_DISCOVERY bölgesinde durmaktadır.</w:t>
+              <w:t xml:space="preserve">Yapay zekânın rolü öneri vermekle sınırlandı; hesaplamayı ve ölçümü sistem yapmaya başladı. Değişken açıklamaları düzenlendi, önerilerin kaydı tutuldu ve sonuçlar modelle test edildi.</w:t>
             </w:r>
           </w:p>
           <w:p>
@@ -2293,7 +1857,7 @@
                 <w:sz w:val="21"/>
                 <w:szCs w:val="21"/>
               </w:rPr>
-              <w:t xml:space="preserve">Ne Yapıldı?</w:t>
+              <w:t xml:space="preserve">Neden Yetmedi?</w:t>
             </w:r>
           </w:p>
           <w:p>
@@ -2308,22 +1872,11 @@
             <w:r>
               <w:rPr>
                 <w:rFonts w:ascii="Calibri" w:cs="Calibri" w:eastAsia="Calibri" w:hAnsi="Calibri"/>
-                <w:b/>
-                <w:bCs/>
                 <w:color w:val="262626"/>
                 <w:sz w:val="21"/>
                 <w:szCs w:val="21"/>
               </w:rPr>
-              <w:t xml:space="preserve">Daha iyi sözlük:</w:t>
-            </w:r>
-            <w:r>
-              <w:rPr>
-                <w:rFonts w:ascii="Calibri" w:cs="Calibri" w:eastAsia="Calibri" w:hAnsi="Calibri"/>
-                <w:color w:val="262626"/>
-                <w:sz w:val="21"/>
-                <w:szCs w:val="21"/>
-              </w:rPr>
-              <w:t xml:space="preserve"> 1.040 kolon açıklaması, yapay zekânın okuyabileceği kompakt bir haritaya çevrildi; 848 kolon eşleşti, 270 aile çıktı.</w:t>
+              <w:t xml:space="preserve">Yapay zekâ, kurallarla üretilebilecek basit değişkenleri üretmeye devam etti.</w:t>
             </w:r>
           </w:p>
           <w:p>
@@ -2338,22 +1891,11 @@
             <w:r>
               <w:rPr>
                 <w:rFonts w:ascii="Calibri" w:cs="Calibri" w:eastAsia="Calibri" w:hAnsi="Calibri"/>
-                <w:b/>
-                <w:bCs/>
                 <w:color w:val="262626"/>
                 <w:sz w:val="21"/>
                 <w:szCs w:val="21"/>
               </w:rPr>
-              <w:t xml:space="preserve">Veri sözleşmesi:</w:t>
-            </w:r>
-            <w:r>
-              <w:rPr>
-                <w:rFonts w:ascii="Calibri" w:cs="Calibri" w:eastAsia="Calibri" w:hAnsi="Calibri"/>
-                <w:color w:val="262626"/>
-                <w:sz w:val="21"/>
-                <w:szCs w:val="21"/>
-              </w:rPr>
-              <w:t xml:space="preserve"> Hedef, kimlik, dönem, doğrulama oranı ve kabul eşikleri tek bir meta dosyasında sabitlendi; %80/%20 tabakalı bölme bir kez dondurulup her koşuda aynı kullanıldı.</w:t>
+              <w:t xml:space="preserve">Değişkenler modele katkısı ölçülmeden kabul ediliyordu; 33 değişken modele katkı sağlamadı.</w:t>
             </w:r>
           </w:p>
           <w:p>
@@ -2368,175 +1910,11 @@
             <w:r>
               <w:rPr>
                 <w:rFonts w:ascii="Calibri" w:cs="Calibri" w:eastAsia="Calibri" w:hAnsi="Calibri"/>
-                <w:b/>
-                <w:bCs/>
                 <w:color w:val="262626"/>
                 <w:sz w:val="21"/>
                 <w:szCs w:val="21"/>
               </w:rPr>
-              <w:t xml:space="preserve">Hafıza:</w:t>
-            </w:r>
-            <w:r>
-              <w:rPr>
-                <w:rFonts w:ascii="Calibri" w:cs="Calibri" w:eastAsia="Calibri" w:hAnsi="Calibri"/>
-                <w:color w:val="262626"/>
-                <w:sz w:val="21"/>
-                <w:szCs w:val="21"/>
-              </w:rPr>
-              <w:t xml:space="preserve"> Kabul edilen değişkenler formül, gerekçe ve istatistikleriyle kayda; reddedilenler gerekçesiyle ayrı bir arşive yazıldı.</w:t>
-            </w:r>
-          </w:p>
-          <w:p>
-            <w:pPr>
-              <w:pStyle w:val="ListParagraph"/>
-              <w:numPr>
-                <w:ilvl w:val="0"/>
-                <w:numId w:val="3"/>
-              </w:numPr>
-              <w:spacing w:after="80" w:before="0" w:line="276"/>
-            </w:pPr>
-            <w:r>
-              <w:rPr>
-                <w:rFonts w:ascii="Calibri" w:cs="Calibri" w:eastAsia="Calibri" w:hAnsi="Calibri"/>
-                <w:b/>
-                <w:bCs/>
-                <w:color w:val="262626"/>
-                <w:sz w:val="21"/>
-                <w:szCs w:val="21"/>
-              </w:rPr>
-              <w:t xml:space="preserve">Keşif döngüsü:</w:t>
-            </w:r>
-            <w:r>
-              <w:rPr>
-                <w:rFonts w:ascii="Calibri" w:cs="Calibri" w:eastAsia="Calibri" w:hAnsi="Calibri"/>
-                <w:color w:val="262626"/>
-                <w:sz w:val="21"/>
-                <w:szCs w:val="21"/>
-              </w:rPr>
-              <w:t xml:space="preserve"> Her turda 6 hipotez ve formül önerildi; kod formülü gerçek kolonlara karşı doğrulayıp decile, lift ve oran farkıyla ölçtü. Yaklaşık 22 tur sonunda 33 değişken birikti; kabul oranı düşünce üretim durduruldu.</w:t>
-            </w:r>
-          </w:p>
-          <w:p>
-            <w:pPr>
-              <w:pStyle w:val="ListParagraph"/>
-              <w:numPr>
-                <w:ilvl w:val="0"/>
-                <w:numId w:val="3"/>
-              </w:numPr>
-              <w:spacing w:after="80" w:before="0" w:line="276"/>
-            </w:pPr>
-            <w:r>
-              <w:rPr>
-                <w:rFonts w:ascii="Calibri" w:cs="Calibri" w:eastAsia="Calibri" w:hAnsi="Calibri"/>
-                <w:b/>
-                <w:bCs/>
-                <w:color w:val="262626"/>
-                <w:sz w:val="21"/>
-                <w:szCs w:val="21"/>
-              </w:rPr>
-              <w:t xml:space="preserve">Kanıt:</w:t>
-            </w:r>
-            <w:r>
-              <w:rPr>
-                <w:rFonts w:ascii="Calibri" w:cs="Calibri" w:eastAsia="Calibri" w:hAnsi="Calibri"/>
-                <w:color w:val="262626"/>
-                <w:sz w:val="21"/>
-                <w:szCs w:val="21"/>
-              </w:rPr>
-              <w:t xml:space="preserve"> Kabul edilen değişkenler veri setine eklendi ve base ile enriched modeller aynı ayarlarla karşılaştırıldı.</w:t>
-            </w:r>
-          </w:p>
-          <w:p>
-            <w:pPr>
-              <w:keepNext/>
-              <w:spacing w:after="60" w:before="120"/>
-            </w:pPr>
-            <w:r>
-              <w:rPr>
-                <w:rFonts w:ascii="Calibri" w:cs="Calibri" w:eastAsia="Calibri" w:hAnsi="Calibri"/>
-                <w:b/>
-                <w:bCs/>
-                <w:color w:val="8A0E11"/>
-                <w:sz w:val="21"/>
-                <w:szCs w:val="21"/>
-              </w:rPr>
-              <w:t xml:space="preserve">Neden Yetmedi?</w:t>
-            </w:r>
-          </w:p>
-          <w:p>
-            <w:pPr>
-              <w:pStyle w:val="ListParagraph"/>
-              <w:numPr>
-                <w:ilvl w:val="0"/>
-                <w:numId w:val="3"/>
-              </w:numPr>
-              <w:spacing w:after="80" w:before="0" w:line="276"/>
-            </w:pPr>
-            <w:r>
-              <w:rPr>
-                <w:rFonts w:ascii="Calibri" w:cs="Calibri" w:eastAsia="Calibri" w:hAnsi="Calibri"/>
-                <w:color w:val="262626"/>
-                <w:sz w:val="21"/>
-                <w:szCs w:val="21"/>
-              </w:rPr>
-              <w:t xml:space="preserve">Yapay zekâ, veri setinde eksik olan geleneksel değişkenleri (delta, trend, momentum, pencere oranı) üretiyordu; bunların kuralla ve deterministik üretilmesi gerekiyordu.</w:t>
-            </w:r>
-          </w:p>
-          <w:p>
-            <w:pPr>
-              <w:pStyle w:val="ListParagraph"/>
-              <w:numPr>
-                <w:ilvl w:val="0"/>
-                <w:numId w:val="3"/>
-              </w:numPr>
-              <w:spacing w:after="80" w:before="0" w:line="276"/>
-            </w:pPr>
-            <w:r>
-              <w:rPr>
-                <w:rFonts w:ascii="Calibri" w:cs="Calibri" w:eastAsia="Calibri" w:hAnsi="Calibri"/>
-                <w:color w:val="262626"/>
-                <w:sz w:val="21"/>
-                <w:szCs w:val="21"/>
-              </w:rPr>
-              <w:t xml:space="preserve">Kabul kriteri modele artımlı katkıya bakmıyordu; 33 değişkenden 32'si elemeyi geçti ama modele katkı sağlamadı.</w:t>
-            </w:r>
-          </w:p>
-          <w:p>
-            <w:pPr>
-              <w:pStyle w:val="ListParagraph"/>
-              <w:numPr>
-                <w:ilvl w:val="0"/>
-                <w:numId w:val="3"/>
-              </w:numPr>
-              <w:spacing w:after="80" w:before="0" w:line="276"/>
-            </w:pPr>
-            <w:r>
-              <w:rPr>
-                <w:rFonts w:ascii="Calibri" w:cs="Calibri" w:eastAsia="Calibri" w:hAnsi="Calibri"/>
-                <w:color w:val="262626"/>
-                <w:sz w:val="21"/>
-                <w:szCs w:val="21"/>
-              </w:rPr>
-              <w:t xml:space="preserve">Dosya adları, hedef ve eşikler projeye özeldi; her adım notebook ve recipe'lerden elle tetikleniyordu. Başka bir ekip başka bir veri setiyle kullanamazdı.</w:t>
-            </w:r>
-          </w:p>
-          <w:p>
-            <w:pPr>
-              <w:pStyle w:val="ListParagraph"/>
-              <w:numPr>
-                <w:ilvl w:val="0"/>
-                <w:numId w:val="3"/>
-              </w:numPr>
-              <w:spacing w:after="80" w:before="0" w:line="276"/>
-            </w:pPr>
-            <w:r>
-              <w:rPr>
-                <w:rFonts w:ascii="Calibri" w:cs="Calibri" w:eastAsia="Calibri" w:hAnsi="Calibri"/>
-                <w:color w:val="262626"/>
-                <w:sz w:val="21"/>
-                <w:szCs w:val="21"/>
-              </w:rPr>
-              <w:t xml:space="preserve">Tip kontrolü, zamansal (OOT) bölme, IV, PSI ve Model Risk'e gidecek dokümantasyon akışın içinde değildi.</w:t>
+              <w:t xml:space="preserve">Yapı tek bir veri setine özeldi ve her adım elle çalıştırılıyordu; başka ekipler kullanamazdı.</w:t>
             </w:r>
           </w:p>
         </w:tc>
@@ -2661,7 +2039,7 @@
                 <w:sz w:val="21"/>
                 <w:szCs w:val="21"/>
               </w:rPr>
-              <w:t xml:space="preserve">İlk iki aşamanın dersleri tek bir sistemde toplandı. Aşağıdaki kurallar bugünkü tasarımın omurgasıdır.</w:t>
+              <w:t xml:space="preserve">İlk iki aşamadan çıkan dersler tek bir sistemde birleştirildi.</w:t>
             </w:r>
           </w:p>
           <w:p>
@@ -2682,7 +2060,7 @@
                 <w:sz w:val="21"/>
                 <w:szCs w:val="21"/>
               </w:rPr>
-              <w:t xml:space="preserve">Yapay zekâ kod yazmaz.</w:t>
+              <w:t xml:space="preserve">Bilinen değişkenler kuralla, yeni fikirler yapay zekâ ile üretilir.</w:t>
             </w:r>
             <w:r>
               <w:rPr>
@@ -2691,7 +2069,7 @@
                 <w:sz w:val="21"/>
                 <w:szCs w:val="21"/>
               </w:rPr>
-              <w:t xml:space="preserve"> Kapalı bir dönüşüm listesinden seçer ya da kısıtlı bir formül dilinde yazar; Python denetler, hesaplar ve çalışır kodu kendisi üretir.</w:t>
+              <w:t xml:space="preserve"> Yapay zekâ zamanını basit işlere harcamaz.</w:t>
             </w:r>
           </w:p>
           <w:p>
@@ -2712,7 +2090,7 @@
                 <w:sz w:val="21"/>
                 <w:szCs w:val="21"/>
               </w:rPr>
-              <w:t xml:space="preserve">Akışı Python yönetir.</w:t>
+              <w:t xml:space="preserve">Yapay zekâ yalnızca öneri verir.</w:t>
             </w:r>
             <w:r>
               <w:rPr>
@@ -2721,7 +2099,7 @@
                 <w:sz w:val="21"/>
                 <w:szCs w:val="21"/>
               </w:rPr>
-              <w:t xml:space="preserve"> Adımlar, geçişler ve onaylar deterministiktir; yapay zekâ hiçbir adımı ilerletemez. (Akışı sohbet üzerinden yapay zekâya yönettirme denemesi, çalışmamış adımların "tamamlandı" sayılması nedeniyle bırakıldı.)</w:t>
+              <w:t xml:space="preserve"> Hesaplama, kontrol ve karar sistemdedir; analist her adımı onaylar.</w:t>
             </w:r>
           </w:p>
           <w:p>
@@ -2742,7 +2120,7 @@
                 <w:sz w:val="21"/>
                 <w:szCs w:val="21"/>
               </w:rPr>
-              <w:t xml:space="preserve">Geleneksel ve AI üretimi ayrıdır.</w:t>
+              <w:t xml:space="preserve">Her değişkenin modele katkısı ölçülür.</w:t>
             </w:r>
             <w:r>
               <w:rPr>
@@ -2751,7 +2129,7 @@
                 <w:sz w:val="21"/>
                 <w:szCs w:val="21"/>
               </w:rPr>
-              <w:t xml:space="preserve"> Fark, oran, log, sıralama ve uç değer kırpma kural tabanlı adımda; birden çok kolonu birleştiren yeni değişkenler yapay zekâ keşfinde üretilir.</w:t>
+              <w:t xml:space="preserve"> Modeli iyileştirmeyen değişken kullanılmaz.</w:t>
             </w:r>
           </w:p>
           <w:p>
@@ -2772,7 +2150,7 @@
                 <w:sz w:val="21"/>
                 <w:szCs w:val="21"/>
               </w:rPr>
-              <w:t xml:space="preserve">Kabul kararı model testine bağlıdır.</w:t>
+              <w:t xml:space="preserve">Farklı veri setleri ve modeller için kullanılabilir.</w:t>
             </w:r>
             <w:r>
               <w:rPr>
@@ -2781,7 +2159,7 @@
                 <w:sz w:val="21"/>
                 <w:szCs w:val="21"/>
               </w:rPr>
-              <w:t xml:space="preserve"> Değişken, aynı bölme ve algoritmayla base modele karşı 5 seed ile test edilir; güven aralığı sıfırı içeriyorsa "katkı ayırt edilemiyor" denir.</w:t>
+              <w:t xml:space="preserve"> Yapı tek bir projeye bağlı değildir.</w:t>
             </w:r>
           </w:p>
           <w:p>
@@ -2802,7 +2180,7 @@
                 <w:sz w:val="21"/>
                 <w:szCs w:val="21"/>
               </w:rPr>
-              <w:t xml:space="preserve">Bölme baştan sabittir.</w:t>
+              <w:t xml:space="preserve">Her şey kayıt altındadır.</w:t>
             </w:r>
             <w:r>
               <w:rPr>
@@ -2811,37 +2189,7 @@
                 <w:sz w:val="21"/>
                 <w:szCs w:val="21"/>
               </w:rPr>
-              <w:t xml:space="preserve"> Tüm öğrenmeler yalnızca eğitim satırlarından yapılır; zamansal bölmede son dönem test (OOT) olarak ayrılır, rastgele bölmede aynı müşterinin kayıtları bir arada tutulur.</w:t>
-            </w:r>
-          </w:p>
-          <w:p>
-            <w:pPr>
-              <w:pStyle w:val="ListParagraph"/>
-              <w:numPr>
-                <w:ilvl w:val="0"/>
-                <w:numId w:val="3"/>
-              </w:numPr>
-              <w:spacing w:after="80" w:before="0" w:line="276"/>
-            </w:pPr>
-            <w:r>
-              <w:rPr>
-                <w:rFonts w:ascii="Calibri" w:cs="Calibri" w:eastAsia="Calibri" w:hAnsi="Calibri"/>
-                <w:b/>
-                <w:bCs/>
-                <w:color w:val="262626"/>
-                <w:sz w:val="21"/>
-                <w:szCs w:val="21"/>
-              </w:rPr>
-              <w:t xml:space="preserve">Veri seti ve sözlük parametredir.</w:t>
-            </w:r>
-            <w:r>
-              <w:rPr>
-                <w:rFonts w:ascii="Calibri" w:cs="Calibri" w:eastAsia="Calibri" w:hAnsi="Calibri"/>
-                <w:color w:val="262626"/>
-                <w:sz w:val="21"/>
-                <w:szCs w:val="21"/>
-              </w:rPr>
-              <w:t xml:space="preserve"> Hedef, kimlik ve dönem kullanıcıdan alınır; aynı akış her modelleme çalışmasında, ek kütüphane kurulumu olmadan çalışır.</w:t>
+              <w:t xml:space="preserve"> Hangi değişkenin neden eklendiği ve nasıl hesaplandığı raporlanır; denetim ve validasyon için hazırdır.</w:t>
             </w:r>
           </w:p>
         </w:tc>
@@ -2871,7 +2219,7 @@
           <w:sz w:val="34"/>
           <w:szCs w:val="34"/>
         </w:rPr>
-        <w:t xml:space="preserve">Bugünkü Yapıda Değişken Üretimi: İşleyiş Ayrıntısı</w:t>
+        <w:t xml:space="preserve">Sonraki Adım: Analitik Modelleme Platformu</w:t>
       </w:r>
     </w:p>
     <w:p>
@@ -2885,435 +2233,7 @@
           <w:sz w:val="21"/>
           <w:szCs w:val="21"/>
         </w:rPr>
-        <w:t xml:space="preserve">Değişken üretimi iki üretim adımı ve üç kapıdan oluşur. Her adım önce planını gösterir; kullanıcı onaylamadan hiçbir değişken üretilmez.</w:t>
-      </w:r>
-    </w:p>
-    <w:p>
-      <w:pPr>
-        <w:pStyle w:val="ListParagraph"/>
-        <w:numPr>
-          <w:ilvl w:val="0"/>
-          <w:numId w:val="4"/>
-        </w:numPr>
-        <w:spacing w:after="80" w:before="0" w:line="276"/>
-      </w:pPr>
-      <w:r>
-        <w:rPr>
-          <w:rFonts w:ascii="Calibri" w:cs="Calibri" w:eastAsia="Calibri" w:hAnsi="Calibri"/>
-          <w:b/>
-          <w:bCs/>
-          <w:color w:val="262626"/>
-          <w:sz w:val="21"/>
-          <w:szCs w:val="21"/>
-        </w:rPr>
-        <w:t xml:space="preserve">Kural Tabanlı Üretim:</w:t>
-      </w:r>
-      <w:r>
-        <w:rPr>
-          <w:rFonts w:ascii="Calibri" w:cs="Calibri" w:eastAsia="Calibri" w:hAnsi="Calibri"/>
-          <w:color w:val="262626"/>
-          <w:sz w:val="21"/>
-          <w:szCs w:val="21"/>
-        </w:rPr>
-        <w:t xml:space="preserve"> Yapay zekâ sözlük açıklamalarını okuyup hangi kolon grubuna hangi klasik dönüşümün uygulanacağını önerir. Seçenekler kapalı bir listeyle sınırlıdır: fark, oran, log, sıralama (rank) ve uç değer kırpma (winsorize); en fazla 12 dönüşüm ailesi önerilir. Kullanıcı planın tümünü ya da bir kısmını onaylar; hesabı Python yapar. Kırpma eşikleri ve sıralama referansı yalnızca eğitim satırlarından öğrenilir.</w:t>
-      </w:r>
-    </w:p>
-    <w:p>
-      <w:pPr>
-        <w:pStyle w:val="ListParagraph"/>
-        <w:numPr>
-          <w:ilvl w:val="0"/>
-          <w:numId w:val="4"/>
-        </w:numPr>
-        <w:spacing w:after="80" w:before="0" w:line="276"/>
-      </w:pPr>
-      <w:r>
-        <w:rPr>
-          <w:rFonts w:ascii="Calibri" w:cs="Calibri" w:eastAsia="Calibri" w:hAnsi="Calibri"/>
-          <w:b/>
-          <w:bCs/>
-          <w:color w:val="262626"/>
-          <w:sz w:val="21"/>
-          <w:szCs w:val="21"/>
-        </w:rPr>
-        <w:t xml:space="preserve">AI Değişken Keşfi:</w:t>
-      </w:r>
-      <w:r>
-        <w:rPr>
-          <w:rFonts w:ascii="Calibri" w:cs="Calibri" w:eastAsia="Calibri" w:hAnsi="Calibri"/>
-          <w:color w:val="262626"/>
-          <w:sz w:val="21"/>
-          <w:szCs w:val="21"/>
-        </w:rPr>
-        <w:t xml:space="preserve"> Yapay zekâ, en az iki kolonu birleştiren en fazla 10 yeni değişken hipotezi yazar. Bunu Python koduyla değil kısıtlı bir formül diliyle yapar (dört işlem, log1p, abs, sqrt, rank, clip, fark). Her formül söz dizimi ağacı düzeyinde denetlenir, kolon adları gerçek şemayla karşılaştırılır ve platformun kendi yürütücüsüyle hesaplanır; eval kullanılmaz. Tek değişken analizinde (SFA) en güçlü çıkan değişkenler yapay zekâya bağlam olarak verilir.</w:t>
-      </w:r>
-    </w:p>
-    <w:p>
-      <w:pPr>
-        <w:pStyle w:val="ListParagraph"/>
-        <w:numPr>
-          <w:ilvl w:val="0"/>
-          <w:numId w:val="4"/>
-        </w:numPr>
-        <w:spacing w:after="80" w:before="0" w:line="276"/>
-      </w:pPr>
-      <w:r>
-        <w:rPr>
-          <w:rFonts w:ascii="Calibri" w:cs="Calibri" w:eastAsia="Calibri" w:hAnsi="Calibri"/>
-          <w:b/>
-          <w:bCs/>
-          <w:color w:val="262626"/>
-          <w:sz w:val="21"/>
-          <w:szCs w:val="21"/>
-        </w:rPr>
-        <w:t xml:space="preserve">Kalite Kapısı:</w:t>
-      </w:r>
-      <w:r>
-        <w:rPr>
-          <w:rFonts w:ascii="Calibri" w:cs="Calibri" w:eastAsia="Calibri" w:hAnsi="Calibri"/>
-          <w:color w:val="262626"/>
-          <w:sz w:val="21"/>
-          <w:szCs w:val="21"/>
-        </w:rPr>
-        <w:t xml:space="preserve"> Boş oranı %50'nin üstünde olanlar, sabit değer taşıyanlar ve hedefle korelasyonu 0,95'i aşanlar (sızıntı şüphesi) elenir.</w:t>
-      </w:r>
-    </w:p>
-    <w:p>
-      <w:pPr>
-        <w:pStyle w:val="ListParagraph"/>
-        <w:numPr>
-          <w:ilvl w:val="0"/>
-          <w:numId w:val="4"/>
-        </w:numPr>
-        <w:spacing w:after="80" w:before="0" w:line="276"/>
-      </w:pPr>
-      <w:r>
-        <w:rPr>
-          <w:rFonts w:ascii="Calibri" w:cs="Calibri" w:eastAsia="Calibri" w:hAnsi="Calibri"/>
-          <w:b/>
-          <w:bCs/>
-          <w:color w:val="262626"/>
-          <w:sz w:val="21"/>
-          <w:szCs w:val="21"/>
-        </w:rPr>
-        <w:t xml:space="preserve">Seçim Hattı:</w:t>
-      </w:r>
-      <w:r>
-        <w:rPr>
-          <w:rFonts w:ascii="Calibri" w:cs="Calibri" w:eastAsia="Calibri" w:hAnsi="Calibri"/>
-          <w:color w:val="262626"/>
-          <w:sz w:val="21"/>
-          <w:szCs w:val="21"/>
-        </w:rPr>
-        <w:t xml:space="preserve"> Yarı sabit olanlar, birbirine çok benzeyenler (|r| &gt; 0,95 olan çiftte IV'si düşük olan) ve model önemi çok düşük olanlar elenir. Hepsi yalnızca eğitim satırlarında hesaplanır; elenen her değişkenin hangi adımda ve neden elendiği tabloda kalır.</w:t>
-      </w:r>
-    </w:p>
-    <w:p>
-      <w:pPr>
-        <w:pStyle w:val="ListParagraph"/>
-        <w:numPr>
-          <w:ilvl w:val="0"/>
-          <w:numId w:val="4"/>
-        </w:numPr>
-        <w:spacing w:after="80" w:before="0" w:line="276"/>
-      </w:pPr>
-      <w:r>
-        <w:rPr>
-          <w:rFonts w:ascii="Calibri" w:cs="Calibri" w:eastAsia="Calibri" w:hAnsi="Calibri"/>
-          <w:b/>
-          <w:bCs/>
-          <w:color w:val="262626"/>
-          <w:sz w:val="21"/>
-          <w:szCs w:val="21"/>
-        </w:rPr>
-        <w:t xml:space="preserve">Model Karşılaştırması:</w:t>
-      </w:r>
-      <w:r>
-        <w:rPr>
-          <w:rFonts w:ascii="Calibri" w:cs="Calibri" w:eastAsia="Calibri" w:hAnsi="Calibri"/>
-          <w:color w:val="262626"/>
-          <w:sz w:val="21"/>
-          <w:szCs w:val="21"/>
-        </w:rPr>
-        <w:t xml:space="preserve"> Aynı bölme ve aynı algoritmayla (gradient boosting, erken durdurma açık; eksik değerler modele bırakılır) base ve enriched modeller eğitilir. Ölçüm 5 seed ile tekrarlanır; AUC, Gini ve KS farkı ortalama, standart sapma ve %95 güven aralığıyla raporlanır. Karşılaştırma yalnızca eğitim satırlarında yapılır; test ve OOT satırları bu adıma girmez.</w:t>
-      </w:r>
-    </w:p>
-    <w:p>
-      <w:pPr>
-        <w:pStyle w:val="ListParagraph"/>
-        <w:numPr>
-          <w:ilvl w:val="0"/>
-          <w:numId w:val="4"/>
-        </w:numPr>
-        <w:spacing w:after="80" w:before="0" w:line="276"/>
-      </w:pPr>
-      <w:r>
-        <w:rPr>
-          <w:rFonts w:ascii="Calibri" w:cs="Calibri" w:eastAsia="Calibri" w:hAnsi="Calibri"/>
-          <w:b/>
-          <w:bCs/>
-          <w:color w:val="262626"/>
-          <w:sz w:val="21"/>
-          <w:szCs w:val="21"/>
-        </w:rPr>
-        <w:t xml:space="preserve">Değişken Kütüğü ve Üretim Kodu:</w:t>
-      </w:r>
-      <w:r>
-        <w:rPr>
-          <w:rFonts w:ascii="Calibri" w:cs="Calibri" w:eastAsia="Calibri" w:hAnsi="Calibri"/>
-          <w:color w:val="262626"/>
-          <w:sz w:val="21"/>
-          <w:szCs w:val="21"/>
-        </w:rPr>
-        <w:t xml:space="preserve"> Her değişkenin formülü, kaynak kolonları, gerekçesi, kalite ve seçim sonucu ve model katkısı tek tabloda tutulur. Tüm üretimin çalıştırılabilir Python kodu tek dosyaya yazılır; sonuç başka bir ortamda yeniden üretilebilir.</w:t>
-      </w:r>
-    </w:p>
-    <w:p>
-      <w:pPr>
-        <w:pStyle w:val="Heading2"/>
-        <w:keepNext/>
-        <w:spacing w:after="100" w:before="280"/>
-      </w:pPr>
-      <w:r>
-        <w:rPr>
-          <w:rFonts w:ascii="Calibri" w:cs="Calibri" w:eastAsia="Calibri" w:hAnsi="Calibri"/>
-          <w:b/>
-          <w:bCs/>
-          <w:color w:val="D51115"/>
-          <w:sz w:val="24"/>
-          <w:szCs w:val="24"/>
-        </w:rPr>
-        <w:t xml:space="preserve">Üretimi Çevreleyen Güvence Katmanı</w:t>
-      </w:r>
-    </w:p>
-    <w:p>
-      <w:pPr>
-        <w:spacing w:after="140" w:before="0" w:line="276"/>
-      </w:pPr>
-      <w:r>
-        <w:rPr>
-          <w:rFonts w:ascii="Calibri" w:cs="Calibri" w:eastAsia="Calibri" w:hAnsi="Calibri"/>
-          <w:color w:val="262626"/>
-          <w:sz w:val="21"/>
-          <w:szCs w:val="21"/>
-        </w:rPr>
-        <w:t xml:space="preserve">Bir değişkenin gerçekten işe yaradığını söyleyebilmek için üretimden önce ve sonra şu unsurların kurulu olması gerekir; bugünkü yapı bunların hepsini aynı akışta kurar.</w:t>
-      </w:r>
-    </w:p>
-    <w:p>
-      <w:pPr>
-        <w:pStyle w:val="ListParagraph"/>
-        <w:numPr>
-          <w:ilvl w:val="0"/>
-          <w:numId w:val="3"/>
-        </w:numPr>
-        <w:spacing w:after="80" w:before="0" w:line="276"/>
-      </w:pPr>
-      <w:r>
-        <w:rPr>
-          <w:rFonts w:ascii="Calibri" w:cs="Calibri" w:eastAsia="Calibri" w:hAnsi="Calibri"/>
-          <w:b/>
-          <w:bCs/>
-          <w:color w:val="262626"/>
-          <w:sz w:val="21"/>
-          <w:szCs w:val="21"/>
-        </w:rPr>
-        <w:t xml:space="preserve">Veri sözleşmesi:</w:t>
-      </w:r>
-      <w:r>
-        <w:rPr>
-          <w:rFonts w:ascii="Calibri" w:cs="Calibri" w:eastAsia="Calibri" w:hAnsi="Calibri"/>
-          <w:color w:val="262626"/>
-          <w:sz w:val="21"/>
-          <w:szCs w:val="21"/>
-        </w:rPr>
-        <w:t xml:space="preserve"> Hedef, kimlik ve dönem iki kez korunur; ne bir dönüşüme girer ne de yeni bir değişkenin adı olabilir.</w:t>
-      </w:r>
-    </w:p>
-    <w:p>
-      <w:pPr>
-        <w:pStyle w:val="ListParagraph"/>
-        <w:numPr>
-          <w:ilvl w:val="0"/>
-          <w:numId w:val="3"/>
-        </w:numPr>
-        <w:spacing w:after="80" w:before="0" w:line="276"/>
-      </w:pPr>
-      <w:r>
-        <w:rPr>
-          <w:rFonts w:ascii="Calibri" w:cs="Calibri" w:eastAsia="Calibri" w:hAnsi="Calibri"/>
-          <w:b/>
-          <w:bCs/>
-          <w:color w:val="262626"/>
-          <w:sz w:val="21"/>
-          <w:szCs w:val="21"/>
-        </w:rPr>
-        <w:t xml:space="preserve">Sözlük:</w:t>
-      </w:r>
-      <w:r>
-        <w:rPr>
-          <w:rFonts w:ascii="Calibri" w:cs="Calibri" w:eastAsia="Calibri" w:hAnsi="Calibri"/>
-          <w:color w:val="262626"/>
-          <w:sz w:val="21"/>
-          <w:szCs w:val="21"/>
-        </w:rPr>
-        <w:t xml:space="preserve"> Eksik açıklamalar için yapay zekâ öneri sunar, kullanıcı onaylar. Kurumsal sözlük tablosu hiçbir koşulda değiştirilmez; oturuma özel bir kopya üzerinde çalışılır.</w:t>
-      </w:r>
-    </w:p>
-    <w:p>
-      <w:pPr>
-        <w:pStyle w:val="ListParagraph"/>
-        <w:numPr>
-          <w:ilvl w:val="0"/>
-          <w:numId w:val="3"/>
-        </w:numPr>
-        <w:spacing w:after="80" w:before="0" w:line="276"/>
-      </w:pPr>
-      <w:r>
-        <w:rPr>
-          <w:rFonts w:ascii="Calibri" w:cs="Calibri" w:eastAsia="Calibri" w:hAnsi="Calibri"/>
-          <w:b/>
-          <w:bCs/>
-          <w:color w:val="262626"/>
-          <w:sz w:val="21"/>
-          <w:szCs w:val="21"/>
-        </w:rPr>
-        <w:t xml:space="preserve">Tip ve kalite kontrolü:</w:t>
-      </w:r>
-      <w:r>
-        <w:rPr>
-          <w:rFonts w:ascii="Calibri" w:cs="Calibri" w:eastAsia="Calibri" w:hAnsi="Calibri"/>
-          <w:color w:val="262626"/>
-          <w:sz w:val="21"/>
-          <w:szCs w:val="21"/>
-        </w:rPr>
-        <w:t xml:space="preserve"> Metin olarak gelen tutarlar, sayı olarak gelen tarihler ve kodlar yalnızca verinin izin verdiği dönüşümlerle düzeltilir; tek değerli kolonlar süreç dışı bırakılır.</w:t>
-      </w:r>
-    </w:p>
-    <w:p>
-      <w:pPr>
-        <w:pStyle w:val="ListParagraph"/>
-        <w:numPr>
-          <w:ilvl w:val="0"/>
-          <w:numId w:val="3"/>
-        </w:numPr>
-        <w:spacing w:after="80" w:before="0" w:line="276"/>
-      </w:pPr>
-      <w:r>
-        <w:rPr>
-          <w:rFonts w:ascii="Calibri" w:cs="Calibri" w:eastAsia="Calibri" w:hAnsi="Calibri"/>
-          <w:b/>
-          <w:bCs/>
-          <w:color w:val="262626"/>
-          <w:sz w:val="21"/>
-          <w:szCs w:val="21"/>
-        </w:rPr>
-        <w:t xml:space="preserve">Referans çizgisi:</w:t>
-      </w:r>
-      <w:r>
-        <w:rPr>
-          <w:rFonts w:ascii="Calibri" w:cs="Calibri" w:eastAsia="Calibri" w:hAnsi="Calibri"/>
-          <w:color w:val="262626"/>
-          <w:sz w:val="21"/>
-          <w:szCs w:val="21"/>
-        </w:rPr>
-        <w:t xml:space="preserve"> Mevcut değişkenlerin tek değişken gücü (IV, C-değeri) ve zaman içindeki stabilitesi (PSI) ölçülür; yeni değişkenler bu çizgiyle karşılaştırılır.</w:t>
-      </w:r>
-    </w:p>
-    <w:p>
-      <w:pPr>
-        <w:pStyle w:val="ListParagraph"/>
-        <w:numPr>
-          <w:ilvl w:val="0"/>
-          <w:numId w:val="3"/>
-        </w:numPr>
-        <w:spacing w:after="80" w:before="0" w:line="276"/>
-      </w:pPr>
-      <w:r>
-        <w:rPr>
-          <w:rFonts w:ascii="Calibri" w:cs="Calibri" w:eastAsia="Calibri" w:hAnsi="Calibri"/>
-          <w:b/>
-          <w:bCs/>
-          <w:color w:val="262626"/>
-          <w:sz w:val="21"/>
-          <w:szCs w:val="21"/>
-        </w:rPr>
-        <w:t xml:space="preserve">Belge:</w:t>
-      </w:r>
-      <w:r>
-        <w:rPr>
-          <w:rFonts w:ascii="Calibri" w:cs="Calibri" w:eastAsia="Calibri" w:hAnsi="Calibri"/>
-          <w:color w:val="262626"/>
-          <w:sz w:val="21"/>
-          <w:szCs w:val="21"/>
-        </w:rPr>
-        <w:t xml:space="preserve"> Her değişken kütüğe, tüm çalışma Model Risk'e gidecek Teknik Model Dokümanı'na yazılır. Dokümandaki her sayı koddan gelir; yapay zekâ tek bir metrik yazmaz. Doküman Word, değişken listesi Excel olarak ek paket gerektirmeden indirilir.</w:t>
-      </w:r>
-    </w:p>
-    <w:p>
-      <w:pPr>
-        <w:pStyle w:val="ListParagraph"/>
-        <w:numPr>
-          <w:ilvl w:val="0"/>
-          <w:numId w:val="3"/>
-        </w:numPr>
-        <w:spacing w:after="80" w:before="0" w:line="276"/>
-      </w:pPr>
-      <w:r>
-        <w:rPr>
-          <w:rFonts w:ascii="Calibri" w:cs="Calibri" w:eastAsia="Calibri" w:hAnsi="Calibri"/>
-          <w:b/>
-          <w:bCs/>
-          <w:color w:val="262626"/>
-          <w:sz w:val="21"/>
-          <w:szCs w:val="21"/>
-        </w:rPr>
-        <w:t xml:space="preserve">Veri güvenliği:</w:t>
-      </w:r>
-      <w:r>
-        <w:rPr>
-          <w:rFonts w:ascii="Calibri" w:cs="Calibri" w:eastAsia="Calibri" w:hAnsi="Calibri"/>
-          <w:color w:val="262626"/>
-          <w:sz w:val="21"/>
-          <w:szCs w:val="21"/>
-        </w:rPr>
-        <w:t xml:space="preserve"> Kişisel veri çağrıştıran kolonların gerçek değerleri yapay zekâya gönderilmez; girdi tablolarına ve kurumsal sözlüğe yazılmaz.</w:t>
-      </w:r>
-    </w:p>
-    <w:p>
-      <w:r>
-        <w:br w:type="page"/>
-      </w:r>
-    </w:p>
-    <w:p>
-      <w:pPr>
-        <w:pStyle w:val="Heading1"/>
-        <w:spacing w:after="320" w:before="0"/>
-      </w:pPr>
-      <w:r>
-        <w:rPr>
-          <w:rFonts w:ascii="Calibri" w:cs="Calibri" w:eastAsia="Calibri" w:hAnsi="Calibri"/>
-          <w:b/>
-          <w:bCs/>
-          <w:color w:val="D51115"/>
-          <w:sz w:val="34"/>
-          <w:szCs w:val="34"/>
-        </w:rPr>
-        <w:t xml:space="preserve">Sonraki Adım: Analitik Modelleme Platformu</w:t>
-      </w:r>
-    </w:p>
-    <w:p>
-      <w:pPr>
-        <w:spacing w:after="140" w:before="0" w:line="276"/>
-      </w:pPr>
-      <w:r>
-        <w:rPr>
-          <w:rFonts w:ascii="Calibri" w:cs="Calibri" w:eastAsia="Calibri" w:hAnsi="Calibri"/>
-          <w:color w:val="262626"/>
-          <w:sz w:val="21"/>
-          <w:szCs w:val="21"/>
-        </w:rPr>
-        <w:t xml:space="preserve">Değişken üretimi, ham veriden final modele uzanan beş fazlı bir modelleme akışının üçüncü fazı olarak kurulmuştur. Platform, veri ve sözlük seçiminden Model Risk'e gidecek dokümana kadar tüm süreci tek arayüzde yönetir. Hedef, platformu banka içinde diğer modelleme ekiplerinin kendi yetkili veri setleriyle kullanabileceği bir araca dönüştürmektir.</w:t>
+        <w:t xml:space="preserve">Değişken üretimi, veriden final modele kadar uzanan beş adımlı bir modelleme sürecinin parçası olarak kuruldu. Sonraki adımda bu süreç tek bir platformda birleştirilerek banka içindeki diğer modelleme ekiplerinin kullanımına açılacaktır.</w:t>
       </w:r>
     </w:p>
     <w:tbl>
@@ -3329,9 +2249,8 @@
         </w:tblBorders>
       </w:tblPr>
       <w:tblGrid>
-        <w:gridCol w:w="2602"/>
-        <w:gridCol w:w="3662"/>
-        <w:gridCol w:w="3374"/>
+        <w:gridCol w:w="3277"/>
+        <w:gridCol w:w="6361"/>
       </w:tblGrid>
       <w:tr>
         <w:trPr>
@@ -3340,7 +2259,7 @@
         </w:trPr>
         <w:tc>
           <w:tcPr>
-            <w:tcW w:type="dxa" w:w="2602"/>
+            <w:tcW w:type="dxa" w:w="3277"/>
             <w:tcBorders>
               <w:top w:val="none" w:color="FFFFFF" w:sz="0"/>
               <w:left w:val="none" w:color="FFFFFF" w:sz="0"/>
@@ -3369,13 +2288,13 @@
                 <w:sz w:val="20"/>
                 <w:szCs w:val="20"/>
               </w:rPr>
-              <w:t xml:space="preserve">Faz</w:t>
-            </w:r>
-          </w:p>
-        </w:tc>
-        <w:tc>
-          <w:tcPr>
-            <w:tcW w:type="dxa" w:w="3662"/>
+              <w:t xml:space="preserve">Adım</w:t>
+            </w:r>
+          </w:p>
+        </w:tc>
+        <w:tc>
+          <w:tcPr>
+            <w:tcW w:type="dxa" w:w="6361"/>
             <w:tcBorders>
               <w:top w:val="none" w:color="FFFFFF" w:sz="0"/>
               <w:left w:val="none" w:color="FFFFFF" w:sz="0"/>
@@ -3404,20 +2323,25 @@
                 <w:sz w:val="20"/>
                 <w:szCs w:val="20"/>
               </w:rPr>
-              <w:t xml:space="preserve">Ne yapılıyor</w:t>
-            </w:r>
-          </w:p>
-        </w:tc>
-        <w:tc>
-          <w:tcPr>
-            <w:tcW w:type="dxa" w:w="3374"/>
-            <w:tcBorders>
-              <w:top w:val="none" w:color="FFFFFF" w:sz="0"/>
+              <w:t xml:space="preserve">Ne Yapılır?</w:t>
+            </w:r>
+          </w:p>
+        </w:tc>
+      </w:tr>
+      <w:tr>
+        <w:trPr>
+          <w:cantSplit/>
+          <w:tblHeader w:val="false"/>
+        </w:trPr>
+        <w:tc>
+          <w:tcPr>
+            <w:tcW w:type="dxa" w:w="3277"/>
+            <w:tcBorders>
+              <w:top w:val="single" w:color="D9D9D9" w:sz="4"/>
               <w:left w:val="none" w:color="FFFFFF" w:sz="0"/>
               <w:bottom w:val="single" w:color="D9D9D9" w:sz="4"/>
               <w:right w:val="none" w:color="FFFFFF" w:sz="0"/>
             </w:tcBorders>
-            <w:shd w:fill="FBE9E9" w:color="auto" w:val="clear"/>
             <w:tcMar>
               <w:top w:type="dxa" w:w="80"/>
               <w:left w:type="dxa" w:w="110"/>
@@ -3433,13 +2357,43 @@
             <w:r>
               <w:rPr>
                 <w:rFonts w:ascii="Calibri" w:cs="Calibri" w:eastAsia="Calibri" w:hAnsi="Calibri"/>
-                <w:b/>
-                <w:bCs/>
-                <w:color w:val="8A0E11"/>
+                <w:color w:val="262626"/>
                 <w:sz w:val="20"/>
                 <w:szCs w:val="20"/>
               </w:rPr>
-              <w:t xml:space="preserve">Değişken üretimine katkısı</w:t>
+              <w:t xml:space="preserve">01 Çalışma Kurulumu</w:t>
+            </w:r>
+          </w:p>
+        </w:tc>
+        <w:tc>
+          <w:tcPr>
+            <w:tcW w:type="dxa" w:w="6361"/>
+            <w:tcBorders>
+              <w:top w:val="single" w:color="D9D9D9" w:sz="4"/>
+              <w:left w:val="none" w:color="FFFFFF" w:sz="0"/>
+              <w:bottom w:val="single" w:color="D9D9D9" w:sz="4"/>
+              <w:right w:val="none" w:color="FFFFFF" w:sz="0"/>
+            </w:tcBorders>
+            <w:tcMar>
+              <w:top w:type="dxa" w:w="80"/>
+              <w:left w:type="dxa" w:w="110"/>
+              <w:bottom w:type="dxa" w:w="80"/>
+              <w:right w:type="dxa" w:w="110"/>
+            </w:tcMar>
+          </w:tcPr>
+          <w:p>
+            <w:pPr>
+              <w:spacing w:after="0" w:before="0" w:line="264"/>
+              <w:jc w:val="left"/>
+            </w:pPr>
+            <w:r>
+              <w:rPr>
+                <w:rFonts w:ascii="Calibri" w:cs="Calibri" w:eastAsia="Calibri" w:hAnsi="Calibri"/>
+                <w:color w:val="262626"/>
+                <w:sz w:val="20"/>
+                <w:szCs w:val="20"/>
+              </w:rPr>
+              <w:t xml:space="preserve">Veri seçilir, modelin amacı tanımlanır.</w:t>
             </w:r>
           </w:p>
         </w:tc>
@@ -3451,7 +2405,7 @@
         </w:trPr>
         <w:tc>
           <w:tcPr>
-            <w:tcW w:type="dxa" w:w="2602"/>
+            <w:tcW w:type="dxa" w:w="3277"/>
             <w:tcBorders>
               <w:top w:val="single" w:color="D9D9D9" w:sz="4"/>
               <w:left w:val="none" w:color="FFFFFF" w:sz="0"/>
@@ -3477,13 +2431,13 @@
                 <w:sz w:val="20"/>
                 <w:szCs w:val="20"/>
               </w:rPr>
-              <w:t xml:space="preserve">01 Çalışma Kurulumu</w:t>
-            </w:r>
-          </w:p>
-        </w:tc>
-        <w:tc>
-          <w:tcPr>
-            <w:tcW w:type="dxa" w:w="3662"/>
+              <w:t xml:space="preserve">02 Veri Hazırlığı</w:t>
+            </w:r>
+          </w:p>
+        </w:tc>
+        <w:tc>
+          <w:tcPr>
+            <w:tcW w:type="dxa" w:w="6361"/>
             <w:tcBorders>
               <w:top w:val="single" w:color="D9D9D9" w:sz="4"/>
               <w:left w:val="none" w:color="FFFFFF" w:sz="0"/>
@@ -3509,13 +2463,19 @@
                 <w:sz w:val="20"/>
                 <w:szCs w:val="20"/>
               </w:rPr>
-              <w:t xml:space="preserve">Veri ve sözlük, modelleme tanımları, tip kontrolü, bölme</w:t>
-            </w:r>
-          </w:p>
-        </w:tc>
-        <w:tc>
-          <w:tcPr>
-            <w:tcW w:type="dxa" w:w="3374"/>
+              <w:t xml:space="preserve">Veri incelenir, kalite kontrolleri yapılır.</w:t>
+            </w:r>
+          </w:p>
+        </w:tc>
+      </w:tr>
+      <w:tr>
+        <w:trPr>
+          <w:cantSplit/>
+          <w:tblHeader w:val="false"/>
+        </w:trPr>
+        <w:tc>
+          <w:tcPr>
+            <w:tcW w:type="dxa" w:w="3277"/>
             <w:tcBorders>
               <w:top w:val="single" w:color="D9D9D9" w:sz="4"/>
               <w:left w:val="none" w:color="FFFFFF" w:sz="0"/>
@@ -3537,11 +2497,47 @@
             <w:r>
               <w:rPr>
                 <w:rFonts w:ascii="Calibri" w:cs="Calibri" w:eastAsia="Calibri" w:hAnsi="Calibri"/>
+                <w:b/>
+                <w:bCs/>
                 <w:color w:val="262626"/>
                 <w:sz w:val="20"/>
                 <w:szCs w:val="20"/>
               </w:rPr>
-              <w:t xml:space="preserve">Hedef, kimlik ve sızıntı sınırını belirler</w:t>
+              <w:t xml:space="preserve">03 Değişken Üretimi</w:t>
+            </w:r>
+          </w:p>
+        </w:tc>
+        <w:tc>
+          <w:tcPr>
+            <w:tcW w:type="dxa" w:w="6361"/>
+            <w:tcBorders>
+              <w:top w:val="single" w:color="D9D9D9" w:sz="4"/>
+              <w:left w:val="none" w:color="FFFFFF" w:sz="0"/>
+              <w:bottom w:val="single" w:color="D9D9D9" w:sz="4"/>
+              <w:right w:val="none" w:color="FFFFFF" w:sz="0"/>
+            </w:tcBorders>
+            <w:tcMar>
+              <w:top w:type="dxa" w:w="80"/>
+              <w:left w:type="dxa" w:w="110"/>
+              <w:bottom w:type="dxa" w:w="80"/>
+              <w:right w:type="dxa" w:w="110"/>
+            </w:tcMar>
+          </w:tcPr>
+          <w:p>
+            <w:pPr>
+              <w:spacing w:after="0" w:before="0" w:line="264"/>
+              <w:jc w:val="left"/>
+            </w:pPr>
+            <w:r>
+              <w:rPr>
+                <w:rFonts w:ascii="Calibri" w:cs="Calibri" w:eastAsia="Calibri" w:hAnsi="Calibri"/>
+                <w:b/>
+                <w:bCs/>
+                <w:color w:val="262626"/>
+                <w:sz w:val="20"/>
+                <w:szCs w:val="20"/>
+              </w:rPr>
+              <w:t xml:space="preserve">Yeni değişkenler üretilir (bu projenin konusu).</w:t>
             </w:r>
           </w:p>
         </w:tc>
@@ -3553,7 +2549,7 @@
         </w:trPr>
         <w:tc>
           <w:tcPr>
-            <w:tcW w:type="dxa" w:w="2602"/>
+            <w:tcW w:type="dxa" w:w="3277"/>
             <w:tcBorders>
               <w:top w:val="single" w:color="D9D9D9" w:sz="4"/>
               <w:left w:val="none" w:color="FFFFFF" w:sz="0"/>
@@ -3579,13 +2575,13 @@
                 <w:sz w:val="20"/>
                 <w:szCs w:val="20"/>
               </w:rPr>
-              <w:t xml:space="preserve">02 Veri Anlama ve Hazırlama</w:t>
-            </w:r>
-          </w:p>
-        </w:tc>
-        <w:tc>
-          <w:tcPr>
-            <w:tcW w:type="dxa" w:w="3662"/>
+              <w:t xml:space="preserve">04 Değişken Seçimi</w:t>
+            </w:r>
+          </w:p>
+        </w:tc>
+        <w:tc>
+          <w:tcPr>
+            <w:tcW w:type="dxa" w:w="6361"/>
             <w:tcBorders>
               <w:top w:val="single" w:color="D9D9D9" w:sz="4"/>
               <w:left w:val="none" w:color="FFFFFF" w:sz="0"/>
@@ -3611,13 +2607,19 @@
                 <w:sz w:val="20"/>
                 <w:szCs w:val="20"/>
               </w:rPr>
-              <w:t xml:space="preserve">Profil, SFA, PSI, analitik baz set</w:t>
-            </w:r>
-          </w:p>
-        </w:tc>
-        <w:tc>
-          <w:tcPr>
-            <w:tcW w:type="dxa" w:w="3374"/>
+              <w:t xml:space="preserve">Etkisiz ve riskli değişkenler elenir.</w:t>
+            </w:r>
+          </w:p>
+        </w:tc>
+      </w:tr>
+      <w:tr>
+        <w:trPr>
+          <w:cantSplit/>
+          <w:tblHeader w:val="false"/>
+        </w:trPr>
+        <w:tc>
+          <w:tcPr>
+            <w:tcW w:type="dxa" w:w="3277"/>
             <w:tcBorders>
               <w:top w:val="single" w:color="D9D9D9" w:sz="4"/>
               <w:left w:val="none" w:color="FFFFFF" w:sz="0"/>
@@ -3643,19 +2645,13 @@
                 <w:sz w:val="20"/>
                 <w:szCs w:val="20"/>
               </w:rPr>
-              <w:t xml:space="preserve">Referans çizgisini ve yapay zekâya verilecek bağlamı üretir</w:t>
-            </w:r>
-          </w:p>
-        </w:tc>
-      </w:tr>
-      <w:tr>
-        <w:trPr>
-          <w:cantSplit/>
-          <w:tblHeader w:val="false"/>
-        </w:trPr>
-        <w:tc>
-          <w:tcPr>
-            <w:tcW w:type="dxa" w:w="2602"/>
+              <w:t xml:space="preserve">05 Model ve Raporlama</w:t>
+            </w:r>
+          </w:p>
+        </w:tc>
+        <w:tc>
+          <w:tcPr>
+            <w:tcW w:type="dxa" w:w="6361"/>
             <w:tcBorders>
               <w:top w:val="single" w:color="D9D9D9" w:sz="4"/>
               <w:left w:val="none" w:color="FFFFFF" w:sz="0"/>
@@ -3677,285 +2673,11 @@
             <w:r>
               <w:rPr>
                 <w:rFonts w:ascii="Calibri" w:cs="Calibri" w:eastAsia="Calibri" w:hAnsi="Calibri"/>
-                <w:b/>
-                <w:bCs/>
                 <w:color w:val="262626"/>
                 <w:sz w:val="20"/>
                 <w:szCs w:val="20"/>
               </w:rPr>
-              <w:t xml:space="preserve">03 Değişken Mühendisliği</w:t>
-            </w:r>
-          </w:p>
-        </w:tc>
-        <w:tc>
-          <w:tcPr>
-            <w:tcW w:type="dxa" w:w="3662"/>
-            <w:tcBorders>
-              <w:top w:val="single" w:color="D9D9D9" w:sz="4"/>
-              <w:left w:val="none" w:color="FFFFFF" w:sz="0"/>
-              <w:bottom w:val="single" w:color="D9D9D9" w:sz="4"/>
-              <w:right w:val="none" w:color="FFFFFF" w:sz="0"/>
-            </w:tcBorders>
-            <w:tcMar>
-              <w:top w:type="dxa" w:w="80"/>
-              <w:left w:type="dxa" w:w="110"/>
-              <w:bottom w:type="dxa" w:w="80"/>
-              <w:right w:type="dxa" w:w="110"/>
-            </w:tcMar>
-          </w:tcPr>
-          <w:p>
-            <w:pPr>
-              <w:spacing w:after="0" w:before="0" w:line="264"/>
-              <w:jc w:val="left"/>
-            </w:pPr>
-            <w:r>
-              <w:rPr>
-                <w:rFonts w:ascii="Calibri" w:cs="Calibri" w:eastAsia="Calibri" w:hAnsi="Calibri"/>
-                <w:b/>
-                <w:bCs/>
-                <w:color w:val="262626"/>
-                <w:sz w:val="20"/>
-                <w:szCs w:val="20"/>
-              </w:rPr>
-              <w:t xml:space="preserve">Kural tabanlı üretim ve AI değişken keşfi</w:t>
-            </w:r>
-          </w:p>
-        </w:tc>
-        <w:tc>
-          <w:tcPr>
-            <w:tcW w:type="dxa" w:w="3374"/>
-            <w:tcBorders>
-              <w:top w:val="single" w:color="D9D9D9" w:sz="4"/>
-              <w:left w:val="none" w:color="FFFFFF" w:sz="0"/>
-              <w:bottom w:val="single" w:color="D9D9D9" w:sz="4"/>
-              <w:right w:val="none" w:color="FFFFFF" w:sz="0"/>
-            </w:tcBorders>
-            <w:tcMar>
-              <w:top w:type="dxa" w:w="80"/>
-              <w:left w:type="dxa" w:w="110"/>
-              <w:bottom w:type="dxa" w:w="80"/>
-              <w:right w:type="dxa" w:w="110"/>
-            </w:tcMar>
-          </w:tcPr>
-          <w:p>
-            <w:pPr>
-              <w:spacing w:after="0" w:before="0" w:line="264"/>
-              <w:jc w:val="left"/>
-            </w:pPr>
-            <w:r>
-              <w:rPr>
-                <w:rFonts w:ascii="Calibri" w:cs="Calibri" w:eastAsia="Calibri" w:hAnsi="Calibri"/>
-                <w:b/>
-                <w:bCs/>
-                <w:color w:val="262626"/>
-                <w:sz w:val="20"/>
-                <w:szCs w:val="20"/>
-              </w:rPr>
-              <w:t xml:space="preserve">Üretimin kendisi</w:t>
-            </w:r>
-          </w:p>
-        </w:tc>
-      </w:tr>
-      <w:tr>
-        <w:trPr>
-          <w:cantSplit/>
-          <w:tblHeader w:val="false"/>
-        </w:trPr>
-        <w:tc>
-          <w:tcPr>
-            <w:tcW w:type="dxa" w:w="2602"/>
-            <w:tcBorders>
-              <w:top w:val="single" w:color="D9D9D9" w:sz="4"/>
-              <w:left w:val="none" w:color="FFFFFF" w:sz="0"/>
-              <w:bottom w:val="single" w:color="D9D9D9" w:sz="4"/>
-              <w:right w:val="none" w:color="FFFFFF" w:sz="0"/>
-            </w:tcBorders>
-            <w:tcMar>
-              <w:top w:type="dxa" w:w="80"/>
-              <w:left w:type="dxa" w:w="110"/>
-              <w:bottom w:type="dxa" w:w="80"/>
-              <w:right w:type="dxa" w:w="110"/>
-            </w:tcMar>
-          </w:tcPr>
-          <w:p>
-            <w:pPr>
-              <w:spacing w:after="0" w:before="0" w:line="264"/>
-              <w:jc w:val="left"/>
-            </w:pPr>
-            <w:r>
-              <w:rPr>
-                <w:rFonts w:ascii="Calibri" w:cs="Calibri" w:eastAsia="Calibri" w:hAnsi="Calibri"/>
-                <w:color w:val="262626"/>
-                <w:sz w:val="20"/>
-                <w:szCs w:val="20"/>
-              </w:rPr>
-              <w:t xml:space="preserve">04 Değişken Değerlendirme</w:t>
-            </w:r>
-          </w:p>
-        </w:tc>
-        <w:tc>
-          <w:tcPr>
-            <w:tcW w:type="dxa" w:w="3662"/>
-            <w:tcBorders>
-              <w:top w:val="single" w:color="D9D9D9" w:sz="4"/>
-              <w:left w:val="none" w:color="FFFFFF" w:sz="0"/>
-              <w:bottom w:val="single" w:color="D9D9D9" w:sz="4"/>
-              <w:right w:val="none" w:color="FFFFFF" w:sz="0"/>
-            </w:tcBorders>
-            <w:tcMar>
-              <w:top w:type="dxa" w:w="80"/>
-              <w:left w:type="dxa" w:w="110"/>
-              <w:bottom w:type="dxa" w:w="80"/>
-              <w:right w:type="dxa" w:w="110"/>
-            </w:tcMar>
-          </w:tcPr>
-          <w:p>
-            <w:pPr>
-              <w:spacing w:after="0" w:before="0" w:line="264"/>
-              <w:jc w:val="left"/>
-            </w:pPr>
-            <w:r>
-              <w:rPr>
-                <w:rFonts w:ascii="Calibri" w:cs="Calibri" w:eastAsia="Calibri" w:hAnsi="Calibri"/>
-                <w:color w:val="262626"/>
-                <w:sz w:val="20"/>
-                <w:szCs w:val="20"/>
-              </w:rPr>
-              <w:t xml:space="preserve">Kalite kapısı, aday değişken seti</w:t>
-            </w:r>
-          </w:p>
-        </w:tc>
-        <w:tc>
-          <w:tcPr>
-            <w:tcW w:type="dxa" w:w="3374"/>
-            <w:tcBorders>
-              <w:top w:val="single" w:color="D9D9D9" w:sz="4"/>
-              <w:left w:val="none" w:color="FFFFFF" w:sz="0"/>
-              <w:bottom w:val="single" w:color="D9D9D9" w:sz="4"/>
-              <w:right w:val="none" w:color="FFFFFF" w:sz="0"/>
-            </w:tcBorders>
-            <w:tcMar>
-              <w:top w:type="dxa" w:w="80"/>
-              <w:left w:type="dxa" w:w="110"/>
-              <w:bottom w:type="dxa" w:w="80"/>
-              <w:right w:type="dxa" w:w="110"/>
-            </w:tcMar>
-          </w:tcPr>
-          <w:p>
-            <w:pPr>
-              <w:spacing w:after="0" w:before="0" w:line="264"/>
-              <w:jc w:val="left"/>
-            </w:pPr>
-            <w:r>
-              <w:rPr>
-                <w:rFonts w:ascii="Calibri" w:cs="Calibri" w:eastAsia="Calibri" w:hAnsi="Calibri"/>
-                <w:color w:val="262626"/>
-                <w:sz w:val="20"/>
-                <w:szCs w:val="20"/>
-              </w:rPr>
-              <w:t xml:space="preserve">Zayıf ve riskli değişkenleri eler</w:t>
-            </w:r>
-          </w:p>
-        </w:tc>
-      </w:tr>
-      <w:tr>
-        <w:trPr>
-          <w:cantSplit/>
-          <w:tblHeader w:val="false"/>
-        </w:trPr>
-        <w:tc>
-          <w:tcPr>
-            <w:tcW w:type="dxa" w:w="2602"/>
-            <w:tcBorders>
-              <w:top w:val="single" w:color="D9D9D9" w:sz="4"/>
-              <w:left w:val="none" w:color="FFFFFF" w:sz="0"/>
-              <w:bottom w:val="single" w:color="D9D9D9" w:sz="4"/>
-              <w:right w:val="none" w:color="FFFFFF" w:sz="0"/>
-            </w:tcBorders>
-            <w:tcMar>
-              <w:top w:type="dxa" w:w="80"/>
-              <w:left w:type="dxa" w:w="110"/>
-              <w:bottom w:type="dxa" w:w="80"/>
-              <w:right w:type="dxa" w:w="110"/>
-            </w:tcMar>
-          </w:tcPr>
-          <w:p>
-            <w:pPr>
-              <w:spacing w:after="0" w:before="0" w:line="264"/>
-              <w:jc w:val="left"/>
-            </w:pPr>
-            <w:r>
-              <w:rPr>
-                <w:rFonts w:ascii="Calibri" w:cs="Calibri" w:eastAsia="Calibri" w:hAnsi="Calibri"/>
-                <w:color w:val="262626"/>
-                <w:sz w:val="20"/>
-                <w:szCs w:val="20"/>
-              </w:rPr>
-              <w:t xml:space="preserve">05 Modelleme ve Finalizasyon</w:t>
-            </w:r>
-          </w:p>
-        </w:tc>
-        <w:tc>
-          <w:tcPr>
-            <w:tcW w:type="dxa" w:w="3662"/>
-            <w:tcBorders>
-              <w:top w:val="single" w:color="D9D9D9" w:sz="4"/>
-              <w:left w:val="none" w:color="FFFFFF" w:sz="0"/>
-              <w:bottom w:val="single" w:color="D9D9D9" w:sz="4"/>
-              <w:right w:val="none" w:color="FFFFFF" w:sz="0"/>
-            </w:tcBorders>
-            <w:tcMar>
-              <w:top w:type="dxa" w:w="80"/>
-              <w:left w:type="dxa" w:w="110"/>
-              <w:bottom w:type="dxa" w:w="80"/>
-              <w:right w:type="dxa" w:w="110"/>
-            </w:tcMar>
-          </w:tcPr>
-          <w:p>
-            <w:pPr>
-              <w:spacing w:after="0" w:before="0" w:line="264"/>
-              <w:jc w:val="left"/>
-            </w:pPr>
-            <w:r>
-              <w:rPr>
-                <w:rFonts w:ascii="Calibri" w:cs="Calibri" w:eastAsia="Calibri" w:hAnsi="Calibri"/>
-                <w:color w:val="262626"/>
-                <w:sz w:val="20"/>
-                <w:szCs w:val="20"/>
-              </w:rPr>
-              <w:t xml:space="preserve">Model karşılaştırması, algoritma seçimi, final model, katalog</w:t>
-            </w:r>
-          </w:p>
-        </w:tc>
-        <w:tc>
-          <w:tcPr>
-            <w:tcW w:type="dxa" w:w="3374"/>
-            <w:tcBorders>
-              <w:top w:val="single" w:color="D9D9D9" w:sz="4"/>
-              <w:left w:val="none" w:color="FFFFFF" w:sz="0"/>
-              <w:bottom w:val="single" w:color="D9D9D9" w:sz="4"/>
-              <w:right w:val="none" w:color="FFFFFF" w:sz="0"/>
-            </w:tcBorders>
-            <w:tcMar>
-              <w:top w:type="dxa" w:w="80"/>
-              <w:left w:type="dxa" w:w="110"/>
-              <w:bottom w:type="dxa" w:w="80"/>
-              <w:right w:type="dxa" w:w="110"/>
-            </w:tcMar>
-          </w:tcPr>
-          <w:p>
-            <w:pPr>
-              <w:spacing w:after="0" w:before="0" w:line="264"/>
-              <w:jc w:val="left"/>
-            </w:pPr>
-            <w:r>
-              <w:rPr>
-                <w:rFonts w:ascii="Calibri" w:cs="Calibri" w:eastAsia="Calibri" w:hAnsi="Calibri"/>
-                <w:color w:val="262626"/>
-                <w:sz w:val="20"/>
-                <w:szCs w:val="20"/>
-              </w:rPr>
-              <w:t xml:space="preserve">Katkıyı kanıtlar ve kayıt altına alır</w:t>
+              <w:t xml:space="preserve">Final model kurulur, denetime hazır doküman üretilir.</w:t>
             </w:r>
           </w:p>
         </w:tc>
@@ -3965,20 +2687,6 @@
       <w:pPr>
         <w:spacing w:after="160" w:before="0"/>
       </w:pPr>
-    </w:p>
-    <w:p>
-      <w:pPr>
-        <w:spacing w:after="140" w:before="0" w:line="276"/>
-      </w:pPr>
-      <w:r>
-        <w:rPr>
-          <w:rFonts w:ascii="Calibri" w:cs="Calibri" w:eastAsia="Calibri" w:hAnsi="Calibri"/>
-          <w:color w:val="262626"/>
-          <w:sz w:val="21"/>
-          <w:szCs w:val="21"/>
-        </w:rPr>
-        <w:t xml:space="preserve">Yapı gerçek hacme göre kurulmuştur: FPD_TXN_FEATS tabloları toplam yaklaşık 135 milyon satır ve 1.040 kolondur. Tam veriye dokunan işler (profil, veri seti yazımı, bölme) Spark üzerinde kümede çalışır ve gereken Flow nesnelerini uygulama kendisi kurar.</w:t>
-      </w:r>
     </w:p>
     <w:p>
       <w:pPr>
@@ -3995,7 +2703,7 @@
           <w:sz w:val="24"/>
           <w:szCs w:val="24"/>
         </w:rPr>
-        <w:t xml:space="preserve">Açık İşler</w:t>
+        <w:t xml:space="preserve">Platformun Getirisi</w:t>
       </w:r>
     </w:p>
     <w:p>
@@ -4003,7 +2711,7 @@
         <w:pStyle w:val="ListParagraph"/>
         <w:numPr>
           <w:ilvl w:val="0"/>
-          <w:numId w:val="5"/>
+          <w:numId w:val="3"/>
         </w:numPr>
         <w:spacing w:after="80" w:before="0" w:line="276"/>
       </w:pPr>
@@ -4016,7 +2724,7 @@
           <w:sz w:val="21"/>
           <w:szCs w:val="21"/>
         </w:rPr>
-        <w:t xml:space="preserve">Gerçek veride ilk sonuç:</w:t>
+        <w:t xml:space="preserve">Standart süreç:</w:t>
       </w:r>
       <w:r>
         <w:rPr>
@@ -4025,7 +2733,7 @@
           <w:sz w:val="21"/>
           <w:szCs w:val="21"/>
         </w:rPr>
-        <w:t xml:space="preserve"> Bugünkü yapıyla FPD verisi üzerinde base ve enriched karşılaştırması çalıştırılmalı; bu rapordaki tek rakam seti ilk yapıya aittir.</w:t>
+        <w:t xml:space="preserve"> Tüm modelleme ekipleri aynı adımları, aynı kalite kontrolleriyle uygular.</w:t>
       </w:r>
     </w:p>
     <w:p>
@@ -4033,7 +2741,7 @@
         <w:pStyle w:val="ListParagraph"/>
         <w:numPr>
           <w:ilvl w:val="0"/>
-          <w:numId w:val="5"/>
+          <w:numId w:val="3"/>
         </w:numPr>
         <w:spacing w:after="80" w:before="0" w:line="276"/>
       </w:pPr>
@@ -4046,7 +2754,7 @@
           <w:sz w:val="21"/>
           <w:szCs w:val="21"/>
         </w:rPr>
-        <w:t xml:space="preserve">Faz 2-5'in Spark'a taşınması:</w:t>
+        <w:t xml:space="preserve">Hız:</w:t>
       </w:r>
       <w:r>
         <w:rPr>
@@ -4055,7 +2763,7 @@
           <w:sz w:val="21"/>
           <w:szCs w:val="21"/>
         </w:rPr>
-        <w:t xml:space="preserve"> SFA, stabilite, üretim, seçim ve model adımları veri setini hâlâ uygulama içinde pandas ile okumaktadır; 135 milyon satırda bu adımlar da Spark'a taşınmalıdır.</w:t>
+        <w:t xml:space="preserve"> Veriden modele kadar geçen süre kısalır; tekrar eden işler otomatikleşir.</w:t>
       </w:r>
     </w:p>
     <w:p>
@@ -4063,7 +2771,7 @@
         <w:pStyle w:val="ListParagraph"/>
         <w:numPr>
           <w:ilvl w:val="0"/>
-          <w:numId w:val="5"/>
+          <w:numId w:val="3"/>
         </w:numPr>
         <w:spacing w:after="80" w:before="0" w:line="276"/>
       </w:pPr>
@@ -4076,7 +2784,7 @@
           <w:sz w:val="21"/>
           <w:szCs w:val="21"/>
         </w:rPr>
-        <w:t xml:space="preserve">Nesil nesil keşif:</w:t>
+        <w:t xml:space="preserve">Denetlenebilirlik:</w:t>
       </w:r>
       <w:r>
         <w:rPr>
@@ -4085,7 +2793,7 @@
           <w:sz w:val="21"/>
           <w:szCs w:val="21"/>
         </w:rPr>
-        <w:t xml:space="preserve"> AI keşfi şu an tek turda en fazla 10 hipotez üretir; sonraki tura önceki hipotezlerin skorlarını geri besleyen bir döngü eklenmelidir.</w:t>
+        <w:t xml:space="preserve"> Model Risk ve validasyon ekiplerine gidecek dokümanlar otomatik hazırlanır.</w:t>
       </w:r>
     </w:p>
     <w:p>
@@ -4093,7 +2801,7 @@
         <w:pStyle w:val="ListParagraph"/>
         <w:numPr>
           <w:ilvl w:val="0"/>
-          <w:numId w:val="5"/>
+          <w:numId w:val="3"/>
         </w:numPr>
         <w:spacing w:after="80" w:before="0" w:line="276"/>
       </w:pPr>
@@ -4106,7 +2814,7 @@
           <w:sz w:val="21"/>
           <w:szCs w:val="21"/>
         </w:rPr>
-        <w:t xml:space="preserve">Formül bazlı tekrar kontrolü:</w:t>
+        <w:t xml:space="preserve">Ölçeklenebilirlik:</w:t>
       </w:r>
       <w:r>
         <w:rPr>
@@ -4115,7 +2823,25 @@
           <w:sz w:val="21"/>
           <w:szCs w:val="21"/>
         </w:rPr>
-        <w:t xml:space="preserve"> Aynı mantığın farklı adla yeniden önerilmesini engelleyecek bir formül parmak izi kütüğe eklenmelidir.</w:t>
+        <w:t xml:space="preserve"> Yapı, 135 milyon satırlık gerçek veri hacmine göre tasarlandı.</w:t>
+      </w:r>
+    </w:p>
+    <w:p>
+      <w:pPr>
+        <w:pStyle w:val="Heading2"/>
+        <w:keepNext/>
+        <w:spacing w:after="100" w:before="280"/>
+      </w:pPr>
+      <w:r>
+        <w:rPr>
+          <w:rFonts w:ascii="Calibri" w:cs="Calibri" w:eastAsia="Calibri" w:hAnsi="Calibri"/>
+          <w:b/>
+          <w:bCs/>
+          <w:color w:val="D51115"/>
+          <w:sz w:val="24"/>
+          <w:szCs w:val="24"/>
+        </w:rPr>
+        <w:t xml:space="preserve">Yakın Dönem Planı</w:t>
       </w:r>
     </w:p>
     <w:p>
@@ -4123,21 +2849,29 @@
         <w:pStyle w:val="ListParagraph"/>
         <w:numPr>
           <w:ilvl w:val="0"/>
-          <w:numId w:val="5"/>
+          <w:numId w:val="4"/>
         </w:numPr>
         <w:spacing w:after="80" w:before="0" w:line="276"/>
       </w:pPr>
       <w:r>
         <w:rPr>
           <w:rFonts w:ascii="Calibri" w:cs="Calibri" w:eastAsia="Calibri" w:hAnsi="Calibri"/>
-          <w:b/>
-          <w:bCs/>
           <w:color w:val="262626"/>
           <w:sz w:val="21"/>
           <w:szCs w:val="21"/>
         </w:rPr>
-        <w:t xml:space="preserve">İkili dönüşümlerin eşleşmesi:</w:t>
-      </w:r>
+        <w:t xml:space="preserve">Bugünkü yapının gerçek veriyle ilk sonucunun alınması.</w:t>
+      </w:r>
+    </w:p>
+    <w:p>
+      <w:pPr>
+        <w:pStyle w:val="ListParagraph"/>
+        <w:numPr>
+          <w:ilvl w:val="0"/>
+          <w:numId w:val="4"/>
+        </w:numPr>
+        <w:spacing w:after="80" w:before="0" w:line="276"/>
+      </w:pPr>
       <w:r>
         <w:rPr>
           <w:rFonts w:ascii="Calibri" w:cs="Calibri" w:eastAsia="Calibri" w:hAnsi="Calibri"/>
@@ -4145,7 +2879,7 @@
           <w:sz w:val="21"/>
           <w:szCs w:val="21"/>
         </w:rPr>
-        <w:t xml:space="preserve"> Fark ve oran, önerilen kolon listesindeki ardışık çiftlere uygulanmaktadır; hangi kolonun hangisiyle eşleşeceği açıkça planlanmalıdır.</w:t>
+        <w:t xml:space="preserve">Sonuca göre ROI / ROE etkisinin parasal olarak hesaplanması.</w:t>
       </w:r>
     </w:p>
     <w:p>
@@ -4153,21 +2887,29 @@
         <w:pStyle w:val="ListParagraph"/>
         <w:numPr>
           <w:ilvl w:val="0"/>
-          <w:numId w:val="5"/>
+          <w:numId w:val="4"/>
         </w:numPr>
         <w:spacing w:after="80" w:before="0" w:line="276"/>
       </w:pPr>
       <w:r>
         <w:rPr>
           <w:rFonts w:ascii="Calibri" w:cs="Calibri" w:eastAsia="Calibri" w:hAnsi="Calibri"/>
-          <w:b/>
-          <w:bCs/>
           <w:color w:val="262626"/>
           <w:sz w:val="21"/>
           <w:szCs w:val="21"/>
         </w:rPr>
-        <w:t xml:space="preserve">Model Risk eşikleri:</w:t>
-      </w:r>
+        <w:t xml:space="preserve">Tüm adımların büyük veri hacminde çalışacak şekilde tamamlanması.</w:t>
+      </w:r>
+    </w:p>
+    <w:p>
+      <w:pPr>
+        <w:pStyle w:val="ListParagraph"/>
+        <w:numPr>
+          <w:ilvl w:val="0"/>
+          <w:numId w:val="4"/>
+        </w:numPr>
+        <w:spacing w:after="80" w:before="0" w:line="276"/>
+      </w:pPr>
       <w:r>
         <w:rPr>
           <w:rFonts w:ascii="Calibri" w:cs="Calibri" w:eastAsia="Calibri" w:hAnsi="Calibri"/>
@@ -4175,67 +2917,7 @@
           <w:sz w:val="21"/>
           <w:szCs w:val="21"/>
         </w:rPr>
-        <w:t xml:space="preserve"> Validasyon eşikleri şu an varsayılan değerlerdir; Model Risk ekibiyle netleştirilmelidir.</w:t>
-      </w:r>
-    </w:p>
-    <w:p>
-      <w:pPr>
-        <w:pStyle w:val="ListParagraph"/>
-        <w:numPr>
-          <w:ilvl w:val="0"/>
-          <w:numId w:val="5"/>
-        </w:numPr>
-        <w:spacing w:after="80" w:before="0" w:line="276"/>
-      </w:pPr>
-      <w:r>
-        <w:rPr>
-          <w:rFonts w:ascii="Calibri" w:cs="Calibri" w:eastAsia="Calibri" w:hAnsi="Calibri"/>
-          <w:b/>
-          <w:bCs/>
-          <w:color w:val="262626"/>
-          <w:sz w:val="21"/>
-          <w:szCs w:val="21"/>
-        </w:rPr>
-        <w:t xml:space="preserve">ROI / ROE hesabı:</w:t>
-      </w:r>
-      <w:r>
-        <w:rPr>
-          <w:rFonts w:ascii="Calibri" w:cs="Calibri" w:eastAsia="Calibri" w:hAnsi="Calibri"/>
-          <w:color w:val="262626"/>
-          <w:sz w:val="21"/>
-          <w:szCs w:val="21"/>
-        </w:rPr>
-        <w:t xml:space="preserve"> Portföy büyüklüğü, karar eşiği ve Gini kazancının batak oranına etkisi üzerinden parasal karşılık hesaplanmalıdır.</w:t>
-      </w:r>
-    </w:p>
-    <w:p>
-      <w:pPr>
-        <w:pStyle w:val="ListParagraph"/>
-        <w:numPr>
-          <w:ilvl w:val="0"/>
-          <w:numId w:val="5"/>
-        </w:numPr>
-        <w:spacing w:after="80" w:before="0" w:line="276"/>
-      </w:pPr>
-      <w:r>
-        <w:rPr>
-          <w:rFonts w:ascii="Calibri" w:cs="Calibri" w:eastAsia="Calibri" w:hAnsi="Calibri"/>
-          <w:b/>
-          <w:bCs/>
-          <w:color w:val="262626"/>
-          <w:sz w:val="21"/>
-          <w:szCs w:val="21"/>
-        </w:rPr>
-        <w:t xml:space="preserve">Platform tarafı:</w:t>
-      </w:r>
-      <w:r>
-        <w:rPr>
-          <w:rFonts w:ascii="Calibri" w:cs="Calibri" w:eastAsia="Calibri" w:hAnsi="Calibri"/>
-          <w:color w:val="262626"/>
-          <w:sz w:val="21"/>
-          <w:szCs w:val="21"/>
-        </w:rPr>
-        <w:t xml:space="preserve"> Kalibrasyon, segment performansı ve SHAP analizleri ile Dağılım ve İlişkiler sekmeleri henüz tamamlanmamıştır; Teknik Model Dokümanı'nın kullanıcı bölümleri için yönlendirmeli soru katmanı planlanmaktadır.</w:t>
+        <w:t xml:space="preserve">Validasyon kriterlerinin Model Risk ekibiyle netleştirilmesi.</w:t>
       </w:r>
     </w:p>
     <w:sectPr>
@@ -4523,12 +3205,6 @@
     </w:lvlOverride>
   </w:num>
   <w:num w:numId="4">
-    <w:abstractNumId w:val="4"/>
-    <w:lvlOverride w:ilvl="0">
-      <w:startOverride w:val="1"/>
-    </w:lvlOverride>
-  </w:num>
-  <w:num w:numId="5">
     <w:abstractNumId w:val="3"/>
     <w:lvlOverride w:ilvl="0">
       <w:startOverride w:val="1"/>

--- a/docs/Akilli_Degisken_Uretimi.docx
+++ b/docs/Akilli_Degisken_Uretimi.docx
@@ -82,7 +82,7 @@
                 <w:sz w:val="22"/>
                 <w:szCs w:val="22"/>
               </w:rPr>
-              <w:t xml:space="preserve">Kredi risk modellerinde kullanılan değişkenlerin üretimini yapay zekâ desteğiyle hızlandırmak ve her yeni değişkenin modele gerçekten katkı sağlayıp sağlamadığını ölçerek karar vermek. Aynı altyapı sonraki adımda uçtan uca Analitik Modelleme Platformu'na genişletilecektir.</w:t>
+              <w:t xml:space="preserve">Kredi risk modellerinde kullanılan değişkenlerin üretimini yapay zekâ desteğiyle hızlandırmak ve üretilen her değişkenin modele katkısını ölçerek yalnızca fayda sağlayan değişkenlerin modele alınmasını sağlamak.</w:t>
             </w:r>
           </w:p>
         </w:tc>
@@ -179,7 +179,7 @@
           <w:sz w:val="21"/>
           <w:szCs w:val="21"/>
         </w:rPr>
-        <w:t xml:space="preserve"> Çalışılacak veri ve değişken açıklamaları seçilir. Eksik açıklamaları yapay zekâ tamamlar, analist onaylar.</w:t>
+        <w:t xml:space="preserve"> Modelde kullanılacak veri seti ve değişken açıklamaları belirlenir. Eksik açıklamalar yapay zekâ tarafından önerilir, analist tarafından onaylanır.</w:t>
       </w:r>
     </w:p>
     <w:p>
@@ -200,7 +200,7 @@
           <w:sz w:val="21"/>
           <w:szCs w:val="21"/>
         </w:rPr>
-        <w:t xml:space="preserve">Ölçüm Zemini:</w:t>
+        <w:t xml:space="preserve">Mevcut Durum Ölçümü:</w:t>
       </w:r>
       <w:r>
         <w:rPr>
@@ -209,7 +209,7 @@
           <w:sz w:val="21"/>
           <w:szCs w:val="21"/>
         </w:rPr>
-        <w:t xml:space="preserve"> Mevcut değişkenlerin gücü ölçülür. Yeni değişkenler bu ölçüye göre değerlendirilir.</w:t>
+        <w:t xml:space="preserve"> Mevcut değişkenlerin model başarısına katkısı ölçülür. Yeni değişkenler bu ölçüme göre değerlendirilir.</w:t>
       </w:r>
     </w:p>
     <w:p>
@@ -230,7 +230,7 @@
           <w:sz w:val="21"/>
           <w:szCs w:val="21"/>
         </w:rPr>
-        <w:t xml:space="preserve">Standart Değişkenler:</w:t>
+        <w:t xml:space="preserve">Standart Değişken Üretimi:</w:t>
       </w:r>
       <w:r>
         <w:rPr>
@@ -239,7 +239,7 @@
           <w:sz w:val="21"/>
           <w:szCs w:val="21"/>
         </w:rPr>
-        <w:t xml:space="preserve"> Değişim, oran ve trend gibi bilinen değişkenler kurallarla, otomatik olarak üretilir.</w:t>
+        <w:t xml:space="preserve"> Değişim, oran ve eğilim gibi bilinen türdeki değişkenler önceden tanımlı kurallarla otomatik olarak üretilir.</w:t>
       </w:r>
     </w:p>
     <w:p>
@@ -269,7 +269,7 @@
           <w:sz w:val="21"/>
           <w:szCs w:val="21"/>
         </w:rPr>
-        <w:t xml:space="preserve"> Yapay zekâ, iş bilgisine dayalı yeni değişken fikirleri önerir. Her öneri kontrol edilerek hesaplanır.</w:t>
+        <w:t xml:space="preserve"> Yapay zekâ, iş bilgisine dayalı yeni değişken önerileri sunar. Her öneri sistem tarafından doğrulanır ve hesaplanır.</w:t>
       </w:r>
     </w:p>
     <w:p>
@@ -299,7 +299,7 @@
           <w:sz w:val="21"/>
           <w:szCs w:val="21"/>
         </w:rPr>
-        <w:t xml:space="preserve"> Yeni değişkenlerin modeli iyileştirip iyileştirmediği ölçülür. Yalnızca katkı sağlayanlar kullanılır ve kayıt altına alınır.</w:t>
+        <w:t xml:space="preserve"> Yeni değişkenlerin model başarısına etkisi ölçülür. Yalnızca katkı sağlayan değişkenler modele alınır ve kayıt altına alınır.</w:t>
       </w:r>
     </w:p>
     <w:p>
@@ -329,7 +329,7 @@
           <w:sz w:val="21"/>
           <w:szCs w:val="21"/>
         </w:rPr>
-        <w:t xml:space="preserve"> Aynı altyapı, veriden final modele kadar tüm süreci yöneten Analitik Modelleme Platformu'na genişletilir.</w:t>
+        <w:t xml:space="preserve"> Kurulan altyapının, veriden final modele kadar tüm süreci kapsayan Analitik Modelleme Platformu'na dönüştürülmesi ve diğer modelleme ekiplerinin kullanımına açılması planlanmaktadır.</w:t>
       </w:r>
     </w:p>
     <w:p>
@@ -353,7 +353,7 @@
           <w:sz w:val="20"/>
           <w:szCs w:val="20"/>
         </w:rPr>
-        <w:t xml:space="preserve">Yapay zekâ yalnızca öneri verir; hesaplama ve karar sistemdedir. Analistin onaylamadığı hiçbir değişken üretilmez, katkısı ölçülmeyen hiçbir değişken modele girmez.</w:t>
+        <w:t xml:space="preserve">Yapay zekâ süreçte yalnızca öneri üretir; hesaplama, doğrulama ve karar sistem tarafından yapılır. Analist onayı olmadan hiçbir değişken üretilmez, katkısı ölçülmeyen hiçbir değişken modele alınmaz.</w:t>
       </w:r>
     </w:p>
     <w:p>
@@ -448,7 +448,7 @@
                 <w:sz w:val="20"/>
                 <w:szCs w:val="20"/>
               </w:rPr>
-              <w:t xml:space="preserve">Günler süren manuel değişken tasarımı, tek bir akışta ve kısa sürede tamamlanır.</w:t>
+              <w:t xml:space="preserve">Manuel değişken tasarımına harcanan süre önemli ölçüde kısalır; öneri, hesaplama ve test tek bir akışta tamamlanır.</w:t>
             </w:r>
           </w:p>
           <w:p>
@@ -486,7 +486,7 @@
                 <w:sz w:val="20"/>
                 <w:szCs w:val="20"/>
               </w:rPr>
-              <w:t xml:space="preserve">Aynı yapı farklı veri setleri ve modeller için yeniden kurulmadan kullanılır.</w:t>
+              <w:t xml:space="preserve">Aynı yapı, farklı veri setleri ve modeller için yeniden kurulum gerektirmeden kullanılır.</w:t>
             </w:r>
           </w:p>
         </w:tc>
@@ -551,7 +551,7 @@
                 <w:sz w:val="20"/>
                 <w:szCs w:val="20"/>
               </w:rPr>
-              <w:t xml:space="preserve">Her yeni değişkenin modele katkısı ayrı ayrı ölçülür.</w:t>
+              <w:t xml:space="preserve">Her yeni değişkenin model başarısına etkisi ayrı ayrı ölçülür.</w:t>
             </w:r>
           </w:p>
           <w:p>
@@ -570,7 +570,7 @@
                 <w:sz w:val="20"/>
                 <w:szCs w:val="20"/>
               </w:rPr>
-              <w:t xml:space="preserve">Yalnızca modeli gerçekten iyileştiren değişkenler kullanılır; etkisiz olanlar elenir.</w:t>
+              <w:t xml:space="preserve">Yalnızca modeli iyileştiren değişkenler kullanılır; etkisiz olanlar elenir.</w:t>
             </w:r>
           </w:p>
           <w:p>
@@ -589,7 +589,7 @@
                 <w:sz w:val="20"/>
                 <w:szCs w:val="20"/>
               </w:rPr>
-              <w:t xml:space="preserve">Bilinen değişkenler otomatik üretilir; yapay zekâ yeni ve farklı fikirlere odaklanır.</w:t>
+              <w:t xml:space="preserve">Bilinen değişkenler otomatik üretilir; yapay zekâ kapasitesi yeni ve farklı fikirlere ayrılır.</w:t>
             </w:r>
           </w:p>
         </w:tc>
@@ -688,7 +688,7 @@
                 <w:sz w:val="20"/>
                 <w:szCs w:val="20"/>
               </w:rPr>
-              <w:t xml:space="preserve">Riski daha iyi ayırt eden model, aynı onay oranında daha az kayıp, aynı kayıpta daha fazla onay demektir.</w:t>
+              <w:t xml:space="preserve">Riski daha iyi ayırt eden bir model, aynı onay oranında daha düşük kredi kaybı ya da aynı kayıp düzeyinde daha yüksek onay oranı sağlar.</w:t>
             </w:r>
           </w:p>
           <w:p>
@@ -707,7 +707,7 @@
                 <w:sz w:val="20"/>
                 <w:szCs w:val="20"/>
               </w:rPr>
-              <w:t xml:space="preserve">Bunun kredi kayıplarına ve sermaye kullanımına olumlu yansıması beklenir.</w:t>
+              <w:t xml:space="preserve">Bu etkinin kredi kayıp karşılıklarına ve sermaye kullanımına olumlu yansıması beklenmektedir.</w:t>
             </w:r>
           </w:p>
           <w:p>
@@ -726,7 +726,7 @@
                 <w:sz w:val="20"/>
                 <w:szCs w:val="20"/>
               </w:rPr>
-              <w:t xml:space="preserve">Parasal karşılık, gerçek veri sonucu alındıktan sonra hesaplanacaktır.</w:t>
+              <w:t xml:space="preserve">Parasal karşılık, gerçek veri sonucu alındıktan sonra portföy büyüklüğü üzerinden hesaplanacaktır.</w:t>
             </w:r>
           </w:p>
         </w:tc>
@@ -791,7 +791,7 @@
                 <w:sz w:val="20"/>
                 <w:szCs w:val="20"/>
               </w:rPr>
-              <w:t xml:space="preserve">İlk denemede yapay zekânın ürettiği 33 değişken modele katkı sağlamadı.</w:t>
+              <w:t xml:space="preserve">İlk yapı ile yapılan denemede yapay zekânın ürettiği 33 değişken model başarısını artırmamıştır.</w:t>
             </w:r>
           </w:p>
           <w:p>
@@ -810,7 +810,7 @@
                 <w:sz w:val="20"/>
                 <w:szCs w:val="20"/>
               </w:rPr>
-              <w:t xml:space="preserve">Bu sonuç, yöntemin nerede eksik kaldığını gösterdi ve bugünkü yapının tasarımını belirledi.</w:t>
+              <w:t xml:space="preserve">Bu sonuç yöntemin eksiklerini ortaya koymuş ve bugünkü yapının tasarımına yön vermiştir.</w:t>
             </w:r>
           </w:p>
           <w:p>
@@ -829,7 +829,7 @@
                 <w:sz w:val="20"/>
                 <w:szCs w:val="20"/>
               </w:rPr>
-              <w:t xml:space="preserve">Bugünkü yapının gerçek veri sonucu sunum öncesinde alınacaktır.</w:t>
+              <w:t xml:space="preserve">Bugünkü yapının gerçek veri ile sonucu sunum öncesinde alınacaktır.</w:t>
             </w:r>
           </w:p>
         </w:tc>
@@ -915,7 +915,7 @@
           <w:sz w:val="20"/>
           <w:szCs w:val="20"/>
         </w:rPr>
-        <w:t xml:space="preserve">Proje üç aşamada bugünkü hâline geldi. Her aşama, bir öncekinde görülen eksikleri gidermek için kuruldu.</w:t>
+        <w:t xml:space="preserve">Proje üç aşamada bugünkü hâlini almıştır. Her aşama, bir öncekinde görülen eksikleri gidermek amacıyla kurulmuştur.</w:t>
       </w:r>
     </w:p>
     <w:p>
@@ -951,7 +951,7 @@
           <w:sz w:val="21"/>
           <w:szCs w:val="21"/>
         </w:rPr>
-        <w:t xml:space="preserve">İlk yapıyla yapılan denemede (Eylül 2026, 10.000 müşterilik havale/EFT işlem verisi) mevcut model ile yapay zekâ değişkenleri eklenmiş model karşılaştırıldı. Tabloda modelin riskli ve risksiz müşteriyi ayırma gücü gösterilmektedir; değer ne kadar yüksekse model o kadar iyidir.</w:t>
+        <w:t xml:space="preserve">İlk yapı ile Eylül 2026'da yapılan denemede, mevcut model ile yapay zekâ değişkenleri eklenmiş model 10.000 müşterilik havale ve EFT işlem verisi üzerinde karşılaştırılmıştır. Tabloda modelin riskli ve risksiz müşteriyi ayırma gücü yer almaktadır; değer yükseldikçe model başarısı artar.</w:t>
       </w:r>
     </w:p>
     <w:tbl>
@@ -1326,7 +1326,7 @@
           <w:sz w:val="21"/>
           <w:szCs w:val="21"/>
         </w:rPr>
-        <w:t xml:space="preserve">Yapay zekânın ürettiği değişkenler eklendiğinde modelin başarısı değişmedi. Aradaki fark ölçüm hatası sınırları içinde kaldı.</w:t>
+        <w:t xml:space="preserve">Yapay zekâ değişkenleri eklendiğinde model başarısı değişmemiştir; aradaki fark ölçüm hatası sınırları içindedir.</w:t>
       </w:r>
     </w:p>
     <w:p>
@@ -1345,7 +1345,7 @@
           <w:sz w:val="21"/>
           <w:szCs w:val="21"/>
         </w:rPr>
-        <w:t xml:space="preserve">Değişkenler teknik olarak doğru hesaplanıyordu, ancak modele yeni bir bilgi katmıyordu.</w:t>
+        <w:t xml:space="preserve">Değişkenler teknik olarak doğru hesaplanmış, ancak modele yeni bir bilgi katmamıştır.</w:t>
       </w:r>
     </w:p>
     <w:p>
@@ -1384,7 +1384,7 @@
           <w:sz w:val="21"/>
           <w:szCs w:val="21"/>
         </w:rPr>
-        <w:t xml:space="preserve">Yapay zekâ zamanını basit değişkenlere harcadı.</w:t>
+        <w:t xml:space="preserve">Yapay zekâ kapasitesi basit değişkenlere harcanmıştır.</w:t>
       </w:r>
       <w:r>
         <w:rPr>
@@ -1393,7 +1393,7 @@
           <w:sz w:val="21"/>
           <w:szCs w:val="21"/>
         </w:rPr>
-        <w:t xml:space="preserve"> Kuralla kolayca üretilebilecek değişim ve oran gibi değişkenleri üretti; asıl beklenen yeni ve iş bilgisine dayalı fikirlere sıra gelmedi.</w:t>
+        <w:t xml:space="preserve"> Kurallarla kolayca üretilebilecek değişim ve oran türü değişkenler üretilmiş; iş bilgisine dayalı yeni fikirlere sıra gelmemiştir.</w:t>
       </w:r>
     </w:p>
     <w:p>
@@ -1414,7 +1414,7 @@
           <w:sz w:val="21"/>
           <w:szCs w:val="21"/>
         </w:rPr>
-        <w:t xml:space="preserve">Değişkenlerin modele katkısı ölçülmeden kabul ediliyordu.</w:t>
+        <w:t xml:space="preserve">Değişkenler modele katkısı ölçülmeden kabul edilmiştir.</w:t>
       </w:r>
       <w:r>
         <w:rPr>
@@ -1423,7 +1423,7 @@
           <w:sz w:val="21"/>
           <w:szCs w:val="21"/>
         </w:rPr>
-        <w:t xml:space="preserve"> Tek başına anlamlı görünen bir değişken, modele katkısına bakılmadan listeye alınıyordu.</w:t>
+        <w:t xml:space="preserve"> Tek başına anlamlı görünen değişkenler, model başarısına etkisine bakılmadan listeye alınmıştır.</w:t>
       </w:r>
     </w:p>
     <w:p>
@@ -1455,7 +1455,7 @@
           <w:sz w:val="21"/>
           <w:szCs w:val="21"/>
         </w:rPr>
-        <w:t xml:space="preserve">Deneme istenen sonucu vermedi, ancak ölçüm doğru çalıştı: etkisiz değişkenler rakamla tespit edildi ve karar buna göre verildi. Bugünkü yapıda bu ölçüm her çalışmanın standart adımıdır.</w:t>
+        <w:t xml:space="preserve">Deneme beklenen sonucu vermemiş, ancak ölçüm yöntemi doğru çalışmıştır: etkisiz değişkenler rakamla tespit edilmiş ve karar buna göre verilmiştir. Bugünkü yapıda bu ölçüm her çalışmanın standart adımıdır.</w:t>
       </w:r>
     </w:p>
     <w:p>
@@ -1474,7 +1474,7 @@
           <w:sz w:val="21"/>
           <w:szCs w:val="21"/>
         </w:rPr>
-        <w:t xml:space="preserve">Bugünkü yapının kendi sonucu henüz yoktur.</w:t>
+        <w:t xml:space="preserve">Bugünkü yapının kendi sonucu henüz alınmamıştır.</w:t>
       </w:r>
       <w:r>
         <w:rPr>
@@ -1483,7 +1483,7 @@
           <w:sz w:val="21"/>
           <w:szCs w:val="21"/>
         </w:rPr>
-        <w:t xml:space="preserve"> Karşılaştırma sistemde hazırdır; gerçek veriyle sonucun sunum öncesinde alınması planlanmaktadır.</w:t>
+        <w:t xml:space="preserve"> Karşılaştırma sistemde hazırdır; gerçek veri ile sonucun sunum öncesinde alınması planlanmaktadır.</w:t>
       </w:r>
     </w:p>
     <w:p>
@@ -1622,7 +1622,7 @@
                 <w:sz w:val="21"/>
                 <w:szCs w:val="21"/>
               </w:rPr>
-              <w:t xml:space="preserve">İlk denemede yapay zekâ, veriyi kendisi inceleyip değişken fikri üreten ve bunları test etmek için kendi kodunu yazan bir asistan olarak kurgulandı.</w:t>
+              <w:t xml:space="preserve">İlk denemede yapay zekâ, veriyi kendisi inceleyen, değişken fikri üreten ve bu fikirleri test etmek için kendi kodunu yazan bir asistan olarak kurgulanmıştır.</w:t>
             </w:r>
           </w:p>
           <w:p>
@@ -1658,7 +1658,7 @@
                 <w:sz w:val="21"/>
                 <w:szCs w:val="21"/>
               </w:rPr>
-              <w:t xml:space="preserve">Yapay zekânın yazdığı kodlar sık sık hata verdi; her öneri elle yeniden düzenlenmek zorunda kaldı.</w:t>
+              <w:t xml:space="preserve">Yapay zekânın yazdığı kodlar sık sık hata vermiş; her öneri elle yeniden düzenlenmek zorunda kalmıştır.</w:t>
             </w:r>
           </w:p>
           <w:p>
@@ -1677,7 +1677,7 @@
                 <w:sz w:val="21"/>
                 <w:szCs w:val="21"/>
               </w:rPr>
-              <w:t xml:space="preserve">Üretilen değişkenler çoğunlukla basit ve bilinen türdendi; bazıları veride zaten vardı.</w:t>
+              <w:t xml:space="preserve">Üretilen değişkenler çoğunlukla basit ve bilinen türde olmuş; bir kısmı veride zaten mevcut olan değişkenleri tekrar etmiştir.</w:t>
             </w:r>
           </w:p>
           <w:p>
@@ -1696,7 +1696,7 @@
                 <w:sz w:val="21"/>
                 <w:szCs w:val="21"/>
               </w:rPr>
-              <w:t xml:space="preserve">Öneri açıklamaları veriyle çelişebiliyordu; sonuçların güvenilirliği sınırlıydı.</w:t>
+              <w:t xml:space="preserve">Öneri açıklamaları veri ile çelişebildiğinden sonuçların güvenilirliği sınırlı kalmıştır.</w:t>
             </w:r>
           </w:p>
           <w:p>
@@ -1715,7 +1715,7 @@
                 <w:sz w:val="21"/>
                 <w:szCs w:val="21"/>
               </w:rPr>
-              <w:t xml:space="preserve">Kullanılan yazılım kütüphaneleri kurum ortamında onaylanmadığı için yapı kullanılamadı.</w:t>
+              <w:t xml:space="preserve">Kullanılan yazılım bileşenleri kurum ortamında onaylanmadığından yapı kullanıma alınamamıştır.</w:t>
             </w:r>
           </w:p>
         </w:tc>
@@ -1826,7 +1826,7 @@
                 <w:sz w:val="24"/>
                 <w:szCs w:val="24"/>
               </w:rPr>
-              <w:t xml:space="preserve">İlk Yapı: Hesabı Sisteme Veren Akış</w:t>
+              <w:t xml:space="preserve">İlk Yapı: Hesaplamayı Sisteme Veren Akış</w:t>
             </w:r>
           </w:p>
           <w:p>
@@ -1840,7 +1840,7 @@
                 <w:sz w:val="21"/>
                 <w:szCs w:val="21"/>
               </w:rPr>
-              <w:t xml:space="preserve">Yapay zekânın rolü öneri vermekle sınırlandı; hesaplamayı ve ölçümü sistem yapmaya başladı. Değişken açıklamaları düzenlendi, önerilerin kaydı tutuldu ve sonuçlar modelle test edildi.</w:t>
+              <w:t xml:space="preserve">Yapay zekânın rolü öneri vermekle sınırlandırılmış; hesaplama ve ölçüm sisteme alınmıştır. Değişken açıklamaları düzenlenmiş, önerilerin kaydı tutulmuş ve sonuçlar model üzerinde test edilmiştir.</w:t>
             </w:r>
           </w:p>
           <w:p>
@@ -1876,7 +1876,7 @@
                 <w:sz w:val="21"/>
                 <w:szCs w:val="21"/>
               </w:rPr>
-              <w:t xml:space="preserve">Yapay zekâ, kurallarla üretilebilecek basit değişkenleri üretmeye devam etti.</w:t>
+              <w:t xml:space="preserve">Yapay zekâ, kurallarla üretilebilecek basit değişkenleri üretmeye devam etmiştir.</w:t>
             </w:r>
           </w:p>
           <w:p>
@@ -1895,7 +1895,7 @@
                 <w:sz w:val="21"/>
                 <w:szCs w:val="21"/>
               </w:rPr>
-              <w:t xml:space="preserve">Değişkenler modele katkısı ölçülmeden kabul ediliyordu; 33 değişken modele katkı sağlamadı.</w:t>
+              <w:t xml:space="preserve">Değişkenler modele katkısı ölçülmeden kabul edilmiş; üretilen 33 değişken model başarısını artırmamıştır.</w:t>
             </w:r>
           </w:p>
           <w:p>
@@ -1914,7 +1914,7 @@
                 <w:sz w:val="21"/>
                 <w:szCs w:val="21"/>
               </w:rPr>
-              <w:t xml:space="preserve">Yapı tek bir veri setine özeldi ve her adım elle çalıştırılıyordu; başka ekipler kullanamazdı.</w:t>
+              <w:t xml:space="preserve">Yapı tek bir veri setine özel kurulmuş ve her adım elle çalıştırılmıştır; diğer ekiplerin kullanımına uygun olmamıştır.</w:t>
             </w:r>
           </w:p>
         </w:tc>
@@ -2039,7 +2039,7 @@
                 <w:sz w:val="21"/>
                 <w:szCs w:val="21"/>
               </w:rPr>
-              <w:t xml:space="preserve">İlk iki aşamadan çıkan dersler tek bir sistemde birleştirildi.</w:t>
+              <w:t xml:space="preserve">İlk iki aşamadan çıkarılan dersler tek bir sistemde birleştirilmiştir.</w:t>
             </w:r>
           </w:p>
           <w:p>
@@ -2060,7 +2060,7 @@
                 <w:sz w:val="21"/>
                 <w:szCs w:val="21"/>
               </w:rPr>
-              <w:t xml:space="preserve">Bilinen değişkenler kuralla, yeni fikirler yapay zekâ ile üretilir.</w:t>
+              <w:t xml:space="preserve">Bilinen değişkenler kurallarla, yeni fikirler yapay zekâ ile üretilir.</w:t>
             </w:r>
             <w:r>
               <w:rPr>
@@ -2069,7 +2069,7 @@
                 <w:sz w:val="21"/>
                 <w:szCs w:val="21"/>
               </w:rPr>
-              <w:t xml:space="preserve"> Yapay zekâ zamanını basit işlere harcamaz.</w:t>
+              <w:t xml:space="preserve"> Yapay zekâ kapasitesi basit işlere harcanmaz.</w:t>
             </w:r>
           </w:p>
           <w:p>
@@ -2090,7 +2090,7 @@
                 <w:sz w:val="21"/>
                 <w:szCs w:val="21"/>
               </w:rPr>
-              <w:t xml:space="preserve">Yapay zekâ yalnızca öneri verir.</w:t>
+              <w:t xml:space="preserve">Yapay zekâ yalnızca öneri üretir.</w:t>
             </w:r>
             <w:r>
               <w:rPr>
@@ -2099,7 +2099,7 @@
                 <w:sz w:val="21"/>
                 <w:szCs w:val="21"/>
               </w:rPr>
-              <w:t xml:space="preserve"> Hesaplama, kontrol ve karar sistemdedir; analist her adımı onaylar.</w:t>
+              <w:t xml:space="preserve"> Hesaplama, doğrulama ve karar sistemdedir; analist her adımı onaylar.</w:t>
             </w:r>
           </w:p>
           <w:p>
@@ -2150,7 +2150,7 @@
                 <w:sz w:val="21"/>
                 <w:szCs w:val="21"/>
               </w:rPr>
-              <w:t xml:space="preserve">Farklı veri setleri ve modeller için kullanılabilir.</w:t>
+              <w:t xml:space="preserve">Farklı veri setleri ve modellerde kullanılabilir.</w:t>
             </w:r>
             <w:r>
               <w:rPr>
@@ -2180,7 +2180,7 @@
                 <w:sz w:val="21"/>
                 <w:szCs w:val="21"/>
               </w:rPr>
-              <w:t xml:space="preserve">Her şey kayıt altındadır.</w:t>
+              <w:t xml:space="preserve">Tüm süreç kayıt altındadır.</w:t>
             </w:r>
             <w:r>
               <w:rPr>
@@ -2233,7 +2233,7 @@
           <w:sz w:val="21"/>
           <w:szCs w:val="21"/>
         </w:rPr>
-        <w:t xml:space="preserve">Değişken üretimi, veriden final modele kadar uzanan beş adımlı bir modelleme sürecinin parçası olarak kuruldu. Sonraki adımda bu süreç tek bir platformda birleştirilerek banka içindeki diğer modelleme ekiplerinin kullanımına açılacaktır.</w:t>
+        <w:t xml:space="preserve">Değişken üretimi, veriden final modele kadar uzanan beş adımlı bir modelleme sürecinin parçası olarak kurulmuştur. Sonraki adımda bu süreç tek bir platformda birleştirilerek banka içindeki diğer modelleme ekiplerinin kullanımına açılacaktır.</w:t>
       </w:r>
     </w:p>
     <w:tbl>
@@ -2393,7 +2393,7 @@
                 <w:sz w:val="20"/>
                 <w:szCs w:val="20"/>
               </w:rPr>
-              <w:t xml:space="preserve">Veri seçilir, modelin amacı tanımlanır.</w:t>
+              <w:t xml:space="preserve">Veri seçilir; modelin amacı ve hedefi tanımlanır.</w:t>
             </w:r>
           </w:p>
         </w:tc>
@@ -2463,7 +2463,7 @@
                 <w:sz w:val="20"/>
                 <w:szCs w:val="20"/>
               </w:rPr>
-              <w:t xml:space="preserve">Veri incelenir, kalite kontrolleri yapılır.</w:t>
+              <w:t xml:space="preserve">Veri incelenir; kalite kontrolleri yapılır.</w:t>
             </w:r>
           </w:p>
         </w:tc>
@@ -2677,7 +2677,7 @@
                 <w:sz w:val="20"/>
                 <w:szCs w:val="20"/>
               </w:rPr>
-              <w:t xml:space="preserve">Final model kurulur, denetime hazır doküman üretilir.</w:t>
+              <w:t xml:space="preserve">Final model kurulur; denetime hazır doküman üretilir.</w:t>
             </w:r>
           </w:p>
         </w:tc>
@@ -2733,7 +2733,7 @@
           <w:sz w:val="21"/>
           <w:szCs w:val="21"/>
         </w:rPr>
-        <w:t xml:space="preserve"> Tüm modelleme ekipleri aynı adımları, aynı kalite kontrolleriyle uygular.</w:t>
+        <w:t xml:space="preserve"> Tüm modelleme ekipleri aynı adımları aynı kalite kontrolleriyle uygular.</w:t>
       </w:r>
     </w:p>
     <w:p>
@@ -2763,7 +2763,7 @@
           <w:sz w:val="21"/>
           <w:szCs w:val="21"/>
         </w:rPr>
-        <w:t xml:space="preserve"> Veriden modele kadar geçen süre kısalır; tekrar eden işler otomatikleşir.</w:t>
+        <w:t xml:space="preserve"> Veriden modele kadar geçen süre kısalır; tekrar eden işler otomatik hale gelir.</w:t>
       </w:r>
     </w:p>
     <w:p>
@@ -2793,7 +2793,7 @@
           <w:sz w:val="21"/>
           <w:szCs w:val="21"/>
         </w:rPr>
-        <w:t xml:space="preserve"> Model Risk ve validasyon ekiplerine gidecek dokümanlar otomatik hazırlanır.</w:t>
+        <w:t xml:space="preserve"> Model Risk ve validasyon ekiplerine sunulacak dokümanlar otomatik olarak hazırlanır.</w:t>
       </w:r>
     </w:p>
     <w:p>
@@ -2823,7 +2823,7 @@
           <w:sz w:val="21"/>
           <w:szCs w:val="21"/>
         </w:rPr>
-        <w:t xml:space="preserve"> Yapı, 135 milyon satırlık gerçek veri hacmine göre tasarlandı.</w:t>
+        <w:t xml:space="preserve"> Yapı, yaklaşık 135 milyon satırlık gerçek veri hacmi dikkate alınarak tasarlanmıştır.</w:t>
       </w:r>
     </w:p>
     <w:p>
@@ -2860,7 +2860,7 @@
           <w:sz w:val="21"/>
           <w:szCs w:val="21"/>
         </w:rPr>
-        <w:t xml:space="preserve">Bugünkü yapının gerçek veriyle ilk sonucunun alınması.</w:t>
+        <w:t xml:space="preserve">Bugünkü yapının gerçek veri ile ilk sonucunun alınması.</w:t>
       </w:r>
     </w:p>
     <w:p>
@@ -2917,7 +2917,7 @@
           <w:sz w:val="21"/>
           <w:szCs w:val="21"/>
         </w:rPr>
-        <w:t xml:space="preserve">Validasyon kriterlerinin Model Risk ekibiyle netleştirilmesi.</w:t>
+        <w:t xml:space="preserve">Validasyon kriterlerinin Model Risk ekibi ile netleştirilmesi.</w:t>
       </w:r>
     </w:p>
     <w:sectPr>

--- a/docs/Akilli_Degisken_Uretimi.docx
+++ b/docs/Akilli_Degisken_Uretimi.docx
@@ -329,7 +329,7 @@
           <w:sz w:val="21"/>
           <w:szCs w:val="21"/>
         </w:rPr>
-        <w:t xml:space="preserve"> Kurulan altyapının, veriden final modele kadar tüm süreci kapsayan Analitik Modelleme Platformu'na dönüştürülmesi ve diğer modelleme ekiplerinin kullanımına açılması planlanmaktadır.</w:t>
+        <w:t xml:space="preserve"> Değişken üretimi, Analitik Modelleme Platformu'nun bir parçası olarak geliştirilmiştir. Sonraki adımda platformun tamamının (veri hazırlığından final modele kadar) devreye alınması ve diğer modelleme ekiplerinin kullanımına açılması planlanmaktadır.</w:t>
       </w:r>
     </w:p>
     <w:p>
@@ -2233,7 +2233,7 @@
           <w:sz w:val="21"/>
           <w:szCs w:val="21"/>
         </w:rPr>
-        <w:t xml:space="preserve">Değişken üretimi, veriden final modele kadar uzanan beş adımlı bir modelleme sürecinin parçası olarak kurulmuştur. Sonraki adımda bu süreç tek bir platformda birleştirilerek banka içindeki diğer modelleme ekiplerinin kullanımına açılacaktır.</w:t>
+        <w:t xml:space="preserve">Değişken üretimi, Analitik Modelleme Platformu'nun beş adımlı modelleme sürecinin üçüncü adımıdır. Platform, veri hazırlığından final modele kadar tüm süreci tek bir yapı içinde yönetmektedir. Sonraki adımda platformun tamamının devreye alınması ve banka içindeki diğer modelleme ekiplerinin kullanımına açılması planlanmaktadır.</w:t>
       </w:r>
     </w:p>
     <w:tbl>

--- a/docs/Akilli_Degisken_Uretimi.docx
+++ b/docs/Akilli_Degisken_Uretimi.docx
@@ -82,7 +82,7 @@
                 <w:sz w:val="22"/>
                 <w:szCs w:val="22"/>
               </w:rPr>
-              <w:t xml:space="preserve">Kredi risk modellerinde kullanılan değişkenlerin üretimini yapay zekâ desteğiyle hızlandırmak ve üretilen her değişkenin modele katkısını ölçerek yalnızca fayda sağlayan değişkenlerin modele alınmasını sağlamak.</w:t>
+              <w:t xml:space="preserve">Analitik Modelleme Platformu üzerinde, kredi risk modellerinde kullanılan değişkenlerin üretimini yapay zekâ desteğiyle hızlandırmak ve üretilen her değişkenin modele katkısını ölçerek yalnızca fayda sağlayan değişkenlerin modele alınmasını sağlamak.</w:t>
             </w:r>
           </w:p>
         </w:tc>
@@ -320,7 +320,7 @@
           <w:sz w:val="21"/>
           <w:szCs w:val="21"/>
         </w:rPr>
-        <w:t xml:space="preserve">Sonraki Adım:</w:t>
+        <w:t xml:space="preserve">Model ve Raporlama:</w:t>
       </w:r>
       <w:r>
         <w:rPr>
@@ -329,7 +329,7 @@
           <w:sz w:val="21"/>
           <w:szCs w:val="21"/>
         </w:rPr>
-        <w:t xml:space="preserve"> Değişken üretimi, Analitik Modelleme Platformu'nun bir parçası olarak geliştirilmiştir. Sonraki adımda platformun tamamının (veri hazırlığından final modele kadar) devreye alınması ve diğer modelleme ekiplerinin kullanımına açılması planlanmaktadır.</w:t>
+        <w:t xml:space="preserve"> Seçilen değişkenlerle final model kurulur. Model ve değişkenler için denetime hazır doküman otomatik olarak hazırlanır.</w:t>
       </w:r>
     </w:p>
     <w:p>
@@ -2219,7 +2219,7 @@
           <w:sz w:val="34"/>
           <w:szCs w:val="34"/>
         </w:rPr>
-        <w:t xml:space="preserve">Sonraki Adım: Analitik Modelleme Platformu</w:t>
+        <w:t xml:space="preserve">Analitik Modelleme Platformu</w:t>
       </w:r>
     </w:p>
     <w:p>
@@ -2233,7 +2233,7 @@
           <w:sz w:val="21"/>
           <w:szCs w:val="21"/>
         </w:rPr>
-        <w:t xml:space="preserve">Değişken üretimi, Analitik Modelleme Platformu'nun beş adımlı modelleme sürecinin üçüncü adımıdır. Platform, veri hazırlığından final modele kadar tüm süreci tek bir yapı içinde yönetmektedir. Sonraki adımda platformun tamamının devreye alınması ve banka içindeki diğer modelleme ekiplerinin kullanımına açılması planlanmaktadır.</w:t>
+        <w:t xml:space="preserve">Akıllı Değişken Üretimi, Analitik Modelleme Platformu içinde çalışır. Platform, kredi risk modellerinin veriden final modele kadar tüm geliştirme sürecini tek bir yapıda, adım adım ve analist onayıyla yönetir. Değişken üretimi bu sürecin üçüncü adımıdır.</w:t>
       </w:r>
     </w:p>
     <w:tbl>
@@ -2841,7 +2841,7 @@
           <w:sz w:val="24"/>
           <w:szCs w:val="24"/>
         </w:rPr>
-        <w:t xml:space="preserve">Yakın Dönem Planı</w:t>
+        <w:t xml:space="preserve">Devam Eden Çalışmalar</w:t>
       </w:r>
     </w:p>
     <w:p>

--- a/docs/Akilli_Degisken_Uretimi.docx
+++ b/docs/Akilli_Degisken_Uretimi.docx
@@ -114,7 +114,7 @@
       <w:r>
         <w:drawing>
           <wp:inline distT="0" distB="0" distL="0" distR="0">
-            <wp:extent cx="6096000" cy="3352800"/>
+            <wp:extent cx="5715000" cy="4057650"/>
             <wp:effectExtent t="0" r="0" b="0" l="0"/>
             <wp:docPr id="1" name="" descr="" title=""/>
             <wp:cNvGraphicFramePr>
@@ -139,7 +139,7 @@
                   <pic:spPr bwMode="auto">
                     <a:xfrm>
                       <a:off x="0" y="0"/>
-                      <a:ext cx="6096000" cy="3352800"/>
+                      <a:ext cx="5715000" cy="4057650"/>
                     </a:xfrm>
                     <a:prstGeom prst="rect">
                       <a:avLst/>

--- a/docs/Akilli_Degisken_Uretimi.docx
+++ b/docs/Akilli_Degisken_Uretimi.docx
@@ -114,7 +114,7 @@
       <w:r>
         <w:drawing>
           <wp:inline distT="0" distB="0" distL="0" distR="0">
-            <wp:extent cx="5715000" cy="4057650"/>
+            <wp:extent cx="6096000" cy="2247900"/>
             <wp:effectExtent t="0" r="0" b="0" l="0"/>
             <wp:docPr id="1" name="" descr="" title=""/>
             <wp:cNvGraphicFramePr>
@@ -139,7 +139,7 @@
                   <pic:spPr bwMode="auto">
                     <a:xfrm>
                       <a:off x="0" y="0"/>
-                      <a:ext cx="5715000" cy="4057650"/>
+                      <a:ext cx="6096000" cy="2247900"/>
                     </a:xfrm>
                     <a:prstGeom prst="rect">
                       <a:avLst/>

--- a/docs/Akilli_Degisken_Uretimi.docx
+++ b/docs/Akilli_Degisken_Uretimi.docx
@@ -179,7 +179,7 @@
           <w:sz w:val="21"/>
           <w:szCs w:val="21"/>
         </w:rPr>
-        <w:t xml:space="preserve"> Modelde kullanılacak veri seti ve değişken açıklamaları belirlenir. Eksik açıklamalar yapay zekâ tarafından önerilir, analist tarafından onaylanır.</w:t>
+        <w:t xml:space="preserve"> Modelde kullanılacak veri seti ve değişken açıklamaları belirlenir. Eksik açıklamalar yapay zekâ tarafından önerilir, kullanıcı tarafından onaylanır.</w:t>
       </w:r>
     </w:p>
     <w:p>
@@ -353,7 +353,7 @@
           <w:sz w:val="20"/>
           <w:szCs w:val="20"/>
         </w:rPr>
-        <w:t xml:space="preserve">Yapay zekâ süreçte yalnızca öneri üretir; hesaplama, doğrulama ve karar sistem tarafından yapılır. Analist onayı olmadan hiçbir değişken üretilmez, katkısı ölçülmeyen hiçbir değişken modele alınmaz.</w:t>
+        <w:t xml:space="preserve">Yapay zekâ süreçte yalnızca öneri üretir; hesaplama, doğrulama ve karar sistem tarafından yapılır. Kullanıcı onayı olmadan hiçbir değişken üretilmez, katkısı ölçülmeyen hiçbir değişken modele alınmaz.</w:t>
       </w:r>
     </w:p>
     <w:p>
@@ -467,7 +467,7 @@
                 <w:sz w:val="20"/>
                 <w:szCs w:val="20"/>
               </w:rPr>
-              <w:t xml:space="preserve">Analist kod yazmak yerine sistemin önerilerini değerlendirir ve onaylar.</w:t>
+              <w:t xml:space="preserve">Kullanıcı kod yazmak yerine sistemin önerilerini değerlendirir ve onaylar.</w:t>
             </w:r>
           </w:p>
           <w:p>
@@ -2099,7 +2099,7 @@
                 <w:sz w:val="21"/>
                 <w:szCs w:val="21"/>
               </w:rPr>
-              <w:t xml:space="preserve"> Hesaplama, doğrulama ve karar sistemdedir; analist her adımı onaylar.</w:t>
+              <w:t xml:space="preserve"> Hesaplama, doğrulama ve karar sistemdedir; kullanıcı her adımı onaylar.</w:t>
             </w:r>
           </w:p>
           <w:p>
@@ -2233,7 +2233,7 @@
           <w:sz w:val="21"/>
           <w:szCs w:val="21"/>
         </w:rPr>
-        <w:t xml:space="preserve">Akıllı Değişken Üretimi, Analitik Modelleme Platformu içinde çalışır. Platform, kredi risk modellerinin veriden final modele kadar tüm geliştirme sürecini tek bir yapıda, adım adım ve analist onayıyla yönetir. Değişken üretimi bu sürecin üçüncü adımıdır.</w:t>
+        <w:t xml:space="preserve">Akıllı Değişken Üretimi, Analitik Modelleme Platformu içinde çalışır. Platform, kredi risk modellerinin veriden final modele kadar tüm geliştirme sürecini tek bir yapıda, adım adım ve kullanıcı onayıyla yönetir. Değişken üretimi bu sürecin üçüncü adımıdır.</w:t>
       </w:r>
     </w:p>
     <w:tbl>

--- a/docs/Akilli_Degisken_Uretimi.docx
+++ b/docs/Akilli_Degisken_Uretimi.docx
@@ -375,7 +375,7 @@
           <w:sz w:val="34"/>
           <w:szCs w:val="34"/>
         </w:rPr>
-        <w:t xml:space="preserve">Akıllı Değişken Üretimi: Yönetim Özeti</w:t>
+        <w:t xml:space="preserve">Kazanımlar ve Sonuçlar</w:t>
       </w:r>
     </w:p>
     <w:tbl>

--- a/docs/Akilli_Degisken_Uretimi.docx
+++ b/docs/Akilli_Degisken_Uretimi.docx
@@ -82,7 +82,7 @@
                 <w:sz w:val="22"/>
                 <w:szCs w:val="22"/>
               </w:rPr>
-              <w:t xml:space="preserve">Analitik Modelleme Platformu üzerinde, kredi risk modellerinde kullanılan değişkenlerin üretimini yapay zekâ desteğiyle hızlandırmak ve üretilen her değişkenin modele katkısını ölçerek yalnızca fayda sağlayan değişkenlerin modele alınmasını sağlamak.</w:t>
+              <w:t xml:space="preserve">Analitik Modelleme Platformu üzerinde, model geliştirme çalışmalarında kullanılan değişkenlerin üretimini yapay zekâ desteğiyle hızlandırmak ve üretilen her değişkenin modele katkısını ölçerek yalnızca fayda sağlayan değişkenlerin modele alınmasını sağlamak. Yapı belirli bir model türüne bağlı değildir; farklı hedefler ve veri setleri için ortak olarak kullanılabilir.</w:t>
             </w:r>
           </w:p>
         </w:tc>
@@ -688,7 +688,7 @@
                 <w:sz w:val="20"/>
                 <w:szCs w:val="20"/>
               </w:rPr>
-              <w:t xml:space="preserve">Riski daha iyi ayırt eden bir model, aynı onay oranında daha düşük kredi kaybı ya da aynı kayıp düzeyinde daha yüksek onay oranı sağlar.</w:t>
+              <w:t xml:space="preserve">Daha isabetli modeller daha doğru iş kararları demektir; örneğin bir kredi modelinde aynı onay oranında daha düşük kayıp ya da aynı kayıp düzeyinde daha yüksek onay oranı sağlanır.</w:t>
             </w:r>
           </w:p>
           <w:p>
@@ -707,7 +707,7 @@
                 <w:sz w:val="20"/>
                 <w:szCs w:val="20"/>
               </w:rPr>
-              <w:t xml:space="preserve">Bu etkinin kredi kayıp karşılıklarına ve sermaye kullanımına olumlu yansıması beklenmektedir.</w:t>
+              <w:t xml:space="preserve">Bu etkinin, modelin kullanıldığı alana göre kayıp, maliyet ve sermaye kullanımına olumlu yansıması beklenmektedir.</w:t>
             </w:r>
           </w:p>
           <w:p>
@@ -726,7 +726,7 @@
                 <w:sz w:val="20"/>
                 <w:szCs w:val="20"/>
               </w:rPr>
-              <w:t xml:space="preserve">Parasal karşılık, gerçek veri sonucu alındıktan sonra portföy büyüklüğü üzerinden hesaplanacaktır.</w:t>
+              <w:t xml:space="preserve">Parasal karşılık, gerçek veri sonucu alındıktan sonra modelin kullanıldığı portföy üzerinden hesaplanacaktır.</w:t>
             </w:r>
           </w:p>
         </w:tc>
@@ -2233,7 +2233,7 @@
           <w:sz w:val="21"/>
           <w:szCs w:val="21"/>
         </w:rPr>
-        <w:t xml:space="preserve">Akıllı Değişken Üretimi, Analitik Modelleme Platformu içinde çalışır. Platform, kredi risk modellerinin veriden final modele kadar tüm geliştirme sürecini tek bir yapıda, adım adım ve kullanıcı onayıyla yönetir. Değişken üretimi bu sürecin üçüncü adımıdır.</w:t>
+        <w:t xml:space="preserve">Akıllı Değişken Üretimi, Analitik Modelleme Platformu içinde çalışır. Platform, modellerin veriden final modele kadar tüm geliştirme sürecini tek bir yapıda, adım adım ve kullanıcı onayıyla yönetir. Belirli bir model türüne bağlı değildir; farklı hedefler, veri setleri ve ekipler için aynı süreç kullanılır. Değişken üretimi bu sürecin üçüncü adımıdır.</w:t>
       </w:r>
     </w:p>
     <w:tbl>

--- a/docs/Akilli_Degisken_Uretimi.docx
+++ b/docs/Akilli_Degisken_Uretimi.docx
@@ -37,57 +37,20 @@
         <w:t xml:space="preserve">Projenin Amacı</w:t>
       </w:r>
     </w:p>
-    <w:tbl>
-      <w:tblPr>
-        <w:tblW w:type="dxa" w:w="9638"/>
-        <w:tblBorders>
-          <w:top w:val="single" w:color="auto" w:sz="4"/>
-          <w:left w:val="single" w:color="auto" w:sz="4"/>
-          <w:bottom w:val="single" w:color="auto" w:sz="4"/>
-          <w:right w:val="single" w:color="auto" w:sz="4"/>
-          <w:insideH w:val="single" w:color="auto" w:sz="4"/>
-          <w:insideV w:val="single" w:color="auto" w:sz="4"/>
-        </w:tblBorders>
-      </w:tblPr>
-      <w:tblGrid>
-        <w:gridCol w:w="9638"/>
-      </w:tblGrid>
-      <w:tr>
-        <w:tc>
-          <w:tcPr>
-            <w:tcW w:type="dxa" w:w="9638"/>
-            <w:tcBorders>
-              <w:top w:val="none" w:color="FFFFFF" w:sz="0"/>
-              <w:left w:val="none" w:color="FFFFFF" w:sz="0"/>
-              <w:bottom w:val="none" w:color="FFFFFF" w:sz="0"/>
-              <w:right w:val="none" w:color="FFFFFF" w:sz="0"/>
-            </w:tcBorders>
-            <w:shd w:fill="F4F4F4" w:color="auto" w:val="clear"/>
-            <w:tcMar>
-              <w:top w:type="dxa" w:w="160"/>
-              <w:left w:type="dxa" w:w="360"/>
-              <w:bottom w:type="dxa" w:w="160"/>
-              <w:right w:type="dxa" w:w="360"/>
-            </w:tcMar>
-          </w:tcPr>
-          <w:p>
-            <w:pPr>
-              <w:spacing w:after="0" w:before="0" w:line="288"/>
-              <w:jc w:val="center"/>
-            </w:pPr>
-            <w:r>
-              <w:rPr>
-                <w:rFonts w:ascii="Calibri" w:cs="Calibri" w:eastAsia="Calibri" w:hAnsi="Calibri"/>
-                <w:color w:val="262626"/>
-                <w:sz w:val="22"/>
-                <w:szCs w:val="22"/>
-              </w:rPr>
-              <w:t xml:space="preserve">Analitik Modelleme Platformu üzerinde, model geliştirme çalışmalarında kullanılan değişkenlerin üretimini yapay zekâ desteğiyle hızlandırmak ve üretilen her değişkenin modele katkısını ölçerek yalnızca fayda sağlayan değişkenlerin modele alınmasını sağlamak. Yapı belirli bir model türüne bağlı değildir; farklı hedefler ve veri setleri için ortak olarak kullanılabilir.</w:t>
-            </w:r>
-          </w:p>
-        </w:tc>
-      </w:tr>
-    </w:tbl>
+    <w:p>
+      <w:pPr>
+        <w:spacing w:after="140" w:before="0" w:line="276"/>
+      </w:pPr>
+      <w:r>
+        <w:rPr>
+          <w:rFonts w:ascii="Calibri" w:cs="Calibri" w:eastAsia="Calibri" w:hAnsi="Calibri"/>
+          <w:color w:val="262626"/>
+          <w:sz w:val="21"/>
+          <w:szCs w:val="21"/>
+        </w:rPr>
+        <w:t xml:space="preserve">Analitik Modelleme Platformu üzerinde, model geliştirme çalışmalarında kullanılan değişkenlerin üretimini yapay zekâ desteğiyle hızlandırmak ve üretilen her değişkenin modele katkısını ölçerek yalnızca fayda sağlayan değişkenlerin modele alınmasını sağlamak. Yapı belirli bir model türüne bağlı değildir; farklı hedefler ve veri setleri için ortak olarak kullanılabilir.</w:t>
+      </w:r>
+    </w:p>
     <w:p>
       <w:pPr>
         <w:pStyle w:val="Heading2"/>
